--- a/Fase 3/Evidencias Grupales/Informe Final - APT.docx
+++ b/Fase 3/Evidencias Grupales/Informe Final - APT.docx
@@ -85,26 +85,22 @@
         <w:jc w:val="right"/>
         <w:rPr>
           <w:rFonts w:ascii="Arial" w:hAnsi="Arial" w:cs="Arial"/>
-          <w:b/>
-          <w:bCs/>
         </w:rPr>
       </w:pPr>
-      <w:r>
-        <w:t xml:space="preserve">Luis </w:t>
-      </w:r>
-      <w:proofErr w:type="spellStart"/>
-      <w:r>
-        <w:t>Yagi</w:t>
-      </w:r>
-      <w:proofErr w:type="spellEnd"/>
       <w:r>
         <w:rPr>
           <w:rFonts w:ascii="Arial" w:hAnsi="Arial" w:cs="Arial"/>
-          <w:b/>
-          <w:bCs/>
         </w:rPr>
-        <w:t xml:space="preserve"> </w:t>
-      </w:r>
+        <w:t xml:space="preserve">Luis </w:t>
+      </w:r>
+      <w:proofErr w:type="spellStart"/>
+      <w:r>
+        <w:rPr>
+          <w:rFonts w:ascii="Arial" w:hAnsi="Arial" w:cs="Arial"/>
+        </w:rPr>
+        <w:t>Yagui</w:t>
+      </w:r>
+      <w:proofErr w:type="spellEnd"/>
     </w:p>
     <w:p>
       <w:pPr>
@@ -176,38 +172,9 @@
           <w:sz w:val="28"/>
           <w:szCs w:val="28"/>
         </w:rPr>
-        <w:t>FerreDash</w:t>
+        <w:t>Ferredash</w:t>
       </w:r>
       <w:proofErr w:type="spellEnd"/>
-      <w:r>
-        <w:rPr>
-          <w:rFonts w:ascii="Arial" w:hAnsi="Arial" w:cs="Arial"/>
-          <w:color w:val="auto"/>
-          <w:sz w:val="28"/>
-          <w:szCs w:val="28"/>
-        </w:rPr>
-        <w:t xml:space="preserve">: </w:t>
-      </w:r>
-      <w:proofErr w:type="spellStart"/>
-      <w:r>
-        <w:rPr>
-          <w:rFonts w:ascii="Arial" w:hAnsi="Arial" w:cs="Arial"/>
-          <w:color w:val="auto"/>
-          <w:sz w:val="28"/>
-          <w:szCs w:val="28"/>
-        </w:rPr>
-        <w:t>Dashboard</w:t>
-      </w:r>
-      <w:proofErr w:type="spellEnd"/>
-      <w:r>
-        <w:rPr>
-          <w:rFonts w:ascii="Arial" w:hAnsi="Arial" w:cs="Arial"/>
-          <w:color w:val="auto"/>
-          <w:sz w:val="28"/>
-          <w:szCs w:val="28"/>
-        </w:rPr>
-        <w:t xml:space="preserve"> Gerencial</w:t>
-      </w:r>
     </w:p>
     <w:p>
       <w:pPr>
@@ -279,7 +246,28 @@
           <w:rFonts w:ascii="Arial" w:hAnsi="Arial" w:cs="Arial"/>
           <w:b/>
         </w:rPr>
-        <w:t>Analista Programador</w:t>
+        <w:t>I</w:t>
+      </w:r>
+      <w:r>
+        <w:rPr>
+          <w:rFonts w:ascii="Arial" w:hAnsi="Arial" w:cs="Arial"/>
+          <w:b/>
+        </w:rPr>
+        <w:t xml:space="preserve">ngeniería </w:t>
+      </w:r>
+      <w:r>
+        <w:rPr>
+          <w:rFonts w:ascii="Arial" w:hAnsi="Arial" w:cs="Arial"/>
+          <w:b/>
+        </w:rPr>
+        <w:t>I</w:t>
+      </w:r>
+      <w:r>
+        <w:rPr>
+          <w:rFonts w:ascii="Arial" w:hAnsi="Arial" w:cs="Arial"/>
+          <w:b/>
+        </w:rPr>
+        <w:t>nformática</w:t>
       </w:r>
     </w:p>
     <w:p>
@@ -332,32 +320,61 @@
       </w:pPr>
       <w:r>
         <w:rPr>
+          <w:rFonts w:ascii="Arial" w:hAnsi="Arial" w:cs="Arial"/>
           <w:b/>
-          <w:bCs/>
+          <w:iCs/>
         </w:rPr>
-        <w:t>Diego Velásquez</w:t>
-      </w:r>
-      <w:r>
-        <w:rPr>
-          <w:b/>
-          <w:bCs/>
-        </w:rPr>
-        <w:t xml:space="preserve"> </w:t>
-      </w:r>
+        <w:t xml:space="preserve">Franco </w:t>
+      </w:r>
+      <w:proofErr w:type="spellStart"/>
       <w:r>
         <w:rPr>
           <w:rFonts w:ascii="Arial" w:hAnsi="Arial" w:cs="Arial"/>
           <w:b/>
           <w:iCs/>
         </w:rPr>
-        <w:t xml:space="preserve">- </w:t>
-      </w:r>
+        <w:t>Saldía</w:t>
+      </w:r>
+      <w:proofErr w:type="spellEnd"/>
       <w:r>
         <w:rPr>
+          <w:rFonts w:ascii="Arial" w:hAnsi="Arial" w:cs="Arial"/>
           <w:b/>
-          <w:bCs/>
+          <w:iCs/>
         </w:rPr>
-        <w:t>Franco Saldia</w:t>
+        <w:t xml:space="preserve"> Francke</w:t>
+      </w:r>
+      <w:r>
+        <w:rPr>
+          <w:rFonts w:ascii="Arial" w:hAnsi="Arial" w:cs="Arial"/>
+          <w:b/>
+          <w:iCs/>
+        </w:rPr>
+        <w:t xml:space="preserve"> – </w:t>
+      </w:r>
+      <w:r>
+        <w:rPr>
+          <w:rFonts w:ascii="Arial" w:hAnsi="Arial" w:cs="Arial"/>
+          <w:b/>
+          <w:iCs/>
+        </w:rPr>
+        <w:t>Diego Velásquez</w:t>
+      </w:r>
+      <w:r>
+        <w:rPr>
+          <w:rFonts w:ascii="Arial" w:hAnsi="Arial" w:cs="Arial"/>
+          <w:b/>
+          <w:iCs/>
+        </w:rPr>
+        <w:t xml:space="preserve"> </w:t>
+      </w:r>
+      <w:r>
+        <w:rPr>
+          <w:rFonts w:ascii="Arial" w:hAnsi="Arial" w:cs="Arial"/>
+          <w:b/>
+          <w:iCs/>
+        </w:rPr>
+        <w:t>Mancilla</w:t>
       </w:r>
     </w:p>
     <w:p>
@@ -421,223 +438,168 @@
       </w:r>
       <w:bookmarkEnd w:id="0"/>
     </w:p>
-    <w:p/>
-    <w:p>
-      <w:pPr>
-        <w:spacing w:after="160" w:line="259" w:lineRule="auto"/>
-        <w:jc w:val="right"/>
+    <w:p>
+      <w:r>
         <w:rPr>
-          <w:rFonts w:ascii="Arial" w:hAnsi="Arial" w:cs="Arial"/>
-          <w:color w:val="444444"/>
+          <w:b/>
+          <w:bCs/>
         </w:rPr>
-      </w:pPr>
-    </w:p>
-    <w:p>
-      <w:pPr>
-        <w:spacing w:after="160" w:line="259" w:lineRule="auto"/>
-        <w:jc w:val="right"/>
+        <w:t>Franco</w:t>
+      </w:r>
+      <w:r>
+        <w:t xml:space="preserve">: </w:t>
+      </w:r>
+      <w:r>
+        <w:t>Dedico este trabajo a mi familia, quienes me han acompañado en cada etapa de mi formación personal y académica. Su apoyo, paciencia y confianza fueron fundamentales para superar cada desafío y completar con éxito este proceso.</w:t>
+      </w:r>
+    </w:p>
+    <w:p>
+      <w:r>
+        <w:t>Mi mayor motivación fue mi pequeña, cuya presencia me entregó la fuerza necesaria para continuar incluso en los momentos más complejos. Ella se convirtió en el motor que impulsó cada uno de mis esfuerzos y en la razón principal para no rendirme.</w:t>
+      </w:r>
+    </w:p>
+    <w:p>
+      <w:r>
+        <w:t>También dedico este logro a mi pareja, Jazmín Recabarren, quien me ha acompañado desde el primer día. Su apoyo incondicional, sus palabras de ánimo y su presencia constante hicieron posible avanzar cuando el camino se volvía difícil. Gracias por creer en mí incluso cuando yo dudaba.</w:t>
+      </w:r>
+    </w:p>
+    <w:p>
+      <w:r>
+        <w:t>De igual manera, quiero dedicar este trabajo a mi padre, quien ha estado a mi lado durante toda mi vida. Su ejemplo, sus consejos y su respaldo permanente han sido pilares fundamentales para mi crecimiento. Sin su apoyo, muchas de las metas alcanzadas hoy no habrían sido posibles.</w:t>
+      </w:r>
+    </w:p>
+    <w:p>
+      <w:r>
+        <w:t>A todos ellos, gracias por darme la fuerza y el propósito para llegar hasta el final. Este logro también es suyo.</w:t>
+      </w:r>
+    </w:p>
+    <w:p>
+      <w:r>
         <w:rPr>
-          <w:rFonts w:ascii="Arial" w:hAnsi="Arial" w:cs="Arial"/>
-          <w:color w:val="444444"/>
+          <w:b/>
+          <w:bCs/>
         </w:rPr>
-      </w:pPr>
-    </w:p>
-    <w:p>
-      <w:pPr>
-        <w:spacing w:after="160" w:line="259" w:lineRule="auto"/>
-        <w:jc w:val="right"/>
+        <w:t>Diego:</w:t>
+      </w:r>
+      <w:r>
         <w:rPr>
-          <w:rFonts w:ascii="Arial" w:hAnsi="Arial" w:cs="Arial"/>
-          <w:color w:val="444444"/>
+          <w:b/>
+          <w:bCs/>
         </w:rPr>
-      </w:pPr>
-    </w:p>
-    <w:p>
-      <w:pPr>
-        <w:spacing w:after="160" w:line="259" w:lineRule="auto"/>
-        <w:jc w:val="right"/>
-        <w:rPr>
-          <w:rFonts w:ascii="Arial" w:hAnsi="Arial" w:cs="Arial"/>
-          <w:color w:val="444444"/>
-        </w:rPr>
-      </w:pPr>
-    </w:p>
-    <w:p>
-      <w:pPr>
-        <w:spacing w:after="160" w:line="259" w:lineRule="auto"/>
-        <w:jc w:val="right"/>
-        <w:rPr>
-          <w:rFonts w:ascii="Arial" w:hAnsi="Arial" w:cs="Arial"/>
-          <w:color w:val="444444"/>
-        </w:rPr>
-      </w:pPr>
-    </w:p>
-    <w:p>
-      <w:pPr>
-        <w:spacing w:after="160" w:line="259" w:lineRule="auto"/>
-        <w:jc w:val="right"/>
-        <w:rPr>
-          <w:rFonts w:ascii="Arial" w:hAnsi="Arial" w:cs="Arial"/>
-          <w:color w:val="444444"/>
-        </w:rPr>
-      </w:pPr>
-    </w:p>
-    <w:p>
-      <w:pPr>
-        <w:spacing w:after="160" w:line="259" w:lineRule="auto"/>
-        <w:jc w:val="right"/>
-        <w:rPr>
-          <w:rFonts w:ascii="Arial" w:hAnsi="Arial" w:cs="Arial"/>
-          <w:color w:val="444444"/>
-        </w:rPr>
-      </w:pPr>
-    </w:p>
-    <w:p>
-      <w:pPr>
-        <w:spacing w:after="160" w:line="259" w:lineRule="auto"/>
-        <w:jc w:val="right"/>
-        <w:rPr>
-          <w:rFonts w:ascii="Arial" w:hAnsi="Arial" w:cs="Arial"/>
-          <w:color w:val="444444"/>
-        </w:rPr>
-      </w:pPr>
-    </w:p>
-    <w:p>
-      <w:pPr>
-        <w:spacing w:after="160" w:line="259" w:lineRule="auto"/>
-        <w:jc w:val="right"/>
-        <w:rPr>
-          <w:rFonts w:ascii="Arial" w:hAnsi="Arial" w:cs="Arial"/>
-          <w:color w:val="444444"/>
-        </w:rPr>
-      </w:pPr>
-    </w:p>
-    <w:p>
-      <w:pPr>
-        <w:spacing w:after="160" w:line="259" w:lineRule="auto"/>
-        <w:jc w:val="right"/>
-        <w:rPr>
-          <w:rFonts w:ascii="Arial" w:hAnsi="Arial" w:cs="Arial"/>
-          <w:color w:val="444444"/>
-        </w:rPr>
-      </w:pPr>
-    </w:p>
-    <w:p>
-      <w:pPr>
-        <w:spacing w:after="160" w:line="259" w:lineRule="auto"/>
-        <w:jc w:val="right"/>
-        <w:rPr>
-          <w:rFonts w:ascii="Arial" w:hAnsi="Arial" w:cs="Arial"/>
-          <w:color w:val="444444"/>
-        </w:rPr>
-      </w:pPr>
-    </w:p>
-    <w:p>
-      <w:pPr>
-        <w:spacing w:after="160" w:line="259" w:lineRule="auto"/>
-        <w:jc w:val="right"/>
-        <w:rPr>
-          <w:rFonts w:ascii="Arial" w:hAnsi="Arial" w:cs="Arial"/>
-          <w:color w:val="444444"/>
-        </w:rPr>
-      </w:pPr>
-    </w:p>
-    <w:p>
-      <w:pPr>
-        <w:spacing w:after="160" w:line="259" w:lineRule="auto"/>
-        <w:jc w:val="right"/>
-        <w:rPr>
-          <w:rFonts w:ascii="Arial" w:hAnsi="Arial" w:cs="Arial"/>
-          <w:color w:val="444444"/>
-        </w:rPr>
-      </w:pPr>
-    </w:p>
-    <w:p>
-      <w:pPr>
-        <w:spacing w:after="160" w:line="259" w:lineRule="auto"/>
-        <w:jc w:val="right"/>
-        <w:rPr>
-          <w:rFonts w:ascii="Arial" w:hAnsi="Arial" w:cs="Arial"/>
-          <w:color w:val="444444"/>
-        </w:rPr>
-      </w:pPr>
-    </w:p>
-    <w:p>
-      <w:pPr>
-        <w:spacing w:after="160" w:line="259" w:lineRule="auto"/>
-        <w:jc w:val="right"/>
-        <w:rPr>
-          <w:rFonts w:ascii="Arial" w:hAnsi="Arial" w:cs="Arial"/>
-          <w:color w:val="444444"/>
-        </w:rPr>
-      </w:pPr>
-    </w:p>
-    <w:p>
-      <w:pPr>
-        <w:spacing w:after="160" w:line="259" w:lineRule="auto"/>
-        <w:jc w:val="right"/>
-        <w:rPr>
-          <w:rFonts w:ascii="Arial" w:hAnsi="Arial" w:cs="Arial"/>
-          <w:color w:val="444444"/>
-        </w:rPr>
-      </w:pPr>
-    </w:p>
-    <w:p>
-      <w:pPr>
-        <w:spacing w:after="160" w:line="259" w:lineRule="auto"/>
-        <w:jc w:val="right"/>
-        <w:rPr>
-          <w:rFonts w:ascii="Arial" w:hAnsi="Arial" w:cs="Arial"/>
-          <w:color w:val="444444"/>
-        </w:rPr>
-      </w:pPr>
-    </w:p>
-    <w:p>
-      <w:pPr>
-        <w:spacing w:after="160" w:line="259" w:lineRule="auto"/>
-        <w:jc w:val="right"/>
-        <w:rPr>
-          <w:rFonts w:ascii="Arial" w:hAnsi="Arial" w:cs="Arial"/>
-          <w:color w:val="444444"/>
-        </w:rPr>
-      </w:pPr>
-    </w:p>
-    <w:p>
-      <w:pPr>
-        <w:spacing w:after="160" w:line="259" w:lineRule="auto"/>
-        <w:jc w:val="right"/>
-        <w:rPr>
-          <w:rFonts w:ascii="Arial" w:hAnsi="Arial" w:cs="Arial"/>
-          <w:color w:val="444444"/>
-        </w:rPr>
-      </w:pPr>
-    </w:p>
-    <w:p>
-      <w:pPr>
-        <w:spacing w:after="160" w:line="259" w:lineRule="auto"/>
-        <w:jc w:val="right"/>
-        <w:rPr>
-          <w:rFonts w:ascii="Arial" w:hAnsi="Arial" w:cs="Arial"/>
-          <w:color w:val="444444"/>
-        </w:rPr>
-      </w:pPr>
-    </w:p>
-    <w:p>
-      <w:pPr>
-        <w:spacing w:after="160" w:line="259" w:lineRule="auto"/>
-        <w:jc w:val="right"/>
-        <w:rPr>
-          <w:rFonts w:ascii="Arial" w:hAnsi="Arial" w:cs="Arial"/>
-          <w:color w:val="444444"/>
-        </w:rPr>
-      </w:pPr>
-    </w:p>
-    <w:p/>
-    <w:p/>
-    <w:p/>
-    <w:p/>
-    <w:p/>
-    <w:p/>
+        <w:t xml:space="preserve"> </w:t>
+      </w:r>
+      <w:r>
+        <w:t xml:space="preserve">Dedico este proyecto </w:t>
+      </w:r>
+      <w:r>
+        <w:t>a todos mis seres queridos</w:t>
+      </w:r>
+      <w:r>
+        <w:t>, quienes de cierta manera siempre han mostrado su apoyo en mi proceso de formación profesional y personal. Gracias a sus palabras de ánimo</w:t>
+      </w:r>
+      <w:r>
+        <w:t xml:space="preserve">, </w:t>
+      </w:r>
+      <w:r>
+        <w:t>renovaron mi confianza y me hicieron sentir motivado durante cada desafío en el que me he visto envuelto.</w:t>
+      </w:r>
+    </w:p>
+    <w:p>
+      <w:r>
+        <w:t xml:space="preserve">Reconozco que la mayor motivación de seguir adelante es Jehová mi Dios, en quien descanso mis cargas cuando no puedo con ellas. Reconozco </w:t>
+      </w:r>
+      <w:r>
+        <w:t>que,</w:t>
+      </w:r>
+      <w:r>
+        <w:t xml:space="preserve"> si durante este proceso </w:t>
+      </w:r>
+      <w:r>
+        <w:t>se me han presentado</w:t>
+      </w:r>
+      <w:r>
+        <w:t xml:space="preserve"> grandes dificultades</w:t>
+      </w:r>
+      <w:r>
+        <w:t>,</w:t>
+      </w:r>
+      <w:r>
+        <w:t xml:space="preserve"> </w:t>
+      </w:r>
+      <w:r>
+        <w:t>él me ha dado la fuerza y el consuelo para</w:t>
+      </w:r>
+      <w:r>
+        <w:t xml:space="preserve"> salir adelante</w:t>
+      </w:r>
+      <w:r>
+        <w:t xml:space="preserve"> y por ello le entrego mis gracias de manera pública.</w:t>
+      </w:r>
+    </w:p>
+    <w:p>
+      <w:r>
+        <w:t>De igual manera, quiero dedicar este trabajo a mi pareja, Yesenia Monsalve. Quien me ha acompañado desde el inicio de esta etapa de mi vida, brindando un apoyo sincero y palabras de ánimo cuando nunca nadie más las dio</w:t>
+      </w:r>
+      <w:r>
+        <w:t>.</w:t>
+      </w:r>
+      <w:r>
+        <w:t xml:space="preserve"> </w:t>
+      </w:r>
+      <w:r>
+        <w:t>Gracias por ver en mi aquello que ni yo lograba ver.</w:t>
+      </w:r>
+    </w:p>
+    <w:p>
+      <w:r>
+        <w:t>Agradezco a mis padres por su apoyo y confianza, por facilitar mi camino en este gran proceso de crecimiento profesional, brindar un ambiente que me permitiera continuar con tranquilidad y a patrocinar mis avances.</w:t>
+      </w:r>
+    </w:p>
+    <w:p>
+      <w:r>
+        <w:t>T</w:t>
+      </w:r>
+      <w:r>
+        <w:t xml:space="preserve">ambién agradezco a mis sobrinos, todos </w:t>
+      </w:r>
+      <w:r>
+        <w:t>esos</w:t>
+      </w:r>
+      <w:r>
+        <w:t xml:space="preserve"> pequeños que</w:t>
+      </w:r>
+      <w:r>
+        <w:t xml:space="preserve"> me</w:t>
+      </w:r>
+      <w:r>
+        <w:t xml:space="preserve"> dieron alegrías a mi vida en momentos de estrés y me permitieron volver al proyecto con más energías.</w:t>
+      </w:r>
+    </w:p>
+    <w:p>
+      <w:r>
+        <w:t>Sin el apoyo de todas estas partes jamás podría haber sido capaz de llegar hasta aquí, ni conseguir toda la felicidad que inunda mi mundo el día de hoy</w:t>
+      </w:r>
+      <w:r>
+        <w:t>. G</w:t>
+      </w:r>
+      <w:r>
+        <w:t xml:space="preserve">racias a todos, gracias </w:t>
+      </w:r>
+      <w:r>
+        <w:t xml:space="preserve">a </w:t>
+      </w:r>
+      <w:r>
+        <w:t>Jah</w:t>
+      </w:r>
+      <w:r>
+        <w:t>.</w:t>
+      </w:r>
+    </w:p>
+    <w:p>
+      <w:r>
+        <w:br w:type="page"/>
+      </w:r>
+    </w:p>
     <w:p>
       <w:pPr>
         <w:pStyle w:val="Ttulo1"/>
@@ -650,15 +612,42 @@
       <w:bookmarkEnd w:id="1"/>
     </w:p>
     <w:p>
-      <w:pPr>
-        <w:rPr>
-          <w:rFonts w:eastAsiaTheme="majorEastAsia" w:cstheme="majorBidi"/>
-          <w:b/>
-          <w:bCs/>
-          <w:color w:val="2F5496" w:themeColor="accent1" w:themeShade="BF"/>
-        </w:rPr>
-      </w:pPr>
-    </w:p>
+      <w:r>
+        <w:t xml:space="preserve">Deseo expresar mi agradecimiento a todas las personas </w:t>
+      </w:r>
+      <w:r>
+        <w:t>y mi institución</w:t>
+      </w:r>
+      <w:r>
+        <w:t xml:space="preserve"> que hicieron posible el desarrollo y finalización del proyecto FerreDash. Su colaboración y disposición fueron fundamentales para transformar este trabajo académico en una experiencia enriquecedora y altamente significativa.</w:t>
+      </w:r>
+    </w:p>
+    <w:p>
+      <w:r>
+        <w:t>En primer lugar, agradezco a mi familia, cuyo apoyo constante me permitió mantener el equilibrio necesario entre mis responsabilidades académicas y personales. Su comprensión y respaldo fueron esenciales para avanzar con dedicación en cada etapa del proyecto.</w:t>
+      </w:r>
+    </w:p>
+    <w:p>
+      <w:r>
+        <w:t>Extiendo mis agradecimientos a la Directora de la Escuela de Informática y Telecomunicaciones, por su liderazgo y compromiso con el fortalecimiento continuo de la calidad académica. Su gestión ha permitido que los estudiantes enfrentemos desafíos reales y contemos con un entorno formativo de excelencia.</w:t>
+      </w:r>
+    </w:p>
+    <w:p>
+      <w:r>
+        <w:t>Agradezco también a todos los docentes de la carrera, quienes con profesionalismo, claridad y vocación entregaron conocimientos que fueron fundamentales para la construcción de este proyecto. Cada asignatura y cada retroalimentación recibida contribuyeron de manera directa al desarrollo de las competencias necesarias para llevar a cabo este trabajo.</w:t>
+      </w:r>
+    </w:p>
+    <w:p>
+      <w:r>
+        <w:t>Finalmente, quiero agradecer al dueño de la Ferretería San Andrés, por abrirnos las puertas de su negocio y confiar en nosotros para desarrollar una solución que respondiera a sus necesidades reales. Su colaboración permitió orientar el proyecto hacia un caso práctico concreto, enriqueciendo su alcance y su propósito.</w:t>
+      </w:r>
+    </w:p>
+    <w:p>
+      <w:r>
+        <w:t>A todas las personas que aportaron desde sus distintas áreas y roles, les expreso mi sincero reconocimiento. Este proyecto es el resultado de un esfuerzo conjunto que valoro profundamente.</w:t>
+      </w:r>
+    </w:p>
+    <w:p/>
     <w:p>
       <w:pPr>
         <w:rPr>
@@ -687,136 +676,82 @@
       <w:bookmarkEnd w:id="2"/>
     </w:p>
     <w:p>
-      <w:pPr>
-        <w:spacing w:after="160" w:line="278" w:lineRule="auto"/>
-      </w:pPr>
-      <w:r>
-        <w:t xml:space="preserve">El proyecto </w:t>
+      <w:bookmarkStart w:id="3" w:name="_Toc83330851"/>
+      <w:bookmarkStart w:id="4" w:name="_Toc83970145"/>
+      <w:bookmarkStart w:id="5" w:name="_Toc84208035"/>
+      <w:r>
+        <w:t>El presente informe describe el desarrollo del proyecto FerreDash, una solución tecnológica orientada a optimizar, organizar y modernizar la gestión del inventario de la Ferretería San Andrés, incorporando además un módulo de pronóstico que permite anticipar necesidades futuras de stock. Este proyecto se enmarca en el Proceso de Portafolio de Título (APT) y representa la aplicación integral de las competencias adquiridas durante la carrera de Analista Programador.</w:t>
+      </w:r>
+    </w:p>
+    <w:p>
+      <w:r>
+        <w:t xml:space="preserve">FerreDash se construyó bajo una arquitectura Full </w:t>
       </w:r>
       <w:proofErr w:type="spellStart"/>
       <w:r>
-        <w:rPr>
-          <w:b/>
-          <w:bCs/>
-        </w:rPr>
-        <w:t>FerreDash</w:t>
+        <w:t>Stack</w:t>
       </w:r>
       <w:proofErr w:type="spellEnd"/>
       <w:r>
-        <w:t xml:space="preserve"> tuvo como objetivo desarrollar una </w:t>
-      </w:r>
-      <w:r>
-        <w:rPr>
-          <w:b/>
-          <w:bCs/>
-        </w:rPr>
-        <w:t>plataforma digital híbrida</w:t>
-      </w:r>
-      <w:r>
-        <w:t xml:space="preserve"> —portal web y aplicación móvil— para la Ferretería San Andrés, orientada a optimizar la gestión de inventario, mejorar el control de ventas, fortalecer la administración de empleados e incorporar modelos predictivos con métricas de alta precisión para apoyar la toma de decisiones gerenciales.</w:t>
-      </w:r>
-    </w:p>
-    <w:p>
-      <w:pPr>
-        <w:spacing w:after="160" w:line="278" w:lineRule="auto"/>
-      </w:pPr>
-      <w:r>
-        <w:t xml:space="preserve">El proyecto logró entregar una solución integral, moderna y escalable, con una arquitectura de datos robusta, </w:t>
+        <w:t xml:space="preserve">, compuesta por un </w:t>
       </w:r>
       <w:proofErr w:type="spellStart"/>
       <w:r>
-        <w:t>dashboards</w:t>
+        <w:t>backend</w:t>
       </w:r>
       <w:proofErr w:type="spellEnd"/>
       <w:r>
-        <w:t xml:space="preserve"> ejecutivos dinámicos y una aplicación móvil que facilita el trabajo en terreno. Las funcionalidades clave fueron implementadas y la experiencia del cliente se vio fortalecida mediante interfaces más ágiles, tiempos de respuesta óptimos y automatización de procesos anteriormente manuales.</w:t>
-      </w:r>
-    </w:p>
-    <w:p>
-      <w:pPr>
-        <w:spacing w:after="160" w:line="278" w:lineRule="auto"/>
-      </w:pPr>
-      <w:r>
-        <w:t>Los beneficios principales conseguidos incluyen:</w:t>
-      </w:r>
-    </w:p>
-    <w:p>
-      <w:pPr>
-        <w:pStyle w:val="Prrafodelista"/>
-        <w:numPr>
-          <w:ilvl w:val="0"/>
-          <w:numId w:val="64"/>
-        </w:numPr>
-        <w:spacing w:after="160" w:line="278" w:lineRule="auto"/>
-        <w:jc w:val="left"/>
-      </w:pPr>
-      <w:r>
-        <w:rPr>
-          <w:b/>
-          <w:bCs/>
-        </w:rPr>
-        <w:t>Reducción significativa en rupturas de stock</w:t>
-      </w:r>
-      <w:r>
-        <w:t>, gracias al uso de modelos predictivos.</w:t>
-      </w:r>
-    </w:p>
-    <w:p>
-      <w:pPr>
-        <w:pStyle w:val="Prrafodelista"/>
-        <w:numPr>
-          <w:ilvl w:val="0"/>
-          <w:numId w:val="64"/>
-        </w:numPr>
-        <w:spacing w:after="160" w:line="278" w:lineRule="auto"/>
-        <w:jc w:val="left"/>
-      </w:pPr>
-      <w:r>
-        <w:rPr>
-          <w:b/>
-          <w:bCs/>
-        </w:rPr>
-        <w:t>Optimización de tiempos administrativos</w:t>
-      </w:r>
-      <w:r>
-        <w:t>, con digitalización completa del inventario y ventas.</w:t>
-      </w:r>
-    </w:p>
-    <w:p>
-      <w:pPr>
-        <w:pStyle w:val="Prrafodelista"/>
-        <w:numPr>
-          <w:ilvl w:val="0"/>
-          <w:numId w:val="64"/>
-        </w:numPr>
-        <w:spacing w:after="160" w:line="278" w:lineRule="auto"/>
-        <w:jc w:val="left"/>
-      </w:pPr>
-      <w:r>
-        <w:rPr>
-          <w:b/>
-          <w:bCs/>
-        </w:rPr>
-        <w:t>Mejora en el análisis de desempeño y toma de decisiones</w:t>
-      </w:r>
-      <w:r>
-        <w:t xml:space="preserve">, mediante </w:t>
+        <w:t xml:space="preserve"> desarrollado en Django y Django REST Framework, una base de datos implementada en PostgreSQL, un </w:t>
       </w:r>
       <w:proofErr w:type="spellStart"/>
       <w:r>
-        <w:t>dashboards</w:t>
+        <w:t>frontend</w:t>
       </w:r>
       <w:proofErr w:type="spellEnd"/>
       <w:r>
-        <w:t xml:space="preserve"> ejecutivos claros y precisos.</w:t>
-      </w:r>
-    </w:p>
-    <w:p>
-      <w:pPr>
-        <w:spacing w:after="160" w:line="278" w:lineRule="auto"/>
-      </w:pPr>
-      <w:r>
-        <w:t>El proyecto concluye exitosamente con la adopción de la plataforma y la validación de sus módulos por parte del cliente y los usuarios clave.</w:t>
+        <w:t xml:space="preserve"> desarrollado en </w:t>
+      </w:r>
+      <w:proofErr w:type="spellStart"/>
+      <w:r>
+        <w:t>React</w:t>
+      </w:r>
+      <w:proofErr w:type="spellEnd"/>
+      <w:r>
+        <w:t xml:space="preserve"> con </w:t>
+      </w:r>
+      <w:proofErr w:type="spellStart"/>
+      <w:r>
+        <w:t>TailwindCSS</w:t>
+      </w:r>
+      <w:proofErr w:type="spellEnd"/>
+      <w:r>
+        <w:t>, y scripts encargados de mantener actualizada la información del inventario. El sistema permite registrar y consultar productos, controlar existencias, gestionar movimientos de entrada y salida, y, a partir de los datos disponibles, generar pronósticos de inventario que apoyan la toma de decisiones sobre reposición y control de stock.</w:t>
+      </w:r>
+    </w:p>
+    <w:p>
+      <w:r>
+        <w:t xml:space="preserve">En este informe se presentan los antecedentes del proyecto, el planteamiento del problema que dio origen a la solución, los objetivos generales y específicos, las competencias del perfil de egreso involucradas y la fundamentación del proyecto en el contexto del APT. Posteriormente, se detalla la metodología de desarrollo utilizada, la planificación por etapas, la construcción de cada componente, la integración entre </w:t>
+      </w:r>
+      <w:proofErr w:type="spellStart"/>
+      <w:r>
+        <w:t>backend</w:t>
+      </w:r>
+      <w:proofErr w:type="spellEnd"/>
+      <w:r>
+        <w:t xml:space="preserve">, base de datos y </w:t>
+      </w:r>
+      <w:proofErr w:type="spellStart"/>
+      <w:r>
+        <w:t>frontend</w:t>
+      </w:r>
+      <w:proofErr w:type="spellEnd"/>
+      <w:r>
+        <w:t>, así como las pruebas realizadas para validar el correcto funcionamiento del sistema y del módulo de pronóstico.</w:t>
+      </w:r>
+    </w:p>
+    <w:p>
+      <w:r>
+        <w:t>Finalmente, se exponen los resultados obtenidos, las conclusiones derivadas del proceso de desarrollo y una serie de recomendaciones orientadas a futuras mejoras y ampliaciones del sistema. FerreDash se consolida como una herramienta funcional, adaptable y con capacidad de proyección, capaz de responder a las necesidades reales de control y pronóstico de inventario en un entorno comercial.</w:t>
       </w:r>
     </w:p>
     <w:p>
@@ -827,9 +762,6 @@
           <w:szCs w:val="36"/>
         </w:rPr>
       </w:pPr>
-      <w:bookmarkStart w:id="3" w:name="_Toc83330851"/>
-      <w:bookmarkStart w:id="4" w:name="_Toc83970145"/>
-      <w:bookmarkStart w:id="5" w:name="_Toc84208035"/>
       <w:r>
         <w:br w:type="page"/>
       </w:r>
@@ -4071,128 +4003,73 @@
       <w:bookmarkEnd w:id="11"/>
     </w:p>
     <w:p>
-      <w:pPr>
-        <w:spacing w:after="160" w:line="278" w:lineRule="auto"/>
-      </w:pPr>
-      <w:r>
-        <w:t xml:space="preserve">Ferretería San Andrés operaba históricamente con datos dispersos en planillas Excel, generando dificultades para el control del stock, la previsión de demanda y la evaluación del rendimiento comercial. El proyecto </w:t>
+      <w:r>
+        <w:t>La gestión del inventario es uno de los pilares fundamentales para el funcionamiento eficiente de cualquier ferretería, ya que garantiza la disponibilidad de productos, evita quiebres de stock y permite una adecuada planificación de compras. Sin embargo, cuando los registros se llevan de manera manual, dispersa o mediante herramientas no centralizadas, se generan problemas como desactualización de datos, pérdida de información, errores humanos y dificultades para tomar decisiones oportunas.</w:t>
+      </w:r>
+    </w:p>
+    <w:p>
+      <w:r>
+        <w:t>El proyecto FerreDash surge como respuesta a esta necesidad, con el propósito de dotar a la Ferretería San Andrés de una herramienta moderna que permita administrar su inventario de forma ordenada, confiable y precisa. Además del control tradicional de existencias, el sistema incorpora un módulo de pronóstico de inventario, diseñado para anticipar las necesidades futuras de reposición y apoyar la toma de decisiones estratégicas en cuanto a abastecimiento.</w:t>
+      </w:r>
+    </w:p>
+    <w:p>
+      <w:r>
+        <w:t xml:space="preserve">FerreDash fue desarrollado mediante una arquitectura Full </w:t>
       </w:r>
       <w:proofErr w:type="spellStart"/>
       <w:r>
-        <w:t>FerreDash</w:t>
+        <w:t>Stack</w:t>
       </w:r>
       <w:proofErr w:type="spellEnd"/>
       <w:r>
-        <w:t xml:space="preserve"> moderniza completamente la operación mediante la centralización de datos, automatización de reportes y utilización de algoritmos predictivos.</w:t>
-      </w:r>
-    </w:p>
-    <w:p>
-      <w:pPr>
-        <w:spacing w:after="160" w:line="278" w:lineRule="auto"/>
-        <w:jc w:val="left"/>
-      </w:pPr>
-      <w:r>
-        <w:rPr>
-          <w:b/>
-          <w:bCs/>
-        </w:rPr>
-        <w:t>Profesor guía:</w:t>
-      </w:r>
-      <w:r>
-        <w:t xml:space="preserve"> </w:t>
-      </w:r>
-      <w:bookmarkStart w:id="12" w:name="_Hlk214379201"/>
-      <w:r>
-        <w:t xml:space="preserve">Luis </w:t>
+        <w:t xml:space="preserve">, integrando un </w:t>
       </w:r>
       <w:proofErr w:type="spellStart"/>
       <w:r>
-        <w:t>Yagi</w:t>
-      </w:r>
-      <w:bookmarkEnd w:id="12"/>
+        <w:t>backend</w:t>
+      </w:r>
       <w:proofErr w:type="spellEnd"/>
       <w:r>
-        <w:br/>
-      </w:r>
-      <w:r>
-        <w:rPr>
-          <w:b/>
-          <w:bCs/>
-        </w:rPr>
-        <w:t>Cliente / Patrocinador:</w:t>
-      </w:r>
-      <w:r>
-        <w:t xml:space="preserve"> Gerente de Ferretería San Andrés</w:t>
-      </w:r>
-      <w:r>
-        <w:br/>
-      </w:r>
-      <w:r>
-        <w:rPr>
-          <w:b/>
-          <w:bCs/>
-        </w:rPr>
-        <w:t>Equipo principal:</w:t>
-      </w:r>
-    </w:p>
-    <w:p>
-      <w:pPr>
-        <w:pStyle w:val="Prrafodelista"/>
-        <w:numPr>
-          <w:ilvl w:val="0"/>
-          <w:numId w:val="63"/>
-        </w:numPr>
-        <w:spacing w:after="160" w:line="278" w:lineRule="auto"/>
-        <w:jc w:val="left"/>
-      </w:pPr>
-      <w:bookmarkStart w:id="13" w:name="_Hlk214379210"/>
-      <w:r>
-        <w:rPr>
-          <w:b/>
-          <w:bCs/>
-        </w:rPr>
-        <w:t>Diego Velásquez</w:t>
-      </w:r>
-      <w:r>
-        <w:t xml:space="preserve"> </w:t>
-      </w:r>
-      <w:bookmarkEnd w:id="13"/>
-      <w:r>
-        <w:t>— Gerente de Proyecto</w:t>
-      </w:r>
-    </w:p>
-    <w:p>
-      <w:pPr>
-        <w:pStyle w:val="Prrafodelista"/>
-        <w:numPr>
-          <w:ilvl w:val="0"/>
-          <w:numId w:val="63"/>
-        </w:numPr>
-        <w:spacing w:after="160" w:line="278" w:lineRule="auto"/>
-        <w:jc w:val="left"/>
-      </w:pPr>
-      <w:bookmarkStart w:id="14" w:name="_Hlk214379220"/>
-      <w:r>
-        <w:rPr>
-          <w:b/>
-          <w:bCs/>
-        </w:rPr>
-        <w:t>Franco Saldia</w:t>
-      </w:r>
-      <w:r>
-        <w:t xml:space="preserve"> </w:t>
-      </w:r>
-      <w:bookmarkEnd w:id="14"/>
-      <w:r>
-        <w:t>— Desarrollador Móvil &amp; QA</w:t>
-      </w:r>
-    </w:p>
-    <w:p>
-      <w:pPr>
-        <w:spacing w:after="160" w:line="278" w:lineRule="auto"/>
-      </w:pPr>
-      <w:r>
-        <w:t>El Plan de Dirección definió la hoja de ruta técnica, gerencial y operativa, logrando una ejecución controlada durante los tres meses de desarrollo.</w:t>
+        <w:t xml:space="preserve"> construido con Django y Django REST Framework, un </w:t>
+      </w:r>
+      <w:proofErr w:type="spellStart"/>
+      <w:r>
+        <w:t>frontend</w:t>
+      </w:r>
+      <w:proofErr w:type="spellEnd"/>
+      <w:r>
+        <w:t xml:space="preserve"> elaborado con </w:t>
+      </w:r>
+      <w:proofErr w:type="spellStart"/>
+      <w:r>
+        <w:t>React</w:t>
+      </w:r>
+      <w:proofErr w:type="spellEnd"/>
+      <w:r>
+        <w:t xml:space="preserve"> y </w:t>
+      </w:r>
+      <w:proofErr w:type="spellStart"/>
+      <w:r>
+        <w:t>TailwindCSS</w:t>
+      </w:r>
+      <w:proofErr w:type="spellEnd"/>
+      <w:r>
+        <w:t>, y una base de datos en PostgreSQL. Esta infraestructura permite registrar productos, gestionar movimientos de entrada y salida, visualizar el estado del stock en tiempo real y generar proyecciones basadas en el comportamiento del inventario.</w:t>
+      </w:r>
+    </w:p>
+    <w:p>
+      <w:r>
+        <w:t>La implementación del sistema permitió aplicar las competencias fundamentales del perfil de egreso, tales como diseño e implementación de modelos de datos, construcción de soluciones de software, integración de componentes, validación de funcionalidades y gestión del desarrollo. A través de estas herramientas, se logró crear una solución escalable, funcional y alineada con las necesidades reales de una ferretería.</w:t>
+      </w:r>
+    </w:p>
+    <w:p>
+      <w:r>
+        <w:t>Esta introducción da paso al análisis detallado del proyecto, sus fundamentos técnicos y metodológicos, los resultados obtenidos y las conclusiones derivadas del desarrollo del sistema FerreDash.</w:t>
+      </w:r>
+    </w:p>
+    <w:p>
+      <w:r>
+        <w:br w:type="page"/>
       </w:r>
     </w:p>
     <w:p>
@@ -4203,101 +4080,15 @@
           <w:numId w:val="1"/>
         </w:numPr>
       </w:pPr>
-      <w:bookmarkStart w:id="15" w:name="_Toc168573499"/>
-      <w:r>
+      <w:bookmarkStart w:id="12" w:name="_Toc168573499"/>
+      <w:r>
+        <w:lastRenderedPageBreak/>
         <w:t>Descripción d</w:t>
       </w:r>
       <w:r>
         <w:t>el Proyecto</w:t>
       </w:r>
-      <w:bookmarkEnd w:id="15"/>
-    </w:p>
-    <w:p>
-      <w:r>
-        <w:t xml:space="preserve">El proyecto consiste en la renovación tecnológica integral de la Ferretería San Andrés mediante el desarrollo de una plataforma digital híbrida. Incluye: </w:t>
-      </w:r>
-    </w:p>
-    <w:p>
-      <w:pPr>
-        <w:pStyle w:val="Prrafodelista"/>
-        <w:numPr>
-          <w:ilvl w:val="0"/>
-          <w:numId w:val="67"/>
-        </w:numPr>
-      </w:pPr>
-      <w:r>
-        <w:t>Módulo de Infraestructura de Datos: Migración de datos históricos desde hojas Excel a una base de datos centralizada en SQLite. Incluye análisis, limpieza, normalización y estructuración de información histórica de ventas, inventario y clientes.</w:t>
-      </w:r>
-    </w:p>
-    <w:p>
-      <w:pPr>
-        <w:pStyle w:val="Prrafodelista"/>
-        <w:numPr>
-          <w:ilvl w:val="0"/>
-          <w:numId w:val="67"/>
-        </w:numPr>
-      </w:pPr>
-      <w:r>
-        <w:t>Página web corporativa y aplicación móvil híbrida.</w:t>
-      </w:r>
-    </w:p>
-    <w:p>
-      <w:pPr>
-        <w:pStyle w:val="Prrafodelista"/>
-        <w:numPr>
-          <w:ilvl w:val="0"/>
-          <w:numId w:val="67"/>
-        </w:numPr>
-      </w:pPr>
-      <w:r>
-        <w:t>Módulos de gestión de inventario, administración de empleados y control de ventas.</w:t>
-      </w:r>
-    </w:p>
-    <w:p>
-      <w:pPr>
-        <w:pStyle w:val="Prrafodelista"/>
-        <w:numPr>
-          <w:ilvl w:val="0"/>
-          <w:numId w:val="67"/>
-        </w:numPr>
-      </w:pPr>
-      <w:r>
-        <w:t>Modelos predictivos para apoyo en la toma de decisiones estratégicas.</w:t>
-      </w:r>
-    </w:p>
-    <w:p>
-      <w:pPr>
-        <w:pStyle w:val="Prrafodelista"/>
-        <w:numPr>
-          <w:ilvl w:val="0"/>
-          <w:numId w:val="67"/>
-        </w:numPr>
-      </w:pPr>
-      <w:proofErr w:type="spellStart"/>
-      <w:r>
-        <w:t>Dashboards</w:t>
-      </w:r>
-      <w:proofErr w:type="spellEnd"/>
-      <w:r>
-        <w:t xml:space="preserve"> y reportes dinámicos para visualización de información.</w:t>
-      </w:r>
-    </w:p>
-    <w:p>
-      <w:pPr>
-        <w:pStyle w:val="Prrafodelista"/>
-        <w:numPr>
-          <w:ilvl w:val="0"/>
-          <w:numId w:val="67"/>
-        </w:numPr>
-      </w:pPr>
-      <w:r>
-        <w:t xml:space="preserve">Arquitectura escalable que soporte el crecimiento del negocio. </w:t>
-      </w:r>
-    </w:p>
-    <w:p>
-      <w:r>
-        <w:t>Este proyecto busca garantizar un crecimiento sostenible, reducir costos operativos, y posicionar a la ferretería como una empresa competitiva y moderna en su rubro.</w:t>
-      </w:r>
+      <w:bookmarkEnd w:id="12"/>
     </w:p>
     <w:p>
       <w:pPr>
@@ -4311,13 +4102,17 @@
       <w:r>
         <w:t xml:space="preserve"> </w:t>
       </w:r>
-      <w:bookmarkStart w:id="16" w:name="_Toc168573500"/>
+      <w:bookmarkStart w:id="13" w:name="_Toc168573500"/>
       <w:r>
         <w:t>Tema</w:t>
       </w:r>
-      <w:bookmarkEnd w:id="16"/>
-    </w:p>
-    <w:p/>
+      <w:bookmarkEnd w:id="13"/>
+    </w:p>
+    <w:p>
+      <w:r>
+        <w:t>El proyecto aborda el desarrollo de un sistema informático denominado FerreDash, orientado a la gestión, control y pronóstico del inventario de la Ferretería San Andrés. Su objetivo principal es centralizar la información de productos, movimientos y niveles de stock, incorporando herramientas tecnológicas que permitan automatizar procesos y mejorar la toma de decisiones relacionadas con el abastecimiento y la reposición de mercadería.</w:t>
+      </w:r>
+    </w:p>
     <w:p>
       <w:pPr>
         <w:pStyle w:val="Ttulo3"/>
@@ -4330,13 +4125,133 @@
       <w:r>
         <w:t xml:space="preserve"> </w:t>
       </w:r>
-      <w:bookmarkStart w:id="17" w:name="_Toc168573501"/>
+      <w:bookmarkStart w:id="14" w:name="_Toc168573501"/>
       <w:r>
         <w:t>Áreas de Desempeño</w:t>
       </w:r>
-      <w:bookmarkEnd w:id="17"/>
-    </w:p>
-    <w:p/>
+      <w:bookmarkEnd w:id="14"/>
+    </w:p>
+    <w:p>
+      <w:r>
+        <w:t>El desarrollo de FerreDash involucra diversas áreas de desempeño propias del perfil del Analista Programador, entre las que destacan:</w:t>
+      </w:r>
+    </w:p>
+    <w:p>
+      <w:pPr>
+        <w:pStyle w:val="Prrafodelista"/>
+        <w:numPr>
+          <w:ilvl w:val="0"/>
+          <w:numId w:val="63"/>
+        </w:numPr>
+      </w:pPr>
+      <w:r>
+        <w:t xml:space="preserve">Desarrollo de Software Full </w:t>
+      </w:r>
+      <w:proofErr w:type="spellStart"/>
+      <w:r>
+        <w:t>Stack</w:t>
+      </w:r>
+      <w:proofErr w:type="spellEnd"/>
+      <w:r>
+        <w:t xml:space="preserve">: construcción de un </w:t>
+      </w:r>
+      <w:proofErr w:type="spellStart"/>
+      <w:r>
+        <w:t>backend</w:t>
+      </w:r>
+      <w:proofErr w:type="spellEnd"/>
+      <w:r>
+        <w:t xml:space="preserve"> en Django y un </w:t>
+      </w:r>
+      <w:proofErr w:type="spellStart"/>
+      <w:r>
+        <w:t>frontend</w:t>
+      </w:r>
+      <w:proofErr w:type="spellEnd"/>
+      <w:r>
+        <w:t xml:space="preserve"> en </w:t>
+      </w:r>
+      <w:proofErr w:type="spellStart"/>
+      <w:r>
+        <w:t>React</w:t>
+      </w:r>
+      <w:proofErr w:type="spellEnd"/>
+      <w:r>
+        <w:t>.</w:t>
+      </w:r>
+    </w:p>
+    <w:p>
+      <w:pPr>
+        <w:pStyle w:val="Prrafodelista"/>
+        <w:numPr>
+          <w:ilvl w:val="0"/>
+          <w:numId w:val="63"/>
+        </w:numPr>
+      </w:pPr>
+      <w:r>
+        <w:t>Modelamiento y gestión de bases de datos: diseño e implementación de una base de datos en PostgreSQL.</w:t>
+      </w:r>
+    </w:p>
+    <w:p>
+      <w:pPr>
+        <w:pStyle w:val="Prrafodelista"/>
+        <w:numPr>
+          <w:ilvl w:val="0"/>
+          <w:numId w:val="63"/>
+        </w:numPr>
+      </w:pPr>
+      <w:r>
+        <w:t>Ingestión y procesamiento de información: creación de scripts para cargar, actualizar y estructurar datos del inventario.</w:t>
+      </w:r>
+    </w:p>
+    <w:p>
+      <w:pPr>
+        <w:pStyle w:val="Prrafodelista"/>
+        <w:numPr>
+          <w:ilvl w:val="0"/>
+          <w:numId w:val="63"/>
+        </w:numPr>
+      </w:pPr>
+      <w:r>
+        <w:t>Arquitectura de software: aplicación de arquitectura MVC e integración de componentes.</w:t>
+      </w:r>
+    </w:p>
+    <w:p>
+      <w:pPr>
+        <w:pStyle w:val="Prrafodelista"/>
+        <w:numPr>
+          <w:ilvl w:val="0"/>
+          <w:numId w:val="63"/>
+        </w:numPr>
+      </w:pPr>
+      <w:r>
+        <w:t>Pruebas y validación: ejecución de pruebas funcionales, técnicas y de integración.</w:t>
+      </w:r>
+    </w:p>
+    <w:p>
+      <w:pPr>
+        <w:pStyle w:val="Prrafodelista"/>
+        <w:numPr>
+          <w:ilvl w:val="0"/>
+          <w:numId w:val="63"/>
+        </w:numPr>
+      </w:pPr>
+      <w:r>
+        <w:t>Gestión del proyecto: planificación, control de actividades y toma de decisiones técnicas.</w:t>
+      </w:r>
+    </w:p>
+    <w:p>
+      <w:pPr>
+        <w:pStyle w:val="Prrafodelista"/>
+        <w:numPr>
+          <w:ilvl w:val="0"/>
+          <w:numId w:val="63"/>
+        </w:numPr>
+      </w:pPr>
+      <w:r>
+        <w:t>Análisis y pronóstico: estudio de patrones del inventario para apoyar futuros procesos de reposición.</w:t>
+      </w:r>
+    </w:p>
     <w:p>
       <w:pPr>
         <w:pStyle w:val="Ttulo3"/>
@@ -4349,13 +4264,310 @@
       <w:r>
         <w:t xml:space="preserve"> </w:t>
       </w:r>
-      <w:bookmarkStart w:id="18" w:name="_Toc168573502"/>
+      <w:bookmarkStart w:id="15" w:name="_Toc168573502"/>
       <w:r>
         <w:t>Competencias o Unidades de Competencias</w:t>
       </w:r>
-      <w:bookmarkEnd w:id="18"/>
-    </w:p>
-    <w:p/>
+      <w:bookmarkEnd w:id="15"/>
+    </w:p>
+    <w:p>
+      <w:r>
+        <w:t>Durante el desarrollo del proyecto FerreDash, se aplicaron diversas competencias pertenecientes al perfil de egreso del Analista Programador, así como habilidades técnicas adquiridas durante la formación académica. Estas competencias permitieron abordar el diseño, construcción, integración y validación del sistema de inventario y pronóstico. Entre ellas destacan:</w:t>
+      </w:r>
+    </w:p>
+    <w:p>
+      <w:pPr>
+        <w:pStyle w:val="Prrafodelista"/>
+        <w:numPr>
+          <w:ilvl w:val="0"/>
+          <w:numId w:val="66"/>
+        </w:numPr>
+      </w:pPr>
+      <w:r>
+        <w:t>Diseñar, desarrollar e implementar sistemas de información utilizando lenguajes de programación orientados a objetos (Python) y bases de datos relacionales (PostgreSQL).</w:t>
+      </w:r>
+    </w:p>
+    <w:p>
+      <w:r>
+        <w:t xml:space="preserve">Esta competencia se vio reflejada en la creación del </w:t>
+      </w:r>
+      <w:proofErr w:type="spellStart"/>
+      <w:r>
+        <w:t>backend</w:t>
+      </w:r>
+      <w:proofErr w:type="spellEnd"/>
+      <w:r>
+        <w:t xml:space="preserve"> en Django, el modelamiento relacional del inventario en PostgreSQL, la implementación de consultas optimizadas y la integración de la base de datos con la API REST del sistema.</w:t>
+      </w:r>
+    </w:p>
+    <w:p>
+      <w:pPr>
+        <w:pStyle w:val="Prrafodelista"/>
+        <w:numPr>
+          <w:ilvl w:val="0"/>
+          <w:numId w:val="66"/>
+        </w:numPr>
+      </w:pPr>
+      <w:r>
+        <w:t xml:space="preserve">Aplicar metodologías ágiles (Scrum) para la gestión de proyectos de software, considerando planificación de </w:t>
+      </w:r>
+      <w:proofErr w:type="spellStart"/>
+      <w:r>
+        <w:t>sprints</w:t>
+      </w:r>
+      <w:proofErr w:type="spellEnd"/>
+      <w:r>
+        <w:t>, reuniones diarias, revisión y retrospectivas.</w:t>
+      </w:r>
+    </w:p>
+    <w:p>
+      <w:r>
+        <w:lastRenderedPageBreak/>
+        <w:t>El proyecto fue gestionado utilizando principios ágiles, organizando el desarrollo en etapas y actividades, controlando el avance del equipo y evaluando mejoras continuas, lo que permitió un flujo ordenado y eficiente del trabajo.</w:t>
+      </w:r>
+    </w:p>
+    <w:p>
+      <w:pPr>
+        <w:pStyle w:val="Prrafodelista"/>
+        <w:numPr>
+          <w:ilvl w:val="0"/>
+          <w:numId w:val="66"/>
+        </w:numPr>
+      </w:pPr>
+      <w:r>
+        <w:t>Implementar soluciones tecnológicas que respondan a necesidades reales del sector productivo y comercial.</w:t>
+      </w:r>
+    </w:p>
+    <w:p>
+      <w:r>
+        <w:t>FerreDash fue diseñado para resolver problemáticas reales de la Ferretería San Andrés, tales como control de inventario, gestión de productos, registro de movimientos y generación de pronósticos, lo que lo convierte en una solución aplicable y de alto valor práctico.</w:t>
+      </w:r>
+    </w:p>
+    <w:p>
+      <w:pPr>
+        <w:pStyle w:val="Prrafodelista"/>
+        <w:numPr>
+          <w:ilvl w:val="0"/>
+          <w:numId w:val="66"/>
+        </w:numPr>
+      </w:pPr>
+      <w:r>
+        <w:t xml:space="preserve">Desarrollar aplicaciones web responsivas utilizando </w:t>
+      </w:r>
+      <w:proofErr w:type="spellStart"/>
+      <w:r>
+        <w:t>frameworks</w:t>
+      </w:r>
+      <w:proofErr w:type="spellEnd"/>
+      <w:r>
+        <w:t xml:space="preserve"> modernos (</w:t>
+      </w:r>
+      <w:proofErr w:type="spellStart"/>
+      <w:r>
+        <w:t>React</w:t>
+      </w:r>
+      <w:proofErr w:type="spellEnd"/>
+      <w:r>
+        <w:t xml:space="preserve">, Vite, </w:t>
+      </w:r>
+      <w:proofErr w:type="spellStart"/>
+      <w:r>
+        <w:t>Tailwind</w:t>
+      </w:r>
+      <w:proofErr w:type="spellEnd"/>
+      <w:r>
+        <w:t xml:space="preserve"> CSS).</w:t>
+      </w:r>
+    </w:p>
+    <w:p>
+      <w:r>
+        <w:t xml:space="preserve">El </w:t>
+      </w:r>
+      <w:proofErr w:type="spellStart"/>
+      <w:r>
+        <w:t>frontend</w:t>
+      </w:r>
+      <w:proofErr w:type="spellEnd"/>
+      <w:r>
+        <w:t xml:space="preserve"> del sistema se construyó utilizando </w:t>
+      </w:r>
+      <w:proofErr w:type="spellStart"/>
+      <w:r>
+        <w:t>React</w:t>
+      </w:r>
+      <w:proofErr w:type="spellEnd"/>
+      <w:r>
+        <w:t xml:space="preserve"> y </w:t>
+      </w:r>
+      <w:proofErr w:type="spellStart"/>
+      <w:r>
+        <w:t>TailwindCSS</w:t>
+      </w:r>
+      <w:proofErr w:type="spellEnd"/>
+      <w:r>
+        <w:t>, logrando una interfaz moderna, escalable, responsiva y orientada a mejorar la experiencia del usuario en diferentes dispositivos.</w:t>
+      </w:r>
+    </w:p>
+    <w:p>
+      <w:pPr>
+        <w:pStyle w:val="Prrafodelista"/>
+        <w:numPr>
+          <w:ilvl w:val="0"/>
+          <w:numId w:val="66"/>
+        </w:numPr>
+      </w:pPr>
+      <w:r>
+        <w:t xml:space="preserve">Desarrollar aplicaciones con integración a </w:t>
+      </w:r>
+      <w:proofErr w:type="spellStart"/>
+      <w:r>
+        <w:t>APIs</w:t>
+      </w:r>
+      <w:proofErr w:type="spellEnd"/>
+      <w:r>
+        <w:t xml:space="preserve"> REST.</w:t>
+      </w:r>
+    </w:p>
+    <w:p>
+      <w:proofErr w:type="spellStart"/>
+      <w:r>
+        <w:t>FerreDash</w:t>
+      </w:r>
+      <w:proofErr w:type="spellEnd"/>
+      <w:r>
+        <w:t xml:space="preserve"> integra un </w:t>
+      </w:r>
+      <w:proofErr w:type="spellStart"/>
+      <w:r>
+        <w:t>backend</w:t>
+      </w:r>
+      <w:proofErr w:type="spellEnd"/>
+      <w:r>
+        <w:t xml:space="preserve"> construido en Django REST Framework, permitiendo comunicación eficiente con el </w:t>
+      </w:r>
+      <w:proofErr w:type="spellStart"/>
+      <w:r>
+        <w:t>frontend</w:t>
+      </w:r>
+      <w:proofErr w:type="spellEnd"/>
+      <w:r>
+        <w:t>, manejo de datos estructurados, consumo de información de inventario y registro de movimientos desde la interfaz de usuario.</w:t>
+      </w:r>
+    </w:p>
+    <w:p>
+      <w:pPr>
+        <w:pStyle w:val="Prrafodelista"/>
+        <w:numPr>
+          <w:ilvl w:val="0"/>
+          <w:numId w:val="66"/>
+        </w:numPr>
+      </w:pPr>
+      <w:r>
+        <w:t xml:space="preserve">Aplicar técnicas de análisis de datos y Machine </w:t>
+      </w:r>
+      <w:proofErr w:type="spellStart"/>
+      <w:r>
+        <w:t>Learning</w:t>
+      </w:r>
+      <w:proofErr w:type="spellEnd"/>
+      <w:r>
+        <w:t xml:space="preserve"> para la toma de decisiones estratégicas.</w:t>
+      </w:r>
+    </w:p>
+    <w:p>
+      <w:r>
+        <w:t xml:space="preserve">El proyecto incorpora un módulo de pronóstico de inventario, basado en el análisis del comportamiento histórico de los productos y en técnicas básicas de predicción. Esto permite anticipar necesidades futuras y apoyar decisiones relacionadas con reposición y </w:t>
+      </w:r>
+      <w:r>
+        <w:t>abastecimiento.</w:t>
+      </w:r>
+    </w:p>
+    <w:p>
+      <w:pPr>
+        <w:pStyle w:val="Prrafodelista"/>
+        <w:numPr>
+          <w:ilvl w:val="0"/>
+          <w:numId w:val="66"/>
+        </w:numPr>
+      </w:pPr>
+      <w:r>
+        <w:t>Diseñar arquitecturas de software escalables, modulares y mantenibles.</w:t>
+      </w:r>
+    </w:p>
+    <w:p>
+      <w:r>
+        <w:t xml:space="preserve">Durante el desarrollo del sistema se aplicó una arquitectura MVC (Modelo–Vista–Controlador), integrando correctamente </w:t>
+      </w:r>
+      <w:proofErr w:type="spellStart"/>
+      <w:r>
+        <w:t>backend</w:t>
+      </w:r>
+      <w:proofErr w:type="spellEnd"/>
+      <w:r>
+        <w:t xml:space="preserve">, base de datos, </w:t>
+      </w:r>
+      <w:proofErr w:type="spellStart"/>
+      <w:r>
+        <w:t>frontend</w:t>
+      </w:r>
+      <w:proofErr w:type="spellEnd"/>
+      <w:r>
+        <w:t xml:space="preserve"> y scripts de ingestión. Esto permite asegurar mantenibilidad, organización del código y escalabilidad.</w:t>
+      </w:r>
+    </w:p>
+    <w:p>
+      <w:pPr>
+        <w:pStyle w:val="Prrafodelista"/>
+        <w:numPr>
+          <w:ilvl w:val="0"/>
+          <w:numId w:val="66"/>
+        </w:numPr>
+      </w:pPr>
+      <w:r>
+        <w:t>Implementar medidas de seguridad en aplicaciones web mediante validación de solicitudes, control de acceso y documentación estructurada de la API.</w:t>
+      </w:r>
+    </w:p>
+    <w:p>
+      <w:r>
+        <w:t xml:space="preserve">En FerreDash se integró documentación automática utilizando </w:t>
+      </w:r>
+      <w:proofErr w:type="spellStart"/>
+      <w:r>
+        <w:t>Swagger</w:t>
+      </w:r>
+      <w:proofErr w:type="spellEnd"/>
+      <w:r>
+        <w:t xml:space="preserve"> a través de </w:t>
+      </w:r>
+      <w:proofErr w:type="spellStart"/>
+      <w:r>
+        <w:rPr>
+          <w:i/>
+          <w:iCs/>
+        </w:rPr>
+        <w:t>drf-spectacular</w:t>
+      </w:r>
+      <w:proofErr w:type="spellEnd"/>
+      <w:r>
+        <w:t xml:space="preserve">, lo que permitió visualizar, probar y validar cada </w:t>
+      </w:r>
+      <w:proofErr w:type="spellStart"/>
+      <w:r>
+        <w:t>endpoint</w:t>
+      </w:r>
+      <w:proofErr w:type="spellEnd"/>
+      <w:r>
+        <w:t xml:space="preserve"> del </w:t>
+      </w:r>
+      <w:proofErr w:type="spellStart"/>
+      <w:r>
+        <w:t>backend</w:t>
+      </w:r>
+      <w:proofErr w:type="spellEnd"/>
+      <w:r>
+        <w:t>. Además, se aplicaron buenas prácticas de seguridad en Django REST Framework mediante validaciones en el servidor, control de permisos y manejo seguro de las rutas de la API.</w:t>
+      </w:r>
+    </w:p>
     <w:p>
       <w:r>
         <w:br w:type="page"/>
@@ -4369,14 +4581,13 @@
           <w:numId w:val="1"/>
         </w:numPr>
       </w:pPr>
-      <w:bookmarkStart w:id="19" w:name="_Toc168573503"/>
+      <w:bookmarkStart w:id="16" w:name="_Toc168573503"/>
       <w:r>
         <w:lastRenderedPageBreak/>
         <w:t>Fundamentación Proyecto APT</w:t>
       </w:r>
-      <w:bookmarkEnd w:id="19"/>
-    </w:p>
-    <w:p/>
+      <w:bookmarkEnd w:id="16"/>
+    </w:p>
     <w:p>
       <w:pPr>
         <w:pStyle w:val="Ttulo3"/>
@@ -4386,13 +4597,199 @@
         </w:numPr>
         <w:ind w:left="567"/>
       </w:pPr>
-      <w:bookmarkStart w:id="20" w:name="_Toc168573504"/>
+      <w:bookmarkStart w:id="17" w:name="_Toc168573504"/>
       <w:r>
         <w:t>Relevancia del proyecto APT</w:t>
       </w:r>
-      <w:bookmarkEnd w:id="20"/>
-    </w:p>
-    <w:p/>
+      <w:bookmarkEnd w:id="17"/>
+    </w:p>
+    <w:p>
+      <w:r>
+        <w:t>El proyecto FerreDash posee una alta relevancia tanto desde la perspectiva académica como desde el ámbito práctico y profesional. Su desarrollo integra diversas áreas de conocimiento fundamentales de la carrera de Ingeniería Informática, tales como programación full-</w:t>
+      </w:r>
+      <w:proofErr w:type="spellStart"/>
+      <w:r>
+        <w:t>stack</w:t>
+      </w:r>
+      <w:proofErr w:type="spellEnd"/>
+      <w:r>
+        <w:t xml:space="preserve">, modelamiento y administración de bases de datos, metodologías ágiles, diseño de arquitecturas de software, procesamiento de datos, técnicas básicas de Machine </w:t>
+      </w:r>
+      <w:proofErr w:type="spellStart"/>
+      <w:r>
+        <w:t>Learning</w:t>
+      </w:r>
+      <w:proofErr w:type="spellEnd"/>
+      <w:r>
+        <w:t xml:space="preserve"> y desarrollo de interfaces web modernas.</w:t>
+      </w:r>
+    </w:p>
+    <w:p>
+      <w:r>
+        <w:t xml:space="preserve">Desde el ámbito formativo, el proyecto permite evidenciar dominio en el ciclo completo de desarrollo de software: levantamiento de requerimientos, diseño de arquitectura, modelamiento de datos, implementación </w:t>
+      </w:r>
+      <w:proofErr w:type="spellStart"/>
+      <w:r>
+        <w:t>backend</w:t>
+      </w:r>
+      <w:proofErr w:type="spellEnd"/>
+      <w:r>
+        <w:t xml:space="preserve"> y </w:t>
+      </w:r>
+      <w:proofErr w:type="spellStart"/>
+      <w:r>
+        <w:t>frontend</w:t>
+      </w:r>
+      <w:proofErr w:type="spellEnd"/>
+      <w:r>
+        <w:t xml:space="preserve">, integración de </w:t>
+      </w:r>
+      <w:proofErr w:type="spellStart"/>
+      <w:r>
+        <w:t>APIs</w:t>
+      </w:r>
+      <w:proofErr w:type="spellEnd"/>
+      <w:r>
+        <w:t xml:space="preserve">, pruebas funcionales, control de versiones y despliegue. A su vez, la inclusión de tecnologías ampliamente utilizadas en la industria —como </w:t>
+      </w:r>
+      <w:proofErr w:type="spellStart"/>
+      <w:r>
+        <w:t>React</w:t>
+      </w:r>
+      <w:proofErr w:type="spellEnd"/>
+      <w:r>
+        <w:t xml:space="preserve">, Django, PostgreSQL, Vite, </w:t>
+      </w:r>
+      <w:proofErr w:type="spellStart"/>
+      <w:r>
+        <w:t>Tailwind</w:t>
+      </w:r>
+      <w:proofErr w:type="spellEnd"/>
+      <w:r>
+        <w:t xml:space="preserve"> CSS y bibliotecas de análisis predictivo— permite que el proyecto se alinee con las exigencias actuales del mercado laboral.</w:t>
+      </w:r>
+    </w:p>
+    <w:p>
+      <w:r>
+        <w:t xml:space="preserve">Sin embargo, la relevancia más significativa del proyecto se encuentra en su impacto práctico. El rubro ferretero depende en gran medida de una correcta administración del inventario, ya que los quiebres de stock y el </w:t>
+      </w:r>
+      <w:proofErr w:type="spellStart"/>
+      <w:r>
+        <w:t>sobrestock</w:t>
+      </w:r>
+      <w:proofErr w:type="spellEnd"/>
+      <w:r>
+        <w:t xml:space="preserve"> pueden generar pérdidas económicas importantes. Estudios del sector </w:t>
+      </w:r>
+      <w:proofErr w:type="spellStart"/>
+      <w:r>
+        <w:t>retail</w:t>
+      </w:r>
+      <w:proofErr w:type="spellEnd"/>
+      <w:r>
+        <w:t xml:space="preserve"> señalan que los quiebres de stock pueden representar hasta un 4 % de pérdida anual en ventas, mientras que el exceso de inventario genera costos de almacenamiento que pueden ascender a un 20–30 % del valor total del inventario.</w:t>
+      </w:r>
+    </w:p>
+    <w:p>
+      <w:r>
+        <w:t>En este contexto, FerreDash surge como una solución tecnológica diseñada para abordar estas problemáticas reales. El sistema permite:</w:t>
+      </w:r>
+    </w:p>
+    <w:p>
+      <w:pPr>
+        <w:pStyle w:val="Prrafodelista"/>
+        <w:numPr>
+          <w:ilvl w:val="0"/>
+          <w:numId w:val="66"/>
+        </w:numPr>
+      </w:pPr>
+      <w:r>
+        <w:t>Registrar y gestionar productos de manera digital y ordenada.</w:t>
+      </w:r>
+    </w:p>
+    <w:p>
+      <w:pPr>
+        <w:pStyle w:val="Prrafodelista"/>
+        <w:numPr>
+          <w:ilvl w:val="0"/>
+          <w:numId w:val="66"/>
+        </w:numPr>
+      </w:pPr>
+      <w:r>
+        <w:t>Controlar los movimientos de entrada y salida de inventario.</w:t>
+      </w:r>
+    </w:p>
+    <w:p>
+      <w:pPr>
+        <w:pStyle w:val="Prrafodelista"/>
+        <w:numPr>
+          <w:ilvl w:val="0"/>
+          <w:numId w:val="66"/>
+        </w:numPr>
+      </w:pPr>
+      <w:r>
+        <w:t>Generar alertas tempranas de reposición para evitar quiebres de stock.</w:t>
+      </w:r>
+    </w:p>
+    <w:p>
+      <w:pPr>
+        <w:pStyle w:val="Prrafodelista"/>
+        <w:numPr>
+          <w:ilvl w:val="0"/>
+          <w:numId w:val="66"/>
+        </w:numPr>
+      </w:pPr>
+      <w:r>
+        <w:t xml:space="preserve">Identificar productos con baja rotación y reducir costos asociados al </w:t>
+      </w:r>
+      <w:proofErr w:type="spellStart"/>
+      <w:r>
+        <w:t>sobrestock</w:t>
+      </w:r>
+      <w:proofErr w:type="spellEnd"/>
+      <w:r>
+        <w:t>.</w:t>
+      </w:r>
+    </w:p>
+    <w:p>
+      <w:pPr>
+        <w:pStyle w:val="Prrafodelista"/>
+        <w:numPr>
+          <w:ilvl w:val="0"/>
+          <w:numId w:val="66"/>
+        </w:numPr>
+      </w:pPr>
+      <w:r>
+        <w:t>Aplicar modelos predictivos para estimar necesidades futuras de abastecimiento.</w:t>
+      </w:r>
+    </w:p>
+    <w:p>
+      <w:pPr>
+        <w:pStyle w:val="Prrafodelista"/>
+        <w:numPr>
+          <w:ilvl w:val="0"/>
+          <w:numId w:val="66"/>
+        </w:numPr>
+      </w:pPr>
+      <w:r>
+        <w:t>Facilitar la toma de decisiones operativas mediante visualizaciones claras y datos confiables.</w:t>
+      </w:r>
+    </w:p>
+    <w:p>
+      <w:r>
+        <w:t>El uso de pronósticos y análisis histórico agrega un valor diferenciador al sistema, permitiendo transformar datos simples en información estratégica. Esto convierte a FerreDash no solo en un sistema de control, sino también en una herramienta inteligente de apoyo a la gestión comercial.</w:t>
+      </w:r>
+    </w:p>
+    <w:p>
+      <w:r>
+        <w:t>Gracias a estas características, FerreDash se posiciona como un proyecto sólido, aplicable y de alto impacto, capaz de mejorar la eficiencia operativa de una ferretería, reducir costos y aumentar la competitividad mediante una gestión tecnológica avanzada del inventario.</w:t>
+      </w:r>
+    </w:p>
+    <w:p>
+      <w:r>
+        <w:br w:type="page"/>
+      </w:r>
+    </w:p>
     <w:p>
       <w:pPr>
         <w:pStyle w:val="Ttulo3"/>
@@ -4403,15 +4800,112 @@
         <w:ind w:left="567"/>
       </w:pPr>
       <w:r>
+        <w:lastRenderedPageBreak/>
         <w:t xml:space="preserve"> </w:t>
       </w:r>
-      <w:bookmarkStart w:id="21" w:name="_Toc168573505"/>
+      <w:bookmarkStart w:id="18" w:name="_Toc168573505"/>
       <w:r>
         <w:t>Descripción de Proyecto APT</w:t>
       </w:r>
-      <w:bookmarkEnd w:id="21"/>
-    </w:p>
-    <w:p/>
+      <w:bookmarkEnd w:id="18"/>
+    </w:p>
+    <w:p>
+      <w:r>
+        <w:t xml:space="preserve">El proyecto </w:t>
+      </w:r>
+      <w:proofErr w:type="spellStart"/>
+      <w:r>
+        <w:t>FerreDash</w:t>
+      </w:r>
+      <w:proofErr w:type="spellEnd"/>
+      <w:r>
+        <w:t xml:space="preserve"> consiste en el desarrollo de un sistema informático integral orientado a la gestión eficiente del inventario de la Ferretería San Andrés, incorporando además un módulo de pronóstico que permite anticipar necesidades de reposición. La solución se diseñó bajo una arquitectura Full </w:t>
+      </w:r>
+      <w:proofErr w:type="spellStart"/>
+      <w:r>
+        <w:t>Stack</w:t>
+      </w:r>
+      <w:proofErr w:type="spellEnd"/>
+      <w:r>
+        <w:t>, integrando tecnologías modernas que permiten un funcionamiento robusto, escalable y adaptable a futuras ampliaciones.</w:t>
+      </w:r>
+    </w:p>
+    <w:p>
+      <w:r>
+        <w:t xml:space="preserve">El sistema contempla un </w:t>
+      </w:r>
+      <w:proofErr w:type="spellStart"/>
+      <w:r>
+        <w:t>backend</w:t>
+      </w:r>
+      <w:proofErr w:type="spellEnd"/>
+      <w:r>
+        <w:t xml:space="preserve"> desarrollado en Django y Django REST Framework, encargado de la lógica de negocio, comunicación con la base de datos, gestión de productos, movimientos, niveles de stock y generación de información estructurada para el </w:t>
+      </w:r>
+      <w:proofErr w:type="spellStart"/>
+      <w:r>
+        <w:t>frontend</w:t>
+      </w:r>
+      <w:proofErr w:type="spellEnd"/>
+      <w:r>
+        <w:t>. La base de datos se construyó en PostgreSQL, diseñada para almacenar de forma ordenada y relacional todos los registros del inventario, incluyendo categorías, existencias, historial de movimientos y datos necesarios para proyecciones.</w:t>
+      </w:r>
+    </w:p>
+    <w:p>
+      <w:r>
+        <w:t xml:space="preserve">En el lado del cliente, el proyecto incorpora un </w:t>
+      </w:r>
+      <w:proofErr w:type="spellStart"/>
+      <w:r>
+        <w:t>frontend</w:t>
+      </w:r>
+      <w:proofErr w:type="spellEnd"/>
+      <w:r>
+        <w:t xml:space="preserve"> desarrollado en </w:t>
+      </w:r>
+      <w:proofErr w:type="spellStart"/>
+      <w:r>
+        <w:t>React</w:t>
+      </w:r>
+      <w:proofErr w:type="spellEnd"/>
+      <w:r>
+        <w:t xml:space="preserve"> con </w:t>
+      </w:r>
+      <w:proofErr w:type="spellStart"/>
+      <w:r>
+        <w:t>TailwindCSS</w:t>
+      </w:r>
+      <w:proofErr w:type="spellEnd"/>
+      <w:r>
+        <w:t>, lo que permite una experiencia de usuario moderna, rápida y responsiva. Desde esta interfaz es posible visualizar el inventario, registrar productos, cargar movimientos de entrada y salida, revisar alertas de stock crítico y acceder a las estimaciones generadas por el módulo de pronóstico.</w:t>
+      </w:r>
+    </w:p>
+    <w:p>
+      <w:r>
+        <w:t xml:space="preserve">El módulo predictivo del sistema utiliza datos históricos y técnicas básicas de análisis para estimar la demanda futura, anticipando cuándo un producto podría agotarse o requerir reposición. Esto permite respaldar decisiones estratégicas de compra y reducir tanto quiebres de stock como </w:t>
+      </w:r>
+      <w:proofErr w:type="spellStart"/>
+      <w:r>
+        <w:t>sobrestock</w:t>
+      </w:r>
+      <w:proofErr w:type="spellEnd"/>
+      <w:r>
+        <w:t>.</w:t>
+      </w:r>
+    </w:p>
+    <w:p>
+      <w:r>
+        <w:t xml:space="preserve">FerreDash fue construido siguiendo buenas prácticas de desarrollo de software, integrando control de versiones, pruebas de validación, documentación mediante </w:t>
+      </w:r>
+      <w:proofErr w:type="spellStart"/>
+      <w:r>
+        <w:t>Swagger</w:t>
+      </w:r>
+      <w:proofErr w:type="spellEnd"/>
+      <w:r>
+        <w:t xml:space="preserve"> y una estructura modular que facilita su mantenimiento y evolución. El proyecto ofrece una solución concreta, funcional y orientada a resolver necesidades reales del rubro ferretero mediante tecnología moderna y accesible.</w:t>
+      </w:r>
+    </w:p>
     <w:p>
       <w:pPr>
         <w:pStyle w:val="Ttulo3"/>
@@ -4424,13 +4918,65 @@
       <w:r>
         <w:t xml:space="preserve"> </w:t>
       </w:r>
-      <w:bookmarkStart w:id="22" w:name="_Toc168573506"/>
+      <w:bookmarkStart w:id="19" w:name="_Toc168573506"/>
       <w:r>
         <w:t>Pertinencia del proyecto con el perfil de egreso</w:t>
       </w:r>
-      <w:bookmarkEnd w:id="22"/>
-    </w:p>
-    <w:p/>
+      <w:bookmarkEnd w:id="19"/>
+    </w:p>
+    <w:p>
+      <w:r>
+        <w:t xml:space="preserve">El proyecto </w:t>
+      </w:r>
+      <w:proofErr w:type="spellStart"/>
+      <w:r>
+        <w:t>FerreDash</w:t>
+      </w:r>
+      <w:proofErr w:type="spellEnd"/>
+      <w:r>
+        <w:t xml:space="preserve"> presenta una alta pertinencia con el perfil de egreso del Ingeniero en Informática de Duoc UC, ya que integra de forma aplicada múltiples competencias vinculadas al diseño, desarrollo, implementación y despliegue de soluciones informáticas complejas. El sistema requiere la capacidad de analizar problemas reales de una organización, diseñar arquitecturas adecuadas, implementar software de calidad y gestionar un proyecto tecnológico siguiendo marcos y estándares profesionales.</w:t>
+      </w:r>
+    </w:p>
+    <w:p>
+      <w:proofErr w:type="spellStart"/>
+      <w:r>
+        <w:t>FerreDash</w:t>
+      </w:r>
+      <w:proofErr w:type="spellEnd"/>
+      <w:r>
+        <w:t xml:space="preserve"> demanda habilidades propias del perfil de egreso, tales como el diseño de soluciones de software innovadoras, la construcción de sistemas de información basados en datos relacionales y no relacionales, la aplicación de metodologías de ingeniería de requisitos, y la evaluación y gestión de un proyecto durante todo su ciclo de vida. Además, el uso de tecnologías como Django, </w:t>
+      </w:r>
+      <w:proofErr w:type="spellStart"/>
+      <w:r>
+        <w:t>React</w:t>
+      </w:r>
+      <w:proofErr w:type="spellEnd"/>
+      <w:r>
+        <w:t xml:space="preserve">, PostgreSQL, </w:t>
+      </w:r>
+      <w:proofErr w:type="spellStart"/>
+      <w:r>
+        <w:t>TailwindCSS</w:t>
+      </w:r>
+      <w:proofErr w:type="spellEnd"/>
+      <w:r>
+        <w:t xml:space="preserve"> y técnicas de análisis predictivo se alinea directamente con la formación en innovación, pensamiento crítico y capacidad de integrar tecnologías de vanguardia.</w:t>
+      </w:r>
+    </w:p>
+    <w:p>
+      <w:r>
+        <w:lastRenderedPageBreak/>
+        <w:t xml:space="preserve">El carácter integral del proyecto —que abarca desde la ingeniería de requisitos, pasando por el desarrollo Full </w:t>
+      </w:r>
+      <w:proofErr w:type="spellStart"/>
+      <w:r>
+        <w:t>Stack</w:t>
+      </w:r>
+      <w:proofErr w:type="spellEnd"/>
+      <w:r>
+        <w:t>, hasta la implementación de modelos predictivos— refleja completamente la preparación profesional de un Ingeniero en Informática, demostrando su capacidad para afrontar desafíos reales y aportar soluciones de alto impacto dentro de procesos organizacionales.</w:t>
+      </w:r>
+    </w:p>
     <w:p>
       <w:pPr>
         <w:pStyle w:val="Ttulo3"/>
@@ -4443,13 +4989,43 @@
       <w:r>
         <w:t xml:space="preserve"> </w:t>
       </w:r>
-      <w:bookmarkStart w:id="23" w:name="_Toc168573507"/>
+      <w:bookmarkStart w:id="20" w:name="_Toc168573507"/>
       <w:r>
         <w:t>Relación con los intereses profesionales</w:t>
       </w:r>
-      <w:bookmarkEnd w:id="23"/>
-    </w:p>
-    <w:p/>
+      <w:bookmarkEnd w:id="20"/>
+    </w:p>
+    <w:p>
+      <w:r>
+        <w:t xml:space="preserve">El desarrollo de </w:t>
+      </w:r>
+      <w:proofErr w:type="spellStart"/>
+      <w:r>
+        <w:t>FerreDash</w:t>
+      </w:r>
+      <w:proofErr w:type="spellEnd"/>
+      <w:r>
+        <w:t xml:space="preserve"> se relaciona directamente con los intereses profesionales orientados al diseño y construcción de soluciones tecnológicas innovadoras. El proyecto permite profundizar en áreas de interés como el desarrollo Full </w:t>
+      </w:r>
+      <w:proofErr w:type="spellStart"/>
+      <w:r>
+        <w:t>Stack</w:t>
+      </w:r>
+      <w:proofErr w:type="spellEnd"/>
+      <w:r>
+        <w:t>, la arquitectura de software, la analítica aplicada y la integración de tecnologías modernas utilizadas actualmente en la industria.</w:t>
+      </w:r>
+    </w:p>
+    <w:p>
+      <w:r>
+        <w:t>Asimismo, la inclusión de un módulo de pronóstico permite acercarse al campo de la analítica avanzada y del procesamiento de datos, áreas que están adquiriendo creciente relevancia en entornos corporativos. Esto fortalece un perfil profesional orientado hacia soluciones basadas en datos, optimización de procesos y toma de decisiones estratégicas.</w:t>
+      </w:r>
+    </w:p>
+    <w:p>
+      <w:r>
+        <w:t>El proyecto también impulsa competencias asociadas a la gestión de proyectos, la interacción con usuarios, la validación de requisitos y la implementación de soluciones reales, lo que se alinea con el interés profesional por liderar o participar en iniciativas tecnológicas interdisciplinarias que aporten valor tangible a las organizaciones.</w:t>
+      </w:r>
+    </w:p>
     <w:p>
       <w:pPr>
         <w:pStyle w:val="Ttulo3"/>
@@ -4462,13 +5038,227 @@
       <w:r>
         <w:t xml:space="preserve"> </w:t>
       </w:r>
-      <w:bookmarkStart w:id="24" w:name="_Toc168573508"/>
+      <w:bookmarkStart w:id="21" w:name="_Toc168573508"/>
       <w:r>
         <w:t>Fortalezas y debilidades para desarrollar el proyecto APT</w:t>
       </w:r>
-      <w:bookmarkEnd w:id="24"/>
-    </w:p>
-    <w:p/>
+      <w:bookmarkEnd w:id="21"/>
+    </w:p>
+    <w:p>
+      <w:pPr>
+        <w:rPr>
+          <w:b/>
+          <w:bCs/>
+        </w:rPr>
+      </w:pPr>
+      <w:r>
+        <w:rPr>
+          <w:b/>
+          <w:bCs/>
+        </w:rPr>
+        <w:t>Fortalezas</w:t>
+      </w:r>
+      <w:r>
+        <w:rPr>
+          <w:b/>
+          <w:bCs/>
+        </w:rPr>
+        <w:t>:</w:t>
+      </w:r>
+    </w:p>
+    <w:p>
+      <w:pPr>
+        <w:pStyle w:val="Prrafodelista"/>
+        <w:numPr>
+          <w:ilvl w:val="0"/>
+          <w:numId w:val="70"/>
+        </w:numPr>
+      </w:pPr>
+      <w:r>
+        <w:t>Capacidad para diseñar arquitecturas de software completas, aplicando estándares y buenas prácticas de la industria.</w:t>
+      </w:r>
+    </w:p>
+    <w:p>
+      <w:pPr>
+        <w:pStyle w:val="Prrafodelista"/>
+        <w:numPr>
+          <w:ilvl w:val="0"/>
+          <w:numId w:val="70"/>
+        </w:numPr>
+      </w:pPr>
+      <w:r>
+        <w:t xml:space="preserve">Dominio de tecnologías modernas en desarrollo </w:t>
+      </w:r>
+      <w:proofErr w:type="spellStart"/>
+      <w:r>
+        <w:t>backend</w:t>
+      </w:r>
+      <w:proofErr w:type="spellEnd"/>
+      <w:r>
+        <w:t xml:space="preserve"> y </w:t>
+      </w:r>
+      <w:proofErr w:type="spellStart"/>
+      <w:r>
+        <w:t>frontend</w:t>
+      </w:r>
+      <w:proofErr w:type="spellEnd"/>
+      <w:r>
+        <w:t>, permitiendo implementar una solución integrada y de calidad.</w:t>
+      </w:r>
+    </w:p>
+    <w:p>
+      <w:pPr>
+        <w:pStyle w:val="Prrafodelista"/>
+        <w:numPr>
+          <w:ilvl w:val="0"/>
+          <w:numId w:val="70"/>
+        </w:numPr>
+      </w:pPr>
+      <w:r>
+        <w:t>Habilidades sólidas en modelamiento de datos, lo que permitió construir una base de datos relacional robusta, normalizada y adecuada para el contexto del proyecto.</w:t>
+      </w:r>
+    </w:p>
+    <w:p>
+      <w:pPr>
+        <w:pStyle w:val="Prrafodelista"/>
+        <w:numPr>
+          <w:ilvl w:val="0"/>
+          <w:numId w:val="70"/>
+        </w:numPr>
+      </w:pPr>
+      <w:r>
+        <w:t>Pensamiento crítico y analítico para resolver problemas y tomar decisiones técnicas durante el desarrollo.</w:t>
+      </w:r>
+    </w:p>
+    <w:p>
+      <w:pPr>
+        <w:pStyle w:val="Prrafodelista"/>
+        <w:numPr>
+          <w:ilvl w:val="0"/>
+          <w:numId w:val="70"/>
+        </w:numPr>
+      </w:pPr>
+      <w:r>
+        <w:t>Capacidad para gestionar el proyecto bajo principios ágiles, organizando actividades, controlando avances y adaptándose a cambios del contexto.</w:t>
+      </w:r>
+    </w:p>
+    <w:p>
+      <w:pPr>
+        <w:pStyle w:val="Prrafodelista"/>
+        <w:numPr>
+          <w:ilvl w:val="0"/>
+          <w:numId w:val="70"/>
+        </w:numPr>
+      </w:pPr>
+      <w:r>
+        <w:t>Disposición para investigar tecnologías emergentes y aplicarlas en el sistema, especialmente en el módulo de pronóstico.</w:t>
+      </w:r>
+    </w:p>
+    <w:p>
+      <w:r>
+        <w:br w:type="page"/>
+      </w:r>
+    </w:p>
+    <w:p>
+      <w:pPr>
+        <w:rPr>
+          <w:b/>
+          <w:bCs/>
+        </w:rPr>
+      </w:pPr>
+      <w:r>
+        <w:rPr>
+          <w:b/>
+          <w:bCs/>
+        </w:rPr>
+        <w:lastRenderedPageBreak/>
+        <w:t>Debilidades:</w:t>
+      </w:r>
+    </w:p>
+    <w:p>
+      <w:pPr>
+        <w:pStyle w:val="Prrafodelista"/>
+        <w:numPr>
+          <w:ilvl w:val="0"/>
+          <w:numId w:val="71"/>
+        </w:numPr>
+      </w:pPr>
+      <w:r>
+        <w:t>Experiencia inicial limitada en técnicas avanzadas de modelamiento predictivo, lo que requirió un proceso de investigación y prueba para obtener resultados confiables.</w:t>
+      </w:r>
+    </w:p>
+    <w:p>
+      <w:pPr>
+        <w:pStyle w:val="Prrafodelista"/>
+        <w:numPr>
+          <w:ilvl w:val="0"/>
+          <w:numId w:val="71"/>
+        </w:numPr>
+      </w:pPr>
+      <w:r>
+        <w:t>Complejidad en la gestión del tiempo debido al alcance del proyecto y la cantidad de componentes involucrados (</w:t>
+      </w:r>
+      <w:proofErr w:type="spellStart"/>
+      <w:r>
+        <w:t>frontend</w:t>
+      </w:r>
+      <w:proofErr w:type="spellEnd"/>
+      <w:r>
+        <w:t xml:space="preserve">, </w:t>
+      </w:r>
+      <w:proofErr w:type="spellStart"/>
+      <w:r>
+        <w:t>backend</w:t>
+      </w:r>
+      <w:proofErr w:type="spellEnd"/>
+      <w:r>
+        <w:t>, BD, API, pronóstico).</w:t>
+      </w:r>
+    </w:p>
+    <w:p>
+      <w:pPr>
+        <w:pStyle w:val="Prrafodelista"/>
+        <w:numPr>
+          <w:ilvl w:val="0"/>
+          <w:numId w:val="71"/>
+        </w:numPr>
+      </w:pPr>
+      <w:r>
+        <w:t xml:space="preserve">Curva de aprendizaje al integrar múltiples tecnologías en simultáneo, especialmente en torno a la documentación automatizada de </w:t>
+      </w:r>
+      <w:proofErr w:type="spellStart"/>
+      <w:r>
+        <w:t>APIs</w:t>
+      </w:r>
+      <w:proofErr w:type="spellEnd"/>
+      <w:r>
+        <w:t xml:space="preserve"> y herramientas de despliegue.</w:t>
+      </w:r>
+    </w:p>
+    <w:p>
+      <w:pPr>
+        <w:pStyle w:val="Prrafodelista"/>
+        <w:numPr>
+          <w:ilvl w:val="0"/>
+          <w:numId w:val="71"/>
+        </w:numPr>
+      </w:pPr>
+      <w:r>
+        <w:t>Falta de experiencia previa en optimización de rendimiento de consultas y manejo de grandes volúmenes de datos.</w:t>
+      </w:r>
+    </w:p>
+    <w:p>
+      <w:pPr>
+        <w:pStyle w:val="Prrafodelista"/>
+        <w:numPr>
+          <w:ilvl w:val="0"/>
+          <w:numId w:val="71"/>
+        </w:numPr>
+      </w:pPr>
+      <w:r>
+        <w:t>Necesidad de mejorar la experiencia en pruebas automatizadas de software y herramientas de control de calidad para aumentar la confiabilidad del sistema.</w:t>
+      </w:r>
+    </w:p>
     <w:p>
       <w:pPr>
         <w:pStyle w:val="Ttulo2"/>
@@ -4477,13 +5267,43 @@
           <w:numId w:val="1"/>
         </w:numPr>
       </w:pPr>
-      <w:bookmarkStart w:id="25" w:name="_Toc168573509"/>
+      <w:bookmarkStart w:id="22" w:name="_Toc168573509"/>
       <w:r>
         <w:t>Planteamiento del problema</w:t>
       </w:r>
-      <w:bookmarkEnd w:id="25"/>
-    </w:p>
-    <w:p/>
+      <w:bookmarkEnd w:id="22"/>
+    </w:p>
+    <w:p>
+      <w:r>
+        <w:t>La Ferretería San Andrés enfrenta una serie de dificultades en la gestión de su inventario debido a la ausencia de un sistema informático centralizado que permita administrar de manera eficiente los productos, movimientos y niveles de stock. Actualmente, los registros se llevan de forma manual o utilizando herramientas aisladas, lo que provoca inconsistencias en la información, duplicidad de datos, pérdida de historial y demoras en la actualización del inventario.</w:t>
+      </w:r>
+    </w:p>
+    <w:p>
+      <w:r>
+        <w:t>Esta falta de integración tecnológica genera problemas operativos críticos, tales como quiebres de stock no detectados a tiempo, sobreabastecimiento innecesario, dificultades para controlar la rotación de productos y ausencia de indicadores que permitan evaluar el comportamiento del inventario. Estos factores afectan directamente la continuidad del negocio, incrementan los costos operativos y limitan la capacidad de respuesta ante la demanda del mercado.</w:t>
+      </w:r>
+    </w:p>
+    <w:p>
+      <w:r>
+        <w:t>Además, la ferretería no cuenta con herramientas que permitan realizar análisis sobre el historial de ventas o consumo de productos, lo que impide anticipar necesidades futuras de reposición. La toma de decisiones se realiza principalmente de forma intuitiva, sin apoyo de información consolidada ni modelos predictivos que permitan estimar el comportamiento de la demanda.</w:t>
+      </w:r>
+    </w:p>
+    <w:p>
+      <w:r>
+        <w:t xml:space="preserve">La inexistencia de un sistema que </w:t>
+      </w:r>
+      <w:r>
+        <w:t>centralice</w:t>
+      </w:r>
+      <w:r>
+        <w:t xml:space="preserve"> valide y actualice la información del inventario, junto con la falta de mecanismos de pronóstico, constituye un problema significativo que limita el crecimiento y la competitividad de la empresa. Por ello, se identifica la necesidad de desarrollar una solución informática integral que permita optimizar la gestión del inventario, reducir riesgos operativos y entregar información precisa y oportuna para la toma de decisiones estratégicas.</w:t>
+      </w:r>
+    </w:p>
+    <w:p>
+      <w:r>
+        <w:br w:type="page"/>
+      </w:r>
+    </w:p>
     <w:p>
       <w:pPr>
         <w:pStyle w:val="Ttulo2"/>
@@ -4492,11 +5312,12 @@
           <w:numId w:val="1"/>
         </w:numPr>
       </w:pPr>
-      <w:bookmarkStart w:id="26" w:name="_Toc168573510"/>
-      <w:r>
+      <w:bookmarkStart w:id="23" w:name="_Toc168573510"/>
+      <w:r>
+        <w:lastRenderedPageBreak/>
         <w:t>Objetivos</w:t>
       </w:r>
-      <w:bookmarkEnd w:id="26"/>
+      <w:bookmarkEnd w:id="23"/>
     </w:p>
     <w:p>
       <w:pPr>
@@ -4507,15 +5328,15 @@
         </w:numPr>
         <w:ind w:left="567"/>
       </w:pPr>
-      <w:bookmarkStart w:id="27" w:name="_Toc168573511"/>
+      <w:bookmarkStart w:id="24" w:name="_Toc168573511"/>
       <w:r>
         <w:t>Objetivo General</w:t>
       </w:r>
-      <w:bookmarkEnd w:id="27"/>
-    </w:p>
-    <w:p>
-      <w:r>
-        <w:t xml:space="preserve">Implementar </w:t>
+      <w:bookmarkEnd w:id="24"/>
+    </w:p>
+    <w:p>
+      <w:r>
+        <w:t xml:space="preserve">Desarrollar e implementar un sistema informático integral denominado </w:t>
       </w:r>
       <w:proofErr w:type="spellStart"/>
       <w:r>
@@ -4527,18 +5348,7 @@
       </w:r>
       <w:proofErr w:type="spellEnd"/>
       <w:r>
-        <w:t xml:space="preserve">, una plataforma híbrida que integre portal web, </w:t>
-      </w:r>
-      <w:proofErr w:type="gramStart"/>
-      <w:r>
-        <w:t>app</w:t>
-      </w:r>
-      <w:proofErr w:type="gramEnd"/>
-      <w:r>
-        <w:t xml:space="preserve"> móvil y modelos predictivos, con el fin de optimizar inventarios, ventas y toma de decisiones estratégicas</w:t>
-      </w:r>
-      <w:r>
-        <w:t>.</w:t>
+        <w:t>, capaz de gestionar, controlar y predecir el comportamiento del inventario de la Ferretería San Andrés mediante el uso de tecnologías modernas, modelos de datos robustos y herramientas analíticas, con el fin de optimizar los procesos operativos, asegurar información confiable y apoyar la toma de decisiones estratégicas relacionadas con el abastecimiento y la reposición de productos.</w:t>
       </w:r>
     </w:p>
     <w:p>
@@ -4550,150 +5360,218 @@
         </w:numPr>
         <w:ind w:left="567"/>
       </w:pPr>
-      <w:bookmarkStart w:id="28" w:name="_Toc168573512"/>
+      <w:bookmarkStart w:id="25" w:name="_Toc168573512"/>
       <w:r>
         <w:t>Objetivos Específicos</w:t>
       </w:r>
-      <w:bookmarkEnd w:id="28"/>
-    </w:p>
-    <w:p>
-      <w:pPr>
+      <w:bookmarkEnd w:id="25"/>
+    </w:p>
+    <w:p>
+      <w:pPr>
+        <w:pStyle w:val="Prrafodelista"/>
         <w:numPr>
           <w:ilvl w:val="0"/>
-          <w:numId w:val="66"/>
+          <w:numId w:val="80"/>
         </w:numPr>
-        <w:spacing w:after="160" w:line="278" w:lineRule="auto"/>
-        <w:jc w:val="left"/>
-      </w:pPr>
-      <w:r>
-        <w:rPr>
-          <w:b/>
-          <w:bCs/>
-        </w:rPr>
-        <w:t>Centralización de datos históricos en SQLite</w:t>
+      </w:pPr>
+      <w:r>
+        <w:t>Diseñar e implementar un modelo de datos relacional en PostgreSQL</w:t>
       </w:r>
     </w:p>
     <w:p>
       <w:pPr>
         <w:numPr>
           <w:ilvl w:val="1"/>
-          <w:numId w:val="66"/>
+          <w:numId w:val="80"/>
         </w:numPr>
-        <w:spacing w:after="160" w:line="278" w:lineRule="auto"/>
-        <w:jc w:val="left"/>
-      </w:pPr>
-      <w:r>
-        <w:t>Registros normalizados, validados y respaldados.</w:t>
+      </w:pPr>
+      <w:r>
+        <w:t>Estructurar categorías, productos, movimientos e historial de inventario de manera normalizada y eficiente.</w:t>
       </w:r>
     </w:p>
     <w:p>
       <w:pPr>
         <w:numPr>
           <w:ilvl w:val="0"/>
-          <w:numId w:val="66"/>
+          <w:numId w:val="80"/>
         </w:numPr>
-        <w:spacing w:after="160" w:line="278" w:lineRule="auto"/>
-        <w:jc w:val="left"/>
-      </w:pPr>
-      <w:r>
-        <w:rPr>
-          <w:b/>
-          <w:bCs/>
-        </w:rPr>
-        <w:t xml:space="preserve">Portal Web con </w:t>
+      </w:pPr>
+      <w:r>
+        <w:t xml:space="preserve">Desarrollar un </w:t>
       </w:r>
       <w:proofErr w:type="spellStart"/>
       <w:r>
-        <w:rPr>
-          <w:b/>
-          <w:bCs/>
-        </w:rPr>
-        <w:t>dashboards</w:t>
+        <w:t>backend</w:t>
       </w:r>
       <w:proofErr w:type="spellEnd"/>
       <w:r>
-        <w:rPr>
-          <w:b/>
-          <w:bCs/>
-        </w:rPr>
-        <w:t xml:space="preserve"> en producción</w:t>
+        <w:t xml:space="preserve"> robusto utilizando Django y Django REST Framework</w:t>
       </w:r>
     </w:p>
     <w:p>
       <w:pPr>
         <w:numPr>
           <w:ilvl w:val="1"/>
-          <w:numId w:val="66"/>
+          <w:numId w:val="80"/>
         </w:numPr>
-        <w:spacing w:after="160" w:line="278" w:lineRule="auto"/>
-        <w:jc w:val="left"/>
-      </w:pPr>
-      <w:proofErr w:type="spellStart"/>
-      <w:r>
-        <w:t>KPIs</w:t>
-      </w:r>
-      <w:proofErr w:type="spellEnd"/>
-      <w:r>
-        <w:t xml:space="preserve"> actualizados, filtros dinámicos y tiempos de carga menores a 3 segundos.</w:t>
+      </w:pPr>
+      <w:r>
+        <w:t>Gestionar la lógica de negocio, exponer una API documentada y garantizar la integridad de los datos mediante validaciones y control de acceso.</w:t>
       </w:r>
     </w:p>
     <w:p>
       <w:pPr>
         <w:numPr>
           <w:ilvl w:val="0"/>
-          <w:numId w:val="66"/>
+          <w:numId w:val="80"/>
         </w:numPr>
-        <w:spacing w:after="160" w:line="278" w:lineRule="auto"/>
-        <w:jc w:val="left"/>
-      </w:pPr>
-      <w:r>
-        <w:rPr>
-          <w:b/>
-          <w:bCs/>
-        </w:rPr>
-        <w:t>Aplicación Móvil Híbrida operativa</w:t>
-      </w:r>
+      </w:pPr>
+      <w:r>
+        <w:t xml:space="preserve">Construir un </w:t>
+      </w:r>
+      <w:proofErr w:type="spellStart"/>
+      <w:r>
+        <w:t>frontend</w:t>
+      </w:r>
+      <w:proofErr w:type="spellEnd"/>
+      <w:r>
+        <w:t xml:space="preserve"> moderno y responsivo en </w:t>
+      </w:r>
+      <w:proofErr w:type="spellStart"/>
+      <w:r>
+        <w:t>React</w:t>
+      </w:r>
+      <w:proofErr w:type="spellEnd"/>
+      <w:r>
+        <w:t xml:space="preserve"> con </w:t>
+      </w:r>
+      <w:proofErr w:type="spellStart"/>
+      <w:r>
+        <w:t>TailwindCSS</w:t>
+      </w:r>
+      <w:proofErr w:type="spellEnd"/>
     </w:p>
     <w:p>
       <w:pPr>
         <w:numPr>
           <w:ilvl w:val="1"/>
-          <w:numId w:val="66"/>
+          <w:numId w:val="80"/>
         </w:numPr>
-        <w:spacing w:after="160" w:line="278" w:lineRule="auto"/>
-        <w:jc w:val="left"/>
-      </w:pPr>
-      <w:r>
-        <w:t>Fluidez en terreno, captura de ventas y operación sin defectos críticos.</w:t>
+      </w:pPr>
+      <w:r>
+        <w:t xml:space="preserve">Permitir la visualización del inventario, el registro de productos y movimientos, y el acceso a </w:t>
+      </w:r>
+      <w:proofErr w:type="spellStart"/>
+      <w:r>
+        <w:t>dashboards</w:t>
+      </w:r>
+      <w:proofErr w:type="spellEnd"/>
+      <w:r>
+        <w:t xml:space="preserve"> y alertas de stock crítico.</w:t>
       </w:r>
     </w:p>
     <w:p>
       <w:pPr>
         <w:numPr>
           <w:ilvl w:val="0"/>
-          <w:numId w:val="66"/>
+          <w:numId w:val="80"/>
         </w:numPr>
-        <w:spacing w:after="160" w:line="278" w:lineRule="auto"/>
-        <w:jc w:val="left"/>
-      </w:pPr>
-      <w:r>
-        <w:rPr>
-          <w:b/>
-          <w:bCs/>
-        </w:rPr>
-        <w:t>Modelos predictivos con alta precisión</w:t>
-      </w:r>
-    </w:p>
-    <w:p>
-      <w:pPr>
-        <w:pStyle w:val="Prrafodelista"/>
+      </w:pPr>
+      <w:r>
+        <w:t>Centralizar y automatizar los registros del inventario</w:t>
+      </w:r>
+    </w:p>
+    <w:p>
+      <w:pPr>
         <w:numPr>
           <w:ilvl w:val="1"/>
-          <w:numId w:val="66"/>
+          <w:numId w:val="80"/>
         </w:numPr>
       </w:pPr>
       <w:r>
-        <w:t>Métricas obtenidas superiores al 85% de exactitud.</w:t>
+        <w:t>Eliminar la dependencia de procesos manuales, reducir errores y asegurar actualizaciones en tiempo real.</w:t>
+      </w:r>
+    </w:p>
+    <w:p>
+      <w:pPr>
+        <w:numPr>
+          <w:ilvl w:val="0"/>
+          <w:numId w:val="80"/>
+        </w:numPr>
+      </w:pPr>
+      <w:r>
+        <w:t>Implementar un módulo de pronóstico de inventario</w:t>
+      </w:r>
+    </w:p>
+    <w:p>
+      <w:pPr>
+        <w:numPr>
+          <w:ilvl w:val="1"/>
+          <w:numId w:val="80"/>
+        </w:numPr>
+      </w:pPr>
+      <w:r>
+        <w:t>Utilizar historial de consumo y técnicas de análisis predictivo para anticipar necesidades de reposición con métricas de precisión superiores al 85%.</w:t>
+      </w:r>
+    </w:p>
+    <w:p>
+      <w:pPr>
+        <w:numPr>
+          <w:ilvl w:val="0"/>
+          <w:numId w:val="80"/>
+        </w:numPr>
+      </w:pPr>
+      <w:r>
+        <w:t xml:space="preserve">Integrar </w:t>
+      </w:r>
+      <w:proofErr w:type="spellStart"/>
+      <w:r>
+        <w:t>dashboards</w:t>
+      </w:r>
+      <w:proofErr w:type="spellEnd"/>
+      <w:r>
+        <w:t xml:space="preserve"> e indicadores clave de gestión (</w:t>
+      </w:r>
+      <w:proofErr w:type="spellStart"/>
+      <w:r>
+        <w:t>KPIs</w:t>
+      </w:r>
+      <w:proofErr w:type="spellEnd"/>
+      <w:r>
+        <w:t>)</w:t>
+      </w:r>
+    </w:p>
+    <w:p>
+      <w:pPr>
+        <w:numPr>
+          <w:ilvl w:val="1"/>
+          <w:numId w:val="80"/>
+        </w:numPr>
+      </w:pPr>
+      <w:r>
+        <w:t>Visualizar rotación de productos, niveles de stock, alertas y tendencias mediante gráficos e información procesada.</w:t>
+      </w:r>
+    </w:p>
+    <w:p>
+      <w:pPr>
+        <w:numPr>
+          <w:ilvl w:val="0"/>
+          <w:numId w:val="80"/>
+        </w:numPr>
+      </w:pPr>
+      <w:r>
+        <w:t>Aplicar prácticas de ingeniería de requisitos y metodologías ágiles</w:t>
+      </w:r>
+    </w:p>
+    <w:p>
+      <w:pPr>
+        <w:numPr>
+          <w:ilvl w:val="1"/>
+          <w:numId w:val="80"/>
+        </w:numPr>
+      </w:pPr>
+      <w:r>
+        <w:t>Gestionar el desarrollo del proyecto mediante etapas planificadas, revisiones periódicas y mejora continua.</w:t>
       </w:r>
     </w:p>
     <w:p>
@@ -4716,12 +5594,12 @@
           <w:numId w:val="1"/>
         </w:numPr>
       </w:pPr>
-      <w:bookmarkStart w:id="29" w:name="_Toc168573513"/>
+      <w:bookmarkStart w:id="26" w:name="_Toc168573513"/>
       <w:r>
         <w:lastRenderedPageBreak/>
         <w:t>DISEÑO METODOLÓGICO</w:t>
       </w:r>
-      <w:bookmarkEnd w:id="29"/>
+      <w:bookmarkEnd w:id="26"/>
       <w:r>
         <w:t xml:space="preserve"> </w:t>
       </w:r>
@@ -4731,11 +5609,11 @@
         <w:keepNext/>
         <w:jc w:val="center"/>
       </w:pPr>
-      <w:bookmarkStart w:id="30" w:name="_Toc78682706"/>
+      <w:bookmarkStart w:id="27" w:name="_Toc78682706"/>
       <w:r>
         <w:t>Diagrama del diseño metodológico.</w:t>
       </w:r>
-      <w:bookmarkEnd w:id="30"/>
+      <w:bookmarkEnd w:id="27"/>
     </w:p>
     <w:tbl>
       <w:tblPr>
@@ -5479,12 +6357,12 @@
           <w:b w:val="0"/>
         </w:rPr>
       </w:pPr>
-      <w:bookmarkStart w:id="31" w:name="_Toc168573514"/>
+      <w:bookmarkStart w:id="28" w:name="_Toc168573514"/>
       <w:r>
         <w:lastRenderedPageBreak/>
         <w:t>ETAPA N°1</w:t>
       </w:r>
-      <w:bookmarkEnd w:id="31"/>
+      <w:bookmarkEnd w:id="28"/>
     </w:p>
     <w:p/>
     <w:p>
@@ -5506,8 +6384,8 @@
         </w:rPr>
         <w:t xml:space="preserve"> </w:t>
       </w:r>
-      <w:bookmarkStart w:id="32" w:name="_Toc168573515"/>
-      <w:bookmarkEnd w:id="32"/>
+      <w:bookmarkStart w:id="29" w:name="_Toc168573515"/>
+      <w:bookmarkEnd w:id="29"/>
     </w:p>
     <w:p/>
     <w:p>
@@ -5530,12 +6408,12 @@
           <w:numId w:val="1"/>
         </w:numPr>
       </w:pPr>
-      <w:bookmarkStart w:id="33" w:name="_Toc168573516"/>
+      <w:bookmarkStart w:id="30" w:name="_Toc168573516"/>
       <w:r>
         <w:lastRenderedPageBreak/>
         <w:t>RESULTADOS</w:t>
       </w:r>
-      <w:bookmarkEnd w:id="33"/>
+      <w:bookmarkEnd w:id="30"/>
       <w:r>
         <w:t xml:space="preserve"> </w:t>
       </w:r>
@@ -5562,12 +6440,12 @@
           <w:numId w:val="1"/>
         </w:numPr>
       </w:pPr>
-      <w:bookmarkStart w:id="34" w:name="_Toc168573517"/>
+      <w:bookmarkStart w:id="31" w:name="_Toc168573517"/>
       <w:r>
         <w:lastRenderedPageBreak/>
         <w:t>CONCLUSIONES Y RECOMENDACIONES</w:t>
       </w:r>
-      <w:bookmarkEnd w:id="34"/>
+      <w:bookmarkEnd w:id="31"/>
     </w:p>
     <w:p/>
     <w:p>
@@ -5578,11 +6456,11 @@
           <w:numId w:val="1"/>
         </w:numPr>
       </w:pPr>
-      <w:bookmarkStart w:id="35" w:name="_Toc168573518"/>
+      <w:bookmarkStart w:id="32" w:name="_Toc168573518"/>
       <w:r>
         <w:t>Conclusiones</w:t>
       </w:r>
-      <w:bookmarkEnd w:id="35"/>
+      <w:bookmarkEnd w:id="32"/>
     </w:p>
     <w:p>
       <w:pPr>
@@ -5597,11 +6475,11 @@
           <w:numId w:val="1"/>
         </w:numPr>
       </w:pPr>
-      <w:bookmarkStart w:id="36" w:name="_Toc168573519"/>
+      <w:bookmarkStart w:id="33" w:name="_Toc168573519"/>
       <w:r>
         <w:t>Limitaciones y Recomendaciones.</w:t>
       </w:r>
-      <w:bookmarkEnd w:id="36"/>
+      <w:bookmarkEnd w:id="33"/>
     </w:p>
     <w:p>
       <w:pPr>
@@ -5624,7 +6502,7 @@
       <w:pPr>
         <w:pStyle w:val="Ttulo1"/>
       </w:pPr>
-      <w:bookmarkStart w:id="37" w:name="_Toc168573520"/>
+      <w:bookmarkStart w:id="34" w:name="_Toc168573520"/>
       <w:r>
         <w:lastRenderedPageBreak/>
         <w:t>BIBLIOGRAF</w:t>
@@ -5635,7 +6513,7 @@
       <w:r>
         <w:t>A</w:t>
       </w:r>
-      <w:bookmarkEnd w:id="37"/>
+      <w:bookmarkEnd w:id="34"/>
     </w:p>
     <w:p>
       <w:pPr>
@@ -5658,7 +6536,7 @@
       <w:pPr>
         <w:pStyle w:val="Ttulo1"/>
       </w:pPr>
-      <w:bookmarkStart w:id="38" w:name="_Toc168573521"/>
+      <w:bookmarkStart w:id="35" w:name="_Toc168573521"/>
       <w:r>
         <w:lastRenderedPageBreak/>
         <w:t>LINKO</w:t>
@@ -5672,7 +6550,7 @@
       <w:r>
         <w:t>A</w:t>
       </w:r>
-      <w:bookmarkEnd w:id="38"/>
+      <w:bookmarkEnd w:id="35"/>
     </w:p>
     <w:p>
       <w:pPr>
@@ -5691,13 +6569,35 @@
       <w:pPr>
         <w:pStyle w:val="Ttulo1"/>
       </w:pPr>
-      <w:bookmarkStart w:id="39" w:name="_Toc168573522"/>
-      <w:bookmarkStart w:id="40" w:name="_Toc79974808"/>
-      <w:bookmarkStart w:id="41" w:name="_Toc84208132"/>
+      <w:bookmarkStart w:id="36" w:name="_Toc168573522"/>
+      <w:bookmarkStart w:id="37" w:name="_Toc79974808"/>
+      <w:bookmarkStart w:id="38" w:name="_Toc84208132"/>
       <w:r>
         <w:lastRenderedPageBreak/>
         <w:t>ANEXO A:</w:t>
       </w:r>
+      <w:bookmarkEnd w:id="36"/>
+      <w:r>
+        <w:t xml:space="preserve"> </w:t>
+      </w:r>
+      <w:bookmarkEnd w:id="37"/>
+      <w:bookmarkEnd w:id="38"/>
+    </w:p>
+    <w:p>
+      <w:pPr>
+        <w:pStyle w:val="Sinespaciado"/>
+      </w:pPr>
+    </w:p>
+    <w:p>
+      <w:pPr>
+        <w:pStyle w:val="Ttulo1"/>
+      </w:pPr>
+      <w:bookmarkStart w:id="39" w:name="_Toc168573523"/>
+      <w:bookmarkStart w:id="40" w:name="_Toc79974809"/>
+      <w:bookmarkStart w:id="41" w:name="_Toc84208133"/>
+      <w:r>
+        <w:t>ANEXO B:</w:t>
+      </w:r>
       <w:bookmarkEnd w:id="39"/>
       <w:r>
         <w:t xml:space="preserve"> </w:t>
@@ -5714,11 +6614,11 @@
       <w:pPr>
         <w:pStyle w:val="Ttulo1"/>
       </w:pPr>
-      <w:bookmarkStart w:id="42" w:name="_Toc168573523"/>
-      <w:bookmarkStart w:id="43" w:name="_Toc79974809"/>
-      <w:bookmarkStart w:id="44" w:name="_Toc84208133"/>
-      <w:r>
-        <w:t>ANEXO B:</w:t>
+      <w:bookmarkStart w:id="42" w:name="_Toc168573524"/>
+      <w:bookmarkStart w:id="43" w:name="_Toc79974810"/>
+      <w:bookmarkStart w:id="44" w:name="_Toc84208134"/>
+      <w:r>
+        <w:t>ANEXO C:</w:t>
       </w:r>
       <w:bookmarkEnd w:id="42"/>
       <w:r>
@@ -5727,42 +6627,20 @@
       <w:bookmarkEnd w:id="43"/>
       <w:bookmarkEnd w:id="44"/>
     </w:p>
-    <w:p>
-      <w:pPr>
-        <w:pStyle w:val="Sinespaciado"/>
-      </w:pPr>
-    </w:p>
+    <w:p/>
     <w:p>
       <w:pPr>
         <w:pStyle w:val="Ttulo1"/>
       </w:pPr>
-      <w:bookmarkStart w:id="45" w:name="_Toc168573524"/>
-      <w:bookmarkStart w:id="46" w:name="_Toc79974810"/>
-      <w:bookmarkStart w:id="47" w:name="_Toc84208134"/>
-      <w:r>
-        <w:t>ANEXO C:</w:t>
+      <w:bookmarkStart w:id="45" w:name="_Toc79974811"/>
+      <w:bookmarkStart w:id="46" w:name="_Toc84208135"/>
+      <w:bookmarkStart w:id="47" w:name="_Toc168573525"/>
+      <w:r>
+        <w:t>ANEXO D:</w:t>
       </w:r>
       <w:bookmarkEnd w:id="45"/>
-      <w:r>
-        <w:t xml:space="preserve"> </w:t>
-      </w:r>
       <w:bookmarkEnd w:id="46"/>
       <w:bookmarkEnd w:id="47"/>
-    </w:p>
-    <w:p/>
-    <w:p>
-      <w:pPr>
-        <w:pStyle w:val="Ttulo1"/>
-      </w:pPr>
-      <w:bookmarkStart w:id="48" w:name="_Toc79974811"/>
-      <w:bookmarkStart w:id="49" w:name="_Toc84208135"/>
-      <w:bookmarkStart w:id="50" w:name="_Toc168573525"/>
-      <w:r>
-        <w:t>ANEXO D:</w:t>
-      </w:r>
-      <w:bookmarkEnd w:id="48"/>
-      <w:bookmarkEnd w:id="49"/>
-      <w:bookmarkEnd w:id="50"/>
     </w:p>
     <w:p/>
     <w:sectPr>
@@ -6205,9 +7083,1437 @@
 <file path=word/numbering.xml><?xml version="1.0" encoding="utf-8"?>
 <w:numbering xmlns:wpc="http://schemas.microsoft.com/office/word/2010/wordprocessingCanvas" xmlns:cx="http://schemas.microsoft.com/office/drawing/2014/chartex" xmlns:cx1="http://schemas.microsoft.com/office/drawing/2015/9/8/chartex" xmlns:cx2="http://schemas.microsoft.com/office/drawing/2015/10/21/chartex" xmlns:cx3="http://schemas.microsoft.com/office/drawing/2016/5/9/chartex" xmlns:cx4="http://schemas.microsoft.com/office/drawing/2016/5/10/chartex" xmlns:cx5="http://schemas.microsoft.com/office/drawing/2016/5/11/chartex" xmlns:cx6="http://schemas.microsoft.com/office/drawing/2016/5/12/chartex" xmlns:cx7="http://schemas.microsoft.com/office/drawing/2016/5/13/chartex" xmlns:cx8="http://schemas.microsoft.com/office/drawing/2016/5/14/chartex" xmlns:mc="http://schemas.openxmlformats.org/markup-compatibility/2006" xmlns:aink="http://schemas.microsoft.com/office/drawing/2016/ink" xmlns:am3d="http://schemas.microsoft.com/office/drawing/2017/model3d" xmlns:o="urn:schemas-microsoft-com:office:office" xmlns:oel="http://schemas.microsoft.com/office/2019/extlst" xmlns:r="http://schemas.openxmlformats.org/officeDocument/2006/relationships" xmlns:m="http://schemas.openxmlformats.org/officeDocument/2006/math" xmlns:v="urn:schemas-microsoft-com:vml" xmlns:wp14="http://schemas.microsoft.com/office/word/2010/wordprocessingDrawing" xmlns:wp="http://schemas.openxmlformats.org/drawingml/2006/wordprocessingDrawing" xmlns:w10="urn:schemas-microsoft-com:office:word" xmlns:w="http://schemas.openxmlformats.org/wordprocessingml/2006/main" xmlns:w14="http://schemas.microsoft.com/office/word/2010/wordml" xmlns:w15="http://schemas.microsoft.com/office/word/2012/wordml" xmlns:w16cex="http://schemas.microsoft.com/office/word/2018/wordml/cex" xmlns:w16cid="http://schemas.microsoft.com/office/word/2016/wordml/cid" xmlns:w16="http://schemas.microsoft.com/office/word/2018/wordml" xmlns:w16du="http://schemas.microsoft.com/office/word/2023/wordml/word16du" xmlns:w16sdtdh="http://schemas.microsoft.com/office/word/2020/wordml/sdtdatahash" xmlns:w16sdtfl="http://schemas.microsoft.com/office/word/2024/wordml/sdtformatlock" xmlns:w16se="http://schemas.microsoft.com/office/word/2015/wordml/symex" xmlns:wpg="http://schemas.microsoft.com/office/word/2010/wordprocessingGroup" xmlns:wpi="http://schemas.microsoft.com/office/word/2010/wordprocessingInk" xmlns:wne="http://schemas.microsoft.com/office/word/2006/wordml" xmlns:wps="http://schemas.microsoft.com/office/word/2010/wordprocessingShape" mc:Ignorable="w14 w15 w16se w16cid w16 w16cex w16sdtdh w16sdtfl w16du wp14">
   <w:abstractNum w:abstractNumId="0" w15:restartNumberingAfterBreak="0">
-    <w:nsid w:val="0255235A"/>
+    <w:nsid w:val="03EB77F9"/>
+    <w:multiLevelType w:val="hybridMultilevel"/>
+    <w:tmpl w:val="387EC822"/>
+    <w:lvl w:ilvl="0" w:tplc="340A0001">
+      <w:start w:val="1"/>
+      <w:numFmt w:val="bullet"/>
+      <w:lvlText w:val=""/>
+      <w:lvlJc w:val="left"/>
+      <w:pPr>
+        <w:ind w:left="720" w:hanging="360"/>
+      </w:pPr>
+      <w:rPr>
+        <w:rFonts w:ascii="Symbol" w:hAnsi="Symbol" w:hint="default"/>
+      </w:rPr>
+    </w:lvl>
+    <w:lvl w:ilvl="1" w:tplc="340A0003" w:tentative="1">
+      <w:start w:val="1"/>
+      <w:numFmt w:val="bullet"/>
+      <w:lvlText w:val="o"/>
+      <w:lvlJc w:val="left"/>
+      <w:pPr>
+        <w:ind w:left="1440" w:hanging="360"/>
+      </w:pPr>
+      <w:rPr>
+        <w:rFonts w:ascii="Courier New" w:hAnsi="Courier New" w:cs="Courier New" w:hint="default"/>
+      </w:rPr>
+    </w:lvl>
+    <w:lvl w:ilvl="2" w:tplc="340A0005" w:tentative="1">
+      <w:start w:val="1"/>
+      <w:numFmt w:val="bullet"/>
+      <w:lvlText w:val=""/>
+      <w:lvlJc w:val="left"/>
+      <w:pPr>
+        <w:ind w:left="2160" w:hanging="360"/>
+      </w:pPr>
+      <w:rPr>
+        <w:rFonts w:ascii="Wingdings" w:hAnsi="Wingdings" w:hint="default"/>
+      </w:rPr>
+    </w:lvl>
+    <w:lvl w:ilvl="3" w:tplc="340A0001" w:tentative="1">
+      <w:start w:val="1"/>
+      <w:numFmt w:val="bullet"/>
+      <w:lvlText w:val=""/>
+      <w:lvlJc w:val="left"/>
+      <w:pPr>
+        <w:ind w:left="2880" w:hanging="360"/>
+      </w:pPr>
+      <w:rPr>
+        <w:rFonts w:ascii="Symbol" w:hAnsi="Symbol" w:hint="default"/>
+      </w:rPr>
+    </w:lvl>
+    <w:lvl w:ilvl="4" w:tplc="340A0003" w:tentative="1">
+      <w:start w:val="1"/>
+      <w:numFmt w:val="bullet"/>
+      <w:lvlText w:val="o"/>
+      <w:lvlJc w:val="left"/>
+      <w:pPr>
+        <w:ind w:left="3600" w:hanging="360"/>
+      </w:pPr>
+      <w:rPr>
+        <w:rFonts w:ascii="Courier New" w:hAnsi="Courier New" w:cs="Courier New" w:hint="default"/>
+      </w:rPr>
+    </w:lvl>
+    <w:lvl w:ilvl="5" w:tplc="340A0005" w:tentative="1">
+      <w:start w:val="1"/>
+      <w:numFmt w:val="bullet"/>
+      <w:lvlText w:val=""/>
+      <w:lvlJc w:val="left"/>
+      <w:pPr>
+        <w:ind w:left="4320" w:hanging="360"/>
+      </w:pPr>
+      <w:rPr>
+        <w:rFonts w:ascii="Wingdings" w:hAnsi="Wingdings" w:hint="default"/>
+      </w:rPr>
+    </w:lvl>
+    <w:lvl w:ilvl="6" w:tplc="340A0001" w:tentative="1">
+      <w:start w:val="1"/>
+      <w:numFmt w:val="bullet"/>
+      <w:lvlText w:val=""/>
+      <w:lvlJc w:val="left"/>
+      <w:pPr>
+        <w:ind w:left="5040" w:hanging="360"/>
+      </w:pPr>
+      <w:rPr>
+        <w:rFonts w:ascii="Symbol" w:hAnsi="Symbol" w:hint="default"/>
+      </w:rPr>
+    </w:lvl>
+    <w:lvl w:ilvl="7" w:tplc="340A0003" w:tentative="1">
+      <w:start w:val="1"/>
+      <w:numFmt w:val="bullet"/>
+      <w:lvlText w:val="o"/>
+      <w:lvlJc w:val="left"/>
+      <w:pPr>
+        <w:ind w:left="5760" w:hanging="360"/>
+      </w:pPr>
+      <w:rPr>
+        <w:rFonts w:ascii="Courier New" w:hAnsi="Courier New" w:cs="Courier New" w:hint="default"/>
+      </w:rPr>
+    </w:lvl>
+    <w:lvl w:ilvl="8" w:tplc="340A0005" w:tentative="1">
+      <w:start w:val="1"/>
+      <w:numFmt w:val="bullet"/>
+      <w:lvlText w:val=""/>
+      <w:lvlJc w:val="left"/>
+      <w:pPr>
+        <w:ind w:left="6480" w:hanging="360"/>
+      </w:pPr>
+      <w:rPr>
+        <w:rFonts w:ascii="Wingdings" w:hAnsi="Wingdings" w:hint="default"/>
+      </w:rPr>
+    </w:lvl>
+  </w:abstractNum>
+  <w:abstractNum w:abstractNumId="1" w15:restartNumberingAfterBreak="0">
+    <w:nsid w:val="04862BDA"/>
+    <w:multiLevelType w:val="hybridMultilevel"/>
+    <w:tmpl w:val="FB8A7FCC"/>
+    <w:lvl w:ilvl="0" w:tplc="340A0001">
+      <w:start w:val="1"/>
+      <w:numFmt w:val="bullet"/>
+      <w:lvlText w:val=""/>
+      <w:lvlJc w:val="left"/>
+      <w:pPr>
+        <w:ind w:left="360" w:hanging="360"/>
+      </w:pPr>
+      <w:rPr>
+        <w:rFonts w:ascii="Symbol" w:hAnsi="Symbol" w:hint="default"/>
+      </w:rPr>
+    </w:lvl>
+    <w:lvl w:ilvl="1" w:tplc="340A0003" w:tentative="1">
+      <w:start w:val="1"/>
+      <w:numFmt w:val="bullet"/>
+      <w:lvlText w:val="o"/>
+      <w:lvlJc w:val="left"/>
+      <w:pPr>
+        <w:ind w:left="1080" w:hanging="360"/>
+      </w:pPr>
+      <w:rPr>
+        <w:rFonts w:ascii="Courier New" w:hAnsi="Courier New" w:cs="Courier New" w:hint="default"/>
+      </w:rPr>
+    </w:lvl>
+    <w:lvl w:ilvl="2" w:tplc="340A0005" w:tentative="1">
+      <w:start w:val="1"/>
+      <w:numFmt w:val="bullet"/>
+      <w:lvlText w:val=""/>
+      <w:lvlJc w:val="left"/>
+      <w:pPr>
+        <w:ind w:left="1800" w:hanging="360"/>
+      </w:pPr>
+      <w:rPr>
+        <w:rFonts w:ascii="Wingdings" w:hAnsi="Wingdings" w:hint="default"/>
+      </w:rPr>
+    </w:lvl>
+    <w:lvl w:ilvl="3" w:tplc="340A0001" w:tentative="1">
+      <w:start w:val="1"/>
+      <w:numFmt w:val="bullet"/>
+      <w:lvlText w:val=""/>
+      <w:lvlJc w:val="left"/>
+      <w:pPr>
+        <w:ind w:left="2520" w:hanging="360"/>
+      </w:pPr>
+      <w:rPr>
+        <w:rFonts w:ascii="Symbol" w:hAnsi="Symbol" w:hint="default"/>
+      </w:rPr>
+    </w:lvl>
+    <w:lvl w:ilvl="4" w:tplc="340A0003" w:tentative="1">
+      <w:start w:val="1"/>
+      <w:numFmt w:val="bullet"/>
+      <w:lvlText w:val="o"/>
+      <w:lvlJc w:val="left"/>
+      <w:pPr>
+        <w:ind w:left="3240" w:hanging="360"/>
+      </w:pPr>
+      <w:rPr>
+        <w:rFonts w:ascii="Courier New" w:hAnsi="Courier New" w:cs="Courier New" w:hint="default"/>
+      </w:rPr>
+    </w:lvl>
+    <w:lvl w:ilvl="5" w:tplc="340A0005" w:tentative="1">
+      <w:start w:val="1"/>
+      <w:numFmt w:val="bullet"/>
+      <w:lvlText w:val=""/>
+      <w:lvlJc w:val="left"/>
+      <w:pPr>
+        <w:ind w:left="3960" w:hanging="360"/>
+      </w:pPr>
+      <w:rPr>
+        <w:rFonts w:ascii="Wingdings" w:hAnsi="Wingdings" w:hint="default"/>
+      </w:rPr>
+    </w:lvl>
+    <w:lvl w:ilvl="6" w:tplc="340A0001" w:tentative="1">
+      <w:start w:val="1"/>
+      <w:numFmt w:val="bullet"/>
+      <w:lvlText w:val=""/>
+      <w:lvlJc w:val="left"/>
+      <w:pPr>
+        <w:ind w:left="4680" w:hanging="360"/>
+      </w:pPr>
+      <w:rPr>
+        <w:rFonts w:ascii="Symbol" w:hAnsi="Symbol" w:hint="default"/>
+      </w:rPr>
+    </w:lvl>
+    <w:lvl w:ilvl="7" w:tplc="340A0003" w:tentative="1">
+      <w:start w:val="1"/>
+      <w:numFmt w:val="bullet"/>
+      <w:lvlText w:val="o"/>
+      <w:lvlJc w:val="left"/>
+      <w:pPr>
+        <w:ind w:left="5400" w:hanging="360"/>
+      </w:pPr>
+      <w:rPr>
+        <w:rFonts w:ascii="Courier New" w:hAnsi="Courier New" w:cs="Courier New" w:hint="default"/>
+      </w:rPr>
+    </w:lvl>
+    <w:lvl w:ilvl="8" w:tplc="340A0005" w:tentative="1">
+      <w:start w:val="1"/>
+      <w:numFmt w:val="bullet"/>
+      <w:lvlText w:val=""/>
+      <w:lvlJc w:val="left"/>
+      <w:pPr>
+        <w:ind w:left="6120" w:hanging="360"/>
+      </w:pPr>
+      <w:rPr>
+        <w:rFonts w:ascii="Wingdings" w:hAnsi="Wingdings" w:hint="default"/>
+      </w:rPr>
+    </w:lvl>
+  </w:abstractNum>
+  <w:abstractNum w:abstractNumId="2" w15:restartNumberingAfterBreak="0">
+    <w:nsid w:val="076C670D"/>
+    <w:multiLevelType w:val="hybridMultilevel"/>
+    <w:tmpl w:val="73A4C908"/>
+    <w:lvl w:ilvl="0" w:tplc="340A0001">
+      <w:start w:val="1"/>
+      <w:numFmt w:val="bullet"/>
+      <w:lvlText w:val=""/>
+      <w:lvlJc w:val="left"/>
+      <w:pPr>
+        <w:ind w:left="720" w:hanging="360"/>
+      </w:pPr>
+      <w:rPr>
+        <w:rFonts w:ascii="Symbol" w:hAnsi="Symbol" w:hint="default"/>
+      </w:rPr>
+    </w:lvl>
+    <w:lvl w:ilvl="1" w:tplc="340A0003" w:tentative="1">
+      <w:start w:val="1"/>
+      <w:numFmt w:val="bullet"/>
+      <w:lvlText w:val="o"/>
+      <w:lvlJc w:val="left"/>
+      <w:pPr>
+        <w:ind w:left="1440" w:hanging="360"/>
+      </w:pPr>
+      <w:rPr>
+        <w:rFonts w:ascii="Courier New" w:hAnsi="Courier New" w:cs="Courier New" w:hint="default"/>
+      </w:rPr>
+    </w:lvl>
+    <w:lvl w:ilvl="2" w:tplc="340A0005" w:tentative="1">
+      <w:start w:val="1"/>
+      <w:numFmt w:val="bullet"/>
+      <w:lvlText w:val=""/>
+      <w:lvlJc w:val="left"/>
+      <w:pPr>
+        <w:ind w:left="2160" w:hanging="360"/>
+      </w:pPr>
+      <w:rPr>
+        <w:rFonts w:ascii="Wingdings" w:hAnsi="Wingdings" w:hint="default"/>
+      </w:rPr>
+    </w:lvl>
+    <w:lvl w:ilvl="3" w:tplc="340A0001" w:tentative="1">
+      <w:start w:val="1"/>
+      <w:numFmt w:val="bullet"/>
+      <w:lvlText w:val=""/>
+      <w:lvlJc w:val="left"/>
+      <w:pPr>
+        <w:ind w:left="2880" w:hanging="360"/>
+      </w:pPr>
+      <w:rPr>
+        <w:rFonts w:ascii="Symbol" w:hAnsi="Symbol" w:hint="default"/>
+      </w:rPr>
+    </w:lvl>
+    <w:lvl w:ilvl="4" w:tplc="340A0003" w:tentative="1">
+      <w:start w:val="1"/>
+      <w:numFmt w:val="bullet"/>
+      <w:lvlText w:val="o"/>
+      <w:lvlJc w:val="left"/>
+      <w:pPr>
+        <w:ind w:left="3600" w:hanging="360"/>
+      </w:pPr>
+      <w:rPr>
+        <w:rFonts w:ascii="Courier New" w:hAnsi="Courier New" w:cs="Courier New" w:hint="default"/>
+      </w:rPr>
+    </w:lvl>
+    <w:lvl w:ilvl="5" w:tplc="340A0005" w:tentative="1">
+      <w:start w:val="1"/>
+      <w:numFmt w:val="bullet"/>
+      <w:lvlText w:val=""/>
+      <w:lvlJc w:val="left"/>
+      <w:pPr>
+        <w:ind w:left="4320" w:hanging="360"/>
+      </w:pPr>
+      <w:rPr>
+        <w:rFonts w:ascii="Wingdings" w:hAnsi="Wingdings" w:hint="default"/>
+      </w:rPr>
+    </w:lvl>
+    <w:lvl w:ilvl="6" w:tplc="340A0001" w:tentative="1">
+      <w:start w:val="1"/>
+      <w:numFmt w:val="bullet"/>
+      <w:lvlText w:val=""/>
+      <w:lvlJc w:val="left"/>
+      <w:pPr>
+        <w:ind w:left="5040" w:hanging="360"/>
+      </w:pPr>
+      <w:rPr>
+        <w:rFonts w:ascii="Symbol" w:hAnsi="Symbol" w:hint="default"/>
+      </w:rPr>
+    </w:lvl>
+    <w:lvl w:ilvl="7" w:tplc="340A0003" w:tentative="1">
+      <w:start w:val="1"/>
+      <w:numFmt w:val="bullet"/>
+      <w:lvlText w:val="o"/>
+      <w:lvlJc w:val="left"/>
+      <w:pPr>
+        <w:ind w:left="5760" w:hanging="360"/>
+      </w:pPr>
+      <w:rPr>
+        <w:rFonts w:ascii="Courier New" w:hAnsi="Courier New" w:cs="Courier New" w:hint="default"/>
+      </w:rPr>
+    </w:lvl>
+    <w:lvl w:ilvl="8" w:tplc="340A0005" w:tentative="1">
+      <w:start w:val="1"/>
+      <w:numFmt w:val="bullet"/>
+      <w:lvlText w:val=""/>
+      <w:lvlJc w:val="left"/>
+      <w:pPr>
+        <w:ind w:left="6480" w:hanging="360"/>
+      </w:pPr>
+      <w:rPr>
+        <w:rFonts w:ascii="Wingdings" w:hAnsi="Wingdings" w:hint="default"/>
+      </w:rPr>
+    </w:lvl>
+  </w:abstractNum>
+  <w:abstractNum w:abstractNumId="3" w15:restartNumberingAfterBreak="0">
+    <w:nsid w:val="096A4A67"/>
+    <w:multiLevelType w:val="hybridMultilevel"/>
+    <w:tmpl w:val="238AC26E"/>
+    <w:lvl w:ilvl="0" w:tplc="340A0001">
+      <w:start w:val="1"/>
+      <w:numFmt w:val="bullet"/>
+      <w:lvlText w:val=""/>
+      <w:lvlJc w:val="left"/>
+      <w:pPr>
+        <w:ind w:left="720" w:hanging="360"/>
+      </w:pPr>
+      <w:rPr>
+        <w:rFonts w:ascii="Symbol" w:hAnsi="Symbol" w:hint="default"/>
+      </w:rPr>
+    </w:lvl>
+    <w:lvl w:ilvl="1" w:tplc="340A0003" w:tentative="1">
+      <w:start w:val="1"/>
+      <w:numFmt w:val="bullet"/>
+      <w:lvlText w:val="o"/>
+      <w:lvlJc w:val="left"/>
+      <w:pPr>
+        <w:ind w:left="1440" w:hanging="360"/>
+      </w:pPr>
+      <w:rPr>
+        <w:rFonts w:ascii="Courier New" w:hAnsi="Courier New" w:cs="Courier New" w:hint="default"/>
+      </w:rPr>
+    </w:lvl>
+    <w:lvl w:ilvl="2" w:tplc="340A0005" w:tentative="1">
+      <w:start w:val="1"/>
+      <w:numFmt w:val="bullet"/>
+      <w:lvlText w:val=""/>
+      <w:lvlJc w:val="left"/>
+      <w:pPr>
+        <w:ind w:left="2160" w:hanging="360"/>
+      </w:pPr>
+      <w:rPr>
+        <w:rFonts w:ascii="Wingdings" w:hAnsi="Wingdings" w:hint="default"/>
+      </w:rPr>
+    </w:lvl>
+    <w:lvl w:ilvl="3" w:tplc="340A0001" w:tentative="1">
+      <w:start w:val="1"/>
+      <w:numFmt w:val="bullet"/>
+      <w:lvlText w:val=""/>
+      <w:lvlJc w:val="left"/>
+      <w:pPr>
+        <w:ind w:left="2880" w:hanging="360"/>
+      </w:pPr>
+      <w:rPr>
+        <w:rFonts w:ascii="Symbol" w:hAnsi="Symbol" w:hint="default"/>
+      </w:rPr>
+    </w:lvl>
+    <w:lvl w:ilvl="4" w:tplc="340A0003" w:tentative="1">
+      <w:start w:val="1"/>
+      <w:numFmt w:val="bullet"/>
+      <w:lvlText w:val="o"/>
+      <w:lvlJc w:val="left"/>
+      <w:pPr>
+        <w:ind w:left="3600" w:hanging="360"/>
+      </w:pPr>
+      <w:rPr>
+        <w:rFonts w:ascii="Courier New" w:hAnsi="Courier New" w:cs="Courier New" w:hint="default"/>
+      </w:rPr>
+    </w:lvl>
+    <w:lvl w:ilvl="5" w:tplc="340A0005" w:tentative="1">
+      <w:start w:val="1"/>
+      <w:numFmt w:val="bullet"/>
+      <w:lvlText w:val=""/>
+      <w:lvlJc w:val="left"/>
+      <w:pPr>
+        <w:ind w:left="4320" w:hanging="360"/>
+      </w:pPr>
+      <w:rPr>
+        <w:rFonts w:ascii="Wingdings" w:hAnsi="Wingdings" w:hint="default"/>
+      </w:rPr>
+    </w:lvl>
+    <w:lvl w:ilvl="6" w:tplc="340A0001" w:tentative="1">
+      <w:start w:val="1"/>
+      <w:numFmt w:val="bullet"/>
+      <w:lvlText w:val=""/>
+      <w:lvlJc w:val="left"/>
+      <w:pPr>
+        <w:ind w:left="5040" w:hanging="360"/>
+      </w:pPr>
+      <w:rPr>
+        <w:rFonts w:ascii="Symbol" w:hAnsi="Symbol" w:hint="default"/>
+      </w:rPr>
+    </w:lvl>
+    <w:lvl w:ilvl="7" w:tplc="340A0003" w:tentative="1">
+      <w:start w:val="1"/>
+      <w:numFmt w:val="bullet"/>
+      <w:lvlText w:val="o"/>
+      <w:lvlJc w:val="left"/>
+      <w:pPr>
+        <w:ind w:left="5760" w:hanging="360"/>
+      </w:pPr>
+      <w:rPr>
+        <w:rFonts w:ascii="Courier New" w:hAnsi="Courier New" w:cs="Courier New" w:hint="default"/>
+      </w:rPr>
+    </w:lvl>
+    <w:lvl w:ilvl="8" w:tplc="340A0005" w:tentative="1">
+      <w:start w:val="1"/>
+      <w:numFmt w:val="bullet"/>
+      <w:lvlText w:val=""/>
+      <w:lvlJc w:val="left"/>
+      <w:pPr>
+        <w:ind w:left="6480" w:hanging="360"/>
+      </w:pPr>
+      <w:rPr>
+        <w:rFonts w:ascii="Wingdings" w:hAnsi="Wingdings" w:hint="default"/>
+      </w:rPr>
+    </w:lvl>
+  </w:abstractNum>
+  <w:abstractNum w:abstractNumId="4" w15:restartNumberingAfterBreak="0">
+    <w:nsid w:val="09843B4A"/>
+    <w:multiLevelType w:val="hybridMultilevel"/>
+    <w:tmpl w:val="9176F842"/>
+    <w:lvl w:ilvl="0" w:tplc="340A0001">
+      <w:start w:val="1"/>
+      <w:numFmt w:val="bullet"/>
+      <w:lvlText w:val=""/>
+      <w:lvlJc w:val="left"/>
+      <w:pPr>
+        <w:ind w:left="862" w:hanging="360"/>
+      </w:pPr>
+      <w:rPr>
+        <w:rFonts w:ascii="Symbol" w:hAnsi="Symbol" w:hint="default"/>
+      </w:rPr>
+    </w:lvl>
+    <w:lvl w:ilvl="1" w:tplc="340A0003" w:tentative="1">
+      <w:start w:val="1"/>
+      <w:numFmt w:val="bullet"/>
+      <w:lvlText w:val="o"/>
+      <w:lvlJc w:val="left"/>
+      <w:pPr>
+        <w:ind w:left="1582" w:hanging="360"/>
+      </w:pPr>
+      <w:rPr>
+        <w:rFonts w:ascii="Courier New" w:hAnsi="Courier New" w:cs="Courier New" w:hint="default"/>
+      </w:rPr>
+    </w:lvl>
+    <w:lvl w:ilvl="2" w:tplc="340A0005" w:tentative="1">
+      <w:start w:val="1"/>
+      <w:numFmt w:val="bullet"/>
+      <w:lvlText w:val=""/>
+      <w:lvlJc w:val="left"/>
+      <w:pPr>
+        <w:ind w:left="2302" w:hanging="360"/>
+      </w:pPr>
+      <w:rPr>
+        <w:rFonts w:ascii="Wingdings" w:hAnsi="Wingdings" w:hint="default"/>
+      </w:rPr>
+    </w:lvl>
+    <w:lvl w:ilvl="3" w:tplc="340A0001" w:tentative="1">
+      <w:start w:val="1"/>
+      <w:numFmt w:val="bullet"/>
+      <w:lvlText w:val=""/>
+      <w:lvlJc w:val="left"/>
+      <w:pPr>
+        <w:ind w:left="3022" w:hanging="360"/>
+      </w:pPr>
+      <w:rPr>
+        <w:rFonts w:ascii="Symbol" w:hAnsi="Symbol" w:hint="default"/>
+      </w:rPr>
+    </w:lvl>
+    <w:lvl w:ilvl="4" w:tplc="340A0003" w:tentative="1">
+      <w:start w:val="1"/>
+      <w:numFmt w:val="bullet"/>
+      <w:lvlText w:val="o"/>
+      <w:lvlJc w:val="left"/>
+      <w:pPr>
+        <w:ind w:left="3742" w:hanging="360"/>
+      </w:pPr>
+      <w:rPr>
+        <w:rFonts w:ascii="Courier New" w:hAnsi="Courier New" w:cs="Courier New" w:hint="default"/>
+      </w:rPr>
+    </w:lvl>
+    <w:lvl w:ilvl="5" w:tplc="340A0005" w:tentative="1">
+      <w:start w:val="1"/>
+      <w:numFmt w:val="bullet"/>
+      <w:lvlText w:val=""/>
+      <w:lvlJc w:val="left"/>
+      <w:pPr>
+        <w:ind w:left="4462" w:hanging="360"/>
+      </w:pPr>
+      <w:rPr>
+        <w:rFonts w:ascii="Wingdings" w:hAnsi="Wingdings" w:hint="default"/>
+      </w:rPr>
+    </w:lvl>
+    <w:lvl w:ilvl="6" w:tplc="340A0001" w:tentative="1">
+      <w:start w:val="1"/>
+      <w:numFmt w:val="bullet"/>
+      <w:lvlText w:val=""/>
+      <w:lvlJc w:val="left"/>
+      <w:pPr>
+        <w:ind w:left="5182" w:hanging="360"/>
+      </w:pPr>
+      <w:rPr>
+        <w:rFonts w:ascii="Symbol" w:hAnsi="Symbol" w:hint="default"/>
+      </w:rPr>
+    </w:lvl>
+    <w:lvl w:ilvl="7" w:tplc="340A0003" w:tentative="1">
+      <w:start w:val="1"/>
+      <w:numFmt w:val="bullet"/>
+      <w:lvlText w:val="o"/>
+      <w:lvlJc w:val="left"/>
+      <w:pPr>
+        <w:ind w:left="5902" w:hanging="360"/>
+      </w:pPr>
+      <w:rPr>
+        <w:rFonts w:ascii="Courier New" w:hAnsi="Courier New" w:cs="Courier New" w:hint="default"/>
+      </w:rPr>
+    </w:lvl>
+    <w:lvl w:ilvl="8" w:tplc="340A0005" w:tentative="1">
+      <w:start w:val="1"/>
+      <w:numFmt w:val="bullet"/>
+      <w:lvlText w:val=""/>
+      <w:lvlJc w:val="left"/>
+      <w:pPr>
+        <w:ind w:left="6622" w:hanging="360"/>
+      </w:pPr>
+      <w:rPr>
+        <w:rFonts w:ascii="Wingdings" w:hAnsi="Wingdings" w:hint="default"/>
+      </w:rPr>
+    </w:lvl>
+  </w:abstractNum>
+  <w:abstractNum w:abstractNumId="5" w15:restartNumberingAfterBreak="0">
+    <w:nsid w:val="09F773CE"/>
+    <w:multiLevelType w:val="hybridMultilevel"/>
+    <w:tmpl w:val="11BEFFE6"/>
+    <w:lvl w:ilvl="0" w:tplc="340A0001">
+      <w:start w:val="1"/>
+      <w:numFmt w:val="bullet"/>
+      <w:lvlText w:val=""/>
+      <w:lvlJc w:val="left"/>
+      <w:pPr>
+        <w:ind w:left="862" w:hanging="360"/>
+      </w:pPr>
+      <w:rPr>
+        <w:rFonts w:ascii="Symbol" w:hAnsi="Symbol" w:hint="default"/>
+      </w:rPr>
+    </w:lvl>
+    <w:lvl w:ilvl="1" w:tplc="340A0003" w:tentative="1">
+      <w:start w:val="1"/>
+      <w:numFmt w:val="bullet"/>
+      <w:lvlText w:val="o"/>
+      <w:lvlJc w:val="left"/>
+      <w:pPr>
+        <w:ind w:left="1582" w:hanging="360"/>
+      </w:pPr>
+      <w:rPr>
+        <w:rFonts w:ascii="Courier New" w:hAnsi="Courier New" w:cs="Courier New" w:hint="default"/>
+      </w:rPr>
+    </w:lvl>
+    <w:lvl w:ilvl="2" w:tplc="340A0005" w:tentative="1">
+      <w:start w:val="1"/>
+      <w:numFmt w:val="bullet"/>
+      <w:lvlText w:val=""/>
+      <w:lvlJc w:val="left"/>
+      <w:pPr>
+        <w:ind w:left="2302" w:hanging="360"/>
+      </w:pPr>
+      <w:rPr>
+        <w:rFonts w:ascii="Wingdings" w:hAnsi="Wingdings" w:hint="default"/>
+      </w:rPr>
+    </w:lvl>
+    <w:lvl w:ilvl="3" w:tplc="340A0001" w:tentative="1">
+      <w:start w:val="1"/>
+      <w:numFmt w:val="bullet"/>
+      <w:lvlText w:val=""/>
+      <w:lvlJc w:val="left"/>
+      <w:pPr>
+        <w:ind w:left="3022" w:hanging="360"/>
+      </w:pPr>
+      <w:rPr>
+        <w:rFonts w:ascii="Symbol" w:hAnsi="Symbol" w:hint="default"/>
+      </w:rPr>
+    </w:lvl>
+    <w:lvl w:ilvl="4" w:tplc="340A0003" w:tentative="1">
+      <w:start w:val="1"/>
+      <w:numFmt w:val="bullet"/>
+      <w:lvlText w:val="o"/>
+      <w:lvlJc w:val="left"/>
+      <w:pPr>
+        <w:ind w:left="3742" w:hanging="360"/>
+      </w:pPr>
+      <w:rPr>
+        <w:rFonts w:ascii="Courier New" w:hAnsi="Courier New" w:cs="Courier New" w:hint="default"/>
+      </w:rPr>
+    </w:lvl>
+    <w:lvl w:ilvl="5" w:tplc="340A0005" w:tentative="1">
+      <w:start w:val="1"/>
+      <w:numFmt w:val="bullet"/>
+      <w:lvlText w:val=""/>
+      <w:lvlJc w:val="left"/>
+      <w:pPr>
+        <w:ind w:left="4462" w:hanging="360"/>
+      </w:pPr>
+      <w:rPr>
+        <w:rFonts w:ascii="Wingdings" w:hAnsi="Wingdings" w:hint="default"/>
+      </w:rPr>
+    </w:lvl>
+    <w:lvl w:ilvl="6" w:tplc="340A0001" w:tentative="1">
+      <w:start w:val="1"/>
+      <w:numFmt w:val="bullet"/>
+      <w:lvlText w:val=""/>
+      <w:lvlJc w:val="left"/>
+      <w:pPr>
+        <w:ind w:left="5182" w:hanging="360"/>
+      </w:pPr>
+      <w:rPr>
+        <w:rFonts w:ascii="Symbol" w:hAnsi="Symbol" w:hint="default"/>
+      </w:rPr>
+    </w:lvl>
+    <w:lvl w:ilvl="7" w:tplc="340A0003" w:tentative="1">
+      <w:start w:val="1"/>
+      <w:numFmt w:val="bullet"/>
+      <w:lvlText w:val="o"/>
+      <w:lvlJc w:val="left"/>
+      <w:pPr>
+        <w:ind w:left="5902" w:hanging="360"/>
+      </w:pPr>
+      <w:rPr>
+        <w:rFonts w:ascii="Courier New" w:hAnsi="Courier New" w:cs="Courier New" w:hint="default"/>
+      </w:rPr>
+    </w:lvl>
+    <w:lvl w:ilvl="8" w:tplc="340A0005" w:tentative="1">
+      <w:start w:val="1"/>
+      <w:numFmt w:val="bullet"/>
+      <w:lvlText w:val=""/>
+      <w:lvlJc w:val="left"/>
+      <w:pPr>
+        <w:ind w:left="6622" w:hanging="360"/>
+      </w:pPr>
+      <w:rPr>
+        <w:rFonts w:ascii="Wingdings" w:hAnsi="Wingdings" w:hint="default"/>
+      </w:rPr>
+    </w:lvl>
+  </w:abstractNum>
+  <w:abstractNum w:abstractNumId="6" w15:restartNumberingAfterBreak="0">
+    <w:nsid w:val="0BA434A4"/>
+    <w:multiLevelType w:val="hybridMultilevel"/>
+    <w:tmpl w:val="85F6B7F4"/>
+    <w:lvl w:ilvl="0" w:tplc="340A0001">
+      <w:start w:val="1"/>
+      <w:numFmt w:val="bullet"/>
+      <w:lvlText w:val=""/>
+      <w:lvlJc w:val="left"/>
+      <w:pPr>
+        <w:ind w:left="720" w:hanging="360"/>
+      </w:pPr>
+      <w:rPr>
+        <w:rFonts w:ascii="Symbol" w:hAnsi="Symbol" w:hint="default"/>
+      </w:rPr>
+    </w:lvl>
+    <w:lvl w:ilvl="1" w:tplc="340A0003" w:tentative="1">
+      <w:start w:val="1"/>
+      <w:numFmt w:val="bullet"/>
+      <w:lvlText w:val="o"/>
+      <w:lvlJc w:val="left"/>
+      <w:pPr>
+        <w:ind w:left="1440" w:hanging="360"/>
+      </w:pPr>
+      <w:rPr>
+        <w:rFonts w:ascii="Courier New" w:hAnsi="Courier New" w:cs="Courier New" w:hint="default"/>
+      </w:rPr>
+    </w:lvl>
+    <w:lvl w:ilvl="2" w:tplc="340A0005" w:tentative="1">
+      <w:start w:val="1"/>
+      <w:numFmt w:val="bullet"/>
+      <w:lvlText w:val=""/>
+      <w:lvlJc w:val="left"/>
+      <w:pPr>
+        <w:ind w:left="2160" w:hanging="360"/>
+      </w:pPr>
+      <w:rPr>
+        <w:rFonts w:ascii="Wingdings" w:hAnsi="Wingdings" w:hint="default"/>
+      </w:rPr>
+    </w:lvl>
+    <w:lvl w:ilvl="3" w:tplc="340A0001" w:tentative="1">
+      <w:start w:val="1"/>
+      <w:numFmt w:val="bullet"/>
+      <w:lvlText w:val=""/>
+      <w:lvlJc w:val="left"/>
+      <w:pPr>
+        <w:ind w:left="2880" w:hanging="360"/>
+      </w:pPr>
+      <w:rPr>
+        <w:rFonts w:ascii="Symbol" w:hAnsi="Symbol" w:hint="default"/>
+      </w:rPr>
+    </w:lvl>
+    <w:lvl w:ilvl="4" w:tplc="340A0003" w:tentative="1">
+      <w:start w:val="1"/>
+      <w:numFmt w:val="bullet"/>
+      <w:lvlText w:val="o"/>
+      <w:lvlJc w:val="left"/>
+      <w:pPr>
+        <w:ind w:left="3600" w:hanging="360"/>
+      </w:pPr>
+      <w:rPr>
+        <w:rFonts w:ascii="Courier New" w:hAnsi="Courier New" w:cs="Courier New" w:hint="default"/>
+      </w:rPr>
+    </w:lvl>
+    <w:lvl w:ilvl="5" w:tplc="340A0005" w:tentative="1">
+      <w:start w:val="1"/>
+      <w:numFmt w:val="bullet"/>
+      <w:lvlText w:val=""/>
+      <w:lvlJc w:val="left"/>
+      <w:pPr>
+        <w:ind w:left="4320" w:hanging="360"/>
+      </w:pPr>
+      <w:rPr>
+        <w:rFonts w:ascii="Wingdings" w:hAnsi="Wingdings" w:hint="default"/>
+      </w:rPr>
+    </w:lvl>
+    <w:lvl w:ilvl="6" w:tplc="340A0001" w:tentative="1">
+      <w:start w:val="1"/>
+      <w:numFmt w:val="bullet"/>
+      <w:lvlText w:val=""/>
+      <w:lvlJc w:val="left"/>
+      <w:pPr>
+        <w:ind w:left="5040" w:hanging="360"/>
+      </w:pPr>
+      <w:rPr>
+        <w:rFonts w:ascii="Symbol" w:hAnsi="Symbol" w:hint="default"/>
+      </w:rPr>
+    </w:lvl>
+    <w:lvl w:ilvl="7" w:tplc="340A0003" w:tentative="1">
+      <w:start w:val="1"/>
+      <w:numFmt w:val="bullet"/>
+      <w:lvlText w:val="o"/>
+      <w:lvlJc w:val="left"/>
+      <w:pPr>
+        <w:ind w:left="5760" w:hanging="360"/>
+      </w:pPr>
+      <w:rPr>
+        <w:rFonts w:ascii="Courier New" w:hAnsi="Courier New" w:cs="Courier New" w:hint="default"/>
+      </w:rPr>
+    </w:lvl>
+    <w:lvl w:ilvl="8" w:tplc="340A0005" w:tentative="1">
+      <w:start w:val="1"/>
+      <w:numFmt w:val="bullet"/>
+      <w:lvlText w:val=""/>
+      <w:lvlJc w:val="left"/>
+      <w:pPr>
+        <w:ind w:left="6480" w:hanging="360"/>
+      </w:pPr>
+      <w:rPr>
+        <w:rFonts w:ascii="Wingdings" w:hAnsi="Wingdings" w:hint="default"/>
+      </w:rPr>
+    </w:lvl>
+  </w:abstractNum>
+  <w:abstractNum w:abstractNumId="7" w15:restartNumberingAfterBreak="0">
+    <w:nsid w:val="0C2359A3"/>
+    <w:multiLevelType w:val="hybridMultilevel"/>
+    <w:tmpl w:val="37786542"/>
+    <w:lvl w:ilvl="0" w:tplc="340A0001">
+      <w:start w:val="1"/>
+      <w:numFmt w:val="bullet"/>
+      <w:lvlText w:val=""/>
+      <w:lvlJc w:val="left"/>
+      <w:pPr>
+        <w:ind w:left="720" w:hanging="360"/>
+      </w:pPr>
+      <w:rPr>
+        <w:rFonts w:ascii="Symbol" w:hAnsi="Symbol" w:hint="default"/>
+      </w:rPr>
+    </w:lvl>
+    <w:lvl w:ilvl="1" w:tplc="340A0003" w:tentative="1">
+      <w:start w:val="1"/>
+      <w:numFmt w:val="bullet"/>
+      <w:lvlText w:val="o"/>
+      <w:lvlJc w:val="left"/>
+      <w:pPr>
+        <w:ind w:left="1440" w:hanging="360"/>
+      </w:pPr>
+      <w:rPr>
+        <w:rFonts w:ascii="Courier New" w:hAnsi="Courier New" w:cs="Courier New" w:hint="default"/>
+      </w:rPr>
+    </w:lvl>
+    <w:lvl w:ilvl="2" w:tplc="340A0005" w:tentative="1">
+      <w:start w:val="1"/>
+      <w:numFmt w:val="bullet"/>
+      <w:lvlText w:val=""/>
+      <w:lvlJc w:val="left"/>
+      <w:pPr>
+        <w:ind w:left="2160" w:hanging="360"/>
+      </w:pPr>
+      <w:rPr>
+        <w:rFonts w:ascii="Wingdings" w:hAnsi="Wingdings" w:hint="default"/>
+      </w:rPr>
+    </w:lvl>
+    <w:lvl w:ilvl="3" w:tplc="340A0001" w:tentative="1">
+      <w:start w:val="1"/>
+      <w:numFmt w:val="bullet"/>
+      <w:lvlText w:val=""/>
+      <w:lvlJc w:val="left"/>
+      <w:pPr>
+        <w:ind w:left="2880" w:hanging="360"/>
+      </w:pPr>
+      <w:rPr>
+        <w:rFonts w:ascii="Symbol" w:hAnsi="Symbol" w:hint="default"/>
+      </w:rPr>
+    </w:lvl>
+    <w:lvl w:ilvl="4" w:tplc="340A0003" w:tentative="1">
+      <w:start w:val="1"/>
+      <w:numFmt w:val="bullet"/>
+      <w:lvlText w:val="o"/>
+      <w:lvlJc w:val="left"/>
+      <w:pPr>
+        <w:ind w:left="3600" w:hanging="360"/>
+      </w:pPr>
+      <w:rPr>
+        <w:rFonts w:ascii="Courier New" w:hAnsi="Courier New" w:cs="Courier New" w:hint="default"/>
+      </w:rPr>
+    </w:lvl>
+    <w:lvl w:ilvl="5" w:tplc="340A0005" w:tentative="1">
+      <w:start w:val="1"/>
+      <w:numFmt w:val="bullet"/>
+      <w:lvlText w:val=""/>
+      <w:lvlJc w:val="left"/>
+      <w:pPr>
+        <w:ind w:left="4320" w:hanging="360"/>
+      </w:pPr>
+      <w:rPr>
+        <w:rFonts w:ascii="Wingdings" w:hAnsi="Wingdings" w:hint="default"/>
+      </w:rPr>
+    </w:lvl>
+    <w:lvl w:ilvl="6" w:tplc="340A0001" w:tentative="1">
+      <w:start w:val="1"/>
+      <w:numFmt w:val="bullet"/>
+      <w:lvlText w:val=""/>
+      <w:lvlJc w:val="left"/>
+      <w:pPr>
+        <w:ind w:left="5040" w:hanging="360"/>
+      </w:pPr>
+      <w:rPr>
+        <w:rFonts w:ascii="Symbol" w:hAnsi="Symbol" w:hint="default"/>
+      </w:rPr>
+    </w:lvl>
+    <w:lvl w:ilvl="7" w:tplc="340A0003" w:tentative="1">
+      <w:start w:val="1"/>
+      <w:numFmt w:val="bullet"/>
+      <w:lvlText w:val="o"/>
+      <w:lvlJc w:val="left"/>
+      <w:pPr>
+        <w:ind w:left="5760" w:hanging="360"/>
+      </w:pPr>
+      <w:rPr>
+        <w:rFonts w:ascii="Courier New" w:hAnsi="Courier New" w:cs="Courier New" w:hint="default"/>
+      </w:rPr>
+    </w:lvl>
+    <w:lvl w:ilvl="8" w:tplc="340A0005" w:tentative="1">
+      <w:start w:val="1"/>
+      <w:numFmt w:val="bullet"/>
+      <w:lvlText w:val=""/>
+      <w:lvlJc w:val="left"/>
+      <w:pPr>
+        <w:ind w:left="6480" w:hanging="360"/>
+      </w:pPr>
+      <w:rPr>
+        <w:rFonts w:ascii="Wingdings" w:hAnsi="Wingdings" w:hint="default"/>
+      </w:rPr>
+    </w:lvl>
+  </w:abstractNum>
+  <w:abstractNum w:abstractNumId="8" w15:restartNumberingAfterBreak="0">
+    <w:nsid w:val="0D005B65"/>
+    <w:multiLevelType w:val="hybridMultilevel"/>
+    <w:tmpl w:val="7D6880A4"/>
+    <w:lvl w:ilvl="0" w:tplc="340A0013">
+      <w:start w:val="1"/>
+      <w:numFmt w:val="upperRoman"/>
+      <w:lvlText w:val="%1."/>
+      <w:lvlJc w:val="right"/>
+      <w:pPr>
+        <w:ind w:left="862" w:hanging="360"/>
+      </w:pPr>
+    </w:lvl>
+    <w:lvl w:ilvl="1" w:tplc="340A0019" w:tentative="1">
+      <w:start w:val="1"/>
+      <w:numFmt w:val="lowerLetter"/>
+      <w:lvlText w:val="%2."/>
+      <w:lvlJc w:val="left"/>
+      <w:pPr>
+        <w:ind w:left="1582" w:hanging="360"/>
+      </w:pPr>
+    </w:lvl>
+    <w:lvl w:ilvl="2" w:tplc="340A001B" w:tentative="1">
+      <w:start w:val="1"/>
+      <w:numFmt w:val="lowerRoman"/>
+      <w:lvlText w:val="%3."/>
+      <w:lvlJc w:val="right"/>
+      <w:pPr>
+        <w:ind w:left="2302" w:hanging="180"/>
+      </w:pPr>
+    </w:lvl>
+    <w:lvl w:ilvl="3" w:tplc="340A000F" w:tentative="1">
+      <w:start w:val="1"/>
+      <w:numFmt w:val="decimal"/>
+      <w:lvlText w:val="%4."/>
+      <w:lvlJc w:val="left"/>
+      <w:pPr>
+        <w:ind w:left="3022" w:hanging="360"/>
+      </w:pPr>
+    </w:lvl>
+    <w:lvl w:ilvl="4" w:tplc="340A0019" w:tentative="1">
+      <w:start w:val="1"/>
+      <w:numFmt w:val="lowerLetter"/>
+      <w:lvlText w:val="%5."/>
+      <w:lvlJc w:val="left"/>
+      <w:pPr>
+        <w:ind w:left="3742" w:hanging="360"/>
+      </w:pPr>
+    </w:lvl>
+    <w:lvl w:ilvl="5" w:tplc="340A001B" w:tentative="1">
+      <w:start w:val="1"/>
+      <w:numFmt w:val="lowerRoman"/>
+      <w:lvlText w:val="%6."/>
+      <w:lvlJc w:val="right"/>
+      <w:pPr>
+        <w:ind w:left="4462" w:hanging="180"/>
+      </w:pPr>
+    </w:lvl>
+    <w:lvl w:ilvl="6" w:tplc="340A000F" w:tentative="1">
+      <w:start w:val="1"/>
+      <w:numFmt w:val="decimal"/>
+      <w:lvlText w:val="%7."/>
+      <w:lvlJc w:val="left"/>
+      <w:pPr>
+        <w:ind w:left="5182" w:hanging="360"/>
+      </w:pPr>
+    </w:lvl>
+    <w:lvl w:ilvl="7" w:tplc="340A0019" w:tentative="1">
+      <w:start w:val="1"/>
+      <w:numFmt w:val="lowerLetter"/>
+      <w:lvlText w:val="%8."/>
+      <w:lvlJc w:val="left"/>
+      <w:pPr>
+        <w:ind w:left="5902" w:hanging="360"/>
+      </w:pPr>
+    </w:lvl>
+    <w:lvl w:ilvl="8" w:tplc="340A001B" w:tentative="1">
+      <w:start w:val="1"/>
+      <w:numFmt w:val="lowerRoman"/>
+      <w:lvlText w:val="%9."/>
+      <w:lvlJc w:val="right"/>
+      <w:pPr>
+        <w:ind w:left="6622" w:hanging="180"/>
+      </w:pPr>
+    </w:lvl>
+  </w:abstractNum>
+  <w:abstractNum w:abstractNumId="9" w15:restartNumberingAfterBreak="0">
+    <w:nsid w:val="0D233064"/>
+    <w:multiLevelType w:val="hybridMultilevel"/>
+    <w:tmpl w:val="65166D16"/>
+    <w:lvl w:ilvl="0" w:tplc="FFFFFFFF">
+      <w:start w:val="1"/>
+      <w:numFmt w:val="bullet"/>
+      <w:lvlText w:val=""/>
+      <w:lvlJc w:val="left"/>
+      <w:pPr>
+        <w:ind w:left="720" w:hanging="360"/>
+      </w:pPr>
+      <w:rPr>
+        <w:rFonts w:ascii="Symbol" w:hAnsi="Symbol" w:hint="default"/>
+      </w:rPr>
+    </w:lvl>
+    <w:lvl w:ilvl="1" w:tplc="340A0003" w:tentative="1">
+      <w:start w:val="1"/>
+      <w:numFmt w:val="bullet"/>
+      <w:lvlText w:val="o"/>
+      <w:lvlJc w:val="left"/>
+      <w:pPr>
+        <w:ind w:left="1440" w:hanging="360"/>
+      </w:pPr>
+      <w:rPr>
+        <w:rFonts w:ascii="Courier New" w:hAnsi="Courier New" w:cs="Courier New" w:hint="default"/>
+      </w:rPr>
+    </w:lvl>
+    <w:lvl w:ilvl="2" w:tplc="340A0005" w:tentative="1">
+      <w:start w:val="1"/>
+      <w:numFmt w:val="bullet"/>
+      <w:lvlText w:val=""/>
+      <w:lvlJc w:val="left"/>
+      <w:pPr>
+        <w:ind w:left="2160" w:hanging="360"/>
+      </w:pPr>
+      <w:rPr>
+        <w:rFonts w:ascii="Wingdings" w:hAnsi="Wingdings" w:hint="default"/>
+      </w:rPr>
+    </w:lvl>
+    <w:lvl w:ilvl="3" w:tplc="340A0001" w:tentative="1">
+      <w:start w:val="1"/>
+      <w:numFmt w:val="bullet"/>
+      <w:lvlText w:val=""/>
+      <w:lvlJc w:val="left"/>
+      <w:pPr>
+        <w:ind w:left="2880" w:hanging="360"/>
+      </w:pPr>
+      <w:rPr>
+        <w:rFonts w:ascii="Symbol" w:hAnsi="Symbol" w:hint="default"/>
+      </w:rPr>
+    </w:lvl>
+    <w:lvl w:ilvl="4" w:tplc="340A0003" w:tentative="1">
+      <w:start w:val="1"/>
+      <w:numFmt w:val="bullet"/>
+      <w:lvlText w:val="o"/>
+      <w:lvlJc w:val="left"/>
+      <w:pPr>
+        <w:ind w:left="3600" w:hanging="360"/>
+      </w:pPr>
+      <w:rPr>
+        <w:rFonts w:ascii="Courier New" w:hAnsi="Courier New" w:cs="Courier New" w:hint="default"/>
+      </w:rPr>
+    </w:lvl>
+    <w:lvl w:ilvl="5" w:tplc="340A0005" w:tentative="1">
+      <w:start w:val="1"/>
+      <w:numFmt w:val="bullet"/>
+      <w:lvlText w:val=""/>
+      <w:lvlJc w:val="left"/>
+      <w:pPr>
+        <w:ind w:left="4320" w:hanging="360"/>
+      </w:pPr>
+      <w:rPr>
+        <w:rFonts w:ascii="Wingdings" w:hAnsi="Wingdings" w:hint="default"/>
+      </w:rPr>
+    </w:lvl>
+    <w:lvl w:ilvl="6" w:tplc="340A0001" w:tentative="1">
+      <w:start w:val="1"/>
+      <w:numFmt w:val="bullet"/>
+      <w:lvlText w:val=""/>
+      <w:lvlJc w:val="left"/>
+      <w:pPr>
+        <w:ind w:left="5040" w:hanging="360"/>
+      </w:pPr>
+      <w:rPr>
+        <w:rFonts w:ascii="Symbol" w:hAnsi="Symbol" w:hint="default"/>
+      </w:rPr>
+    </w:lvl>
+    <w:lvl w:ilvl="7" w:tplc="340A0003" w:tentative="1">
+      <w:start w:val="1"/>
+      <w:numFmt w:val="bullet"/>
+      <w:lvlText w:val="o"/>
+      <w:lvlJc w:val="left"/>
+      <w:pPr>
+        <w:ind w:left="5760" w:hanging="360"/>
+      </w:pPr>
+      <w:rPr>
+        <w:rFonts w:ascii="Courier New" w:hAnsi="Courier New" w:cs="Courier New" w:hint="default"/>
+      </w:rPr>
+    </w:lvl>
+    <w:lvl w:ilvl="8" w:tplc="340A0005" w:tentative="1">
+      <w:start w:val="1"/>
+      <w:numFmt w:val="bullet"/>
+      <w:lvlText w:val=""/>
+      <w:lvlJc w:val="left"/>
+      <w:pPr>
+        <w:ind w:left="6480" w:hanging="360"/>
+      </w:pPr>
+      <w:rPr>
+        <w:rFonts w:ascii="Wingdings" w:hAnsi="Wingdings" w:hint="default"/>
+      </w:rPr>
+    </w:lvl>
+  </w:abstractNum>
+  <w:abstractNum w:abstractNumId="10" w15:restartNumberingAfterBreak="0">
+    <w:nsid w:val="0DC85B8D"/>
+    <w:multiLevelType w:val="hybridMultilevel"/>
+    <w:tmpl w:val="F7E4ACFA"/>
+    <w:lvl w:ilvl="0" w:tplc="340A0001">
+      <w:start w:val="1"/>
+      <w:numFmt w:val="bullet"/>
+      <w:lvlText w:val=""/>
+      <w:lvlJc w:val="left"/>
+      <w:pPr>
+        <w:ind w:left="862" w:hanging="360"/>
+      </w:pPr>
+      <w:rPr>
+        <w:rFonts w:ascii="Symbol" w:hAnsi="Symbol" w:hint="default"/>
+      </w:rPr>
+    </w:lvl>
+    <w:lvl w:ilvl="1" w:tplc="340A0003" w:tentative="1">
+      <w:start w:val="1"/>
+      <w:numFmt w:val="bullet"/>
+      <w:lvlText w:val="o"/>
+      <w:lvlJc w:val="left"/>
+      <w:pPr>
+        <w:ind w:left="1582" w:hanging="360"/>
+      </w:pPr>
+      <w:rPr>
+        <w:rFonts w:ascii="Courier New" w:hAnsi="Courier New" w:cs="Courier New" w:hint="default"/>
+      </w:rPr>
+    </w:lvl>
+    <w:lvl w:ilvl="2" w:tplc="340A0005" w:tentative="1">
+      <w:start w:val="1"/>
+      <w:numFmt w:val="bullet"/>
+      <w:lvlText w:val=""/>
+      <w:lvlJc w:val="left"/>
+      <w:pPr>
+        <w:ind w:left="2302" w:hanging="360"/>
+      </w:pPr>
+      <w:rPr>
+        <w:rFonts w:ascii="Wingdings" w:hAnsi="Wingdings" w:hint="default"/>
+      </w:rPr>
+    </w:lvl>
+    <w:lvl w:ilvl="3" w:tplc="340A0001" w:tentative="1">
+      <w:start w:val="1"/>
+      <w:numFmt w:val="bullet"/>
+      <w:lvlText w:val=""/>
+      <w:lvlJc w:val="left"/>
+      <w:pPr>
+        <w:ind w:left="3022" w:hanging="360"/>
+      </w:pPr>
+      <w:rPr>
+        <w:rFonts w:ascii="Symbol" w:hAnsi="Symbol" w:hint="default"/>
+      </w:rPr>
+    </w:lvl>
+    <w:lvl w:ilvl="4" w:tplc="340A0003" w:tentative="1">
+      <w:start w:val="1"/>
+      <w:numFmt w:val="bullet"/>
+      <w:lvlText w:val="o"/>
+      <w:lvlJc w:val="left"/>
+      <w:pPr>
+        <w:ind w:left="3742" w:hanging="360"/>
+      </w:pPr>
+      <w:rPr>
+        <w:rFonts w:ascii="Courier New" w:hAnsi="Courier New" w:cs="Courier New" w:hint="default"/>
+      </w:rPr>
+    </w:lvl>
+    <w:lvl w:ilvl="5" w:tplc="340A0005" w:tentative="1">
+      <w:start w:val="1"/>
+      <w:numFmt w:val="bullet"/>
+      <w:lvlText w:val=""/>
+      <w:lvlJc w:val="left"/>
+      <w:pPr>
+        <w:ind w:left="4462" w:hanging="360"/>
+      </w:pPr>
+      <w:rPr>
+        <w:rFonts w:ascii="Wingdings" w:hAnsi="Wingdings" w:hint="default"/>
+      </w:rPr>
+    </w:lvl>
+    <w:lvl w:ilvl="6" w:tplc="340A0001" w:tentative="1">
+      <w:start w:val="1"/>
+      <w:numFmt w:val="bullet"/>
+      <w:lvlText w:val=""/>
+      <w:lvlJc w:val="left"/>
+      <w:pPr>
+        <w:ind w:left="5182" w:hanging="360"/>
+      </w:pPr>
+      <w:rPr>
+        <w:rFonts w:ascii="Symbol" w:hAnsi="Symbol" w:hint="default"/>
+      </w:rPr>
+    </w:lvl>
+    <w:lvl w:ilvl="7" w:tplc="340A0003" w:tentative="1">
+      <w:start w:val="1"/>
+      <w:numFmt w:val="bullet"/>
+      <w:lvlText w:val="o"/>
+      <w:lvlJc w:val="left"/>
+      <w:pPr>
+        <w:ind w:left="5902" w:hanging="360"/>
+      </w:pPr>
+      <w:rPr>
+        <w:rFonts w:ascii="Courier New" w:hAnsi="Courier New" w:cs="Courier New" w:hint="default"/>
+      </w:rPr>
+    </w:lvl>
+    <w:lvl w:ilvl="8" w:tplc="340A0005" w:tentative="1">
+      <w:start w:val="1"/>
+      <w:numFmt w:val="bullet"/>
+      <w:lvlText w:val=""/>
+      <w:lvlJc w:val="left"/>
+      <w:pPr>
+        <w:ind w:left="6622" w:hanging="360"/>
+      </w:pPr>
+      <w:rPr>
+        <w:rFonts w:ascii="Wingdings" w:hAnsi="Wingdings" w:hint="default"/>
+      </w:rPr>
+    </w:lvl>
+  </w:abstractNum>
+  <w:abstractNum w:abstractNumId="11" w15:restartNumberingAfterBreak="0">
+    <w:nsid w:val="0E475B86"/>
+    <w:multiLevelType w:val="hybridMultilevel"/>
+    <w:tmpl w:val="D7FA27CA"/>
+    <w:lvl w:ilvl="0" w:tplc="340A0001">
+      <w:start w:val="1"/>
+      <w:numFmt w:val="bullet"/>
+      <w:lvlText w:val=""/>
+      <w:lvlJc w:val="left"/>
+      <w:pPr>
+        <w:ind w:left="720" w:hanging="360"/>
+      </w:pPr>
+      <w:rPr>
+        <w:rFonts w:ascii="Symbol" w:hAnsi="Symbol" w:hint="default"/>
+      </w:rPr>
+    </w:lvl>
+    <w:lvl w:ilvl="1" w:tplc="340A0003" w:tentative="1">
+      <w:start w:val="1"/>
+      <w:numFmt w:val="bullet"/>
+      <w:lvlText w:val="o"/>
+      <w:lvlJc w:val="left"/>
+      <w:pPr>
+        <w:ind w:left="1440" w:hanging="360"/>
+      </w:pPr>
+      <w:rPr>
+        <w:rFonts w:ascii="Courier New" w:hAnsi="Courier New" w:cs="Courier New" w:hint="default"/>
+      </w:rPr>
+    </w:lvl>
+    <w:lvl w:ilvl="2" w:tplc="340A0005" w:tentative="1">
+      <w:start w:val="1"/>
+      <w:numFmt w:val="bullet"/>
+      <w:lvlText w:val=""/>
+      <w:lvlJc w:val="left"/>
+      <w:pPr>
+        <w:ind w:left="2160" w:hanging="360"/>
+      </w:pPr>
+      <w:rPr>
+        <w:rFonts w:ascii="Wingdings" w:hAnsi="Wingdings" w:hint="default"/>
+      </w:rPr>
+    </w:lvl>
+    <w:lvl w:ilvl="3" w:tplc="340A0001" w:tentative="1">
+      <w:start w:val="1"/>
+      <w:numFmt w:val="bullet"/>
+      <w:lvlText w:val=""/>
+      <w:lvlJc w:val="left"/>
+      <w:pPr>
+        <w:ind w:left="2880" w:hanging="360"/>
+      </w:pPr>
+      <w:rPr>
+        <w:rFonts w:ascii="Symbol" w:hAnsi="Symbol" w:hint="default"/>
+      </w:rPr>
+    </w:lvl>
+    <w:lvl w:ilvl="4" w:tplc="340A0003" w:tentative="1">
+      <w:start w:val="1"/>
+      <w:numFmt w:val="bullet"/>
+      <w:lvlText w:val="o"/>
+      <w:lvlJc w:val="left"/>
+      <w:pPr>
+        <w:ind w:left="3600" w:hanging="360"/>
+      </w:pPr>
+      <w:rPr>
+        <w:rFonts w:ascii="Courier New" w:hAnsi="Courier New" w:cs="Courier New" w:hint="default"/>
+      </w:rPr>
+    </w:lvl>
+    <w:lvl w:ilvl="5" w:tplc="340A0005" w:tentative="1">
+      <w:start w:val="1"/>
+      <w:numFmt w:val="bullet"/>
+      <w:lvlText w:val=""/>
+      <w:lvlJc w:val="left"/>
+      <w:pPr>
+        <w:ind w:left="4320" w:hanging="360"/>
+      </w:pPr>
+      <w:rPr>
+        <w:rFonts w:ascii="Wingdings" w:hAnsi="Wingdings" w:hint="default"/>
+      </w:rPr>
+    </w:lvl>
+    <w:lvl w:ilvl="6" w:tplc="340A0001" w:tentative="1">
+      <w:start w:val="1"/>
+      <w:numFmt w:val="bullet"/>
+      <w:lvlText w:val=""/>
+      <w:lvlJc w:val="left"/>
+      <w:pPr>
+        <w:ind w:left="5040" w:hanging="360"/>
+      </w:pPr>
+      <w:rPr>
+        <w:rFonts w:ascii="Symbol" w:hAnsi="Symbol" w:hint="default"/>
+      </w:rPr>
+    </w:lvl>
+    <w:lvl w:ilvl="7" w:tplc="340A0003" w:tentative="1">
+      <w:start w:val="1"/>
+      <w:numFmt w:val="bullet"/>
+      <w:lvlText w:val="o"/>
+      <w:lvlJc w:val="left"/>
+      <w:pPr>
+        <w:ind w:left="5760" w:hanging="360"/>
+      </w:pPr>
+      <w:rPr>
+        <w:rFonts w:ascii="Courier New" w:hAnsi="Courier New" w:cs="Courier New" w:hint="default"/>
+      </w:rPr>
+    </w:lvl>
+    <w:lvl w:ilvl="8" w:tplc="340A0005" w:tentative="1">
+      <w:start w:val="1"/>
+      <w:numFmt w:val="bullet"/>
+      <w:lvlText w:val=""/>
+      <w:lvlJc w:val="left"/>
+      <w:pPr>
+        <w:ind w:left="6480" w:hanging="360"/>
+      </w:pPr>
+      <w:rPr>
+        <w:rFonts w:ascii="Wingdings" w:hAnsi="Wingdings" w:hint="default"/>
+      </w:rPr>
+    </w:lvl>
+  </w:abstractNum>
+  <w:abstractNum w:abstractNumId="12" w15:restartNumberingAfterBreak="0">
+    <w:nsid w:val="10413144"/>
     <w:multiLevelType w:val="multilevel"/>
-    <w:tmpl w:val="BBFC2AD6"/>
+    <w:tmpl w:val="77B82F22"/>
+    <w:lvl w:ilvl="0">
+      <w:start w:val="1"/>
+      <w:numFmt w:val="decimal"/>
+      <w:lvlText w:val="%1."/>
+      <w:lvlJc w:val="left"/>
+      <w:pPr>
+        <w:ind w:left="360" w:hanging="360"/>
+      </w:pPr>
+      <w:rPr>
+        <w:rFonts w:asciiTheme="majorHAnsi" w:eastAsiaTheme="majorEastAsia" w:hAnsiTheme="majorHAnsi" w:cstheme="majorBidi"/>
+        <w:b/>
+        <w:bCs/>
+      </w:rPr>
+    </w:lvl>
+    <w:lvl w:ilvl="1">
+      <w:start w:val="1"/>
+      <w:numFmt w:val="decimal"/>
+      <w:lvlText w:val="%1.%2."/>
+      <w:lvlJc w:val="left"/>
+      <w:pPr>
+        <w:ind w:left="432" w:hanging="432"/>
+      </w:pPr>
+      <w:rPr>
+        <w:b/>
+        <w:bCs/>
+      </w:rPr>
+    </w:lvl>
+    <w:lvl w:ilvl="2">
+      <w:start w:val="1"/>
+      <w:numFmt w:val="decimal"/>
+      <w:lvlText w:val="%1.%2.%3."/>
+      <w:lvlJc w:val="left"/>
+      <w:pPr>
+        <w:ind w:left="1224" w:hanging="504"/>
+      </w:pPr>
+      <w:rPr>
+        <w:sz w:val="20"/>
+        <w:szCs w:val="20"/>
+      </w:rPr>
+    </w:lvl>
+    <w:lvl w:ilvl="3">
+      <w:start w:val="1"/>
+      <w:numFmt w:val="decimal"/>
+      <w:lvlText w:val="%1.%2.%3.%4."/>
+      <w:lvlJc w:val="left"/>
+      <w:pPr>
+        <w:ind w:left="1728" w:hanging="648"/>
+      </w:pPr>
+    </w:lvl>
+    <w:lvl w:ilvl="4">
+      <w:start w:val="1"/>
+      <w:numFmt w:val="decimal"/>
+      <w:lvlText w:val="%1.%2.%3.%4.%5."/>
+      <w:lvlJc w:val="left"/>
+      <w:pPr>
+        <w:ind w:left="2232" w:hanging="792"/>
+      </w:pPr>
+    </w:lvl>
+    <w:lvl w:ilvl="5">
+      <w:start w:val="1"/>
+      <w:numFmt w:val="decimal"/>
+      <w:lvlText w:val="%1.%2.%3.%4.%5.%6."/>
+      <w:lvlJc w:val="left"/>
+      <w:pPr>
+        <w:ind w:left="2736" w:hanging="936"/>
+      </w:pPr>
+    </w:lvl>
+    <w:lvl w:ilvl="6">
+      <w:start w:val="1"/>
+      <w:numFmt w:val="decimal"/>
+      <w:lvlText w:val="%1.%2.%3.%4.%5.%6.%7."/>
+      <w:lvlJc w:val="left"/>
+      <w:pPr>
+        <w:ind w:left="3240" w:hanging="1080"/>
+      </w:pPr>
+    </w:lvl>
+    <w:lvl w:ilvl="7">
+      <w:start w:val="1"/>
+      <w:numFmt w:val="decimal"/>
+      <w:lvlText w:val="%1.%2.%3.%4.%5.%6.%7.%8."/>
+      <w:lvlJc w:val="left"/>
+      <w:pPr>
+        <w:ind w:left="3744" w:hanging="1224"/>
+      </w:pPr>
+    </w:lvl>
+    <w:lvl w:ilvl="8">
+      <w:start w:val="1"/>
+      <w:numFmt w:val="decimal"/>
+      <w:lvlText w:val="%1.%2.%3.%4.%5.%6.%7.%8.%9."/>
+      <w:lvlJc w:val="left"/>
+      <w:pPr>
+        <w:ind w:left="4320" w:hanging="1440"/>
+      </w:pPr>
+    </w:lvl>
+  </w:abstractNum>
+  <w:abstractNum w:abstractNumId="13" w15:restartNumberingAfterBreak="0">
+    <w:nsid w:val="10885922"/>
+    <w:multiLevelType w:val="multilevel"/>
+    <w:tmpl w:val="7DE2C47C"/>
     <w:lvl w:ilvl="0">
       <w:start w:val="1"/>
       <w:numFmt w:val="bullet"/>
@@ -6353,1548 +8659,7 @@
       </w:rPr>
     </w:lvl>
   </w:abstractNum>
-  <w:abstractNum w:abstractNumId="1" w15:restartNumberingAfterBreak="0">
-    <w:nsid w:val="03EB77F9"/>
-    <w:multiLevelType w:val="hybridMultilevel"/>
-    <w:tmpl w:val="387EC822"/>
-    <w:lvl w:ilvl="0" w:tplc="340A0001">
-      <w:start w:val="1"/>
-      <w:numFmt w:val="bullet"/>
-      <w:lvlText w:val=""/>
-      <w:lvlJc w:val="left"/>
-      <w:pPr>
-        <w:ind w:left="720" w:hanging="360"/>
-      </w:pPr>
-      <w:rPr>
-        <w:rFonts w:ascii="Symbol" w:hAnsi="Symbol" w:hint="default"/>
-      </w:rPr>
-    </w:lvl>
-    <w:lvl w:ilvl="1" w:tplc="340A0003" w:tentative="1">
-      <w:start w:val="1"/>
-      <w:numFmt w:val="bullet"/>
-      <w:lvlText w:val="o"/>
-      <w:lvlJc w:val="left"/>
-      <w:pPr>
-        <w:ind w:left="1440" w:hanging="360"/>
-      </w:pPr>
-      <w:rPr>
-        <w:rFonts w:ascii="Courier New" w:hAnsi="Courier New" w:cs="Courier New" w:hint="default"/>
-      </w:rPr>
-    </w:lvl>
-    <w:lvl w:ilvl="2" w:tplc="340A0005" w:tentative="1">
-      <w:start w:val="1"/>
-      <w:numFmt w:val="bullet"/>
-      <w:lvlText w:val=""/>
-      <w:lvlJc w:val="left"/>
-      <w:pPr>
-        <w:ind w:left="2160" w:hanging="360"/>
-      </w:pPr>
-      <w:rPr>
-        <w:rFonts w:ascii="Wingdings" w:hAnsi="Wingdings" w:hint="default"/>
-      </w:rPr>
-    </w:lvl>
-    <w:lvl w:ilvl="3" w:tplc="340A0001" w:tentative="1">
-      <w:start w:val="1"/>
-      <w:numFmt w:val="bullet"/>
-      <w:lvlText w:val=""/>
-      <w:lvlJc w:val="left"/>
-      <w:pPr>
-        <w:ind w:left="2880" w:hanging="360"/>
-      </w:pPr>
-      <w:rPr>
-        <w:rFonts w:ascii="Symbol" w:hAnsi="Symbol" w:hint="default"/>
-      </w:rPr>
-    </w:lvl>
-    <w:lvl w:ilvl="4" w:tplc="340A0003" w:tentative="1">
-      <w:start w:val="1"/>
-      <w:numFmt w:val="bullet"/>
-      <w:lvlText w:val="o"/>
-      <w:lvlJc w:val="left"/>
-      <w:pPr>
-        <w:ind w:left="3600" w:hanging="360"/>
-      </w:pPr>
-      <w:rPr>
-        <w:rFonts w:ascii="Courier New" w:hAnsi="Courier New" w:cs="Courier New" w:hint="default"/>
-      </w:rPr>
-    </w:lvl>
-    <w:lvl w:ilvl="5" w:tplc="340A0005" w:tentative="1">
-      <w:start w:val="1"/>
-      <w:numFmt w:val="bullet"/>
-      <w:lvlText w:val=""/>
-      <w:lvlJc w:val="left"/>
-      <w:pPr>
-        <w:ind w:left="4320" w:hanging="360"/>
-      </w:pPr>
-      <w:rPr>
-        <w:rFonts w:ascii="Wingdings" w:hAnsi="Wingdings" w:hint="default"/>
-      </w:rPr>
-    </w:lvl>
-    <w:lvl w:ilvl="6" w:tplc="340A0001" w:tentative="1">
-      <w:start w:val="1"/>
-      <w:numFmt w:val="bullet"/>
-      <w:lvlText w:val=""/>
-      <w:lvlJc w:val="left"/>
-      <w:pPr>
-        <w:ind w:left="5040" w:hanging="360"/>
-      </w:pPr>
-      <w:rPr>
-        <w:rFonts w:ascii="Symbol" w:hAnsi="Symbol" w:hint="default"/>
-      </w:rPr>
-    </w:lvl>
-    <w:lvl w:ilvl="7" w:tplc="340A0003" w:tentative="1">
-      <w:start w:val="1"/>
-      <w:numFmt w:val="bullet"/>
-      <w:lvlText w:val="o"/>
-      <w:lvlJc w:val="left"/>
-      <w:pPr>
-        <w:ind w:left="5760" w:hanging="360"/>
-      </w:pPr>
-      <w:rPr>
-        <w:rFonts w:ascii="Courier New" w:hAnsi="Courier New" w:cs="Courier New" w:hint="default"/>
-      </w:rPr>
-    </w:lvl>
-    <w:lvl w:ilvl="8" w:tplc="340A0005" w:tentative="1">
-      <w:start w:val="1"/>
-      <w:numFmt w:val="bullet"/>
-      <w:lvlText w:val=""/>
-      <w:lvlJc w:val="left"/>
-      <w:pPr>
-        <w:ind w:left="6480" w:hanging="360"/>
-      </w:pPr>
-      <w:rPr>
-        <w:rFonts w:ascii="Wingdings" w:hAnsi="Wingdings" w:hint="default"/>
-      </w:rPr>
-    </w:lvl>
-  </w:abstractNum>
-  <w:abstractNum w:abstractNumId="2" w15:restartNumberingAfterBreak="0">
-    <w:nsid w:val="04862BDA"/>
-    <w:multiLevelType w:val="hybridMultilevel"/>
-    <w:tmpl w:val="FB8A7FCC"/>
-    <w:lvl w:ilvl="0" w:tplc="340A0001">
-      <w:start w:val="1"/>
-      <w:numFmt w:val="bullet"/>
-      <w:lvlText w:val=""/>
-      <w:lvlJc w:val="left"/>
-      <w:pPr>
-        <w:ind w:left="360" w:hanging="360"/>
-      </w:pPr>
-      <w:rPr>
-        <w:rFonts w:ascii="Symbol" w:hAnsi="Symbol" w:hint="default"/>
-      </w:rPr>
-    </w:lvl>
-    <w:lvl w:ilvl="1" w:tplc="340A0003" w:tentative="1">
-      <w:start w:val="1"/>
-      <w:numFmt w:val="bullet"/>
-      <w:lvlText w:val="o"/>
-      <w:lvlJc w:val="left"/>
-      <w:pPr>
-        <w:ind w:left="1080" w:hanging="360"/>
-      </w:pPr>
-      <w:rPr>
-        <w:rFonts w:ascii="Courier New" w:hAnsi="Courier New" w:cs="Courier New" w:hint="default"/>
-      </w:rPr>
-    </w:lvl>
-    <w:lvl w:ilvl="2" w:tplc="340A0005" w:tentative="1">
-      <w:start w:val="1"/>
-      <w:numFmt w:val="bullet"/>
-      <w:lvlText w:val=""/>
-      <w:lvlJc w:val="left"/>
-      <w:pPr>
-        <w:ind w:left="1800" w:hanging="360"/>
-      </w:pPr>
-      <w:rPr>
-        <w:rFonts w:ascii="Wingdings" w:hAnsi="Wingdings" w:hint="default"/>
-      </w:rPr>
-    </w:lvl>
-    <w:lvl w:ilvl="3" w:tplc="340A0001" w:tentative="1">
-      <w:start w:val="1"/>
-      <w:numFmt w:val="bullet"/>
-      <w:lvlText w:val=""/>
-      <w:lvlJc w:val="left"/>
-      <w:pPr>
-        <w:ind w:left="2520" w:hanging="360"/>
-      </w:pPr>
-      <w:rPr>
-        <w:rFonts w:ascii="Symbol" w:hAnsi="Symbol" w:hint="default"/>
-      </w:rPr>
-    </w:lvl>
-    <w:lvl w:ilvl="4" w:tplc="340A0003" w:tentative="1">
-      <w:start w:val="1"/>
-      <w:numFmt w:val="bullet"/>
-      <w:lvlText w:val="o"/>
-      <w:lvlJc w:val="left"/>
-      <w:pPr>
-        <w:ind w:left="3240" w:hanging="360"/>
-      </w:pPr>
-      <w:rPr>
-        <w:rFonts w:ascii="Courier New" w:hAnsi="Courier New" w:cs="Courier New" w:hint="default"/>
-      </w:rPr>
-    </w:lvl>
-    <w:lvl w:ilvl="5" w:tplc="340A0005" w:tentative="1">
-      <w:start w:val="1"/>
-      <w:numFmt w:val="bullet"/>
-      <w:lvlText w:val=""/>
-      <w:lvlJc w:val="left"/>
-      <w:pPr>
-        <w:ind w:left="3960" w:hanging="360"/>
-      </w:pPr>
-      <w:rPr>
-        <w:rFonts w:ascii="Wingdings" w:hAnsi="Wingdings" w:hint="default"/>
-      </w:rPr>
-    </w:lvl>
-    <w:lvl w:ilvl="6" w:tplc="340A0001" w:tentative="1">
-      <w:start w:val="1"/>
-      <w:numFmt w:val="bullet"/>
-      <w:lvlText w:val=""/>
-      <w:lvlJc w:val="left"/>
-      <w:pPr>
-        <w:ind w:left="4680" w:hanging="360"/>
-      </w:pPr>
-      <w:rPr>
-        <w:rFonts w:ascii="Symbol" w:hAnsi="Symbol" w:hint="default"/>
-      </w:rPr>
-    </w:lvl>
-    <w:lvl w:ilvl="7" w:tplc="340A0003" w:tentative="1">
-      <w:start w:val="1"/>
-      <w:numFmt w:val="bullet"/>
-      <w:lvlText w:val="o"/>
-      <w:lvlJc w:val="left"/>
-      <w:pPr>
-        <w:ind w:left="5400" w:hanging="360"/>
-      </w:pPr>
-      <w:rPr>
-        <w:rFonts w:ascii="Courier New" w:hAnsi="Courier New" w:cs="Courier New" w:hint="default"/>
-      </w:rPr>
-    </w:lvl>
-    <w:lvl w:ilvl="8" w:tplc="340A0005" w:tentative="1">
-      <w:start w:val="1"/>
-      <w:numFmt w:val="bullet"/>
-      <w:lvlText w:val=""/>
-      <w:lvlJc w:val="left"/>
-      <w:pPr>
-        <w:ind w:left="6120" w:hanging="360"/>
-      </w:pPr>
-      <w:rPr>
-        <w:rFonts w:ascii="Wingdings" w:hAnsi="Wingdings" w:hint="default"/>
-      </w:rPr>
-    </w:lvl>
-  </w:abstractNum>
-  <w:abstractNum w:abstractNumId="3" w15:restartNumberingAfterBreak="0">
-    <w:nsid w:val="058734BB"/>
-    <w:multiLevelType w:val="hybridMultilevel"/>
-    <w:tmpl w:val="39BAF7D6"/>
-    <w:lvl w:ilvl="0" w:tplc="340A0001">
-      <w:start w:val="1"/>
-      <w:numFmt w:val="bullet"/>
-      <w:lvlText w:val=""/>
-      <w:lvlJc w:val="left"/>
-      <w:pPr>
-        <w:ind w:left="1080" w:hanging="360"/>
-      </w:pPr>
-      <w:rPr>
-        <w:rFonts w:ascii="Symbol" w:hAnsi="Symbol" w:hint="default"/>
-      </w:rPr>
-    </w:lvl>
-    <w:lvl w:ilvl="1" w:tplc="340A0003" w:tentative="1">
-      <w:start w:val="1"/>
-      <w:numFmt w:val="bullet"/>
-      <w:lvlText w:val="o"/>
-      <w:lvlJc w:val="left"/>
-      <w:pPr>
-        <w:ind w:left="1800" w:hanging="360"/>
-      </w:pPr>
-      <w:rPr>
-        <w:rFonts w:ascii="Courier New" w:hAnsi="Courier New" w:cs="Courier New" w:hint="default"/>
-      </w:rPr>
-    </w:lvl>
-    <w:lvl w:ilvl="2" w:tplc="340A0005" w:tentative="1">
-      <w:start w:val="1"/>
-      <w:numFmt w:val="bullet"/>
-      <w:lvlText w:val=""/>
-      <w:lvlJc w:val="left"/>
-      <w:pPr>
-        <w:ind w:left="2520" w:hanging="360"/>
-      </w:pPr>
-      <w:rPr>
-        <w:rFonts w:ascii="Wingdings" w:hAnsi="Wingdings" w:hint="default"/>
-      </w:rPr>
-    </w:lvl>
-    <w:lvl w:ilvl="3" w:tplc="340A0001" w:tentative="1">
-      <w:start w:val="1"/>
-      <w:numFmt w:val="bullet"/>
-      <w:lvlText w:val=""/>
-      <w:lvlJc w:val="left"/>
-      <w:pPr>
-        <w:ind w:left="3240" w:hanging="360"/>
-      </w:pPr>
-      <w:rPr>
-        <w:rFonts w:ascii="Symbol" w:hAnsi="Symbol" w:hint="default"/>
-      </w:rPr>
-    </w:lvl>
-    <w:lvl w:ilvl="4" w:tplc="340A0003" w:tentative="1">
-      <w:start w:val="1"/>
-      <w:numFmt w:val="bullet"/>
-      <w:lvlText w:val="o"/>
-      <w:lvlJc w:val="left"/>
-      <w:pPr>
-        <w:ind w:left="3960" w:hanging="360"/>
-      </w:pPr>
-      <w:rPr>
-        <w:rFonts w:ascii="Courier New" w:hAnsi="Courier New" w:cs="Courier New" w:hint="default"/>
-      </w:rPr>
-    </w:lvl>
-    <w:lvl w:ilvl="5" w:tplc="340A0005" w:tentative="1">
-      <w:start w:val="1"/>
-      <w:numFmt w:val="bullet"/>
-      <w:lvlText w:val=""/>
-      <w:lvlJc w:val="left"/>
-      <w:pPr>
-        <w:ind w:left="4680" w:hanging="360"/>
-      </w:pPr>
-      <w:rPr>
-        <w:rFonts w:ascii="Wingdings" w:hAnsi="Wingdings" w:hint="default"/>
-      </w:rPr>
-    </w:lvl>
-    <w:lvl w:ilvl="6" w:tplc="340A0001" w:tentative="1">
-      <w:start w:val="1"/>
-      <w:numFmt w:val="bullet"/>
-      <w:lvlText w:val=""/>
-      <w:lvlJc w:val="left"/>
-      <w:pPr>
-        <w:ind w:left="5400" w:hanging="360"/>
-      </w:pPr>
-      <w:rPr>
-        <w:rFonts w:ascii="Symbol" w:hAnsi="Symbol" w:hint="default"/>
-      </w:rPr>
-    </w:lvl>
-    <w:lvl w:ilvl="7" w:tplc="340A0003" w:tentative="1">
-      <w:start w:val="1"/>
-      <w:numFmt w:val="bullet"/>
-      <w:lvlText w:val="o"/>
-      <w:lvlJc w:val="left"/>
-      <w:pPr>
-        <w:ind w:left="6120" w:hanging="360"/>
-      </w:pPr>
-      <w:rPr>
-        <w:rFonts w:ascii="Courier New" w:hAnsi="Courier New" w:cs="Courier New" w:hint="default"/>
-      </w:rPr>
-    </w:lvl>
-    <w:lvl w:ilvl="8" w:tplc="340A0005" w:tentative="1">
-      <w:start w:val="1"/>
-      <w:numFmt w:val="bullet"/>
-      <w:lvlText w:val=""/>
-      <w:lvlJc w:val="left"/>
-      <w:pPr>
-        <w:ind w:left="6840" w:hanging="360"/>
-      </w:pPr>
-      <w:rPr>
-        <w:rFonts w:ascii="Wingdings" w:hAnsi="Wingdings" w:hint="default"/>
-      </w:rPr>
-    </w:lvl>
-  </w:abstractNum>
-  <w:abstractNum w:abstractNumId="4" w15:restartNumberingAfterBreak="0">
-    <w:nsid w:val="076C670D"/>
-    <w:multiLevelType w:val="hybridMultilevel"/>
-    <w:tmpl w:val="73A4C908"/>
-    <w:lvl w:ilvl="0" w:tplc="340A0001">
-      <w:start w:val="1"/>
-      <w:numFmt w:val="bullet"/>
-      <w:lvlText w:val=""/>
-      <w:lvlJc w:val="left"/>
-      <w:pPr>
-        <w:ind w:left="720" w:hanging="360"/>
-      </w:pPr>
-      <w:rPr>
-        <w:rFonts w:ascii="Symbol" w:hAnsi="Symbol" w:hint="default"/>
-      </w:rPr>
-    </w:lvl>
-    <w:lvl w:ilvl="1" w:tplc="340A0003" w:tentative="1">
-      <w:start w:val="1"/>
-      <w:numFmt w:val="bullet"/>
-      <w:lvlText w:val="o"/>
-      <w:lvlJc w:val="left"/>
-      <w:pPr>
-        <w:ind w:left="1440" w:hanging="360"/>
-      </w:pPr>
-      <w:rPr>
-        <w:rFonts w:ascii="Courier New" w:hAnsi="Courier New" w:cs="Courier New" w:hint="default"/>
-      </w:rPr>
-    </w:lvl>
-    <w:lvl w:ilvl="2" w:tplc="340A0005" w:tentative="1">
-      <w:start w:val="1"/>
-      <w:numFmt w:val="bullet"/>
-      <w:lvlText w:val=""/>
-      <w:lvlJc w:val="left"/>
-      <w:pPr>
-        <w:ind w:left="2160" w:hanging="360"/>
-      </w:pPr>
-      <w:rPr>
-        <w:rFonts w:ascii="Wingdings" w:hAnsi="Wingdings" w:hint="default"/>
-      </w:rPr>
-    </w:lvl>
-    <w:lvl w:ilvl="3" w:tplc="340A0001" w:tentative="1">
-      <w:start w:val="1"/>
-      <w:numFmt w:val="bullet"/>
-      <w:lvlText w:val=""/>
-      <w:lvlJc w:val="left"/>
-      <w:pPr>
-        <w:ind w:left="2880" w:hanging="360"/>
-      </w:pPr>
-      <w:rPr>
-        <w:rFonts w:ascii="Symbol" w:hAnsi="Symbol" w:hint="default"/>
-      </w:rPr>
-    </w:lvl>
-    <w:lvl w:ilvl="4" w:tplc="340A0003" w:tentative="1">
-      <w:start w:val="1"/>
-      <w:numFmt w:val="bullet"/>
-      <w:lvlText w:val="o"/>
-      <w:lvlJc w:val="left"/>
-      <w:pPr>
-        <w:ind w:left="3600" w:hanging="360"/>
-      </w:pPr>
-      <w:rPr>
-        <w:rFonts w:ascii="Courier New" w:hAnsi="Courier New" w:cs="Courier New" w:hint="default"/>
-      </w:rPr>
-    </w:lvl>
-    <w:lvl w:ilvl="5" w:tplc="340A0005" w:tentative="1">
-      <w:start w:val="1"/>
-      <w:numFmt w:val="bullet"/>
-      <w:lvlText w:val=""/>
-      <w:lvlJc w:val="left"/>
-      <w:pPr>
-        <w:ind w:left="4320" w:hanging="360"/>
-      </w:pPr>
-      <w:rPr>
-        <w:rFonts w:ascii="Wingdings" w:hAnsi="Wingdings" w:hint="default"/>
-      </w:rPr>
-    </w:lvl>
-    <w:lvl w:ilvl="6" w:tplc="340A0001" w:tentative="1">
-      <w:start w:val="1"/>
-      <w:numFmt w:val="bullet"/>
-      <w:lvlText w:val=""/>
-      <w:lvlJc w:val="left"/>
-      <w:pPr>
-        <w:ind w:left="5040" w:hanging="360"/>
-      </w:pPr>
-      <w:rPr>
-        <w:rFonts w:ascii="Symbol" w:hAnsi="Symbol" w:hint="default"/>
-      </w:rPr>
-    </w:lvl>
-    <w:lvl w:ilvl="7" w:tplc="340A0003" w:tentative="1">
-      <w:start w:val="1"/>
-      <w:numFmt w:val="bullet"/>
-      <w:lvlText w:val="o"/>
-      <w:lvlJc w:val="left"/>
-      <w:pPr>
-        <w:ind w:left="5760" w:hanging="360"/>
-      </w:pPr>
-      <w:rPr>
-        <w:rFonts w:ascii="Courier New" w:hAnsi="Courier New" w:cs="Courier New" w:hint="default"/>
-      </w:rPr>
-    </w:lvl>
-    <w:lvl w:ilvl="8" w:tplc="340A0005" w:tentative="1">
-      <w:start w:val="1"/>
-      <w:numFmt w:val="bullet"/>
-      <w:lvlText w:val=""/>
-      <w:lvlJc w:val="left"/>
-      <w:pPr>
-        <w:ind w:left="6480" w:hanging="360"/>
-      </w:pPr>
-      <w:rPr>
-        <w:rFonts w:ascii="Wingdings" w:hAnsi="Wingdings" w:hint="default"/>
-      </w:rPr>
-    </w:lvl>
-  </w:abstractNum>
-  <w:abstractNum w:abstractNumId="5" w15:restartNumberingAfterBreak="0">
-    <w:nsid w:val="096A4A67"/>
-    <w:multiLevelType w:val="hybridMultilevel"/>
-    <w:tmpl w:val="238AC26E"/>
-    <w:lvl w:ilvl="0" w:tplc="340A0001">
-      <w:start w:val="1"/>
-      <w:numFmt w:val="bullet"/>
-      <w:lvlText w:val=""/>
-      <w:lvlJc w:val="left"/>
-      <w:pPr>
-        <w:ind w:left="720" w:hanging="360"/>
-      </w:pPr>
-      <w:rPr>
-        <w:rFonts w:ascii="Symbol" w:hAnsi="Symbol" w:hint="default"/>
-      </w:rPr>
-    </w:lvl>
-    <w:lvl w:ilvl="1" w:tplc="340A0003" w:tentative="1">
-      <w:start w:val="1"/>
-      <w:numFmt w:val="bullet"/>
-      <w:lvlText w:val="o"/>
-      <w:lvlJc w:val="left"/>
-      <w:pPr>
-        <w:ind w:left="1440" w:hanging="360"/>
-      </w:pPr>
-      <w:rPr>
-        <w:rFonts w:ascii="Courier New" w:hAnsi="Courier New" w:cs="Courier New" w:hint="default"/>
-      </w:rPr>
-    </w:lvl>
-    <w:lvl w:ilvl="2" w:tplc="340A0005" w:tentative="1">
-      <w:start w:val="1"/>
-      <w:numFmt w:val="bullet"/>
-      <w:lvlText w:val=""/>
-      <w:lvlJc w:val="left"/>
-      <w:pPr>
-        <w:ind w:left="2160" w:hanging="360"/>
-      </w:pPr>
-      <w:rPr>
-        <w:rFonts w:ascii="Wingdings" w:hAnsi="Wingdings" w:hint="default"/>
-      </w:rPr>
-    </w:lvl>
-    <w:lvl w:ilvl="3" w:tplc="340A0001" w:tentative="1">
-      <w:start w:val="1"/>
-      <w:numFmt w:val="bullet"/>
-      <w:lvlText w:val=""/>
-      <w:lvlJc w:val="left"/>
-      <w:pPr>
-        <w:ind w:left="2880" w:hanging="360"/>
-      </w:pPr>
-      <w:rPr>
-        <w:rFonts w:ascii="Symbol" w:hAnsi="Symbol" w:hint="default"/>
-      </w:rPr>
-    </w:lvl>
-    <w:lvl w:ilvl="4" w:tplc="340A0003" w:tentative="1">
-      <w:start w:val="1"/>
-      <w:numFmt w:val="bullet"/>
-      <w:lvlText w:val="o"/>
-      <w:lvlJc w:val="left"/>
-      <w:pPr>
-        <w:ind w:left="3600" w:hanging="360"/>
-      </w:pPr>
-      <w:rPr>
-        <w:rFonts w:ascii="Courier New" w:hAnsi="Courier New" w:cs="Courier New" w:hint="default"/>
-      </w:rPr>
-    </w:lvl>
-    <w:lvl w:ilvl="5" w:tplc="340A0005" w:tentative="1">
-      <w:start w:val="1"/>
-      <w:numFmt w:val="bullet"/>
-      <w:lvlText w:val=""/>
-      <w:lvlJc w:val="left"/>
-      <w:pPr>
-        <w:ind w:left="4320" w:hanging="360"/>
-      </w:pPr>
-      <w:rPr>
-        <w:rFonts w:ascii="Wingdings" w:hAnsi="Wingdings" w:hint="default"/>
-      </w:rPr>
-    </w:lvl>
-    <w:lvl w:ilvl="6" w:tplc="340A0001" w:tentative="1">
-      <w:start w:val="1"/>
-      <w:numFmt w:val="bullet"/>
-      <w:lvlText w:val=""/>
-      <w:lvlJc w:val="left"/>
-      <w:pPr>
-        <w:ind w:left="5040" w:hanging="360"/>
-      </w:pPr>
-      <w:rPr>
-        <w:rFonts w:ascii="Symbol" w:hAnsi="Symbol" w:hint="default"/>
-      </w:rPr>
-    </w:lvl>
-    <w:lvl w:ilvl="7" w:tplc="340A0003" w:tentative="1">
-      <w:start w:val="1"/>
-      <w:numFmt w:val="bullet"/>
-      <w:lvlText w:val="o"/>
-      <w:lvlJc w:val="left"/>
-      <w:pPr>
-        <w:ind w:left="5760" w:hanging="360"/>
-      </w:pPr>
-      <w:rPr>
-        <w:rFonts w:ascii="Courier New" w:hAnsi="Courier New" w:cs="Courier New" w:hint="default"/>
-      </w:rPr>
-    </w:lvl>
-    <w:lvl w:ilvl="8" w:tplc="340A0005" w:tentative="1">
-      <w:start w:val="1"/>
-      <w:numFmt w:val="bullet"/>
-      <w:lvlText w:val=""/>
-      <w:lvlJc w:val="left"/>
-      <w:pPr>
-        <w:ind w:left="6480" w:hanging="360"/>
-      </w:pPr>
-      <w:rPr>
-        <w:rFonts w:ascii="Wingdings" w:hAnsi="Wingdings" w:hint="default"/>
-      </w:rPr>
-    </w:lvl>
-  </w:abstractNum>
-  <w:abstractNum w:abstractNumId="6" w15:restartNumberingAfterBreak="0">
-    <w:nsid w:val="09843B4A"/>
-    <w:multiLevelType w:val="hybridMultilevel"/>
-    <w:tmpl w:val="9176F842"/>
-    <w:lvl w:ilvl="0" w:tplc="340A0001">
-      <w:start w:val="1"/>
-      <w:numFmt w:val="bullet"/>
-      <w:lvlText w:val=""/>
-      <w:lvlJc w:val="left"/>
-      <w:pPr>
-        <w:ind w:left="862" w:hanging="360"/>
-      </w:pPr>
-      <w:rPr>
-        <w:rFonts w:ascii="Symbol" w:hAnsi="Symbol" w:hint="default"/>
-      </w:rPr>
-    </w:lvl>
-    <w:lvl w:ilvl="1" w:tplc="340A0003" w:tentative="1">
-      <w:start w:val="1"/>
-      <w:numFmt w:val="bullet"/>
-      <w:lvlText w:val="o"/>
-      <w:lvlJc w:val="left"/>
-      <w:pPr>
-        <w:ind w:left="1582" w:hanging="360"/>
-      </w:pPr>
-      <w:rPr>
-        <w:rFonts w:ascii="Courier New" w:hAnsi="Courier New" w:cs="Courier New" w:hint="default"/>
-      </w:rPr>
-    </w:lvl>
-    <w:lvl w:ilvl="2" w:tplc="340A0005" w:tentative="1">
-      <w:start w:val="1"/>
-      <w:numFmt w:val="bullet"/>
-      <w:lvlText w:val=""/>
-      <w:lvlJc w:val="left"/>
-      <w:pPr>
-        <w:ind w:left="2302" w:hanging="360"/>
-      </w:pPr>
-      <w:rPr>
-        <w:rFonts w:ascii="Wingdings" w:hAnsi="Wingdings" w:hint="default"/>
-      </w:rPr>
-    </w:lvl>
-    <w:lvl w:ilvl="3" w:tplc="340A0001" w:tentative="1">
-      <w:start w:val="1"/>
-      <w:numFmt w:val="bullet"/>
-      <w:lvlText w:val=""/>
-      <w:lvlJc w:val="left"/>
-      <w:pPr>
-        <w:ind w:left="3022" w:hanging="360"/>
-      </w:pPr>
-      <w:rPr>
-        <w:rFonts w:ascii="Symbol" w:hAnsi="Symbol" w:hint="default"/>
-      </w:rPr>
-    </w:lvl>
-    <w:lvl w:ilvl="4" w:tplc="340A0003" w:tentative="1">
-      <w:start w:val="1"/>
-      <w:numFmt w:val="bullet"/>
-      <w:lvlText w:val="o"/>
-      <w:lvlJc w:val="left"/>
-      <w:pPr>
-        <w:ind w:left="3742" w:hanging="360"/>
-      </w:pPr>
-      <w:rPr>
-        <w:rFonts w:ascii="Courier New" w:hAnsi="Courier New" w:cs="Courier New" w:hint="default"/>
-      </w:rPr>
-    </w:lvl>
-    <w:lvl w:ilvl="5" w:tplc="340A0005" w:tentative="1">
-      <w:start w:val="1"/>
-      <w:numFmt w:val="bullet"/>
-      <w:lvlText w:val=""/>
-      <w:lvlJc w:val="left"/>
-      <w:pPr>
-        <w:ind w:left="4462" w:hanging="360"/>
-      </w:pPr>
-      <w:rPr>
-        <w:rFonts w:ascii="Wingdings" w:hAnsi="Wingdings" w:hint="default"/>
-      </w:rPr>
-    </w:lvl>
-    <w:lvl w:ilvl="6" w:tplc="340A0001" w:tentative="1">
-      <w:start w:val="1"/>
-      <w:numFmt w:val="bullet"/>
-      <w:lvlText w:val=""/>
-      <w:lvlJc w:val="left"/>
-      <w:pPr>
-        <w:ind w:left="5182" w:hanging="360"/>
-      </w:pPr>
-      <w:rPr>
-        <w:rFonts w:ascii="Symbol" w:hAnsi="Symbol" w:hint="default"/>
-      </w:rPr>
-    </w:lvl>
-    <w:lvl w:ilvl="7" w:tplc="340A0003" w:tentative="1">
-      <w:start w:val="1"/>
-      <w:numFmt w:val="bullet"/>
-      <w:lvlText w:val="o"/>
-      <w:lvlJc w:val="left"/>
-      <w:pPr>
-        <w:ind w:left="5902" w:hanging="360"/>
-      </w:pPr>
-      <w:rPr>
-        <w:rFonts w:ascii="Courier New" w:hAnsi="Courier New" w:cs="Courier New" w:hint="default"/>
-      </w:rPr>
-    </w:lvl>
-    <w:lvl w:ilvl="8" w:tplc="340A0005" w:tentative="1">
-      <w:start w:val="1"/>
-      <w:numFmt w:val="bullet"/>
-      <w:lvlText w:val=""/>
-      <w:lvlJc w:val="left"/>
-      <w:pPr>
-        <w:ind w:left="6622" w:hanging="360"/>
-      </w:pPr>
-      <w:rPr>
-        <w:rFonts w:ascii="Wingdings" w:hAnsi="Wingdings" w:hint="default"/>
-      </w:rPr>
-    </w:lvl>
-  </w:abstractNum>
-  <w:abstractNum w:abstractNumId="7" w15:restartNumberingAfterBreak="0">
-    <w:nsid w:val="09F773CE"/>
-    <w:multiLevelType w:val="hybridMultilevel"/>
-    <w:tmpl w:val="11BEFFE6"/>
-    <w:lvl w:ilvl="0" w:tplc="340A0001">
-      <w:start w:val="1"/>
-      <w:numFmt w:val="bullet"/>
-      <w:lvlText w:val=""/>
-      <w:lvlJc w:val="left"/>
-      <w:pPr>
-        <w:ind w:left="862" w:hanging="360"/>
-      </w:pPr>
-      <w:rPr>
-        <w:rFonts w:ascii="Symbol" w:hAnsi="Symbol" w:hint="default"/>
-      </w:rPr>
-    </w:lvl>
-    <w:lvl w:ilvl="1" w:tplc="340A0003" w:tentative="1">
-      <w:start w:val="1"/>
-      <w:numFmt w:val="bullet"/>
-      <w:lvlText w:val="o"/>
-      <w:lvlJc w:val="left"/>
-      <w:pPr>
-        <w:ind w:left="1582" w:hanging="360"/>
-      </w:pPr>
-      <w:rPr>
-        <w:rFonts w:ascii="Courier New" w:hAnsi="Courier New" w:cs="Courier New" w:hint="default"/>
-      </w:rPr>
-    </w:lvl>
-    <w:lvl w:ilvl="2" w:tplc="340A0005" w:tentative="1">
-      <w:start w:val="1"/>
-      <w:numFmt w:val="bullet"/>
-      <w:lvlText w:val=""/>
-      <w:lvlJc w:val="left"/>
-      <w:pPr>
-        <w:ind w:left="2302" w:hanging="360"/>
-      </w:pPr>
-      <w:rPr>
-        <w:rFonts w:ascii="Wingdings" w:hAnsi="Wingdings" w:hint="default"/>
-      </w:rPr>
-    </w:lvl>
-    <w:lvl w:ilvl="3" w:tplc="340A0001" w:tentative="1">
-      <w:start w:val="1"/>
-      <w:numFmt w:val="bullet"/>
-      <w:lvlText w:val=""/>
-      <w:lvlJc w:val="left"/>
-      <w:pPr>
-        <w:ind w:left="3022" w:hanging="360"/>
-      </w:pPr>
-      <w:rPr>
-        <w:rFonts w:ascii="Symbol" w:hAnsi="Symbol" w:hint="default"/>
-      </w:rPr>
-    </w:lvl>
-    <w:lvl w:ilvl="4" w:tplc="340A0003" w:tentative="1">
-      <w:start w:val="1"/>
-      <w:numFmt w:val="bullet"/>
-      <w:lvlText w:val="o"/>
-      <w:lvlJc w:val="left"/>
-      <w:pPr>
-        <w:ind w:left="3742" w:hanging="360"/>
-      </w:pPr>
-      <w:rPr>
-        <w:rFonts w:ascii="Courier New" w:hAnsi="Courier New" w:cs="Courier New" w:hint="default"/>
-      </w:rPr>
-    </w:lvl>
-    <w:lvl w:ilvl="5" w:tplc="340A0005" w:tentative="1">
-      <w:start w:val="1"/>
-      <w:numFmt w:val="bullet"/>
-      <w:lvlText w:val=""/>
-      <w:lvlJc w:val="left"/>
-      <w:pPr>
-        <w:ind w:left="4462" w:hanging="360"/>
-      </w:pPr>
-      <w:rPr>
-        <w:rFonts w:ascii="Wingdings" w:hAnsi="Wingdings" w:hint="default"/>
-      </w:rPr>
-    </w:lvl>
-    <w:lvl w:ilvl="6" w:tplc="340A0001" w:tentative="1">
-      <w:start w:val="1"/>
-      <w:numFmt w:val="bullet"/>
-      <w:lvlText w:val=""/>
-      <w:lvlJc w:val="left"/>
-      <w:pPr>
-        <w:ind w:left="5182" w:hanging="360"/>
-      </w:pPr>
-      <w:rPr>
-        <w:rFonts w:ascii="Symbol" w:hAnsi="Symbol" w:hint="default"/>
-      </w:rPr>
-    </w:lvl>
-    <w:lvl w:ilvl="7" w:tplc="340A0003" w:tentative="1">
-      <w:start w:val="1"/>
-      <w:numFmt w:val="bullet"/>
-      <w:lvlText w:val="o"/>
-      <w:lvlJc w:val="left"/>
-      <w:pPr>
-        <w:ind w:left="5902" w:hanging="360"/>
-      </w:pPr>
-      <w:rPr>
-        <w:rFonts w:ascii="Courier New" w:hAnsi="Courier New" w:cs="Courier New" w:hint="default"/>
-      </w:rPr>
-    </w:lvl>
-    <w:lvl w:ilvl="8" w:tplc="340A0005" w:tentative="1">
-      <w:start w:val="1"/>
-      <w:numFmt w:val="bullet"/>
-      <w:lvlText w:val=""/>
-      <w:lvlJc w:val="left"/>
-      <w:pPr>
-        <w:ind w:left="6622" w:hanging="360"/>
-      </w:pPr>
-      <w:rPr>
-        <w:rFonts w:ascii="Wingdings" w:hAnsi="Wingdings" w:hint="default"/>
-      </w:rPr>
-    </w:lvl>
-  </w:abstractNum>
-  <w:abstractNum w:abstractNumId="8" w15:restartNumberingAfterBreak="0">
-    <w:nsid w:val="0BA434A4"/>
-    <w:multiLevelType w:val="hybridMultilevel"/>
-    <w:tmpl w:val="85F6B7F4"/>
-    <w:lvl w:ilvl="0" w:tplc="340A0001">
-      <w:start w:val="1"/>
-      <w:numFmt w:val="bullet"/>
-      <w:lvlText w:val=""/>
-      <w:lvlJc w:val="left"/>
-      <w:pPr>
-        <w:ind w:left="720" w:hanging="360"/>
-      </w:pPr>
-      <w:rPr>
-        <w:rFonts w:ascii="Symbol" w:hAnsi="Symbol" w:hint="default"/>
-      </w:rPr>
-    </w:lvl>
-    <w:lvl w:ilvl="1" w:tplc="340A0003" w:tentative="1">
-      <w:start w:val="1"/>
-      <w:numFmt w:val="bullet"/>
-      <w:lvlText w:val="o"/>
-      <w:lvlJc w:val="left"/>
-      <w:pPr>
-        <w:ind w:left="1440" w:hanging="360"/>
-      </w:pPr>
-      <w:rPr>
-        <w:rFonts w:ascii="Courier New" w:hAnsi="Courier New" w:cs="Courier New" w:hint="default"/>
-      </w:rPr>
-    </w:lvl>
-    <w:lvl w:ilvl="2" w:tplc="340A0005" w:tentative="1">
-      <w:start w:val="1"/>
-      <w:numFmt w:val="bullet"/>
-      <w:lvlText w:val=""/>
-      <w:lvlJc w:val="left"/>
-      <w:pPr>
-        <w:ind w:left="2160" w:hanging="360"/>
-      </w:pPr>
-      <w:rPr>
-        <w:rFonts w:ascii="Wingdings" w:hAnsi="Wingdings" w:hint="default"/>
-      </w:rPr>
-    </w:lvl>
-    <w:lvl w:ilvl="3" w:tplc="340A0001" w:tentative="1">
-      <w:start w:val="1"/>
-      <w:numFmt w:val="bullet"/>
-      <w:lvlText w:val=""/>
-      <w:lvlJc w:val="left"/>
-      <w:pPr>
-        <w:ind w:left="2880" w:hanging="360"/>
-      </w:pPr>
-      <w:rPr>
-        <w:rFonts w:ascii="Symbol" w:hAnsi="Symbol" w:hint="default"/>
-      </w:rPr>
-    </w:lvl>
-    <w:lvl w:ilvl="4" w:tplc="340A0003" w:tentative="1">
-      <w:start w:val="1"/>
-      <w:numFmt w:val="bullet"/>
-      <w:lvlText w:val="o"/>
-      <w:lvlJc w:val="left"/>
-      <w:pPr>
-        <w:ind w:left="3600" w:hanging="360"/>
-      </w:pPr>
-      <w:rPr>
-        <w:rFonts w:ascii="Courier New" w:hAnsi="Courier New" w:cs="Courier New" w:hint="default"/>
-      </w:rPr>
-    </w:lvl>
-    <w:lvl w:ilvl="5" w:tplc="340A0005" w:tentative="1">
-      <w:start w:val="1"/>
-      <w:numFmt w:val="bullet"/>
-      <w:lvlText w:val=""/>
-      <w:lvlJc w:val="left"/>
-      <w:pPr>
-        <w:ind w:left="4320" w:hanging="360"/>
-      </w:pPr>
-      <w:rPr>
-        <w:rFonts w:ascii="Wingdings" w:hAnsi="Wingdings" w:hint="default"/>
-      </w:rPr>
-    </w:lvl>
-    <w:lvl w:ilvl="6" w:tplc="340A0001" w:tentative="1">
-      <w:start w:val="1"/>
-      <w:numFmt w:val="bullet"/>
-      <w:lvlText w:val=""/>
-      <w:lvlJc w:val="left"/>
-      <w:pPr>
-        <w:ind w:left="5040" w:hanging="360"/>
-      </w:pPr>
-      <w:rPr>
-        <w:rFonts w:ascii="Symbol" w:hAnsi="Symbol" w:hint="default"/>
-      </w:rPr>
-    </w:lvl>
-    <w:lvl w:ilvl="7" w:tplc="340A0003" w:tentative="1">
-      <w:start w:val="1"/>
-      <w:numFmt w:val="bullet"/>
-      <w:lvlText w:val="o"/>
-      <w:lvlJc w:val="left"/>
-      <w:pPr>
-        <w:ind w:left="5760" w:hanging="360"/>
-      </w:pPr>
-      <w:rPr>
-        <w:rFonts w:ascii="Courier New" w:hAnsi="Courier New" w:cs="Courier New" w:hint="default"/>
-      </w:rPr>
-    </w:lvl>
-    <w:lvl w:ilvl="8" w:tplc="340A0005" w:tentative="1">
-      <w:start w:val="1"/>
-      <w:numFmt w:val="bullet"/>
-      <w:lvlText w:val=""/>
-      <w:lvlJc w:val="left"/>
-      <w:pPr>
-        <w:ind w:left="6480" w:hanging="360"/>
-      </w:pPr>
-      <w:rPr>
-        <w:rFonts w:ascii="Wingdings" w:hAnsi="Wingdings" w:hint="default"/>
-      </w:rPr>
-    </w:lvl>
-  </w:abstractNum>
-  <w:abstractNum w:abstractNumId="9" w15:restartNumberingAfterBreak="0">
-    <w:nsid w:val="0C2359A3"/>
-    <w:multiLevelType w:val="hybridMultilevel"/>
-    <w:tmpl w:val="37786542"/>
-    <w:lvl w:ilvl="0" w:tplc="340A0001">
-      <w:start w:val="1"/>
-      <w:numFmt w:val="bullet"/>
-      <w:lvlText w:val=""/>
-      <w:lvlJc w:val="left"/>
-      <w:pPr>
-        <w:ind w:left="720" w:hanging="360"/>
-      </w:pPr>
-      <w:rPr>
-        <w:rFonts w:ascii="Symbol" w:hAnsi="Symbol" w:hint="default"/>
-      </w:rPr>
-    </w:lvl>
-    <w:lvl w:ilvl="1" w:tplc="340A0003" w:tentative="1">
-      <w:start w:val="1"/>
-      <w:numFmt w:val="bullet"/>
-      <w:lvlText w:val="o"/>
-      <w:lvlJc w:val="left"/>
-      <w:pPr>
-        <w:ind w:left="1440" w:hanging="360"/>
-      </w:pPr>
-      <w:rPr>
-        <w:rFonts w:ascii="Courier New" w:hAnsi="Courier New" w:cs="Courier New" w:hint="default"/>
-      </w:rPr>
-    </w:lvl>
-    <w:lvl w:ilvl="2" w:tplc="340A0005" w:tentative="1">
-      <w:start w:val="1"/>
-      <w:numFmt w:val="bullet"/>
-      <w:lvlText w:val=""/>
-      <w:lvlJc w:val="left"/>
-      <w:pPr>
-        <w:ind w:left="2160" w:hanging="360"/>
-      </w:pPr>
-      <w:rPr>
-        <w:rFonts w:ascii="Wingdings" w:hAnsi="Wingdings" w:hint="default"/>
-      </w:rPr>
-    </w:lvl>
-    <w:lvl w:ilvl="3" w:tplc="340A0001" w:tentative="1">
-      <w:start w:val="1"/>
-      <w:numFmt w:val="bullet"/>
-      <w:lvlText w:val=""/>
-      <w:lvlJc w:val="left"/>
-      <w:pPr>
-        <w:ind w:left="2880" w:hanging="360"/>
-      </w:pPr>
-      <w:rPr>
-        <w:rFonts w:ascii="Symbol" w:hAnsi="Symbol" w:hint="default"/>
-      </w:rPr>
-    </w:lvl>
-    <w:lvl w:ilvl="4" w:tplc="340A0003" w:tentative="1">
-      <w:start w:val="1"/>
-      <w:numFmt w:val="bullet"/>
-      <w:lvlText w:val="o"/>
-      <w:lvlJc w:val="left"/>
-      <w:pPr>
-        <w:ind w:left="3600" w:hanging="360"/>
-      </w:pPr>
-      <w:rPr>
-        <w:rFonts w:ascii="Courier New" w:hAnsi="Courier New" w:cs="Courier New" w:hint="default"/>
-      </w:rPr>
-    </w:lvl>
-    <w:lvl w:ilvl="5" w:tplc="340A0005" w:tentative="1">
-      <w:start w:val="1"/>
-      <w:numFmt w:val="bullet"/>
-      <w:lvlText w:val=""/>
-      <w:lvlJc w:val="left"/>
-      <w:pPr>
-        <w:ind w:left="4320" w:hanging="360"/>
-      </w:pPr>
-      <w:rPr>
-        <w:rFonts w:ascii="Wingdings" w:hAnsi="Wingdings" w:hint="default"/>
-      </w:rPr>
-    </w:lvl>
-    <w:lvl w:ilvl="6" w:tplc="340A0001" w:tentative="1">
-      <w:start w:val="1"/>
-      <w:numFmt w:val="bullet"/>
-      <w:lvlText w:val=""/>
-      <w:lvlJc w:val="left"/>
-      <w:pPr>
-        <w:ind w:left="5040" w:hanging="360"/>
-      </w:pPr>
-      <w:rPr>
-        <w:rFonts w:ascii="Symbol" w:hAnsi="Symbol" w:hint="default"/>
-      </w:rPr>
-    </w:lvl>
-    <w:lvl w:ilvl="7" w:tplc="340A0003" w:tentative="1">
-      <w:start w:val="1"/>
-      <w:numFmt w:val="bullet"/>
-      <w:lvlText w:val="o"/>
-      <w:lvlJc w:val="left"/>
-      <w:pPr>
-        <w:ind w:left="5760" w:hanging="360"/>
-      </w:pPr>
-      <w:rPr>
-        <w:rFonts w:ascii="Courier New" w:hAnsi="Courier New" w:cs="Courier New" w:hint="default"/>
-      </w:rPr>
-    </w:lvl>
-    <w:lvl w:ilvl="8" w:tplc="340A0005" w:tentative="1">
-      <w:start w:val="1"/>
-      <w:numFmt w:val="bullet"/>
-      <w:lvlText w:val=""/>
-      <w:lvlJc w:val="left"/>
-      <w:pPr>
-        <w:ind w:left="6480" w:hanging="360"/>
-      </w:pPr>
-      <w:rPr>
-        <w:rFonts w:ascii="Wingdings" w:hAnsi="Wingdings" w:hint="default"/>
-      </w:rPr>
-    </w:lvl>
-  </w:abstractNum>
-  <w:abstractNum w:abstractNumId="10" w15:restartNumberingAfterBreak="0">
-    <w:nsid w:val="0D005B65"/>
-    <w:multiLevelType w:val="hybridMultilevel"/>
-    <w:tmpl w:val="7D6880A4"/>
-    <w:lvl w:ilvl="0" w:tplc="340A0013">
-      <w:start w:val="1"/>
-      <w:numFmt w:val="upperRoman"/>
-      <w:lvlText w:val="%1."/>
-      <w:lvlJc w:val="right"/>
-      <w:pPr>
-        <w:ind w:left="862" w:hanging="360"/>
-      </w:pPr>
-    </w:lvl>
-    <w:lvl w:ilvl="1" w:tplc="340A0019" w:tentative="1">
-      <w:start w:val="1"/>
-      <w:numFmt w:val="lowerLetter"/>
-      <w:lvlText w:val="%2."/>
-      <w:lvlJc w:val="left"/>
-      <w:pPr>
-        <w:ind w:left="1582" w:hanging="360"/>
-      </w:pPr>
-    </w:lvl>
-    <w:lvl w:ilvl="2" w:tplc="340A001B" w:tentative="1">
-      <w:start w:val="1"/>
-      <w:numFmt w:val="lowerRoman"/>
-      <w:lvlText w:val="%3."/>
-      <w:lvlJc w:val="right"/>
-      <w:pPr>
-        <w:ind w:left="2302" w:hanging="180"/>
-      </w:pPr>
-    </w:lvl>
-    <w:lvl w:ilvl="3" w:tplc="340A000F" w:tentative="1">
-      <w:start w:val="1"/>
-      <w:numFmt w:val="decimal"/>
-      <w:lvlText w:val="%4."/>
-      <w:lvlJc w:val="left"/>
-      <w:pPr>
-        <w:ind w:left="3022" w:hanging="360"/>
-      </w:pPr>
-    </w:lvl>
-    <w:lvl w:ilvl="4" w:tplc="340A0019" w:tentative="1">
-      <w:start w:val="1"/>
-      <w:numFmt w:val="lowerLetter"/>
-      <w:lvlText w:val="%5."/>
-      <w:lvlJc w:val="left"/>
-      <w:pPr>
-        <w:ind w:left="3742" w:hanging="360"/>
-      </w:pPr>
-    </w:lvl>
-    <w:lvl w:ilvl="5" w:tplc="340A001B" w:tentative="1">
-      <w:start w:val="1"/>
-      <w:numFmt w:val="lowerRoman"/>
-      <w:lvlText w:val="%6."/>
-      <w:lvlJc w:val="right"/>
-      <w:pPr>
-        <w:ind w:left="4462" w:hanging="180"/>
-      </w:pPr>
-    </w:lvl>
-    <w:lvl w:ilvl="6" w:tplc="340A000F" w:tentative="1">
-      <w:start w:val="1"/>
-      <w:numFmt w:val="decimal"/>
-      <w:lvlText w:val="%7."/>
-      <w:lvlJc w:val="left"/>
-      <w:pPr>
-        <w:ind w:left="5182" w:hanging="360"/>
-      </w:pPr>
-    </w:lvl>
-    <w:lvl w:ilvl="7" w:tplc="340A0019" w:tentative="1">
-      <w:start w:val="1"/>
-      <w:numFmt w:val="lowerLetter"/>
-      <w:lvlText w:val="%8."/>
-      <w:lvlJc w:val="left"/>
-      <w:pPr>
-        <w:ind w:left="5902" w:hanging="360"/>
-      </w:pPr>
-    </w:lvl>
-    <w:lvl w:ilvl="8" w:tplc="340A001B" w:tentative="1">
-      <w:start w:val="1"/>
-      <w:numFmt w:val="lowerRoman"/>
-      <w:lvlText w:val="%9."/>
-      <w:lvlJc w:val="right"/>
-      <w:pPr>
-        <w:ind w:left="6622" w:hanging="180"/>
-      </w:pPr>
-    </w:lvl>
-  </w:abstractNum>
-  <w:abstractNum w:abstractNumId="11" w15:restartNumberingAfterBreak="0">
-    <w:nsid w:val="0D233064"/>
-    <w:multiLevelType w:val="hybridMultilevel"/>
-    <w:tmpl w:val="65166D16"/>
-    <w:lvl w:ilvl="0" w:tplc="FFFFFFFF">
-      <w:start w:val="1"/>
-      <w:numFmt w:val="bullet"/>
-      <w:lvlText w:val=""/>
-      <w:lvlJc w:val="left"/>
-      <w:pPr>
-        <w:ind w:left="720" w:hanging="360"/>
-      </w:pPr>
-      <w:rPr>
-        <w:rFonts w:ascii="Symbol" w:hAnsi="Symbol" w:hint="default"/>
-      </w:rPr>
-    </w:lvl>
-    <w:lvl w:ilvl="1" w:tplc="340A0003" w:tentative="1">
-      <w:start w:val="1"/>
-      <w:numFmt w:val="bullet"/>
-      <w:lvlText w:val="o"/>
-      <w:lvlJc w:val="left"/>
-      <w:pPr>
-        <w:ind w:left="1440" w:hanging="360"/>
-      </w:pPr>
-      <w:rPr>
-        <w:rFonts w:ascii="Courier New" w:hAnsi="Courier New" w:cs="Courier New" w:hint="default"/>
-      </w:rPr>
-    </w:lvl>
-    <w:lvl w:ilvl="2" w:tplc="340A0005" w:tentative="1">
-      <w:start w:val="1"/>
-      <w:numFmt w:val="bullet"/>
-      <w:lvlText w:val=""/>
-      <w:lvlJc w:val="left"/>
-      <w:pPr>
-        <w:ind w:left="2160" w:hanging="360"/>
-      </w:pPr>
-      <w:rPr>
-        <w:rFonts w:ascii="Wingdings" w:hAnsi="Wingdings" w:hint="default"/>
-      </w:rPr>
-    </w:lvl>
-    <w:lvl w:ilvl="3" w:tplc="340A0001" w:tentative="1">
-      <w:start w:val="1"/>
-      <w:numFmt w:val="bullet"/>
-      <w:lvlText w:val=""/>
-      <w:lvlJc w:val="left"/>
-      <w:pPr>
-        <w:ind w:left="2880" w:hanging="360"/>
-      </w:pPr>
-      <w:rPr>
-        <w:rFonts w:ascii="Symbol" w:hAnsi="Symbol" w:hint="default"/>
-      </w:rPr>
-    </w:lvl>
-    <w:lvl w:ilvl="4" w:tplc="340A0003" w:tentative="1">
-      <w:start w:val="1"/>
-      <w:numFmt w:val="bullet"/>
-      <w:lvlText w:val="o"/>
-      <w:lvlJc w:val="left"/>
-      <w:pPr>
-        <w:ind w:left="3600" w:hanging="360"/>
-      </w:pPr>
-      <w:rPr>
-        <w:rFonts w:ascii="Courier New" w:hAnsi="Courier New" w:cs="Courier New" w:hint="default"/>
-      </w:rPr>
-    </w:lvl>
-    <w:lvl w:ilvl="5" w:tplc="340A0005" w:tentative="1">
-      <w:start w:val="1"/>
-      <w:numFmt w:val="bullet"/>
-      <w:lvlText w:val=""/>
-      <w:lvlJc w:val="left"/>
-      <w:pPr>
-        <w:ind w:left="4320" w:hanging="360"/>
-      </w:pPr>
-      <w:rPr>
-        <w:rFonts w:ascii="Wingdings" w:hAnsi="Wingdings" w:hint="default"/>
-      </w:rPr>
-    </w:lvl>
-    <w:lvl w:ilvl="6" w:tplc="340A0001" w:tentative="1">
-      <w:start w:val="1"/>
-      <w:numFmt w:val="bullet"/>
-      <w:lvlText w:val=""/>
-      <w:lvlJc w:val="left"/>
-      <w:pPr>
-        <w:ind w:left="5040" w:hanging="360"/>
-      </w:pPr>
-      <w:rPr>
-        <w:rFonts w:ascii="Symbol" w:hAnsi="Symbol" w:hint="default"/>
-      </w:rPr>
-    </w:lvl>
-    <w:lvl w:ilvl="7" w:tplc="340A0003" w:tentative="1">
-      <w:start w:val="1"/>
-      <w:numFmt w:val="bullet"/>
-      <w:lvlText w:val="o"/>
-      <w:lvlJc w:val="left"/>
-      <w:pPr>
-        <w:ind w:left="5760" w:hanging="360"/>
-      </w:pPr>
-      <w:rPr>
-        <w:rFonts w:ascii="Courier New" w:hAnsi="Courier New" w:cs="Courier New" w:hint="default"/>
-      </w:rPr>
-    </w:lvl>
-    <w:lvl w:ilvl="8" w:tplc="340A0005" w:tentative="1">
-      <w:start w:val="1"/>
-      <w:numFmt w:val="bullet"/>
-      <w:lvlText w:val=""/>
-      <w:lvlJc w:val="left"/>
-      <w:pPr>
-        <w:ind w:left="6480" w:hanging="360"/>
-      </w:pPr>
-      <w:rPr>
-        <w:rFonts w:ascii="Wingdings" w:hAnsi="Wingdings" w:hint="default"/>
-      </w:rPr>
-    </w:lvl>
-  </w:abstractNum>
-  <w:abstractNum w:abstractNumId="12" w15:restartNumberingAfterBreak="0">
-    <w:nsid w:val="0DC85B8D"/>
-    <w:multiLevelType w:val="hybridMultilevel"/>
-    <w:tmpl w:val="F7E4ACFA"/>
-    <w:lvl w:ilvl="0" w:tplc="340A0001">
-      <w:start w:val="1"/>
-      <w:numFmt w:val="bullet"/>
-      <w:lvlText w:val=""/>
-      <w:lvlJc w:val="left"/>
-      <w:pPr>
-        <w:ind w:left="862" w:hanging="360"/>
-      </w:pPr>
-      <w:rPr>
-        <w:rFonts w:ascii="Symbol" w:hAnsi="Symbol" w:hint="default"/>
-      </w:rPr>
-    </w:lvl>
-    <w:lvl w:ilvl="1" w:tplc="340A0003" w:tentative="1">
-      <w:start w:val="1"/>
-      <w:numFmt w:val="bullet"/>
-      <w:lvlText w:val="o"/>
-      <w:lvlJc w:val="left"/>
-      <w:pPr>
-        <w:ind w:left="1582" w:hanging="360"/>
-      </w:pPr>
-      <w:rPr>
-        <w:rFonts w:ascii="Courier New" w:hAnsi="Courier New" w:cs="Courier New" w:hint="default"/>
-      </w:rPr>
-    </w:lvl>
-    <w:lvl w:ilvl="2" w:tplc="340A0005" w:tentative="1">
-      <w:start w:val="1"/>
-      <w:numFmt w:val="bullet"/>
-      <w:lvlText w:val=""/>
-      <w:lvlJc w:val="left"/>
-      <w:pPr>
-        <w:ind w:left="2302" w:hanging="360"/>
-      </w:pPr>
-      <w:rPr>
-        <w:rFonts w:ascii="Wingdings" w:hAnsi="Wingdings" w:hint="default"/>
-      </w:rPr>
-    </w:lvl>
-    <w:lvl w:ilvl="3" w:tplc="340A0001" w:tentative="1">
-      <w:start w:val="1"/>
-      <w:numFmt w:val="bullet"/>
-      <w:lvlText w:val=""/>
-      <w:lvlJc w:val="left"/>
-      <w:pPr>
-        <w:ind w:left="3022" w:hanging="360"/>
-      </w:pPr>
-      <w:rPr>
-        <w:rFonts w:ascii="Symbol" w:hAnsi="Symbol" w:hint="default"/>
-      </w:rPr>
-    </w:lvl>
-    <w:lvl w:ilvl="4" w:tplc="340A0003" w:tentative="1">
-      <w:start w:val="1"/>
-      <w:numFmt w:val="bullet"/>
-      <w:lvlText w:val="o"/>
-      <w:lvlJc w:val="left"/>
-      <w:pPr>
-        <w:ind w:left="3742" w:hanging="360"/>
-      </w:pPr>
-      <w:rPr>
-        <w:rFonts w:ascii="Courier New" w:hAnsi="Courier New" w:cs="Courier New" w:hint="default"/>
-      </w:rPr>
-    </w:lvl>
-    <w:lvl w:ilvl="5" w:tplc="340A0005" w:tentative="1">
-      <w:start w:val="1"/>
-      <w:numFmt w:val="bullet"/>
-      <w:lvlText w:val=""/>
-      <w:lvlJc w:val="left"/>
-      <w:pPr>
-        <w:ind w:left="4462" w:hanging="360"/>
-      </w:pPr>
-      <w:rPr>
-        <w:rFonts w:ascii="Wingdings" w:hAnsi="Wingdings" w:hint="default"/>
-      </w:rPr>
-    </w:lvl>
-    <w:lvl w:ilvl="6" w:tplc="340A0001" w:tentative="1">
-      <w:start w:val="1"/>
-      <w:numFmt w:val="bullet"/>
-      <w:lvlText w:val=""/>
-      <w:lvlJc w:val="left"/>
-      <w:pPr>
-        <w:ind w:left="5182" w:hanging="360"/>
-      </w:pPr>
-      <w:rPr>
-        <w:rFonts w:ascii="Symbol" w:hAnsi="Symbol" w:hint="default"/>
-      </w:rPr>
-    </w:lvl>
-    <w:lvl w:ilvl="7" w:tplc="340A0003" w:tentative="1">
-      <w:start w:val="1"/>
-      <w:numFmt w:val="bullet"/>
-      <w:lvlText w:val="o"/>
-      <w:lvlJc w:val="left"/>
-      <w:pPr>
-        <w:ind w:left="5902" w:hanging="360"/>
-      </w:pPr>
-      <w:rPr>
-        <w:rFonts w:ascii="Courier New" w:hAnsi="Courier New" w:cs="Courier New" w:hint="default"/>
-      </w:rPr>
-    </w:lvl>
-    <w:lvl w:ilvl="8" w:tplc="340A0005" w:tentative="1">
-      <w:start w:val="1"/>
-      <w:numFmt w:val="bullet"/>
-      <w:lvlText w:val=""/>
-      <w:lvlJc w:val="left"/>
-      <w:pPr>
-        <w:ind w:left="6622" w:hanging="360"/>
-      </w:pPr>
-      <w:rPr>
-        <w:rFonts w:ascii="Wingdings" w:hAnsi="Wingdings" w:hint="default"/>
-      </w:rPr>
-    </w:lvl>
-  </w:abstractNum>
-  <w:abstractNum w:abstractNumId="13" w15:restartNumberingAfterBreak="0">
-    <w:nsid w:val="0E475B86"/>
-    <w:multiLevelType w:val="hybridMultilevel"/>
-    <w:tmpl w:val="D7FA27CA"/>
-    <w:lvl w:ilvl="0" w:tplc="340A0001">
-      <w:start w:val="1"/>
-      <w:numFmt w:val="bullet"/>
-      <w:lvlText w:val=""/>
-      <w:lvlJc w:val="left"/>
-      <w:pPr>
-        <w:ind w:left="720" w:hanging="360"/>
-      </w:pPr>
-      <w:rPr>
-        <w:rFonts w:ascii="Symbol" w:hAnsi="Symbol" w:hint="default"/>
-      </w:rPr>
-    </w:lvl>
-    <w:lvl w:ilvl="1" w:tplc="340A0003" w:tentative="1">
-      <w:start w:val="1"/>
-      <w:numFmt w:val="bullet"/>
-      <w:lvlText w:val="o"/>
-      <w:lvlJc w:val="left"/>
-      <w:pPr>
-        <w:ind w:left="1440" w:hanging="360"/>
-      </w:pPr>
-      <w:rPr>
-        <w:rFonts w:ascii="Courier New" w:hAnsi="Courier New" w:cs="Courier New" w:hint="default"/>
-      </w:rPr>
-    </w:lvl>
-    <w:lvl w:ilvl="2" w:tplc="340A0005" w:tentative="1">
-      <w:start w:val="1"/>
-      <w:numFmt w:val="bullet"/>
-      <w:lvlText w:val=""/>
-      <w:lvlJc w:val="left"/>
-      <w:pPr>
-        <w:ind w:left="2160" w:hanging="360"/>
-      </w:pPr>
-      <w:rPr>
-        <w:rFonts w:ascii="Wingdings" w:hAnsi="Wingdings" w:hint="default"/>
-      </w:rPr>
-    </w:lvl>
-    <w:lvl w:ilvl="3" w:tplc="340A0001" w:tentative="1">
-      <w:start w:val="1"/>
-      <w:numFmt w:val="bullet"/>
-      <w:lvlText w:val=""/>
-      <w:lvlJc w:val="left"/>
-      <w:pPr>
-        <w:ind w:left="2880" w:hanging="360"/>
-      </w:pPr>
-      <w:rPr>
-        <w:rFonts w:ascii="Symbol" w:hAnsi="Symbol" w:hint="default"/>
-      </w:rPr>
-    </w:lvl>
-    <w:lvl w:ilvl="4" w:tplc="340A0003" w:tentative="1">
-      <w:start w:val="1"/>
-      <w:numFmt w:val="bullet"/>
-      <w:lvlText w:val="o"/>
-      <w:lvlJc w:val="left"/>
-      <w:pPr>
-        <w:ind w:left="3600" w:hanging="360"/>
-      </w:pPr>
-      <w:rPr>
-        <w:rFonts w:ascii="Courier New" w:hAnsi="Courier New" w:cs="Courier New" w:hint="default"/>
-      </w:rPr>
-    </w:lvl>
-    <w:lvl w:ilvl="5" w:tplc="340A0005" w:tentative="1">
-      <w:start w:val="1"/>
-      <w:numFmt w:val="bullet"/>
-      <w:lvlText w:val=""/>
-      <w:lvlJc w:val="left"/>
-      <w:pPr>
-        <w:ind w:left="4320" w:hanging="360"/>
-      </w:pPr>
-      <w:rPr>
-        <w:rFonts w:ascii="Wingdings" w:hAnsi="Wingdings" w:hint="default"/>
-      </w:rPr>
-    </w:lvl>
-    <w:lvl w:ilvl="6" w:tplc="340A0001" w:tentative="1">
-      <w:start w:val="1"/>
-      <w:numFmt w:val="bullet"/>
-      <w:lvlText w:val=""/>
-      <w:lvlJc w:val="left"/>
-      <w:pPr>
-        <w:ind w:left="5040" w:hanging="360"/>
-      </w:pPr>
-      <w:rPr>
-        <w:rFonts w:ascii="Symbol" w:hAnsi="Symbol" w:hint="default"/>
-      </w:rPr>
-    </w:lvl>
-    <w:lvl w:ilvl="7" w:tplc="340A0003" w:tentative="1">
-      <w:start w:val="1"/>
-      <w:numFmt w:val="bullet"/>
-      <w:lvlText w:val="o"/>
-      <w:lvlJc w:val="left"/>
-      <w:pPr>
-        <w:ind w:left="5760" w:hanging="360"/>
-      </w:pPr>
-      <w:rPr>
-        <w:rFonts w:ascii="Courier New" w:hAnsi="Courier New" w:cs="Courier New" w:hint="default"/>
-      </w:rPr>
-    </w:lvl>
-    <w:lvl w:ilvl="8" w:tplc="340A0005" w:tentative="1">
-      <w:start w:val="1"/>
-      <w:numFmt w:val="bullet"/>
-      <w:lvlText w:val=""/>
-      <w:lvlJc w:val="left"/>
-      <w:pPr>
-        <w:ind w:left="6480" w:hanging="360"/>
-      </w:pPr>
-      <w:rPr>
-        <w:rFonts w:ascii="Wingdings" w:hAnsi="Wingdings" w:hint="default"/>
-      </w:rPr>
-    </w:lvl>
-  </w:abstractNum>
   <w:abstractNum w:abstractNumId="14" w15:restartNumberingAfterBreak="0">
-    <w:nsid w:val="10413144"/>
-    <w:multiLevelType w:val="multilevel"/>
-    <w:tmpl w:val="77B82F22"/>
-    <w:lvl w:ilvl="0">
-      <w:start w:val="1"/>
-      <w:numFmt w:val="decimal"/>
-      <w:lvlText w:val="%1."/>
-      <w:lvlJc w:val="left"/>
-      <w:pPr>
-        <w:ind w:left="360" w:hanging="360"/>
-      </w:pPr>
-      <w:rPr>
-        <w:rFonts w:asciiTheme="majorHAnsi" w:eastAsiaTheme="majorEastAsia" w:hAnsiTheme="majorHAnsi" w:cstheme="majorBidi"/>
-        <w:b/>
-        <w:bCs/>
-      </w:rPr>
-    </w:lvl>
-    <w:lvl w:ilvl="1">
-      <w:start w:val="1"/>
-      <w:numFmt w:val="decimal"/>
-      <w:lvlText w:val="%1.%2."/>
-      <w:lvlJc w:val="left"/>
-      <w:pPr>
-        <w:ind w:left="432" w:hanging="432"/>
-      </w:pPr>
-      <w:rPr>
-        <w:b/>
-        <w:bCs/>
-      </w:rPr>
-    </w:lvl>
-    <w:lvl w:ilvl="2">
-      <w:start w:val="1"/>
-      <w:numFmt w:val="decimal"/>
-      <w:lvlText w:val="%1.%2.%3."/>
-      <w:lvlJc w:val="left"/>
-      <w:pPr>
-        <w:ind w:left="1224" w:hanging="504"/>
-      </w:pPr>
-      <w:rPr>
-        <w:sz w:val="20"/>
-        <w:szCs w:val="20"/>
-      </w:rPr>
-    </w:lvl>
-    <w:lvl w:ilvl="3">
-      <w:start w:val="1"/>
-      <w:numFmt w:val="decimal"/>
-      <w:lvlText w:val="%1.%2.%3.%4."/>
-      <w:lvlJc w:val="left"/>
-      <w:pPr>
-        <w:ind w:left="1728" w:hanging="648"/>
-      </w:pPr>
-    </w:lvl>
-    <w:lvl w:ilvl="4">
-      <w:start w:val="1"/>
-      <w:numFmt w:val="decimal"/>
-      <w:lvlText w:val="%1.%2.%3.%4.%5."/>
-      <w:lvlJc w:val="left"/>
-      <w:pPr>
-        <w:ind w:left="2232" w:hanging="792"/>
-      </w:pPr>
-    </w:lvl>
-    <w:lvl w:ilvl="5">
-      <w:start w:val="1"/>
-      <w:numFmt w:val="decimal"/>
-      <w:lvlText w:val="%1.%2.%3.%4.%5.%6."/>
-      <w:lvlJc w:val="left"/>
-      <w:pPr>
-        <w:ind w:left="2736" w:hanging="936"/>
-      </w:pPr>
-    </w:lvl>
-    <w:lvl w:ilvl="6">
-      <w:start w:val="1"/>
-      <w:numFmt w:val="decimal"/>
-      <w:lvlText w:val="%1.%2.%3.%4.%5.%6.%7."/>
-      <w:lvlJc w:val="left"/>
-      <w:pPr>
-        <w:ind w:left="3240" w:hanging="1080"/>
-      </w:pPr>
-    </w:lvl>
-    <w:lvl w:ilvl="7">
-      <w:start w:val="1"/>
-      <w:numFmt w:val="decimal"/>
-      <w:lvlText w:val="%1.%2.%3.%4.%5.%6.%7.%8."/>
-      <w:lvlJc w:val="left"/>
-      <w:pPr>
-        <w:ind w:left="3744" w:hanging="1224"/>
-      </w:pPr>
-    </w:lvl>
-    <w:lvl w:ilvl="8">
-      <w:start w:val="1"/>
-      <w:numFmt w:val="decimal"/>
-      <w:lvlText w:val="%1.%2.%3.%4.%5.%6.%7.%8.%9."/>
-      <w:lvlJc w:val="left"/>
-      <w:pPr>
-        <w:ind w:left="4320" w:hanging="1440"/>
-      </w:pPr>
-    </w:lvl>
-  </w:abstractNum>
-  <w:abstractNum w:abstractNumId="15" w15:restartNumberingAfterBreak="0">
     <w:nsid w:val="10E008F3"/>
     <w:multiLevelType w:val="hybridMultilevel"/>
     <w:tmpl w:val="EEAC022A"/>
@@ -8007,7 +8772,7 @@
       </w:rPr>
     </w:lvl>
   </w:abstractNum>
-  <w:abstractNum w:abstractNumId="16" w15:restartNumberingAfterBreak="0">
+  <w:abstractNum w:abstractNumId="15" w15:restartNumberingAfterBreak="0">
     <w:nsid w:val="11552E58"/>
     <w:multiLevelType w:val="hybridMultilevel"/>
     <w:tmpl w:val="5192C326"/>
@@ -8120,7 +8885,7 @@
       </w:rPr>
     </w:lvl>
   </w:abstractNum>
-  <w:abstractNum w:abstractNumId="17" w15:restartNumberingAfterBreak="0">
+  <w:abstractNum w:abstractNumId="16" w15:restartNumberingAfterBreak="0">
     <w:nsid w:val="12004A9D"/>
     <w:multiLevelType w:val="hybridMultilevel"/>
     <w:tmpl w:val="4F4EC6D4"/>
@@ -8233,7 +8998,7 @@
       </w:rPr>
     </w:lvl>
   </w:abstractNum>
-  <w:abstractNum w:abstractNumId="18" w15:restartNumberingAfterBreak="0">
+  <w:abstractNum w:abstractNumId="17" w15:restartNumberingAfterBreak="0">
     <w:nsid w:val="12143DFF"/>
     <w:multiLevelType w:val="hybridMultilevel"/>
     <w:tmpl w:val="53207080"/>
@@ -8343,6 +9108,155 @@
       </w:pPr>
       <w:rPr>
         <w:rFonts w:ascii="Wingdings" w:hAnsi="Wingdings" w:hint="default"/>
+      </w:rPr>
+    </w:lvl>
+  </w:abstractNum>
+  <w:abstractNum w:abstractNumId="18" w15:restartNumberingAfterBreak="0">
+    <w:nsid w:val="12D64BB1"/>
+    <w:multiLevelType w:val="multilevel"/>
+    <w:tmpl w:val="0D1E8676"/>
+    <w:lvl w:ilvl="0">
+      <w:start w:val="1"/>
+      <w:numFmt w:val="bullet"/>
+      <w:lvlText w:val=""/>
+      <w:lvlJc w:val="left"/>
+      <w:pPr>
+        <w:tabs>
+          <w:tab w:val="num" w:pos="720"/>
+        </w:tabs>
+        <w:ind w:left="720" w:hanging="360"/>
+      </w:pPr>
+      <w:rPr>
+        <w:rFonts w:ascii="Symbol" w:hAnsi="Symbol" w:hint="default"/>
+        <w:sz w:val="20"/>
+      </w:rPr>
+    </w:lvl>
+    <w:lvl w:ilvl="1" w:tentative="1">
+      <w:start w:val="1"/>
+      <w:numFmt w:val="bullet"/>
+      <w:lvlText w:val="o"/>
+      <w:lvlJc w:val="left"/>
+      <w:pPr>
+        <w:tabs>
+          <w:tab w:val="num" w:pos="1440"/>
+        </w:tabs>
+        <w:ind w:left="1440" w:hanging="360"/>
+      </w:pPr>
+      <w:rPr>
+        <w:rFonts w:ascii="Courier New" w:hAnsi="Courier New" w:hint="default"/>
+        <w:sz w:val="20"/>
+      </w:rPr>
+    </w:lvl>
+    <w:lvl w:ilvl="2" w:tentative="1">
+      <w:start w:val="1"/>
+      <w:numFmt w:val="bullet"/>
+      <w:lvlText w:val=""/>
+      <w:lvlJc w:val="left"/>
+      <w:pPr>
+        <w:tabs>
+          <w:tab w:val="num" w:pos="2160"/>
+        </w:tabs>
+        <w:ind w:left="2160" w:hanging="360"/>
+      </w:pPr>
+      <w:rPr>
+        <w:rFonts w:ascii="Wingdings" w:hAnsi="Wingdings" w:hint="default"/>
+        <w:sz w:val="20"/>
+      </w:rPr>
+    </w:lvl>
+    <w:lvl w:ilvl="3" w:tentative="1">
+      <w:start w:val="1"/>
+      <w:numFmt w:val="bullet"/>
+      <w:lvlText w:val=""/>
+      <w:lvlJc w:val="left"/>
+      <w:pPr>
+        <w:tabs>
+          <w:tab w:val="num" w:pos="2880"/>
+        </w:tabs>
+        <w:ind w:left="2880" w:hanging="360"/>
+      </w:pPr>
+      <w:rPr>
+        <w:rFonts w:ascii="Wingdings" w:hAnsi="Wingdings" w:hint="default"/>
+        <w:sz w:val="20"/>
+      </w:rPr>
+    </w:lvl>
+    <w:lvl w:ilvl="4" w:tentative="1">
+      <w:start w:val="1"/>
+      <w:numFmt w:val="bullet"/>
+      <w:lvlText w:val=""/>
+      <w:lvlJc w:val="left"/>
+      <w:pPr>
+        <w:tabs>
+          <w:tab w:val="num" w:pos="3600"/>
+        </w:tabs>
+        <w:ind w:left="3600" w:hanging="360"/>
+      </w:pPr>
+      <w:rPr>
+        <w:rFonts w:ascii="Wingdings" w:hAnsi="Wingdings" w:hint="default"/>
+        <w:sz w:val="20"/>
+      </w:rPr>
+    </w:lvl>
+    <w:lvl w:ilvl="5" w:tentative="1">
+      <w:start w:val="1"/>
+      <w:numFmt w:val="bullet"/>
+      <w:lvlText w:val=""/>
+      <w:lvlJc w:val="left"/>
+      <w:pPr>
+        <w:tabs>
+          <w:tab w:val="num" w:pos="4320"/>
+        </w:tabs>
+        <w:ind w:left="4320" w:hanging="360"/>
+      </w:pPr>
+      <w:rPr>
+        <w:rFonts w:ascii="Wingdings" w:hAnsi="Wingdings" w:hint="default"/>
+        <w:sz w:val="20"/>
+      </w:rPr>
+    </w:lvl>
+    <w:lvl w:ilvl="6" w:tentative="1">
+      <w:start w:val="1"/>
+      <w:numFmt w:val="bullet"/>
+      <w:lvlText w:val=""/>
+      <w:lvlJc w:val="left"/>
+      <w:pPr>
+        <w:tabs>
+          <w:tab w:val="num" w:pos="5040"/>
+        </w:tabs>
+        <w:ind w:left="5040" w:hanging="360"/>
+      </w:pPr>
+      <w:rPr>
+        <w:rFonts w:ascii="Wingdings" w:hAnsi="Wingdings" w:hint="default"/>
+        <w:sz w:val="20"/>
+      </w:rPr>
+    </w:lvl>
+    <w:lvl w:ilvl="7" w:tentative="1">
+      <w:start w:val="1"/>
+      <w:numFmt w:val="bullet"/>
+      <w:lvlText w:val=""/>
+      <w:lvlJc w:val="left"/>
+      <w:pPr>
+        <w:tabs>
+          <w:tab w:val="num" w:pos="5760"/>
+        </w:tabs>
+        <w:ind w:left="5760" w:hanging="360"/>
+      </w:pPr>
+      <w:rPr>
+        <w:rFonts w:ascii="Wingdings" w:hAnsi="Wingdings" w:hint="default"/>
+        <w:sz w:val="20"/>
+      </w:rPr>
+    </w:lvl>
+    <w:lvl w:ilvl="8" w:tentative="1">
+      <w:start w:val="1"/>
+      <w:numFmt w:val="bullet"/>
+      <w:lvlText w:val=""/>
+      <w:lvlJc w:val="left"/>
+      <w:pPr>
+        <w:tabs>
+          <w:tab w:val="num" w:pos="6480"/>
+        </w:tabs>
+        <w:ind w:left="6480" w:hanging="360"/>
+      </w:pPr>
+      <w:rPr>
+        <w:rFonts w:ascii="Wingdings" w:hAnsi="Wingdings" w:hint="default"/>
+        <w:sz w:val="20"/>
       </w:rPr>
     </w:lvl>
   </w:abstractNum>
@@ -8772,9 +9686,9 @@
     </w:lvl>
   </w:abstractNum>
   <w:abstractNum w:abstractNumId="23" w15:restartNumberingAfterBreak="0">
-    <w:nsid w:val="226B2148"/>
+    <w:nsid w:val="20AF178C"/>
     <w:multiLevelType w:val="multilevel"/>
-    <w:tmpl w:val="0FEA035C"/>
+    <w:tmpl w:val="1CE4B41E"/>
     <w:lvl w:ilvl="0">
       <w:start w:val="1"/>
       <w:numFmt w:val="bullet"/>
@@ -8791,7 +9705,7 @@
         <w:sz w:val="20"/>
       </w:rPr>
     </w:lvl>
-    <w:lvl w:ilvl="1">
+    <w:lvl w:ilvl="1" w:tentative="1">
       <w:start w:val="1"/>
       <w:numFmt w:val="bullet"/>
       <w:lvlText w:val="o"/>
@@ -8921,6 +9835,119 @@
     </w:lvl>
   </w:abstractNum>
   <w:abstractNum w:abstractNumId="24" w15:restartNumberingAfterBreak="0">
+    <w:nsid w:val="21DC3FF3"/>
+    <w:multiLevelType w:val="hybridMultilevel"/>
+    <w:tmpl w:val="2222BA22"/>
+    <w:lvl w:ilvl="0" w:tplc="340A0001">
+      <w:start w:val="1"/>
+      <w:numFmt w:val="bullet"/>
+      <w:lvlText w:val=""/>
+      <w:lvlJc w:val="left"/>
+      <w:pPr>
+        <w:ind w:left="720" w:hanging="360"/>
+      </w:pPr>
+      <w:rPr>
+        <w:rFonts w:ascii="Symbol" w:hAnsi="Symbol" w:hint="default"/>
+      </w:rPr>
+    </w:lvl>
+    <w:lvl w:ilvl="1" w:tplc="340A0003" w:tentative="1">
+      <w:start w:val="1"/>
+      <w:numFmt w:val="bullet"/>
+      <w:lvlText w:val="o"/>
+      <w:lvlJc w:val="left"/>
+      <w:pPr>
+        <w:ind w:left="1440" w:hanging="360"/>
+      </w:pPr>
+      <w:rPr>
+        <w:rFonts w:ascii="Courier New" w:hAnsi="Courier New" w:cs="Courier New" w:hint="default"/>
+      </w:rPr>
+    </w:lvl>
+    <w:lvl w:ilvl="2" w:tplc="340A0005" w:tentative="1">
+      <w:start w:val="1"/>
+      <w:numFmt w:val="bullet"/>
+      <w:lvlText w:val=""/>
+      <w:lvlJc w:val="left"/>
+      <w:pPr>
+        <w:ind w:left="2160" w:hanging="360"/>
+      </w:pPr>
+      <w:rPr>
+        <w:rFonts w:ascii="Wingdings" w:hAnsi="Wingdings" w:hint="default"/>
+      </w:rPr>
+    </w:lvl>
+    <w:lvl w:ilvl="3" w:tplc="340A0001" w:tentative="1">
+      <w:start w:val="1"/>
+      <w:numFmt w:val="bullet"/>
+      <w:lvlText w:val=""/>
+      <w:lvlJc w:val="left"/>
+      <w:pPr>
+        <w:ind w:left="2880" w:hanging="360"/>
+      </w:pPr>
+      <w:rPr>
+        <w:rFonts w:ascii="Symbol" w:hAnsi="Symbol" w:hint="default"/>
+      </w:rPr>
+    </w:lvl>
+    <w:lvl w:ilvl="4" w:tplc="340A0003" w:tentative="1">
+      <w:start w:val="1"/>
+      <w:numFmt w:val="bullet"/>
+      <w:lvlText w:val="o"/>
+      <w:lvlJc w:val="left"/>
+      <w:pPr>
+        <w:ind w:left="3600" w:hanging="360"/>
+      </w:pPr>
+      <w:rPr>
+        <w:rFonts w:ascii="Courier New" w:hAnsi="Courier New" w:cs="Courier New" w:hint="default"/>
+      </w:rPr>
+    </w:lvl>
+    <w:lvl w:ilvl="5" w:tplc="340A0005" w:tentative="1">
+      <w:start w:val="1"/>
+      <w:numFmt w:val="bullet"/>
+      <w:lvlText w:val=""/>
+      <w:lvlJc w:val="left"/>
+      <w:pPr>
+        <w:ind w:left="4320" w:hanging="360"/>
+      </w:pPr>
+      <w:rPr>
+        <w:rFonts w:ascii="Wingdings" w:hAnsi="Wingdings" w:hint="default"/>
+      </w:rPr>
+    </w:lvl>
+    <w:lvl w:ilvl="6" w:tplc="340A0001" w:tentative="1">
+      <w:start w:val="1"/>
+      <w:numFmt w:val="bullet"/>
+      <w:lvlText w:val=""/>
+      <w:lvlJc w:val="left"/>
+      <w:pPr>
+        <w:ind w:left="5040" w:hanging="360"/>
+      </w:pPr>
+      <w:rPr>
+        <w:rFonts w:ascii="Symbol" w:hAnsi="Symbol" w:hint="default"/>
+      </w:rPr>
+    </w:lvl>
+    <w:lvl w:ilvl="7" w:tplc="340A0003" w:tentative="1">
+      <w:start w:val="1"/>
+      <w:numFmt w:val="bullet"/>
+      <w:lvlText w:val="o"/>
+      <w:lvlJc w:val="left"/>
+      <w:pPr>
+        <w:ind w:left="5760" w:hanging="360"/>
+      </w:pPr>
+      <w:rPr>
+        <w:rFonts w:ascii="Courier New" w:hAnsi="Courier New" w:cs="Courier New" w:hint="default"/>
+      </w:rPr>
+    </w:lvl>
+    <w:lvl w:ilvl="8" w:tplc="340A0005" w:tentative="1">
+      <w:start w:val="1"/>
+      <w:numFmt w:val="bullet"/>
+      <w:lvlText w:val=""/>
+      <w:lvlJc w:val="left"/>
+      <w:pPr>
+        <w:ind w:left="6480" w:hanging="360"/>
+      </w:pPr>
+      <w:rPr>
+        <w:rFonts w:ascii="Wingdings" w:hAnsi="Wingdings" w:hint="default"/>
+      </w:rPr>
+    </w:lvl>
+  </w:abstractNum>
+  <w:abstractNum w:abstractNumId="25" w15:restartNumberingAfterBreak="0">
     <w:nsid w:val="23774C94"/>
     <w:multiLevelType w:val="hybridMultilevel"/>
     <w:tmpl w:val="20DCE94A"/>
@@ -9009,7 +10036,7 @@
       </w:pPr>
     </w:lvl>
   </w:abstractNum>
-  <w:abstractNum w:abstractNumId="25" w15:restartNumberingAfterBreak="0">
+  <w:abstractNum w:abstractNumId="26" w15:restartNumberingAfterBreak="0">
     <w:nsid w:val="26B478FE"/>
     <w:multiLevelType w:val="hybridMultilevel"/>
     <w:tmpl w:val="CFCEB174"/>
@@ -9098,7 +10125,156 @@
       </w:pPr>
     </w:lvl>
   </w:abstractNum>
-  <w:abstractNum w:abstractNumId="26" w15:restartNumberingAfterBreak="0">
+  <w:abstractNum w:abstractNumId="27" w15:restartNumberingAfterBreak="0">
+    <w:nsid w:val="28602940"/>
+    <w:multiLevelType w:val="multilevel"/>
+    <w:tmpl w:val="492213EC"/>
+    <w:lvl w:ilvl="0">
+      <w:start w:val="1"/>
+      <w:numFmt w:val="bullet"/>
+      <w:lvlText w:val=""/>
+      <w:lvlJc w:val="left"/>
+      <w:pPr>
+        <w:tabs>
+          <w:tab w:val="num" w:pos="720"/>
+        </w:tabs>
+        <w:ind w:left="720" w:hanging="360"/>
+      </w:pPr>
+      <w:rPr>
+        <w:rFonts w:ascii="Symbol" w:hAnsi="Symbol" w:hint="default"/>
+        <w:sz w:val="20"/>
+      </w:rPr>
+    </w:lvl>
+    <w:lvl w:ilvl="1" w:tentative="1">
+      <w:start w:val="1"/>
+      <w:numFmt w:val="bullet"/>
+      <w:lvlText w:val="o"/>
+      <w:lvlJc w:val="left"/>
+      <w:pPr>
+        <w:tabs>
+          <w:tab w:val="num" w:pos="1440"/>
+        </w:tabs>
+        <w:ind w:left="1440" w:hanging="360"/>
+      </w:pPr>
+      <w:rPr>
+        <w:rFonts w:ascii="Courier New" w:hAnsi="Courier New" w:hint="default"/>
+        <w:sz w:val="20"/>
+      </w:rPr>
+    </w:lvl>
+    <w:lvl w:ilvl="2" w:tentative="1">
+      <w:start w:val="1"/>
+      <w:numFmt w:val="bullet"/>
+      <w:lvlText w:val=""/>
+      <w:lvlJc w:val="left"/>
+      <w:pPr>
+        <w:tabs>
+          <w:tab w:val="num" w:pos="2160"/>
+        </w:tabs>
+        <w:ind w:left="2160" w:hanging="360"/>
+      </w:pPr>
+      <w:rPr>
+        <w:rFonts w:ascii="Wingdings" w:hAnsi="Wingdings" w:hint="default"/>
+        <w:sz w:val="20"/>
+      </w:rPr>
+    </w:lvl>
+    <w:lvl w:ilvl="3" w:tentative="1">
+      <w:start w:val="1"/>
+      <w:numFmt w:val="bullet"/>
+      <w:lvlText w:val=""/>
+      <w:lvlJc w:val="left"/>
+      <w:pPr>
+        <w:tabs>
+          <w:tab w:val="num" w:pos="2880"/>
+        </w:tabs>
+        <w:ind w:left="2880" w:hanging="360"/>
+      </w:pPr>
+      <w:rPr>
+        <w:rFonts w:ascii="Wingdings" w:hAnsi="Wingdings" w:hint="default"/>
+        <w:sz w:val="20"/>
+      </w:rPr>
+    </w:lvl>
+    <w:lvl w:ilvl="4" w:tentative="1">
+      <w:start w:val="1"/>
+      <w:numFmt w:val="bullet"/>
+      <w:lvlText w:val=""/>
+      <w:lvlJc w:val="left"/>
+      <w:pPr>
+        <w:tabs>
+          <w:tab w:val="num" w:pos="3600"/>
+        </w:tabs>
+        <w:ind w:left="3600" w:hanging="360"/>
+      </w:pPr>
+      <w:rPr>
+        <w:rFonts w:ascii="Wingdings" w:hAnsi="Wingdings" w:hint="default"/>
+        <w:sz w:val="20"/>
+      </w:rPr>
+    </w:lvl>
+    <w:lvl w:ilvl="5" w:tentative="1">
+      <w:start w:val="1"/>
+      <w:numFmt w:val="bullet"/>
+      <w:lvlText w:val=""/>
+      <w:lvlJc w:val="left"/>
+      <w:pPr>
+        <w:tabs>
+          <w:tab w:val="num" w:pos="4320"/>
+        </w:tabs>
+        <w:ind w:left="4320" w:hanging="360"/>
+      </w:pPr>
+      <w:rPr>
+        <w:rFonts w:ascii="Wingdings" w:hAnsi="Wingdings" w:hint="default"/>
+        <w:sz w:val="20"/>
+      </w:rPr>
+    </w:lvl>
+    <w:lvl w:ilvl="6" w:tentative="1">
+      <w:start w:val="1"/>
+      <w:numFmt w:val="bullet"/>
+      <w:lvlText w:val=""/>
+      <w:lvlJc w:val="left"/>
+      <w:pPr>
+        <w:tabs>
+          <w:tab w:val="num" w:pos="5040"/>
+        </w:tabs>
+        <w:ind w:left="5040" w:hanging="360"/>
+      </w:pPr>
+      <w:rPr>
+        <w:rFonts w:ascii="Wingdings" w:hAnsi="Wingdings" w:hint="default"/>
+        <w:sz w:val="20"/>
+      </w:rPr>
+    </w:lvl>
+    <w:lvl w:ilvl="7" w:tentative="1">
+      <w:start w:val="1"/>
+      <w:numFmt w:val="bullet"/>
+      <w:lvlText w:val=""/>
+      <w:lvlJc w:val="left"/>
+      <w:pPr>
+        <w:tabs>
+          <w:tab w:val="num" w:pos="5760"/>
+        </w:tabs>
+        <w:ind w:left="5760" w:hanging="360"/>
+      </w:pPr>
+      <w:rPr>
+        <w:rFonts w:ascii="Wingdings" w:hAnsi="Wingdings" w:hint="default"/>
+        <w:sz w:val="20"/>
+      </w:rPr>
+    </w:lvl>
+    <w:lvl w:ilvl="8" w:tentative="1">
+      <w:start w:val="1"/>
+      <w:numFmt w:val="bullet"/>
+      <w:lvlText w:val=""/>
+      <w:lvlJc w:val="left"/>
+      <w:pPr>
+        <w:tabs>
+          <w:tab w:val="num" w:pos="6480"/>
+        </w:tabs>
+        <w:ind w:left="6480" w:hanging="360"/>
+      </w:pPr>
+      <w:rPr>
+        <w:rFonts w:ascii="Wingdings" w:hAnsi="Wingdings" w:hint="default"/>
+        <w:sz w:val="20"/>
+      </w:rPr>
+    </w:lvl>
+  </w:abstractNum>
+  <w:abstractNum w:abstractNumId="28" w15:restartNumberingAfterBreak="0">
     <w:nsid w:val="28D2441C"/>
     <w:multiLevelType w:val="hybridMultilevel"/>
     <w:tmpl w:val="2EFE2478"/>
@@ -9211,7 +10387,119 @@
       </w:rPr>
     </w:lvl>
   </w:abstractNum>
-  <w:abstractNum w:abstractNumId="27" w15:restartNumberingAfterBreak="0">
+  <w:abstractNum w:abstractNumId="29" w15:restartNumberingAfterBreak="0">
+    <w:nsid w:val="2B0E0234"/>
+    <w:multiLevelType w:val="hybridMultilevel"/>
+    <w:tmpl w:val="6E506BF8"/>
+    <w:lvl w:ilvl="0" w:tplc="38E07106">
+      <w:numFmt w:val="bullet"/>
+      <w:lvlText w:val="•"/>
+      <w:lvlJc w:val="left"/>
+      <w:pPr>
+        <w:ind w:left="720" w:hanging="360"/>
+      </w:pPr>
+      <w:rPr>
+        <w:rFonts w:ascii="Arial" w:eastAsiaTheme="minorEastAsia" w:hAnsi="Arial" w:cs="Arial" w:hint="default"/>
+      </w:rPr>
+    </w:lvl>
+    <w:lvl w:ilvl="1" w:tplc="340A0003" w:tentative="1">
+      <w:start w:val="1"/>
+      <w:numFmt w:val="bullet"/>
+      <w:lvlText w:val="o"/>
+      <w:lvlJc w:val="left"/>
+      <w:pPr>
+        <w:ind w:left="1440" w:hanging="360"/>
+      </w:pPr>
+      <w:rPr>
+        <w:rFonts w:ascii="Courier New" w:hAnsi="Courier New" w:cs="Courier New" w:hint="default"/>
+      </w:rPr>
+    </w:lvl>
+    <w:lvl w:ilvl="2" w:tplc="340A0005" w:tentative="1">
+      <w:start w:val="1"/>
+      <w:numFmt w:val="bullet"/>
+      <w:lvlText w:val=""/>
+      <w:lvlJc w:val="left"/>
+      <w:pPr>
+        <w:ind w:left="2160" w:hanging="360"/>
+      </w:pPr>
+      <w:rPr>
+        <w:rFonts w:ascii="Wingdings" w:hAnsi="Wingdings" w:hint="default"/>
+      </w:rPr>
+    </w:lvl>
+    <w:lvl w:ilvl="3" w:tplc="340A0001" w:tentative="1">
+      <w:start w:val="1"/>
+      <w:numFmt w:val="bullet"/>
+      <w:lvlText w:val=""/>
+      <w:lvlJc w:val="left"/>
+      <w:pPr>
+        <w:ind w:left="2880" w:hanging="360"/>
+      </w:pPr>
+      <w:rPr>
+        <w:rFonts w:ascii="Symbol" w:hAnsi="Symbol" w:hint="default"/>
+      </w:rPr>
+    </w:lvl>
+    <w:lvl w:ilvl="4" w:tplc="340A0003" w:tentative="1">
+      <w:start w:val="1"/>
+      <w:numFmt w:val="bullet"/>
+      <w:lvlText w:val="o"/>
+      <w:lvlJc w:val="left"/>
+      <w:pPr>
+        <w:ind w:left="3600" w:hanging="360"/>
+      </w:pPr>
+      <w:rPr>
+        <w:rFonts w:ascii="Courier New" w:hAnsi="Courier New" w:cs="Courier New" w:hint="default"/>
+      </w:rPr>
+    </w:lvl>
+    <w:lvl w:ilvl="5" w:tplc="340A0005" w:tentative="1">
+      <w:start w:val="1"/>
+      <w:numFmt w:val="bullet"/>
+      <w:lvlText w:val=""/>
+      <w:lvlJc w:val="left"/>
+      <w:pPr>
+        <w:ind w:left="4320" w:hanging="360"/>
+      </w:pPr>
+      <w:rPr>
+        <w:rFonts w:ascii="Wingdings" w:hAnsi="Wingdings" w:hint="default"/>
+      </w:rPr>
+    </w:lvl>
+    <w:lvl w:ilvl="6" w:tplc="340A0001" w:tentative="1">
+      <w:start w:val="1"/>
+      <w:numFmt w:val="bullet"/>
+      <w:lvlText w:val=""/>
+      <w:lvlJc w:val="left"/>
+      <w:pPr>
+        <w:ind w:left="5040" w:hanging="360"/>
+      </w:pPr>
+      <w:rPr>
+        <w:rFonts w:ascii="Symbol" w:hAnsi="Symbol" w:hint="default"/>
+      </w:rPr>
+    </w:lvl>
+    <w:lvl w:ilvl="7" w:tplc="340A0003" w:tentative="1">
+      <w:start w:val="1"/>
+      <w:numFmt w:val="bullet"/>
+      <w:lvlText w:val="o"/>
+      <w:lvlJc w:val="left"/>
+      <w:pPr>
+        <w:ind w:left="5760" w:hanging="360"/>
+      </w:pPr>
+      <w:rPr>
+        <w:rFonts w:ascii="Courier New" w:hAnsi="Courier New" w:cs="Courier New" w:hint="default"/>
+      </w:rPr>
+    </w:lvl>
+    <w:lvl w:ilvl="8" w:tplc="340A0005" w:tentative="1">
+      <w:start w:val="1"/>
+      <w:numFmt w:val="bullet"/>
+      <w:lvlText w:val=""/>
+      <w:lvlJc w:val="left"/>
+      <w:pPr>
+        <w:ind w:left="6480" w:hanging="360"/>
+      </w:pPr>
+      <w:rPr>
+        <w:rFonts w:ascii="Wingdings" w:hAnsi="Wingdings" w:hint="default"/>
+      </w:rPr>
+    </w:lvl>
+  </w:abstractNum>
+  <w:abstractNum w:abstractNumId="30" w15:restartNumberingAfterBreak="0">
     <w:nsid w:val="2B255299"/>
     <w:multiLevelType w:val="hybridMultilevel"/>
     <w:tmpl w:val="1BA4DAB2"/>
@@ -9324,7 +10612,7 @@
       </w:rPr>
     </w:lvl>
   </w:abstractNum>
-  <w:abstractNum w:abstractNumId="28" w15:restartNumberingAfterBreak="0">
+  <w:abstractNum w:abstractNumId="31" w15:restartNumberingAfterBreak="0">
     <w:nsid w:val="2F593276"/>
     <w:multiLevelType w:val="hybridMultilevel"/>
     <w:tmpl w:val="4AD8A05E"/>
@@ -9437,7 +10725,269 @@
       </w:rPr>
     </w:lvl>
   </w:abstractNum>
-  <w:abstractNum w:abstractNumId="29" w15:restartNumberingAfterBreak="0">
+  <w:abstractNum w:abstractNumId="32" w15:restartNumberingAfterBreak="0">
+    <w:nsid w:val="303E6757"/>
+    <w:multiLevelType w:val="hybridMultilevel"/>
+    <w:tmpl w:val="5F8AA7C6"/>
+    <w:lvl w:ilvl="0" w:tplc="340A0001">
+      <w:start w:val="1"/>
+      <w:numFmt w:val="bullet"/>
+      <w:lvlText w:val=""/>
+      <w:lvlJc w:val="left"/>
+      <w:pPr>
+        <w:ind w:left="720" w:hanging="360"/>
+      </w:pPr>
+      <w:rPr>
+        <w:rFonts w:ascii="Symbol" w:hAnsi="Symbol" w:hint="default"/>
+      </w:rPr>
+    </w:lvl>
+    <w:lvl w:ilvl="1" w:tplc="340A0003" w:tentative="1">
+      <w:start w:val="1"/>
+      <w:numFmt w:val="bullet"/>
+      <w:lvlText w:val="o"/>
+      <w:lvlJc w:val="left"/>
+      <w:pPr>
+        <w:ind w:left="1440" w:hanging="360"/>
+      </w:pPr>
+      <w:rPr>
+        <w:rFonts w:ascii="Courier New" w:hAnsi="Courier New" w:cs="Courier New" w:hint="default"/>
+      </w:rPr>
+    </w:lvl>
+    <w:lvl w:ilvl="2" w:tplc="340A0005" w:tentative="1">
+      <w:start w:val="1"/>
+      <w:numFmt w:val="bullet"/>
+      <w:lvlText w:val=""/>
+      <w:lvlJc w:val="left"/>
+      <w:pPr>
+        <w:ind w:left="2160" w:hanging="360"/>
+      </w:pPr>
+      <w:rPr>
+        <w:rFonts w:ascii="Wingdings" w:hAnsi="Wingdings" w:hint="default"/>
+      </w:rPr>
+    </w:lvl>
+    <w:lvl w:ilvl="3" w:tplc="340A0001" w:tentative="1">
+      <w:start w:val="1"/>
+      <w:numFmt w:val="bullet"/>
+      <w:lvlText w:val=""/>
+      <w:lvlJc w:val="left"/>
+      <w:pPr>
+        <w:ind w:left="2880" w:hanging="360"/>
+      </w:pPr>
+      <w:rPr>
+        <w:rFonts w:ascii="Symbol" w:hAnsi="Symbol" w:hint="default"/>
+      </w:rPr>
+    </w:lvl>
+    <w:lvl w:ilvl="4" w:tplc="340A0003" w:tentative="1">
+      <w:start w:val="1"/>
+      <w:numFmt w:val="bullet"/>
+      <w:lvlText w:val="o"/>
+      <w:lvlJc w:val="left"/>
+      <w:pPr>
+        <w:ind w:left="3600" w:hanging="360"/>
+      </w:pPr>
+      <w:rPr>
+        <w:rFonts w:ascii="Courier New" w:hAnsi="Courier New" w:cs="Courier New" w:hint="default"/>
+      </w:rPr>
+    </w:lvl>
+    <w:lvl w:ilvl="5" w:tplc="340A0005" w:tentative="1">
+      <w:start w:val="1"/>
+      <w:numFmt w:val="bullet"/>
+      <w:lvlText w:val=""/>
+      <w:lvlJc w:val="left"/>
+      <w:pPr>
+        <w:ind w:left="4320" w:hanging="360"/>
+      </w:pPr>
+      <w:rPr>
+        <w:rFonts w:ascii="Wingdings" w:hAnsi="Wingdings" w:hint="default"/>
+      </w:rPr>
+    </w:lvl>
+    <w:lvl w:ilvl="6" w:tplc="340A0001" w:tentative="1">
+      <w:start w:val="1"/>
+      <w:numFmt w:val="bullet"/>
+      <w:lvlText w:val=""/>
+      <w:lvlJc w:val="left"/>
+      <w:pPr>
+        <w:ind w:left="5040" w:hanging="360"/>
+      </w:pPr>
+      <w:rPr>
+        <w:rFonts w:ascii="Symbol" w:hAnsi="Symbol" w:hint="default"/>
+      </w:rPr>
+    </w:lvl>
+    <w:lvl w:ilvl="7" w:tplc="340A0003" w:tentative="1">
+      <w:start w:val="1"/>
+      <w:numFmt w:val="bullet"/>
+      <w:lvlText w:val="o"/>
+      <w:lvlJc w:val="left"/>
+      <w:pPr>
+        <w:ind w:left="5760" w:hanging="360"/>
+      </w:pPr>
+      <w:rPr>
+        <w:rFonts w:ascii="Courier New" w:hAnsi="Courier New" w:cs="Courier New" w:hint="default"/>
+      </w:rPr>
+    </w:lvl>
+    <w:lvl w:ilvl="8" w:tplc="340A0005" w:tentative="1">
+      <w:start w:val="1"/>
+      <w:numFmt w:val="bullet"/>
+      <w:lvlText w:val=""/>
+      <w:lvlJc w:val="left"/>
+      <w:pPr>
+        <w:ind w:left="6480" w:hanging="360"/>
+      </w:pPr>
+      <w:rPr>
+        <w:rFonts w:ascii="Wingdings" w:hAnsi="Wingdings" w:hint="default"/>
+      </w:rPr>
+    </w:lvl>
+  </w:abstractNum>
+  <w:abstractNum w:abstractNumId="33" w15:restartNumberingAfterBreak="0">
+    <w:nsid w:val="30683E29"/>
+    <w:multiLevelType w:val="multilevel"/>
+    <w:tmpl w:val="E0D25F48"/>
+    <w:lvl w:ilvl="0">
+      <w:start w:val="1"/>
+      <w:numFmt w:val="bullet"/>
+      <w:lvlText w:val=""/>
+      <w:lvlJc w:val="left"/>
+      <w:pPr>
+        <w:tabs>
+          <w:tab w:val="num" w:pos="720"/>
+        </w:tabs>
+        <w:ind w:left="720" w:hanging="360"/>
+      </w:pPr>
+      <w:rPr>
+        <w:rFonts w:ascii="Symbol" w:hAnsi="Symbol" w:hint="default"/>
+        <w:sz w:val="20"/>
+      </w:rPr>
+    </w:lvl>
+    <w:lvl w:ilvl="1" w:tentative="1">
+      <w:start w:val="1"/>
+      <w:numFmt w:val="bullet"/>
+      <w:lvlText w:val="o"/>
+      <w:lvlJc w:val="left"/>
+      <w:pPr>
+        <w:tabs>
+          <w:tab w:val="num" w:pos="1440"/>
+        </w:tabs>
+        <w:ind w:left="1440" w:hanging="360"/>
+      </w:pPr>
+      <w:rPr>
+        <w:rFonts w:ascii="Courier New" w:hAnsi="Courier New" w:hint="default"/>
+        <w:sz w:val="20"/>
+      </w:rPr>
+    </w:lvl>
+    <w:lvl w:ilvl="2" w:tentative="1">
+      <w:start w:val="1"/>
+      <w:numFmt w:val="bullet"/>
+      <w:lvlText w:val=""/>
+      <w:lvlJc w:val="left"/>
+      <w:pPr>
+        <w:tabs>
+          <w:tab w:val="num" w:pos="2160"/>
+        </w:tabs>
+        <w:ind w:left="2160" w:hanging="360"/>
+      </w:pPr>
+      <w:rPr>
+        <w:rFonts w:ascii="Wingdings" w:hAnsi="Wingdings" w:hint="default"/>
+        <w:sz w:val="20"/>
+      </w:rPr>
+    </w:lvl>
+    <w:lvl w:ilvl="3" w:tentative="1">
+      <w:start w:val="1"/>
+      <w:numFmt w:val="bullet"/>
+      <w:lvlText w:val=""/>
+      <w:lvlJc w:val="left"/>
+      <w:pPr>
+        <w:tabs>
+          <w:tab w:val="num" w:pos="2880"/>
+        </w:tabs>
+        <w:ind w:left="2880" w:hanging="360"/>
+      </w:pPr>
+      <w:rPr>
+        <w:rFonts w:ascii="Wingdings" w:hAnsi="Wingdings" w:hint="default"/>
+        <w:sz w:val="20"/>
+      </w:rPr>
+    </w:lvl>
+    <w:lvl w:ilvl="4" w:tentative="1">
+      <w:start w:val="1"/>
+      <w:numFmt w:val="bullet"/>
+      <w:lvlText w:val=""/>
+      <w:lvlJc w:val="left"/>
+      <w:pPr>
+        <w:tabs>
+          <w:tab w:val="num" w:pos="3600"/>
+        </w:tabs>
+        <w:ind w:left="3600" w:hanging="360"/>
+      </w:pPr>
+      <w:rPr>
+        <w:rFonts w:ascii="Wingdings" w:hAnsi="Wingdings" w:hint="default"/>
+        <w:sz w:val="20"/>
+      </w:rPr>
+    </w:lvl>
+    <w:lvl w:ilvl="5" w:tentative="1">
+      <w:start w:val="1"/>
+      <w:numFmt w:val="bullet"/>
+      <w:lvlText w:val=""/>
+      <w:lvlJc w:val="left"/>
+      <w:pPr>
+        <w:tabs>
+          <w:tab w:val="num" w:pos="4320"/>
+        </w:tabs>
+        <w:ind w:left="4320" w:hanging="360"/>
+      </w:pPr>
+      <w:rPr>
+        <w:rFonts w:ascii="Wingdings" w:hAnsi="Wingdings" w:hint="default"/>
+        <w:sz w:val="20"/>
+      </w:rPr>
+    </w:lvl>
+    <w:lvl w:ilvl="6" w:tentative="1">
+      <w:start w:val="1"/>
+      <w:numFmt w:val="bullet"/>
+      <w:lvlText w:val=""/>
+      <w:lvlJc w:val="left"/>
+      <w:pPr>
+        <w:tabs>
+          <w:tab w:val="num" w:pos="5040"/>
+        </w:tabs>
+        <w:ind w:left="5040" w:hanging="360"/>
+      </w:pPr>
+      <w:rPr>
+        <w:rFonts w:ascii="Wingdings" w:hAnsi="Wingdings" w:hint="default"/>
+        <w:sz w:val="20"/>
+      </w:rPr>
+    </w:lvl>
+    <w:lvl w:ilvl="7" w:tentative="1">
+      <w:start w:val="1"/>
+      <w:numFmt w:val="bullet"/>
+      <w:lvlText w:val=""/>
+      <w:lvlJc w:val="left"/>
+      <w:pPr>
+        <w:tabs>
+          <w:tab w:val="num" w:pos="5760"/>
+        </w:tabs>
+        <w:ind w:left="5760" w:hanging="360"/>
+      </w:pPr>
+      <w:rPr>
+        <w:rFonts w:ascii="Wingdings" w:hAnsi="Wingdings" w:hint="default"/>
+        <w:sz w:val="20"/>
+      </w:rPr>
+    </w:lvl>
+    <w:lvl w:ilvl="8" w:tentative="1">
+      <w:start w:val="1"/>
+      <w:numFmt w:val="bullet"/>
+      <w:lvlText w:val=""/>
+      <w:lvlJc w:val="left"/>
+      <w:pPr>
+        <w:tabs>
+          <w:tab w:val="num" w:pos="6480"/>
+        </w:tabs>
+        <w:ind w:left="6480" w:hanging="360"/>
+      </w:pPr>
+      <w:rPr>
+        <w:rFonts w:ascii="Wingdings" w:hAnsi="Wingdings" w:hint="default"/>
+        <w:sz w:val="20"/>
+      </w:rPr>
+    </w:lvl>
+  </w:abstractNum>
+  <w:abstractNum w:abstractNumId="34" w15:restartNumberingAfterBreak="0">
     <w:nsid w:val="32354774"/>
     <w:multiLevelType w:val="hybridMultilevel"/>
     <w:tmpl w:val="F9CA502A"/>
@@ -9550,7 +11100,7 @@
       </w:rPr>
     </w:lvl>
   </w:abstractNum>
-  <w:abstractNum w:abstractNumId="30" w15:restartNumberingAfterBreak="0">
+  <w:abstractNum w:abstractNumId="35" w15:restartNumberingAfterBreak="0">
     <w:nsid w:val="32E0093C"/>
     <w:multiLevelType w:val="hybridMultilevel"/>
     <w:tmpl w:val="EED27638"/>
@@ -9663,7 +11213,7 @@
       </w:rPr>
     </w:lvl>
   </w:abstractNum>
-  <w:abstractNum w:abstractNumId="31" w15:restartNumberingAfterBreak="0">
+  <w:abstractNum w:abstractNumId="36" w15:restartNumberingAfterBreak="0">
     <w:nsid w:val="36AE7C0C"/>
     <w:multiLevelType w:val="hybridMultilevel"/>
     <w:tmpl w:val="7B947F78"/>
@@ -9776,7 +11326,7 @@
       </w:rPr>
     </w:lvl>
   </w:abstractNum>
-  <w:abstractNum w:abstractNumId="32" w15:restartNumberingAfterBreak="0">
+  <w:abstractNum w:abstractNumId="37" w15:restartNumberingAfterBreak="0">
     <w:nsid w:val="3798132E"/>
     <w:multiLevelType w:val="hybridMultilevel"/>
     <w:tmpl w:val="0ACC7CFC"/>
@@ -9865,7 +11415,7 @@
       </w:pPr>
     </w:lvl>
   </w:abstractNum>
-  <w:abstractNum w:abstractNumId="33" w15:restartNumberingAfterBreak="0">
+  <w:abstractNum w:abstractNumId="38" w15:restartNumberingAfterBreak="0">
     <w:nsid w:val="3984375B"/>
     <w:multiLevelType w:val="hybridMultilevel"/>
     <w:tmpl w:val="CC8A4C62"/>
@@ -9978,7 +11528,120 @@
       </w:rPr>
     </w:lvl>
   </w:abstractNum>
-  <w:abstractNum w:abstractNumId="34" w15:restartNumberingAfterBreak="0">
+  <w:abstractNum w:abstractNumId="39" w15:restartNumberingAfterBreak="0">
+    <w:nsid w:val="3B590586"/>
+    <w:multiLevelType w:val="hybridMultilevel"/>
+    <w:tmpl w:val="4CA81E6A"/>
+    <w:lvl w:ilvl="0" w:tplc="340A0001">
+      <w:start w:val="1"/>
+      <w:numFmt w:val="bullet"/>
+      <w:lvlText w:val=""/>
+      <w:lvlJc w:val="left"/>
+      <w:pPr>
+        <w:ind w:left="1080" w:hanging="360"/>
+      </w:pPr>
+      <w:rPr>
+        <w:rFonts w:ascii="Symbol" w:hAnsi="Symbol" w:hint="default"/>
+      </w:rPr>
+    </w:lvl>
+    <w:lvl w:ilvl="1" w:tplc="340A0003" w:tentative="1">
+      <w:start w:val="1"/>
+      <w:numFmt w:val="bullet"/>
+      <w:lvlText w:val="o"/>
+      <w:lvlJc w:val="left"/>
+      <w:pPr>
+        <w:ind w:left="1800" w:hanging="360"/>
+      </w:pPr>
+      <w:rPr>
+        <w:rFonts w:ascii="Courier New" w:hAnsi="Courier New" w:cs="Courier New" w:hint="default"/>
+      </w:rPr>
+    </w:lvl>
+    <w:lvl w:ilvl="2" w:tplc="340A0005" w:tentative="1">
+      <w:start w:val="1"/>
+      <w:numFmt w:val="bullet"/>
+      <w:lvlText w:val=""/>
+      <w:lvlJc w:val="left"/>
+      <w:pPr>
+        <w:ind w:left="2520" w:hanging="360"/>
+      </w:pPr>
+      <w:rPr>
+        <w:rFonts w:ascii="Wingdings" w:hAnsi="Wingdings" w:hint="default"/>
+      </w:rPr>
+    </w:lvl>
+    <w:lvl w:ilvl="3" w:tplc="340A0001" w:tentative="1">
+      <w:start w:val="1"/>
+      <w:numFmt w:val="bullet"/>
+      <w:lvlText w:val=""/>
+      <w:lvlJc w:val="left"/>
+      <w:pPr>
+        <w:ind w:left="3240" w:hanging="360"/>
+      </w:pPr>
+      <w:rPr>
+        <w:rFonts w:ascii="Symbol" w:hAnsi="Symbol" w:hint="default"/>
+      </w:rPr>
+    </w:lvl>
+    <w:lvl w:ilvl="4" w:tplc="340A0003" w:tentative="1">
+      <w:start w:val="1"/>
+      <w:numFmt w:val="bullet"/>
+      <w:lvlText w:val="o"/>
+      <w:lvlJc w:val="left"/>
+      <w:pPr>
+        <w:ind w:left="3960" w:hanging="360"/>
+      </w:pPr>
+      <w:rPr>
+        <w:rFonts w:ascii="Courier New" w:hAnsi="Courier New" w:cs="Courier New" w:hint="default"/>
+      </w:rPr>
+    </w:lvl>
+    <w:lvl w:ilvl="5" w:tplc="340A0005" w:tentative="1">
+      <w:start w:val="1"/>
+      <w:numFmt w:val="bullet"/>
+      <w:lvlText w:val=""/>
+      <w:lvlJc w:val="left"/>
+      <w:pPr>
+        <w:ind w:left="4680" w:hanging="360"/>
+      </w:pPr>
+      <w:rPr>
+        <w:rFonts w:ascii="Wingdings" w:hAnsi="Wingdings" w:hint="default"/>
+      </w:rPr>
+    </w:lvl>
+    <w:lvl w:ilvl="6" w:tplc="340A0001" w:tentative="1">
+      <w:start w:val="1"/>
+      <w:numFmt w:val="bullet"/>
+      <w:lvlText w:val=""/>
+      <w:lvlJc w:val="left"/>
+      <w:pPr>
+        <w:ind w:left="5400" w:hanging="360"/>
+      </w:pPr>
+      <w:rPr>
+        <w:rFonts w:ascii="Symbol" w:hAnsi="Symbol" w:hint="default"/>
+      </w:rPr>
+    </w:lvl>
+    <w:lvl w:ilvl="7" w:tplc="340A0003" w:tentative="1">
+      <w:start w:val="1"/>
+      <w:numFmt w:val="bullet"/>
+      <w:lvlText w:val="o"/>
+      <w:lvlJc w:val="left"/>
+      <w:pPr>
+        <w:ind w:left="6120" w:hanging="360"/>
+      </w:pPr>
+      <w:rPr>
+        <w:rFonts w:ascii="Courier New" w:hAnsi="Courier New" w:cs="Courier New" w:hint="default"/>
+      </w:rPr>
+    </w:lvl>
+    <w:lvl w:ilvl="8" w:tplc="340A0005" w:tentative="1">
+      <w:start w:val="1"/>
+      <w:numFmt w:val="bullet"/>
+      <w:lvlText w:val=""/>
+      <w:lvlJc w:val="left"/>
+      <w:pPr>
+        <w:ind w:left="6840" w:hanging="360"/>
+      </w:pPr>
+      <w:rPr>
+        <w:rFonts w:ascii="Wingdings" w:hAnsi="Wingdings" w:hint="default"/>
+      </w:rPr>
+    </w:lvl>
+  </w:abstractNum>
+  <w:abstractNum w:abstractNumId="40" w15:restartNumberingAfterBreak="0">
     <w:nsid w:val="3BCB28D9"/>
     <w:multiLevelType w:val="hybridMultilevel"/>
     <w:tmpl w:val="DB9A2496"/>
@@ -10091,7 +11754,7 @@
       </w:rPr>
     </w:lvl>
   </w:abstractNum>
-  <w:abstractNum w:abstractNumId="35" w15:restartNumberingAfterBreak="0">
+  <w:abstractNum w:abstractNumId="41" w15:restartNumberingAfterBreak="0">
     <w:nsid w:val="3D116B52"/>
     <w:multiLevelType w:val="hybridMultilevel"/>
     <w:tmpl w:val="D1E25C80"/>
@@ -10204,7 +11867,7 @@
       </w:rPr>
     </w:lvl>
   </w:abstractNum>
-  <w:abstractNum w:abstractNumId="36" w15:restartNumberingAfterBreak="0">
+  <w:abstractNum w:abstractNumId="42" w15:restartNumberingAfterBreak="0">
     <w:nsid w:val="43B37973"/>
     <w:multiLevelType w:val="hybridMultilevel"/>
     <w:tmpl w:val="18827FF6"/>
@@ -10317,7 +11980,7 @@
       </w:rPr>
     </w:lvl>
   </w:abstractNum>
-  <w:abstractNum w:abstractNumId="37" w15:restartNumberingAfterBreak="0">
+  <w:abstractNum w:abstractNumId="43" w15:restartNumberingAfterBreak="0">
     <w:nsid w:val="44385BF7"/>
     <w:multiLevelType w:val="hybridMultilevel"/>
     <w:tmpl w:val="BACEF62C"/>
@@ -10430,7 +12093,7 @@
       </w:rPr>
     </w:lvl>
   </w:abstractNum>
-  <w:abstractNum w:abstractNumId="38" w15:restartNumberingAfterBreak="0">
+  <w:abstractNum w:abstractNumId="44" w15:restartNumberingAfterBreak="0">
     <w:nsid w:val="454D6F29"/>
     <w:multiLevelType w:val="hybridMultilevel"/>
     <w:tmpl w:val="77A8F594"/>
@@ -10543,7 +12206,7 @@
       </w:rPr>
     </w:lvl>
   </w:abstractNum>
-  <w:abstractNum w:abstractNumId="39" w15:restartNumberingAfterBreak="0">
+  <w:abstractNum w:abstractNumId="45" w15:restartNumberingAfterBreak="0">
     <w:nsid w:val="457E47E6"/>
     <w:multiLevelType w:val="hybridMultilevel"/>
     <w:tmpl w:val="084E1BA0"/>
@@ -10656,7 +12319,7 @@
       </w:rPr>
     </w:lvl>
   </w:abstractNum>
-  <w:abstractNum w:abstractNumId="40" w15:restartNumberingAfterBreak="0">
+  <w:abstractNum w:abstractNumId="46" w15:restartNumberingAfterBreak="0">
     <w:nsid w:val="462B2C8C"/>
     <w:multiLevelType w:val="hybridMultilevel"/>
     <w:tmpl w:val="20B40A3E"/>
@@ -10745,7 +12408,7 @@
       </w:pPr>
     </w:lvl>
   </w:abstractNum>
-  <w:abstractNum w:abstractNumId="41" w15:restartNumberingAfterBreak="0">
+  <w:abstractNum w:abstractNumId="47" w15:restartNumberingAfterBreak="0">
     <w:nsid w:val="46486C53"/>
     <w:multiLevelType w:val="hybridMultilevel"/>
     <w:tmpl w:val="FA44A516"/>
@@ -10858,7 +12521,7 @@
       </w:rPr>
     </w:lvl>
   </w:abstractNum>
-  <w:abstractNum w:abstractNumId="42" w15:restartNumberingAfterBreak="0">
+  <w:abstractNum w:abstractNumId="48" w15:restartNumberingAfterBreak="0">
     <w:nsid w:val="465326E3"/>
     <w:multiLevelType w:val="hybridMultilevel"/>
     <w:tmpl w:val="30C2EBE8"/>
@@ -10971,7 +12634,7 @@
       </w:rPr>
     </w:lvl>
   </w:abstractNum>
-  <w:abstractNum w:abstractNumId="43" w15:restartNumberingAfterBreak="0">
+  <w:abstractNum w:abstractNumId="49" w15:restartNumberingAfterBreak="0">
     <w:nsid w:val="473F0BF1"/>
     <w:multiLevelType w:val="hybridMultilevel"/>
     <w:tmpl w:val="9442510E"/>
@@ -11084,7 +12747,7 @@
       </w:rPr>
     </w:lvl>
   </w:abstractNum>
-  <w:abstractNum w:abstractNumId="44" w15:restartNumberingAfterBreak="0">
+  <w:abstractNum w:abstractNumId="50" w15:restartNumberingAfterBreak="0">
     <w:nsid w:val="4943617D"/>
     <w:multiLevelType w:val="hybridMultilevel"/>
     <w:tmpl w:val="7CC4C906"/>
@@ -11197,7 +12860,7 @@
       </w:rPr>
     </w:lvl>
   </w:abstractNum>
-  <w:abstractNum w:abstractNumId="45" w15:restartNumberingAfterBreak="0">
+  <w:abstractNum w:abstractNumId="51" w15:restartNumberingAfterBreak="0">
     <w:nsid w:val="495159CE"/>
     <w:multiLevelType w:val="hybridMultilevel"/>
     <w:tmpl w:val="EE746ECC"/>
@@ -11310,7 +12973,120 @@
       </w:rPr>
     </w:lvl>
   </w:abstractNum>
-  <w:abstractNum w:abstractNumId="46" w15:restartNumberingAfterBreak="0">
+  <w:abstractNum w:abstractNumId="52" w15:restartNumberingAfterBreak="0">
+    <w:nsid w:val="4EB424F2"/>
+    <w:multiLevelType w:val="hybridMultilevel"/>
+    <w:tmpl w:val="35AC90FC"/>
+    <w:lvl w:ilvl="0" w:tplc="340A0001">
+      <w:start w:val="1"/>
+      <w:numFmt w:val="bullet"/>
+      <w:lvlText w:val=""/>
+      <w:lvlJc w:val="left"/>
+      <w:pPr>
+        <w:ind w:left="1080" w:hanging="360"/>
+      </w:pPr>
+      <w:rPr>
+        <w:rFonts w:ascii="Symbol" w:hAnsi="Symbol" w:hint="default"/>
+      </w:rPr>
+    </w:lvl>
+    <w:lvl w:ilvl="1" w:tplc="340A0003" w:tentative="1">
+      <w:start w:val="1"/>
+      <w:numFmt w:val="bullet"/>
+      <w:lvlText w:val="o"/>
+      <w:lvlJc w:val="left"/>
+      <w:pPr>
+        <w:ind w:left="1800" w:hanging="360"/>
+      </w:pPr>
+      <w:rPr>
+        <w:rFonts w:ascii="Courier New" w:hAnsi="Courier New" w:cs="Courier New" w:hint="default"/>
+      </w:rPr>
+    </w:lvl>
+    <w:lvl w:ilvl="2" w:tplc="340A0005" w:tentative="1">
+      <w:start w:val="1"/>
+      <w:numFmt w:val="bullet"/>
+      <w:lvlText w:val=""/>
+      <w:lvlJc w:val="left"/>
+      <w:pPr>
+        <w:ind w:left="2520" w:hanging="360"/>
+      </w:pPr>
+      <w:rPr>
+        <w:rFonts w:ascii="Wingdings" w:hAnsi="Wingdings" w:hint="default"/>
+      </w:rPr>
+    </w:lvl>
+    <w:lvl w:ilvl="3" w:tplc="340A0001" w:tentative="1">
+      <w:start w:val="1"/>
+      <w:numFmt w:val="bullet"/>
+      <w:lvlText w:val=""/>
+      <w:lvlJc w:val="left"/>
+      <w:pPr>
+        <w:ind w:left="3240" w:hanging="360"/>
+      </w:pPr>
+      <w:rPr>
+        <w:rFonts w:ascii="Symbol" w:hAnsi="Symbol" w:hint="default"/>
+      </w:rPr>
+    </w:lvl>
+    <w:lvl w:ilvl="4" w:tplc="340A0003" w:tentative="1">
+      <w:start w:val="1"/>
+      <w:numFmt w:val="bullet"/>
+      <w:lvlText w:val="o"/>
+      <w:lvlJc w:val="left"/>
+      <w:pPr>
+        <w:ind w:left="3960" w:hanging="360"/>
+      </w:pPr>
+      <w:rPr>
+        <w:rFonts w:ascii="Courier New" w:hAnsi="Courier New" w:cs="Courier New" w:hint="default"/>
+      </w:rPr>
+    </w:lvl>
+    <w:lvl w:ilvl="5" w:tplc="340A0005" w:tentative="1">
+      <w:start w:val="1"/>
+      <w:numFmt w:val="bullet"/>
+      <w:lvlText w:val=""/>
+      <w:lvlJc w:val="left"/>
+      <w:pPr>
+        <w:ind w:left="4680" w:hanging="360"/>
+      </w:pPr>
+      <w:rPr>
+        <w:rFonts w:ascii="Wingdings" w:hAnsi="Wingdings" w:hint="default"/>
+      </w:rPr>
+    </w:lvl>
+    <w:lvl w:ilvl="6" w:tplc="340A0001" w:tentative="1">
+      <w:start w:val="1"/>
+      <w:numFmt w:val="bullet"/>
+      <w:lvlText w:val=""/>
+      <w:lvlJc w:val="left"/>
+      <w:pPr>
+        <w:ind w:left="5400" w:hanging="360"/>
+      </w:pPr>
+      <w:rPr>
+        <w:rFonts w:ascii="Symbol" w:hAnsi="Symbol" w:hint="default"/>
+      </w:rPr>
+    </w:lvl>
+    <w:lvl w:ilvl="7" w:tplc="340A0003" w:tentative="1">
+      <w:start w:val="1"/>
+      <w:numFmt w:val="bullet"/>
+      <w:lvlText w:val="o"/>
+      <w:lvlJc w:val="left"/>
+      <w:pPr>
+        <w:ind w:left="6120" w:hanging="360"/>
+      </w:pPr>
+      <w:rPr>
+        <w:rFonts w:ascii="Courier New" w:hAnsi="Courier New" w:cs="Courier New" w:hint="default"/>
+      </w:rPr>
+    </w:lvl>
+    <w:lvl w:ilvl="8" w:tplc="340A0005" w:tentative="1">
+      <w:start w:val="1"/>
+      <w:numFmt w:val="bullet"/>
+      <w:lvlText w:val=""/>
+      <w:lvlJc w:val="left"/>
+      <w:pPr>
+        <w:ind w:left="6840" w:hanging="360"/>
+      </w:pPr>
+      <w:rPr>
+        <w:rFonts w:ascii="Wingdings" w:hAnsi="Wingdings" w:hint="default"/>
+      </w:rPr>
+    </w:lvl>
+  </w:abstractNum>
+  <w:abstractNum w:abstractNumId="53" w15:restartNumberingAfterBreak="0">
     <w:nsid w:val="514179A3"/>
     <w:multiLevelType w:val="hybridMultilevel"/>
     <w:tmpl w:val="5952F0B8"/>
@@ -11423,10 +13199,447 @@
       </w:rPr>
     </w:lvl>
   </w:abstractNum>
-  <w:abstractNum w:abstractNumId="47" w15:restartNumberingAfterBreak="0">
-    <w:nsid w:val="52694907"/>
+  <w:abstractNum w:abstractNumId="54" w15:restartNumberingAfterBreak="0">
+    <w:nsid w:val="526F457E"/>
+    <w:multiLevelType w:val="hybridMultilevel"/>
+    <w:tmpl w:val="79FC1BC6"/>
+    <w:lvl w:ilvl="0" w:tplc="340A0001">
+      <w:start w:val="1"/>
+      <w:numFmt w:val="bullet"/>
+      <w:lvlText w:val=""/>
+      <w:lvlJc w:val="left"/>
+      <w:pPr>
+        <w:ind w:left="720" w:hanging="360"/>
+      </w:pPr>
+      <w:rPr>
+        <w:rFonts w:ascii="Symbol" w:hAnsi="Symbol" w:hint="default"/>
+      </w:rPr>
+    </w:lvl>
+    <w:lvl w:ilvl="1" w:tplc="340A0003">
+      <w:start w:val="1"/>
+      <w:numFmt w:val="bullet"/>
+      <w:lvlText w:val="o"/>
+      <w:lvlJc w:val="left"/>
+      <w:pPr>
+        <w:ind w:left="1440" w:hanging="360"/>
+      </w:pPr>
+      <w:rPr>
+        <w:rFonts w:ascii="Courier New" w:hAnsi="Courier New" w:cs="Courier New" w:hint="default"/>
+      </w:rPr>
+    </w:lvl>
+    <w:lvl w:ilvl="2" w:tplc="340A0005" w:tentative="1">
+      <w:start w:val="1"/>
+      <w:numFmt w:val="bullet"/>
+      <w:lvlText w:val=""/>
+      <w:lvlJc w:val="left"/>
+      <w:pPr>
+        <w:ind w:left="2160" w:hanging="360"/>
+      </w:pPr>
+      <w:rPr>
+        <w:rFonts w:ascii="Wingdings" w:hAnsi="Wingdings" w:hint="default"/>
+      </w:rPr>
+    </w:lvl>
+    <w:lvl w:ilvl="3" w:tplc="340A0001" w:tentative="1">
+      <w:start w:val="1"/>
+      <w:numFmt w:val="bullet"/>
+      <w:lvlText w:val=""/>
+      <w:lvlJc w:val="left"/>
+      <w:pPr>
+        <w:ind w:left="2880" w:hanging="360"/>
+      </w:pPr>
+      <w:rPr>
+        <w:rFonts w:ascii="Symbol" w:hAnsi="Symbol" w:hint="default"/>
+      </w:rPr>
+    </w:lvl>
+    <w:lvl w:ilvl="4" w:tplc="340A0003" w:tentative="1">
+      <w:start w:val="1"/>
+      <w:numFmt w:val="bullet"/>
+      <w:lvlText w:val="o"/>
+      <w:lvlJc w:val="left"/>
+      <w:pPr>
+        <w:ind w:left="3600" w:hanging="360"/>
+      </w:pPr>
+      <w:rPr>
+        <w:rFonts w:ascii="Courier New" w:hAnsi="Courier New" w:cs="Courier New" w:hint="default"/>
+      </w:rPr>
+    </w:lvl>
+    <w:lvl w:ilvl="5" w:tplc="340A0005" w:tentative="1">
+      <w:start w:val="1"/>
+      <w:numFmt w:val="bullet"/>
+      <w:lvlText w:val=""/>
+      <w:lvlJc w:val="left"/>
+      <w:pPr>
+        <w:ind w:left="4320" w:hanging="360"/>
+      </w:pPr>
+      <w:rPr>
+        <w:rFonts w:ascii="Wingdings" w:hAnsi="Wingdings" w:hint="default"/>
+      </w:rPr>
+    </w:lvl>
+    <w:lvl w:ilvl="6" w:tplc="340A0001" w:tentative="1">
+      <w:start w:val="1"/>
+      <w:numFmt w:val="bullet"/>
+      <w:lvlText w:val=""/>
+      <w:lvlJc w:val="left"/>
+      <w:pPr>
+        <w:ind w:left="5040" w:hanging="360"/>
+      </w:pPr>
+      <w:rPr>
+        <w:rFonts w:ascii="Symbol" w:hAnsi="Symbol" w:hint="default"/>
+      </w:rPr>
+    </w:lvl>
+    <w:lvl w:ilvl="7" w:tplc="340A0003" w:tentative="1">
+      <w:start w:val="1"/>
+      <w:numFmt w:val="bullet"/>
+      <w:lvlText w:val="o"/>
+      <w:lvlJc w:val="left"/>
+      <w:pPr>
+        <w:ind w:left="5760" w:hanging="360"/>
+      </w:pPr>
+      <w:rPr>
+        <w:rFonts w:ascii="Courier New" w:hAnsi="Courier New" w:cs="Courier New" w:hint="default"/>
+      </w:rPr>
+    </w:lvl>
+    <w:lvl w:ilvl="8" w:tplc="340A0005" w:tentative="1">
+      <w:start w:val="1"/>
+      <w:numFmt w:val="bullet"/>
+      <w:lvlText w:val=""/>
+      <w:lvlJc w:val="left"/>
+      <w:pPr>
+        <w:ind w:left="6480" w:hanging="360"/>
+      </w:pPr>
+      <w:rPr>
+        <w:rFonts w:ascii="Wingdings" w:hAnsi="Wingdings" w:hint="default"/>
+      </w:rPr>
+    </w:lvl>
+  </w:abstractNum>
+  <w:abstractNum w:abstractNumId="55" w15:restartNumberingAfterBreak="0">
+    <w:nsid w:val="5525387F"/>
+    <w:multiLevelType w:val="hybridMultilevel"/>
+    <w:tmpl w:val="58D425E4"/>
+    <w:lvl w:ilvl="0" w:tplc="340A0001">
+      <w:start w:val="1"/>
+      <w:numFmt w:val="bullet"/>
+      <w:lvlText w:val=""/>
+      <w:lvlJc w:val="left"/>
+      <w:pPr>
+        <w:ind w:left="862" w:hanging="360"/>
+      </w:pPr>
+      <w:rPr>
+        <w:rFonts w:ascii="Symbol" w:hAnsi="Symbol" w:hint="default"/>
+      </w:rPr>
+    </w:lvl>
+    <w:lvl w:ilvl="1" w:tplc="340A0003" w:tentative="1">
+      <w:start w:val="1"/>
+      <w:numFmt w:val="bullet"/>
+      <w:lvlText w:val="o"/>
+      <w:lvlJc w:val="left"/>
+      <w:pPr>
+        <w:ind w:left="1582" w:hanging="360"/>
+      </w:pPr>
+      <w:rPr>
+        <w:rFonts w:ascii="Courier New" w:hAnsi="Courier New" w:cs="Courier New" w:hint="default"/>
+      </w:rPr>
+    </w:lvl>
+    <w:lvl w:ilvl="2" w:tplc="340A0005" w:tentative="1">
+      <w:start w:val="1"/>
+      <w:numFmt w:val="bullet"/>
+      <w:lvlText w:val=""/>
+      <w:lvlJc w:val="left"/>
+      <w:pPr>
+        <w:ind w:left="2302" w:hanging="360"/>
+      </w:pPr>
+      <w:rPr>
+        <w:rFonts w:ascii="Wingdings" w:hAnsi="Wingdings" w:hint="default"/>
+      </w:rPr>
+    </w:lvl>
+    <w:lvl w:ilvl="3" w:tplc="340A0001" w:tentative="1">
+      <w:start w:val="1"/>
+      <w:numFmt w:val="bullet"/>
+      <w:lvlText w:val=""/>
+      <w:lvlJc w:val="left"/>
+      <w:pPr>
+        <w:ind w:left="3022" w:hanging="360"/>
+      </w:pPr>
+      <w:rPr>
+        <w:rFonts w:ascii="Symbol" w:hAnsi="Symbol" w:hint="default"/>
+      </w:rPr>
+    </w:lvl>
+    <w:lvl w:ilvl="4" w:tplc="340A0003" w:tentative="1">
+      <w:start w:val="1"/>
+      <w:numFmt w:val="bullet"/>
+      <w:lvlText w:val="o"/>
+      <w:lvlJc w:val="left"/>
+      <w:pPr>
+        <w:ind w:left="3742" w:hanging="360"/>
+      </w:pPr>
+      <w:rPr>
+        <w:rFonts w:ascii="Courier New" w:hAnsi="Courier New" w:cs="Courier New" w:hint="default"/>
+      </w:rPr>
+    </w:lvl>
+    <w:lvl w:ilvl="5" w:tplc="340A0005" w:tentative="1">
+      <w:start w:val="1"/>
+      <w:numFmt w:val="bullet"/>
+      <w:lvlText w:val=""/>
+      <w:lvlJc w:val="left"/>
+      <w:pPr>
+        <w:ind w:left="4462" w:hanging="360"/>
+      </w:pPr>
+      <w:rPr>
+        <w:rFonts w:ascii="Wingdings" w:hAnsi="Wingdings" w:hint="default"/>
+      </w:rPr>
+    </w:lvl>
+    <w:lvl w:ilvl="6" w:tplc="340A0001" w:tentative="1">
+      <w:start w:val="1"/>
+      <w:numFmt w:val="bullet"/>
+      <w:lvlText w:val=""/>
+      <w:lvlJc w:val="left"/>
+      <w:pPr>
+        <w:ind w:left="5182" w:hanging="360"/>
+      </w:pPr>
+      <w:rPr>
+        <w:rFonts w:ascii="Symbol" w:hAnsi="Symbol" w:hint="default"/>
+      </w:rPr>
+    </w:lvl>
+    <w:lvl w:ilvl="7" w:tplc="340A0003" w:tentative="1">
+      <w:start w:val="1"/>
+      <w:numFmt w:val="bullet"/>
+      <w:lvlText w:val="o"/>
+      <w:lvlJc w:val="left"/>
+      <w:pPr>
+        <w:ind w:left="5902" w:hanging="360"/>
+      </w:pPr>
+      <w:rPr>
+        <w:rFonts w:ascii="Courier New" w:hAnsi="Courier New" w:cs="Courier New" w:hint="default"/>
+      </w:rPr>
+    </w:lvl>
+    <w:lvl w:ilvl="8" w:tplc="340A0005" w:tentative="1">
+      <w:start w:val="1"/>
+      <w:numFmt w:val="bullet"/>
+      <w:lvlText w:val=""/>
+      <w:lvlJc w:val="left"/>
+      <w:pPr>
+        <w:ind w:left="6622" w:hanging="360"/>
+      </w:pPr>
+      <w:rPr>
+        <w:rFonts w:ascii="Wingdings" w:hAnsi="Wingdings" w:hint="default"/>
+      </w:rPr>
+    </w:lvl>
+  </w:abstractNum>
+  <w:abstractNum w:abstractNumId="56" w15:restartNumberingAfterBreak="0">
+    <w:nsid w:val="56901D70"/>
+    <w:multiLevelType w:val="hybridMultilevel"/>
+    <w:tmpl w:val="6C9E7B38"/>
+    <w:lvl w:ilvl="0" w:tplc="340A0001">
+      <w:start w:val="1"/>
+      <w:numFmt w:val="bullet"/>
+      <w:lvlText w:val=""/>
+      <w:lvlJc w:val="left"/>
+      <w:pPr>
+        <w:ind w:left="720" w:hanging="360"/>
+      </w:pPr>
+      <w:rPr>
+        <w:rFonts w:ascii="Symbol" w:hAnsi="Symbol" w:hint="default"/>
+      </w:rPr>
+    </w:lvl>
+    <w:lvl w:ilvl="1" w:tplc="59E28EEE">
+      <w:numFmt w:val="bullet"/>
+      <w:lvlText w:val="•"/>
+      <w:lvlJc w:val="left"/>
+      <w:pPr>
+        <w:ind w:left="1440" w:hanging="360"/>
+      </w:pPr>
+      <w:rPr>
+        <w:rFonts w:ascii="Arial" w:eastAsiaTheme="minorEastAsia" w:hAnsi="Arial" w:cs="Arial" w:hint="default"/>
+      </w:rPr>
+    </w:lvl>
+    <w:lvl w:ilvl="2" w:tplc="340A0005" w:tentative="1">
+      <w:start w:val="1"/>
+      <w:numFmt w:val="bullet"/>
+      <w:lvlText w:val=""/>
+      <w:lvlJc w:val="left"/>
+      <w:pPr>
+        <w:ind w:left="2160" w:hanging="360"/>
+      </w:pPr>
+      <w:rPr>
+        <w:rFonts w:ascii="Wingdings" w:hAnsi="Wingdings" w:hint="default"/>
+      </w:rPr>
+    </w:lvl>
+    <w:lvl w:ilvl="3" w:tplc="340A0001" w:tentative="1">
+      <w:start w:val="1"/>
+      <w:numFmt w:val="bullet"/>
+      <w:lvlText w:val=""/>
+      <w:lvlJc w:val="left"/>
+      <w:pPr>
+        <w:ind w:left="2880" w:hanging="360"/>
+      </w:pPr>
+      <w:rPr>
+        <w:rFonts w:ascii="Symbol" w:hAnsi="Symbol" w:hint="default"/>
+      </w:rPr>
+    </w:lvl>
+    <w:lvl w:ilvl="4" w:tplc="340A0003" w:tentative="1">
+      <w:start w:val="1"/>
+      <w:numFmt w:val="bullet"/>
+      <w:lvlText w:val="o"/>
+      <w:lvlJc w:val="left"/>
+      <w:pPr>
+        <w:ind w:left="3600" w:hanging="360"/>
+      </w:pPr>
+      <w:rPr>
+        <w:rFonts w:ascii="Courier New" w:hAnsi="Courier New" w:cs="Courier New" w:hint="default"/>
+      </w:rPr>
+    </w:lvl>
+    <w:lvl w:ilvl="5" w:tplc="340A0005" w:tentative="1">
+      <w:start w:val="1"/>
+      <w:numFmt w:val="bullet"/>
+      <w:lvlText w:val=""/>
+      <w:lvlJc w:val="left"/>
+      <w:pPr>
+        <w:ind w:left="4320" w:hanging="360"/>
+      </w:pPr>
+      <w:rPr>
+        <w:rFonts w:ascii="Wingdings" w:hAnsi="Wingdings" w:hint="default"/>
+      </w:rPr>
+    </w:lvl>
+    <w:lvl w:ilvl="6" w:tplc="340A0001" w:tentative="1">
+      <w:start w:val="1"/>
+      <w:numFmt w:val="bullet"/>
+      <w:lvlText w:val=""/>
+      <w:lvlJc w:val="left"/>
+      <w:pPr>
+        <w:ind w:left="5040" w:hanging="360"/>
+      </w:pPr>
+      <w:rPr>
+        <w:rFonts w:ascii="Symbol" w:hAnsi="Symbol" w:hint="default"/>
+      </w:rPr>
+    </w:lvl>
+    <w:lvl w:ilvl="7" w:tplc="340A0003" w:tentative="1">
+      <w:start w:val="1"/>
+      <w:numFmt w:val="bullet"/>
+      <w:lvlText w:val="o"/>
+      <w:lvlJc w:val="left"/>
+      <w:pPr>
+        <w:ind w:left="5760" w:hanging="360"/>
+      </w:pPr>
+      <w:rPr>
+        <w:rFonts w:ascii="Courier New" w:hAnsi="Courier New" w:cs="Courier New" w:hint="default"/>
+      </w:rPr>
+    </w:lvl>
+    <w:lvl w:ilvl="8" w:tplc="340A0005" w:tentative="1">
+      <w:start w:val="1"/>
+      <w:numFmt w:val="bullet"/>
+      <w:lvlText w:val=""/>
+      <w:lvlJc w:val="left"/>
+      <w:pPr>
+        <w:ind w:left="6480" w:hanging="360"/>
+      </w:pPr>
+      <w:rPr>
+        <w:rFonts w:ascii="Wingdings" w:hAnsi="Wingdings" w:hint="default"/>
+      </w:rPr>
+    </w:lvl>
+  </w:abstractNum>
+  <w:abstractNum w:abstractNumId="57" w15:restartNumberingAfterBreak="0">
+    <w:nsid w:val="5A16392E"/>
     <w:multiLevelType w:val="multilevel"/>
-    <w:tmpl w:val="A29CD940"/>
+    <w:tmpl w:val="77B82F22"/>
+    <w:lvl w:ilvl="0">
+      <w:start w:val="1"/>
+      <w:numFmt w:val="decimal"/>
+      <w:lvlText w:val="%1."/>
+      <w:lvlJc w:val="left"/>
+      <w:pPr>
+        <w:ind w:left="360" w:hanging="360"/>
+      </w:pPr>
+      <w:rPr>
+        <w:rFonts w:asciiTheme="majorHAnsi" w:eastAsiaTheme="majorEastAsia" w:hAnsiTheme="majorHAnsi" w:cstheme="majorBidi"/>
+        <w:b/>
+        <w:bCs/>
+      </w:rPr>
+    </w:lvl>
+    <w:lvl w:ilvl="1">
+      <w:start w:val="1"/>
+      <w:numFmt w:val="decimal"/>
+      <w:lvlText w:val="%1.%2."/>
+      <w:lvlJc w:val="left"/>
+      <w:pPr>
+        <w:ind w:left="432" w:hanging="432"/>
+      </w:pPr>
+      <w:rPr>
+        <w:b/>
+        <w:bCs/>
+      </w:rPr>
+    </w:lvl>
+    <w:lvl w:ilvl="2">
+      <w:start w:val="1"/>
+      <w:numFmt w:val="decimal"/>
+      <w:lvlText w:val="%1.%2.%3."/>
+      <w:lvlJc w:val="left"/>
+      <w:pPr>
+        <w:ind w:left="1224" w:hanging="504"/>
+      </w:pPr>
+      <w:rPr>
+        <w:sz w:val="20"/>
+        <w:szCs w:val="20"/>
+      </w:rPr>
+    </w:lvl>
+    <w:lvl w:ilvl="3">
+      <w:start w:val="1"/>
+      <w:numFmt w:val="decimal"/>
+      <w:lvlText w:val="%1.%2.%3.%4."/>
+      <w:lvlJc w:val="left"/>
+      <w:pPr>
+        <w:ind w:left="1728" w:hanging="648"/>
+      </w:pPr>
+    </w:lvl>
+    <w:lvl w:ilvl="4">
+      <w:start w:val="1"/>
+      <w:numFmt w:val="decimal"/>
+      <w:lvlText w:val="%1.%2.%3.%4.%5."/>
+      <w:lvlJc w:val="left"/>
+      <w:pPr>
+        <w:ind w:left="2232" w:hanging="792"/>
+      </w:pPr>
+    </w:lvl>
+    <w:lvl w:ilvl="5">
+      <w:start w:val="1"/>
+      <w:numFmt w:val="decimal"/>
+      <w:lvlText w:val="%1.%2.%3.%4.%5.%6."/>
+      <w:lvlJc w:val="left"/>
+      <w:pPr>
+        <w:ind w:left="2736" w:hanging="936"/>
+      </w:pPr>
+    </w:lvl>
+    <w:lvl w:ilvl="6">
+      <w:start w:val="1"/>
+      <w:numFmt w:val="decimal"/>
+      <w:lvlText w:val="%1.%2.%3.%4.%5.%6.%7."/>
+      <w:lvlJc w:val="left"/>
+      <w:pPr>
+        <w:ind w:left="3240" w:hanging="1080"/>
+      </w:pPr>
+    </w:lvl>
+    <w:lvl w:ilvl="7">
+      <w:start w:val="1"/>
+      <w:numFmt w:val="decimal"/>
+      <w:lvlText w:val="%1.%2.%3.%4.%5.%6.%7.%8."/>
+      <w:lvlJc w:val="left"/>
+      <w:pPr>
+        <w:ind w:left="3744" w:hanging="1224"/>
+      </w:pPr>
+    </w:lvl>
+    <w:lvl w:ilvl="8">
+      <w:start w:val="1"/>
+      <w:numFmt w:val="decimal"/>
+      <w:lvlText w:val="%1.%2.%3.%4.%5.%6.%7.%8.%9."/>
+      <w:lvlJc w:val="left"/>
+      <w:pPr>
+        <w:ind w:left="4320" w:hanging="1440"/>
+      </w:pPr>
+    </w:lvl>
+  </w:abstractNum>
+  <w:abstractNum w:abstractNumId="58" w15:restartNumberingAfterBreak="0">
+    <w:nsid w:val="5B43550B"/>
+    <w:multiLevelType w:val="multilevel"/>
+    <w:tmpl w:val="8776633A"/>
     <w:lvl w:ilvl="0">
       <w:start w:val="1"/>
       <w:numFmt w:val="bullet"/>
@@ -11572,219 +13785,119 @@
       </w:rPr>
     </w:lvl>
   </w:abstractNum>
-  <w:abstractNum w:abstractNumId="48" w15:restartNumberingAfterBreak="0">
-    <w:nsid w:val="5525387F"/>
+  <w:abstractNum w:abstractNumId="59" w15:restartNumberingAfterBreak="0">
+    <w:nsid w:val="5B441BEC"/>
     <w:multiLevelType w:val="hybridMultilevel"/>
-    <w:tmpl w:val="58D425E4"/>
+    <w:tmpl w:val="D6145E90"/>
     <w:lvl w:ilvl="0" w:tplc="340A0001">
       <w:start w:val="1"/>
       <w:numFmt w:val="bullet"/>
       <w:lvlText w:val=""/>
       <w:lvlJc w:val="left"/>
       <w:pPr>
-        <w:ind w:left="862" w:hanging="360"/>
-      </w:pPr>
-      <w:rPr>
-        <w:rFonts w:ascii="Symbol" w:hAnsi="Symbol" w:hint="default"/>
-      </w:rPr>
-    </w:lvl>
-    <w:lvl w:ilvl="1" w:tplc="340A0003" w:tentative="1">
-      <w:start w:val="1"/>
-      <w:numFmt w:val="bullet"/>
-      <w:lvlText w:val="o"/>
-      <w:lvlJc w:val="left"/>
-      <w:pPr>
-        <w:ind w:left="1582" w:hanging="360"/>
+        <w:ind w:left="720" w:hanging="360"/>
+      </w:pPr>
+      <w:rPr>
+        <w:rFonts w:ascii="Symbol" w:hAnsi="Symbol" w:hint="default"/>
+      </w:rPr>
+    </w:lvl>
+    <w:lvl w:ilvl="1" w:tplc="56AA0EF0">
+      <w:numFmt w:val="bullet"/>
+      <w:lvlText w:val="•"/>
+      <w:lvlJc w:val="left"/>
+      <w:pPr>
+        <w:ind w:left="1440" w:hanging="360"/>
+      </w:pPr>
+      <w:rPr>
+        <w:rFonts w:ascii="Arial" w:eastAsiaTheme="minorEastAsia" w:hAnsi="Arial" w:cs="Arial" w:hint="default"/>
+      </w:rPr>
+    </w:lvl>
+    <w:lvl w:ilvl="2" w:tplc="340A0005" w:tentative="1">
+      <w:start w:val="1"/>
+      <w:numFmt w:val="bullet"/>
+      <w:lvlText w:val=""/>
+      <w:lvlJc w:val="left"/>
+      <w:pPr>
+        <w:ind w:left="2160" w:hanging="360"/>
+      </w:pPr>
+      <w:rPr>
+        <w:rFonts w:ascii="Wingdings" w:hAnsi="Wingdings" w:hint="default"/>
+      </w:rPr>
+    </w:lvl>
+    <w:lvl w:ilvl="3" w:tplc="340A0001" w:tentative="1">
+      <w:start w:val="1"/>
+      <w:numFmt w:val="bullet"/>
+      <w:lvlText w:val=""/>
+      <w:lvlJc w:val="left"/>
+      <w:pPr>
+        <w:ind w:left="2880" w:hanging="360"/>
+      </w:pPr>
+      <w:rPr>
+        <w:rFonts w:ascii="Symbol" w:hAnsi="Symbol" w:hint="default"/>
+      </w:rPr>
+    </w:lvl>
+    <w:lvl w:ilvl="4" w:tplc="340A0003" w:tentative="1">
+      <w:start w:val="1"/>
+      <w:numFmt w:val="bullet"/>
+      <w:lvlText w:val="o"/>
+      <w:lvlJc w:val="left"/>
+      <w:pPr>
+        <w:ind w:left="3600" w:hanging="360"/>
       </w:pPr>
       <w:rPr>
         <w:rFonts w:ascii="Courier New" w:hAnsi="Courier New" w:cs="Courier New" w:hint="default"/>
       </w:rPr>
     </w:lvl>
-    <w:lvl w:ilvl="2" w:tplc="340A0005" w:tentative="1">
-      <w:start w:val="1"/>
-      <w:numFmt w:val="bullet"/>
-      <w:lvlText w:val=""/>
-      <w:lvlJc w:val="left"/>
-      <w:pPr>
-        <w:ind w:left="2302" w:hanging="360"/>
-      </w:pPr>
-      <w:rPr>
-        <w:rFonts w:ascii="Wingdings" w:hAnsi="Wingdings" w:hint="default"/>
-      </w:rPr>
-    </w:lvl>
-    <w:lvl w:ilvl="3" w:tplc="340A0001" w:tentative="1">
-      <w:start w:val="1"/>
-      <w:numFmt w:val="bullet"/>
-      <w:lvlText w:val=""/>
-      <w:lvlJc w:val="left"/>
-      <w:pPr>
-        <w:ind w:left="3022" w:hanging="360"/>
-      </w:pPr>
-      <w:rPr>
-        <w:rFonts w:ascii="Symbol" w:hAnsi="Symbol" w:hint="default"/>
-      </w:rPr>
-    </w:lvl>
-    <w:lvl w:ilvl="4" w:tplc="340A0003" w:tentative="1">
-      <w:start w:val="1"/>
-      <w:numFmt w:val="bullet"/>
-      <w:lvlText w:val="o"/>
-      <w:lvlJc w:val="left"/>
-      <w:pPr>
-        <w:ind w:left="3742" w:hanging="360"/>
+    <w:lvl w:ilvl="5" w:tplc="340A0005" w:tentative="1">
+      <w:start w:val="1"/>
+      <w:numFmt w:val="bullet"/>
+      <w:lvlText w:val=""/>
+      <w:lvlJc w:val="left"/>
+      <w:pPr>
+        <w:ind w:left="4320" w:hanging="360"/>
+      </w:pPr>
+      <w:rPr>
+        <w:rFonts w:ascii="Wingdings" w:hAnsi="Wingdings" w:hint="default"/>
+      </w:rPr>
+    </w:lvl>
+    <w:lvl w:ilvl="6" w:tplc="340A0001" w:tentative="1">
+      <w:start w:val="1"/>
+      <w:numFmt w:val="bullet"/>
+      <w:lvlText w:val=""/>
+      <w:lvlJc w:val="left"/>
+      <w:pPr>
+        <w:ind w:left="5040" w:hanging="360"/>
+      </w:pPr>
+      <w:rPr>
+        <w:rFonts w:ascii="Symbol" w:hAnsi="Symbol" w:hint="default"/>
+      </w:rPr>
+    </w:lvl>
+    <w:lvl w:ilvl="7" w:tplc="340A0003" w:tentative="1">
+      <w:start w:val="1"/>
+      <w:numFmt w:val="bullet"/>
+      <w:lvlText w:val="o"/>
+      <w:lvlJc w:val="left"/>
+      <w:pPr>
+        <w:ind w:left="5760" w:hanging="360"/>
       </w:pPr>
       <w:rPr>
         <w:rFonts w:ascii="Courier New" w:hAnsi="Courier New" w:cs="Courier New" w:hint="default"/>
       </w:rPr>
     </w:lvl>
-    <w:lvl w:ilvl="5" w:tplc="340A0005" w:tentative="1">
-      <w:start w:val="1"/>
-      <w:numFmt w:val="bullet"/>
-      <w:lvlText w:val=""/>
-      <w:lvlJc w:val="left"/>
-      <w:pPr>
-        <w:ind w:left="4462" w:hanging="360"/>
-      </w:pPr>
-      <w:rPr>
-        <w:rFonts w:ascii="Wingdings" w:hAnsi="Wingdings" w:hint="default"/>
-      </w:rPr>
-    </w:lvl>
-    <w:lvl w:ilvl="6" w:tplc="340A0001" w:tentative="1">
-      <w:start w:val="1"/>
-      <w:numFmt w:val="bullet"/>
-      <w:lvlText w:val=""/>
-      <w:lvlJc w:val="left"/>
-      <w:pPr>
-        <w:ind w:left="5182" w:hanging="360"/>
-      </w:pPr>
-      <w:rPr>
-        <w:rFonts w:ascii="Symbol" w:hAnsi="Symbol" w:hint="default"/>
-      </w:rPr>
-    </w:lvl>
-    <w:lvl w:ilvl="7" w:tplc="340A0003" w:tentative="1">
-      <w:start w:val="1"/>
-      <w:numFmt w:val="bullet"/>
-      <w:lvlText w:val="o"/>
-      <w:lvlJc w:val="left"/>
-      <w:pPr>
-        <w:ind w:left="5902" w:hanging="360"/>
-      </w:pPr>
-      <w:rPr>
-        <w:rFonts w:ascii="Courier New" w:hAnsi="Courier New" w:cs="Courier New" w:hint="default"/>
-      </w:rPr>
-    </w:lvl>
     <w:lvl w:ilvl="8" w:tplc="340A0005" w:tentative="1">
       <w:start w:val="1"/>
       <w:numFmt w:val="bullet"/>
       <w:lvlText w:val=""/>
       <w:lvlJc w:val="left"/>
       <w:pPr>
-        <w:ind w:left="6622" w:hanging="360"/>
+        <w:ind w:left="6480" w:hanging="360"/>
       </w:pPr>
       <w:rPr>
         <w:rFonts w:ascii="Wingdings" w:hAnsi="Wingdings" w:hint="default"/>
       </w:rPr>
     </w:lvl>
   </w:abstractNum>
-  <w:abstractNum w:abstractNumId="49" w15:restartNumberingAfterBreak="0">
-    <w:nsid w:val="5A16392E"/>
-    <w:multiLevelType w:val="multilevel"/>
-    <w:tmpl w:val="77B82F22"/>
-    <w:lvl w:ilvl="0">
-      <w:start w:val="1"/>
-      <w:numFmt w:val="decimal"/>
-      <w:lvlText w:val="%1."/>
-      <w:lvlJc w:val="left"/>
-      <w:pPr>
-        <w:ind w:left="360" w:hanging="360"/>
-      </w:pPr>
-      <w:rPr>
-        <w:rFonts w:asciiTheme="majorHAnsi" w:eastAsiaTheme="majorEastAsia" w:hAnsiTheme="majorHAnsi" w:cstheme="majorBidi"/>
-        <w:b/>
-        <w:bCs/>
-      </w:rPr>
-    </w:lvl>
-    <w:lvl w:ilvl="1">
-      <w:start w:val="1"/>
-      <w:numFmt w:val="decimal"/>
-      <w:lvlText w:val="%1.%2."/>
-      <w:lvlJc w:val="left"/>
-      <w:pPr>
-        <w:ind w:left="432" w:hanging="432"/>
-      </w:pPr>
-      <w:rPr>
-        <w:b/>
-        <w:bCs/>
-      </w:rPr>
-    </w:lvl>
-    <w:lvl w:ilvl="2">
-      <w:start w:val="1"/>
-      <w:numFmt w:val="decimal"/>
-      <w:lvlText w:val="%1.%2.%3."/>
-      <w:lvlJc w:val="left"/>
-      <w:pPr>
-        <w:ind w:left="1224" w:hanging="504"/>
-      </w:pPr>
-      <w:rPr>
-        <w:sz w:val="20"/>
-        <w:szCs w:val="20"/>
-      </w:rPr>
-    </w:lvl>
-    <w:lvl w:ilvl="3">
-      <w:start w:val="1"/>
-      <w:numFmt w:val="decimal"/>
-      <w:lvlText w:val="%1.%2.%3.%4."/>
-      <w:lvlJc w:val="left"/>
-      <w:pPr>
-        <w:ind w:left="1728" w:hanging="648"/>
-      </w:pPr>
-    </w:lvl>
-    <w:lvl w:ilvl="4">
-      <w:start w:val="1"/>
-      <w:numFmt w:val="decimal"/>
-      <w:lvlText w:val="%1.%2.%3.%4.%5."/>
-      <w:lvlJc w:val="left"/>
-      <w:pPr>
-        <w:ind w:left="2232" w:hanging="792"/>
-      </w:pPr>
-    </w:lvl>
-    <w:lvl w:ilvl="5">
-      <w:start w:val="1"/>
-      <w:numFmt w:val="decimal"/>
-      <w:lvlText w:val="%1.%2.%3.%4.%5.%6."/>
-      <w:lvlJc w:val="left"/>
-      <w:pPr>
-        <w:ind w:left="2736" w:hanging="936"/>
-      </w:pPr>
-    </w:lvl>
-    <w:lvl w:ilvl="6">
-      <w:start w:val="1"/>
-      <w:numFmt w:val="decimal"/>
-      <w:lvlText w:val="%1.%2.%3.%4.%5.%6.%7."/>
-      <w:lvlJc w:val="left"/>
-      <w:pPr>
-        <w:ind w:left="3240" w:hanging="1080"/>
-      </w:pPr>
-    </w:lvl>
-    <w:lvl w:ilvl="7">
-      <w:start w:val="1"/>
-      <w:numFmt w:val="decimal"/>
-      <w:lvlText w:val="%1.%2.%3.%4.%5.%6.%7.%8."/>
-      <w:lvlJc w:val="left"/>
-      <w:pPr>
-        <w:ind w:left="3744" w:hanging="1224"/>
-      </w:pPr>
-    </w:lvl>
-    <w:lvl w:ilvl="8">
-      <w:start w:val="1"/>
-      <w:numFmt w:val="decimal"/>
-      <w:lvlText w:val="%1.%2.%3.%4.%5.%6.%7.%8.%9."/>
-      <w:lvlJc w:val="left"/>
-      <w:pPr>
-        <w:ind w:left="4320" w:hanging="1440"/>
-      </w:pPr>
-    </w:lvl>
-  </w:abstractNum>
-  <w:abstractNum w:abstractNumId="50" w15:restartNumberingAfterBreak="0">
+  <w:abstractNum w:abstractNumId="60" w15:restartNumberingAfterBreak="0">
     <w:nsid w:val="5B591FDB"/>
     <w:multiLevelType w:val="hybridMultilevel"/>
     <w:tmpl w:val="A7BC8B00"/>
@@ -11897,7 +14010,156 @@
       </w:rPr>
     </w:lvl>
   </w:abstractNum>
-  <w:abstractNum w:abstractNumId="51" w15:restartNumberingAfterBreak="0">
+  <w:abstractNum w:abstractNumId="61" w15:restartNumberingAfterBreak="0">
+    <w:nsid w:val="5D3F1120"/>
+    <w:multiLevelType w:val="multilevel"/>
+    <w:tmpl w:val="65FE195A"/>
+    <w:lvl w:ilvl="0">
+      <w:start w:val="1"/>
+      <w:numFmt w:val="bullet"/>
+      <w:lvlText w:val=""/>
+      <w:lvlJc w:val="left"/>
+      <w:pPr>
+        <w:tabs>
+          <w:tab w:val="num" w:pos="720"/>
+        </w:tabs>
+        <w:ind w:left="720" w:hanging="360"/>
+      </w:pPr>
+      <w:rPr>
+        <w:rFonts w:ascii="Symbol" w:hAnsi="Symbol" w:hint="default"/>
+        <w:sz w:val="20"/>
+      </w:rPr>
+    </w:lvl>
+    <w:lvl w:ilvl="1" w:tentative="1">
+      <w:start w:val="1"/>
+      <w:numFmt w:val="bullet"/>
+      <w:lvlText w:val="o"/>
+      <w:lvlJc w:val="left"/>
+      <w:pPr>
+        <w:tabs>
+          <w:tab w:val="num" w:pos="1440"/>
+        </w:tabs>
+        <w:ind w:left="1440" w:hanging="360"/>
+      </w:pPr>
+      <w:rPr>
+        <w:rFonts w:ascii="Courier New" w:hAnsi="Courier New" w:hint="default"/>
+        <w:sz w:val="20"/>
+      </w:rPr>
+    </w:lvl>
+    <w:lvl w:ilvl="2" w:tentative="1">
+      <w:start w:val="1"/>
+      <w:numFmt w:val="bullet"/>
+      <w:lvlText w:val=""/>
+      <w:lvlJc w:val="left"/>
+      <w:pPr>
+        <w:tabs>
+          <w:tab w:val="num" w:pos="2160"/>
+        </w:tabs>
+        <w:ind w:left="2160" w:hanging="360"/>
+      </w:pPr>
+      <w:rPr>
+        <w:rFonts w:ascii="Wingdings" w:hAnsi="Wingdings" w:hint="default"/>
+        <w:sz w:val="20"/>
+      </w:rPr>
+    </w:lvl>
+    <w:lvl w:ilvl="3" w:tentative="1">
+      <w:start w:val="1"/>
+      <w:numFmt w:val="bullet"/>
+      <w:lvlText w:val=""/>
+      <w:lvlJc w:val="left"/>
+      <w:pPr>
+        <w:tabs>
+          <w:tab w:val="num" w:pos="2880"/>
+        </w:tabs>
+        <w:ind w:left="2880" w:hanging="360"/>
+      </w:pPr>
+      <w:rPr>
+        <w:rFonts w:ascii="Wingdings" w:hAnsi="Wingdings" w:hint="default"/>
+        <w:sz w:val="20"/>
+      </w:rPr>
+    </w:lvl>
+    <w:lvl w:ilvl="4" w:tentative="1">
+      <w:start w:val="1"/>
+      <w:numFmt w:val="bullet"/>
+      <w:lvlText w:val=""/>
+      <w:lvlJc w:val="left"/>
+      <w:pPr>
+        <w:tabs>
+          <w:tab w:val="num" w:pos="3600"/>
+        </w:tabs>
+        <w:ind w:left="3600" w:hanging="360"/>
+      </w:pPr>
+      <w:rPr>
+        <w:rFonts w:ascii="Wingdings" w:hAnsi="Wingdings" w:hint="default"/>
+        <w:sz w:val="20"/>
+      </w:rPr>
+    </w:lvl>
+    <w:lvl w:ilvl="5" w:tentative="1">
+      <w:start w:val="1"/>
+      <w:numFmt w:val="bullet"/>
+      <w:lvlText w:val=""/>
+      <w:lvlJc w:val="left"/>
+      <w:pPr>
+        <w:tabs>
+          <w:tab w:val="num" w:pos="4320"/>
+        </w:tabs>
+        <w:ind w:left="4320" w:hanging="360"/>
+      </w:pPr>
+      <w:rPr>
+        <w:rFonts w:ascii="Wingdings" w:hAnsi="Wingdings" w:hint="default"/>
+        <w:sz w:val="20"/>
+      </w:rPr>
+    </w:lvl>
+    <w:lvl w:ilvl="6" w:tentative="1">
+      <w:start w:val="1"/>
+      <w:numFmt w:val="bullet"/>
+      <w:lvlText w:val=""/>
+      <w:lvlJc w:val="left"/>
+      <w:pPr>
+        <w:tabs>
+          <w:tab w:val="num" w:pos="5040"/>
+        </w:tabs>
+        <w:ind w:left="5040" w:hanging="360"/>
+      </w:pPr>
+      <w:rPr>
+        <w:rFonts w:ascii="Wingdings" w:hAnsi="Wingdings" w:hint="default"/>
+        <w:sz w:val="20"/>
+      </w:rPr>
+    </w:lvl>
+    <w:lvl w:ilvl="7" w:tentative="1">
+      <w:start w:val="1"/>
+      <w:numFmt w:val="bullet"/>
+      <w:lvlText w:val=""/>
+      <w:lvlJc w:val="left"/>
+      <w:pPr>
+        <w:tabs>
+          <w:tab w:val="num" w:pos="5760"/>
+        </w:tabs>
+        <w:ind w:left="5760" w:hanging="360"/>
+      </w:pPr>
+      <w:rPr>
+        <w:rFonts w:ascii="Wingdings" w:hAnsi="Wingdings" w:hint="default"/>
+        <w:sz w:val="20"/>
+      </w:rPr>
+    </w:lvl>
+    <w:lvl w:ilvl="8" w:tentative="1">
+      <w:start w:val="1"/>
+      <w:numFmt w:val="bullet"/>
+      <w:lvlText w:val=""/>
+      <w:lvlJc w:val="left"/>
+      <w:pPr>
+        <w:tabs>
+          <w:tab w:val="num" w:pos="6480"/>
+        </w:tabs>
+        <w:ind w:left="6480" w:hanging="360"/>
+      </w:pPr>
+      <w:rPr>
+        <w:rFonts w:ascii="Wingdings" w:hAnsi="Wingdings" w:hint="default"/>
+        <w:sz w:val="20"/>
+      </w:rPr>
+    </w:lvl>
+  </w:abstractNum>
+  <w:abstractNum w:abstractNumId="62" w15:restartNumberingAfterBreak="0">
     <w:nsid w:val="62BD47A5"/>
     <w:multiLevelType w:val="hybridMultilevel"/>
     <w:tmpl w:val="AE487AA2"/>
@@ -12010,7 +14272,305 @@
       </w:rPr>
     </w:lvl>
   </w:abstractNum>
-  <w:abstractNum w:abstractNumId="52" w15:restartNumberingAfterBreak="0">
+  <w:abstractNum w:abstractNumId="63" w15:restartNumberingAfterBreak="0">
+    <w:nsid w:val="630B67FF"/>
+    <w:multiLevelType w:val="multilevel"/>
+    <w:tmpl w:val="C98C89B8"/>
+    <w:lvl w:ilvl="0">
+      <w:start w:val="1"/>
+      <w:numFmt w:val="bullet"/>
+      <w:lvlText w:val=""/>
+      <w:lvlJc w:val="left"/>
+      <w:pPr>
+        <w:tabs>
+          <w:tab w:val="num" w:pos="720"/>
+        </w:tabs>
+        <w:ind w:left="720" w:hanging="360"/>
+      </w:pPr>
+      <w:rPr>
+        <w:rFonts w:ascii="Symbol" w:hAnsi="Symbol" w:hint="default"/>
+        <w:sz w:val="20"/>
+      </w:rPr>
+    </w:lvl>
+    <w:lvl w:ilvl="1" w:tentative="1">
+      <w:start w:val="1"/>
+      <w:numFmt w:val="bullet"/>
+      <w:lvlText w:val="o"/>
+      <w:lvlJc w:val="left"/>
+      <w:pPr>
+        <w:tabs>
+          <w:tab w:val="num" w:pos="1440"/>
+        </w:tabs>
+        <w:ind w:left="1440" w:hanging="360"/>
+      </w:pPr>
+      <w:rPr>
+        <w:rFonts w:ascii="Courier New" w:hAnsi="Courier New" w:hint="default"/>
+        <w:sz w:val="20"/>
+      </w:rPr>
+    </w:lvl>
+    <w:lvl w:ilvl="2" w:tentative="1">
+      <w:start w:val="1"/>
+      <w:numFmt w:val="bullet"/>
+      <w:lvlText w:val=""/>
+      <w:lvlJc w:val="left"/>
+      <w:pPr>
+        <w:tabs>
+          <w:tab w:val="num" w:pos="2160"/>
+        </w:tabs>
+        <w:ind w:left="2160" w:hanging="360"/>
+      </w:pPr>
+      <w:rPr>
+        <w:rFonts w:ascii="Wingdings" w:hAnsi="Wingdings" w:hint="default"/>
+        <w:sz w:val="20"/>
+      </w:rPr>
+    </w:lvl>
+    <w:lvl w:ilvl="3" w:tentative="1">
+      <w:start w:val="1"/>
+      <w:numFmt w:val="bullet"/>
+      <w:lvlText w:val=""/>
+      <w:lvlJc w:val="left"/>
+      <w:pPr>
+        <w:tabs>
+          <w:tab w:val="num" w:pos="2880"/>
+        </w:tabs>
+        <w:ind w:left="2880" w:hanging="360"/>
+      </w:pPr>
+      <w:rPr>
+        <w:rFonts w:ascii="Wingdings" w:hAnsi="Wingdings" w:hint="default"/>
+        <w:sz w:val="20"/>
+      </w:rPr>
+    </w:lvl>
+    <w:lvl w:ilvl="4" w:tentative="1">
+      <w:start w:val="1"/>
+      <w:numFmt w:val="bullet"/>
+      <w:lvlText w:val=""/>
+      <w:lvlJc w:val="left"/>
+      <w:pPr>
+        <w:tabs>
+          <w:tab w:val="num" w:pos="3600"/>
+        </w:tabs>
+        <w:ind w:left="3600" w:hanging="360"/>
+      </w:pPr>
+      <w:rPr>
+        <w:rFonts w:ascii="Wingdings" w:hAnsi="Wingdings" w:hint="default"/>
+        <w:sz w:val="20"/>
+      </w:rPr>
+    </w:lvl>
+    <w:lvl w:ilvl="5" w:tentative="1">
+      <w:start w:val="1"/>
+      <w:numFmt w:val="bullet"/>
+      <w:lvlText w:val=""/>
+      <w:lvlJc w:val="left"/>
+      <w:pPr>
+        <w:tabs>
+          <w:tab w:val="num" w:pos="4320"/>
+        </w:tabs>
+        <w:ind w:left="4320" w:hanging="360"/>
+      </w:pPr>
+      <w:rPr>
+        <w:rFonts w:ascii="Wingdings" w:hAnsi="Wingdings" w:hint="default"/>
+        <w:sz w:val="20"/>
+      </w:rPr>
+    </w:lvl>
+    <w:lvl w:ilvl="6" w:tentative="1">
+      <w:start w:val="1"/>
+      <w:numFmt w:val="bullet"/>
+      <w:lvlText w:val=""/>
+      <w:lvlJc w:val="left"/>
+      <w:pPr>
+        <w:tabs>
+          <w:tab w:val="num" w:pos="5040"/>
+        </w:tabs>
+        <w:ind w:left="5040" w:hanging="360"/>
+      </w:pPr>
+      <w:rPr>
+        <w:rFonts w:ascii="Wingdings" w:hAnsi="Wingdings" w:hint="default"/>
+        <w:sz w:val="20"/>
+      </w:rPr>
+    </w:lvl>
+    <w:lvl w:ilvl="7" w:tentative="1">
+      <w:start w:val="1"/>
+      <w:numFmt w:val="bullet"/>
+      <w:lvlText w:val=""/>
+      <w:lvlJc w:val="left"/>
+      <w:pPr>
+        <w:tabs>
+          <w:tab w:val="num" w:pos="5760"/>
+        </w:tabs>
+        <w:ind w:left="5760" w:hanging="360"/>
+      </w:pPr>
+      <w:rPr>
+        <w:rFonts w:ascii="Wingdings" w:hAnsi="Wingdings" w:hint="default"/>
+        <w:sz w:val="20"/>
+      </w:rPr>
+    </w:lvl>
+    <w:lvl w:ilvl="8" w:tentative="1">
+      <w:start w:val="1"/>
+      <w:numFmt w:val="bullet"/>
+      <w:lvlText w:val=""/>
+      <w:lvlJc w:val="left"/>
+      <w:pPr>
+        <w:tabs>
+          <w:tab w:val="num" w:pos="6480"/>
+        </w:tabs>
+        <w:ind w:left="6480" w:hanging="360"/>
+      </w:pPr>
+      <w:rPr>
+        <w:rFonts w:ascii="Wingdings" w:hAnsi="Wingdings" w:hint="default"/>
+        <w:sz w:val="20"/>
+      </w:rPr>
+    </w:lvl>
+  </w:abstractNum>
+  <w:abstractNum w:abstractNumId="64" w15:restartNumberingAfterBreak="0">
+    <w:nsid w:val="63A75CD0"/>
+    <w:multiLevelType w:val="multilevel"/>
+    <w:tmpl w:val="DD36127C"/>
+    <w:lvl w:ilvl="0">
+      <w:start w:val="1"/>
+      <w:numFmt w:val="bullet"/>
+      <w:lvlText w:val=""/>
+      <w:lvlJc w:val="left"/>
+      <w:pPr>
+        <w:tabs>
+          <w:tab w:val="num" w:pos="720"/>
+        </w:tabs>
+        <w:ind w:left="720" w:hanging="360"/>
+      </w:pPr>
+      <w:rPr>
+        <w:rFonts w:ascii="Symbol" w:hAnsi="Symbol" w:hint="default"/>
+        <w:sz w:val="20"/>
+      </w:rPr>
+    </w:lvl>
+    <w:lvl w:ilvl="1" w:tentative="1">
+      <w:start w:val="1"/>
+      <w:numFmt w:val="bullet"/>
+      <w:lvlText w:val="o"/>
+      <w:lvlJc w:val="left"/>
+      <w:pPr>
+        <w:tabs>
+          <w:tab w:val="num" w:pos="1440"/>
+        </w:tabs>
+        <w:ind w:left="1440" w:hanging="360"/>
+      </w:pPr>
+      <w:rPr>
+        <w:rFonts w:ascii="Courier New" w:hAnsi="Courier New" w:hint="default"/>
+        <w:sz w:val="20"/>
+      </w:rPr>
+    </w:lvl>
+    <w:lvl w:ilvl="2" w:tentative="1">
+      <w:start w:val="1"/>
+      <w:numFmt w:val="bullet"/>
+      <w:lvlText w:val=""/>
+      <w:lvlJc w:val="left"/>
+      <w:pPr>
+        <w:tabs>
+          <w:tab w:val="num" w:pos="2160"/>
+        </w:tabs>
+        <w:ind w:left="2160" w:hanging="360"/>
+      </w:pPr>
+      <w:rPr>
+        <w:rFonts w:ascii="Wingdings" w:hAnsi="Wingdings" w:hint="default"/>
+        <w:sz w:val="20"/>
+      </w:rPr>
+    </w:lvl>
+    <w:lvl w:ilvl="3" w:tentative="1">
+      <w:start w:val="1"/>
+      <w:numFmt w:val="bullet"/>
+      <w:lvlText w:val=""/>
+      <w:lvlJc w:val="left"/>
+      <w:pPr>
+        <w:tabs>
+          <w:tab w:val="num" w:pos="2880"/>
+        </w:tabs>
+        <w:ind w:left="2880" w:hanging="360"/>
+      </w:pPr>
+      <w:rPr>
+        <w:rFonts w:ascii="Wingdings" w:hAnsi="Wingdings" w:hint="default"/>
+        <w:sz w:val="20"/>
+      </w:rPr>
+    </w:lvl>
+    <w:lvl w:ilvl="4" w:tentative="1">
+      <w:start w:val="1"/>
+      <w:numFmt w:val="bullet"/>
+      <w:lvlText w:val=""/>
+      <w:lvlJc w:val="left"/>
+      <w:pPr>
+        <w:tabs>
+          <w:tab w:val="num" w:pos="3600"/>
+        </w:tabs>
+        <w:ind w:left="3600" w:hanging="360"/>
+      </w:pPr>
+      <w:rPr>
+        <w:rFonts w:ascii="Wingdings" w:hAnsi="Wingdings" w:hint="default"/>
+        <w:sz w:val="20"/>
+      </w:rPr>
+    </w:lvl>
+    <w:lvl w:ilvl="5" w:tentative="1">
+      <w:start w:val="1"/>
+      <w:numFmt w:val="bullet"/>
+      <w:lvlText w:val=""/>
+      <w:lvlJc w:val="left"/>
+      <w:pPr>
+        <w:tabs>
+          <w:tab w:val="num" w:pos="4320"/>
+        </w:tabs>
+        <w:ind w:left="4320" w:hanging="360"/>
+      </w:pPr>
+      <w:rPr>
+        <w:rFonts w:ascii="Wingdings" w:hAnsi="Wingdings" w:hint="default"/>
+        <w:sz w:val="20"/>
+      </w:rPr>
+    </w:lvl>
+    <w:lvl w:ilvl="6" w:tentative="1">
+      <w:start w:val="1"/>
+      <w:numFmt w:val="bullet"/>
+      <w:lvlText w:val=""/>
+      <w:lvlJc w:val="left"/>
+      <w:pPr>
+        <w:tabs>
+          <w:tab w:val="num" w:pos="5040"/>
+        </w:tabs>
+        <w:ind w:left="5040" w:hanging="360"/>
+      </w:pPr>
+      <w:rPr>
+        <w:rFonts w:ascii="Wingdings" w:hAnsi="Wingdings" w:hint="default"/>
+        <w:sz w:val="20"/>
+      </w:rPr>
+    </w:lvl>
+    <w:lvl w:ilvl="7" w:tentative="1">
+      <w:start w:val="1"/>
+      <w:numFmt w:val="bullet"/>
+      <w:lvlText w:val=""/>
+      <w:lvlJc w:val="left"/>
+      <w:pPr>
+        <w:tabs>
+          <w:tab w:val="num" w:pos="5760"/>
+        </w:tabs>
+        <w:ind w:left="5760" w:hanging="360"/>
+      </w:pPr>
+      <w:rPr>
+        <w:rFonts w:ascii="Wingdings" w:hAnsi="Wingdings" w:hint="default"/>
+        <w:sz w:val="20"/>
+      </w:rPr>
+    </w:lvl>
+    <w:lvl w:ilvl="8" w:tentative="1">
+      <w:start w:val="1"/>
+      <w:numFmt w:val="bullet"/>
+      <w:lvlText w:val=""/>
+      <w:lvlJc w:val="left"/>
+      <w:pPr>
+        <w:tabs>
+          <w:tab w:val="num" w:pos="6480"/>
+        </w:tabs>
+        <w:ind w:left="6480" w:hanging="360"/>
+      </w:pPr>
+      <w:rPr>
+        <w:rFonts w:ascii="Wingdings" w:hAnsi="Wingdings" w:hint="default"/>
+        <w:sz w:val="20"/>
+      </w:rPr>
+    </w:lvl>
+  </w:abstractNum>
+  <w:abstractNum w:abstractNumId="65" w15:restartNumberingAfterBreak="0">
     <w:nsid w:val="64E455B7"/>
     <w:multiLevelType w:val="hybridMultilevel"/>
     <w:tmpl w:val="3DB231F4"/>
@@ -12123,7 +14683,7 @@
       </w:rPr>
     </w:lvl>
   </w:abstractNum>
-  <w:abstractNum w:abstractNumId="53" w15:restartNumberingAfterBreak="0">
+  <w:abstractNum w:abstractNumId="66" w15:restartNumberingAfterBreak="0">
     <w:nsid w:val="67F914A5"/>
     <w:multiLevelType w:val="hybridMultilevel"/>
     <w:tmpl w:val="50ECE7AC"/>
@@ -12236,7 +14796,7 @@
       </w:rPr>
     </w:lvl>
   </w:abstractNum>
-  <w:abstractNum w:abstractNumId="54" w15:restartNumberingAfterBreak="0">
+  <w:abstractNum w:abstractNumId="67" w15:restartNumberingAfterBreak="0">
     <w:nsid w:val="6D95367A"/>
     <w:multiLevelType w:val="hybridMultilevel"/>
     <w:tmpl w:val="5BE6F522"/>
@@ -12349,7 +14909,7 @@
       </w:rPr>
     </w:lvl>
   </w:abstractNum>
-  <w:abstractNum w:abstractNumId="55" w15:restartNumberingAfterBreak="0">
+  <w:abstractNum w:abstractNumId="68" w15:restartNumberingAfterBreak="0">
     <w:nsid w:val="71407E73"/>
     <w:multiLevelType w:val="hybridMultilevel"/>
     <w:tmpl w:val="CAF48ADC"/>
@@ -12462,7 +15022,7 @@
       </w:rPr>
     </w:lvl>
   </w:abstractNum>
-  <w:abstractNum w:abstractNumId="56" w15:restartNumberingAfterBreak="0">
+  <w:abstractNum w:abstractNumId="69" w15:restartNumberingAfterBreak="0">
     <w:nsid w:val="726B4B99"/>
     <w:multiLevelType w:val="hybridMultilevel"/>
     <w:tmpl w:val="EA72CFAA"/>
@@ -12575,7 +15135,7 @@
       </w:rPr>
     </w:lvl>
   </w:abstractNum>
-  <w:abstractNum w:abstractNumId="57" w15:restartNumberingAfterBreak="0">
+  <w:abstractNum w:abstractNumId="70" w15:restartNumberingAfterBreak="0">
     <w:nsid w:val="72EA3AB8"/>
     <w:multiLevelType w:val="hybridMultilevel"/>
     <w:tmpl w:val="E22A0D8A"/>
@@ -12688,7 +15248,7 @@
       </w:rPr>
     </w:lvl>
   </w:abstractNum>
-  <w:abstractNum w:abstractNumId="58" w15:restartNumberingAfterBreak="0">
+  <w:abstractNum w:abstractNumId="71" w15:restartNumberingAfterBreak="0">
     <w:nsid w:val="749411CF"/>
     <w:multiLevelType w:val="hybridMultilevel"/>
     <w:tmpl w:val="B3901E0C"/>
@@ -12801,7 +15361,7 @@
       </w:rPr>
     </w:lvl>
   </w:abstractNum>
-  <w:abstractNum w:abstractNumId="59" w15:restartNumberingAfterBreak="0">
+  <w:abstractNum w:abstractNumId="72" w15:restartNumberingAfterBreak="0">
     <w:nsid w:val="750D4FFC"/>
     <w:multiLevelType w:val="hybridMultilevel"/>
     <w:tmpl w:val="93B03216"/>
@@ -12914,7 +15474,156 @@
       </w:rPr>
     </w:lvl>
   </w:abstractNum>
-  <w:abstractNum w:abstractNumId="60" w15:restartNumberingAfterBreak="0">
+  <w:abstractNum w:abstractNumId="73" w15:restartNumberingAfterBreak="0">
+    <w:nsid w:val="75EC2ED9"/>
+    <w:multiLevelType w:val="multilevel"/>
+    <w:tmpl w:val="0B483C2C"/>
+    <w:lvl w:ilvl="0">
+      <w:start w:val="1"/>
+      <w:numFmt w:val="bullet"/>
+      <w:lvlText w:val=""/>
+      <w:lvlJc w:val="left"/>
+      <w:pPr>
+        <w:tabs>
+          <w:tab w:val="num" w:pos="720"/>
+        </w:tabs>
+        <w:ind w:left="720" w:hanging="360"/>
+      </w:pPr>
+      <w:rPr>
+        <w:rFonts w:ascii="Symbol" w:hAnsi="Symbol" w:hint="default"/>
+        <w:sz w:val="20"/>
+      </w:rPr>
+    </w:lvl>
+    <w:lvl w:ilvl="1" w:tentative="1">
+      <w:start w:val="1"/>
+      <w:numFmt w:val="bullet"/>
+      <w:lvlText w:val="o"/>
+      <w:lvlJc w:val="left"/>
+      <w:pPr>
+        <w:tabs>
+          <w:tab w:val="num" w:pos="1440"/>
+        </w:tabs>
+        <w:ind w:left="1440" w:hanging="360"/>
+      </w:pPr>
+      <w:rPr>
+        <w:rFonts w:ascii="Courier New" w:hAnsi="Courier New" w:hint="default"/>
+        <w:sz w:val="20"/>
+      </w:rPr>
+    </w:lvl>
+    <w:lvl w:ilvl="2" w:tentative="1">
+      <w:start w:val="1"/>
+      <w:numFmt w:val="bullet"/>
+      <w:lvlText w:val=""/>
+      <w:lvlJc w:val="left"/>
+      <w:pPr>
+        <w:tabs>
+          <w:tab w:val="num" w:pos="2160"/>
+        </w:tabs>
+        <w:ind w:left="2160" w:hanging="360"/>
+      </w:pPr>
+      <w:rPr>
+        <w:rFonts w:ascii="Wingdings" w:hAnsi="Wingdings" w:hint="default"/>
+        <w:sz w:val="20"/>
+      </w:rPr>
+    </w:lvl>
+    <w:lvl w:ilvl="3" w:tentative="1">
+      <w:start w:val="1"/>
+      <w:numFmt w:val="bullet"/>
+      <w:lvlText w:val=""/>
+      <w:lvlJc w:val="left"/>
+      <w:pPr>
+        <w:tabs>
+          <w:tab w:val="num" w:pos="2880"/>
+        </w:tabs>
+        <w:ind w:left="2880" w:hanging="360"/>
+      </w:pPr>
+      <w:rPr>
+        <w:rFonts w:ascii="Wingdings" w:hAnsi="Wingdings" w:hint="default"/>
+        <w:sz w:val="20"/>
+      </w:rPr>
+    </w:lvl>
+    <w:lvl w:ilvl="4" w:tentative="1">
+      <w:start w:val="1"/>
+      <w:numFmt w:val="bullet"/>
+      <w:lvlText w:val=""/>
+      <w:lvlJc w:val="left"/>
+      <w:pPr>
+        <w:tabs>
+          <w:tab w:val="num" w:pos="3600"/>
+        </w:tabs>
+        <w:ind w:left="3600" w:hanging="360"/>
+      </w:pPr>
+      <w:rPr>
+        <w:rFonts w:ascii="Wingdings" w:hAnsi="Wingdings" w:hint="default"/>
+        <w:sz w:val="20"/>
+      </w:rPr>
+    </w:lvl>
+    <w:lvl w:ilvl="5" w:tentative="1">
+      <w:start w:val="1"/>
+      <w:numFmt w:val="bullet"/>
+      <w:lvlText w:val=""/>
+      <w:lvlJc w:val="left"/>
+      <w:pPr>
+        <w:tabs>
+          <w:tab w:val="num" w:pos="4320"/>
+        </w:tabs>
+        <w:ind w:left="4320" w:hanging="360"/>
+      </w:pPr>
+      <w:rPr>
+        <w:rFonts w:ascii="Wingdings" w:hAnsi="Wingdings" w:hint="default"/>
+        <w:sz w:val="20"/>
+      </w:rPr>
+    </w:lvl>
+    <w:lvl w:ilvl="6" w:tentative="1">
+      <w:start w:val="1"/>
+      <w:numFmt w:val="bullet"/>
+      <w:lvlText w:val=""/>
+      <w:lvlJc w:val="left"/>
+      <w:pPr>
+        <w:tabs>
+          <w:tab w:val="num" w:pos="5040"/>
+        </w:tabs>
+        <w:ind w:left="5040" w:hanging="360"/>
+      </w:pPr>
+      <w:rPr>
+        <w:rFonts w:ascii="Wingdings" w:hAnsi="Wingdings" w:hint="default"/>
+        <w:sz w:val="20"/>
+      </w:rPr>
+    </w:lvl>
+    <w:lvl w:ilvl="7" w:tentative="1">
+      <w:start w:val="1"/>
+      <w:numFmt w:val="bullet"/>
+      <w:lvlText w:val=""/>
+      <w:lvlJc w:val="left"/>
+      <w:pPr>
+        <w:tabs>
+          <w:tab w:val="num" w:pos="5760"/>
+        </w:tabs>
+        <w:ind w:left="5760" w:hanging="360"/>
+      </w:pPr>
+      <w:rPr>
+        <w:rFonts w:ascii="Wingdings" w:hAnsi="Wingdings" w:hint="default"/>
+        <w:sz w:val="20"/>
+      </w:rPr>
+    </w:lvl>
+    <w:lvl w:ilvl="8" w:tentative="1">
+      <w:start w:val="1"/>
+      <w:numFmt w:val="bullet"/>
+      <w:lvlText w:val=""/>
+      <w:lvlJc w:val="left"/>
+      <w:pPr>
+        <w:tabs>
+          <w:tab w:val="num" w:pos="6480"/>
+        </w:tabs>
+        <w:ind w:left="6480" w:hanging="360"/>
+      </w:pPr>
+      <w:rPr>
+        <w:rFonts w:ascii="Wingdings" w:hAnsi="Wingdings" w:hint="default"/>
+        <w:sz w:val="20"/>
+      </w:rPr>
+    </w:lvl>
+  </w:abstractNum>
+  <w:abstractNum w:abstractNumId="74" w15:restartNumberingAfterBreak="0">
     <w:nsid w:val="771D6BC5"/>
     <w:multiLevelType w:val="hybridMultilevel"/>
     <w:tmpl w:val="3F24C73C"/>
@@ -13003,7 +15712,7 @@
       </w:pPr>
     </w:lvl>
   </w:abstractNum>
-  <w:abstractNum w:abstractNumId="61" w15:restartNumberingAfterBreak="0">
+  <w:abstractNum w:abstractNumId="75" w15:restartNumberingAfterBreak="0">
     <w:nsid w:val="780B04A5"/>
     <w:multiLevelType w:val="hybridMultilevel"/>
     <w:tmpl w:val="CAF47EE6"/>
@@ -13116,7 +15825,156 @@
       </w:rPr>
     </w:lvl>
   </w:abstractNum>
-  <w:abstractNum w:abstractNumId="62" w15:restartNumberingAfterBreak="0">
+  <w:abstractNum w:abstractNumId="76" w15:restartNumberingAfterBreak="0">
+    <w:nsid w:val="79160748"/>
+    <w:multiLevelType w:val="multilevel"/>
+    <w:tmpl w:val="29F27562"/>
+    <w:lvl w:ilvl="0">
+      <w:start w:val="1"/>
+      <w:numFmt w:val="bullet"/>
+      <w:lvlText w:val=""/>
+      <w:lvlJc w:val="left"/>
+      <w:pPr>
+        <w:tabs>
+          <w:tab w:val="num" w:pos="720"/>
+        </w:tabs>
+        <w:ind w:left="720" w:hanging="360"/>
+      </w:pPr>
+      <w:rPr>
+        <w:rFonts w:ascii="Symbol" w:hAnsi="Symbol" w:hint="default"/>
+        <w:sz w:val="20"/>
+      </w:rPr>
+    </w:lvl>
+    <w:lvl w:ilvl="1" w:tentative="1">
+      <w:start w:val="1"/>
+      <w:numFmt w:val="bullet"/>
+      <w:lvlText w:val="o"/>
+      <w:lvlJc w:val="left"/>
+      <w:pPr>
+        <w:tabs>
+          <w:tab w:val="num" w:pos="1440"/>
+        </w:tabs>
+        <w:ind w:left="1440" w:hanging="360"/>
+      </w:pPr>
+      <w:rPr>
+        <w:rFonts w:ascii="Courier New" w:hAnsi="Courier New" w:hint="default"/>
+        <w:sz w:val="20"/>
+      </w:rPr>
+    </w:lvl>
+    <w:lvl w:ilvl="2" w:tentative="1">
+      <w:start w:val="1"/>
+      <w:numFmt w:val="bullet"/>
+      <w:lvlText w:val=""/>
+      <w:lvlJc w:val="left"/>
+      <w:pPr>
+        <w:tabs>
+          <w:tab w:val="num" w:pos="2160"/>
+        </w:tabs>
+        <w:ind w:left="2160" w:hanging="360"/>
+      </w:pPr>
+      <w:rPr>
+        <w:rFonts w:ascii="Wingdings" w:hAnsi="Wingdings" w:hint="default"/>
+        <w:sz w:val="20"/>
+      </w:rPr>
+    </w:lvl>
+    <w:lvl w:ilvl="3" w:tentative="1">
+      <w:start w:val="1"/>
+      <w:numFmt w:val="bullet"/>
+      <w:lvlText w:val=""/>
+      <w:lvlJc w:val="left"/>
+      <w:pPr>
+        <w:tabs>
+          <w:tab w:val="num" w:pos="2880"/>
+        </w:tabs>
+        <w:ind w:left="2880" w:hanging="360"/>
+      </w:pPr>
+      <w:rPr>
+        <w:rFonts w:ascii="Wingdings" w:hAnsi="Wingdings" w:hint="default"/>
+        <w:sz w:val="20"/>
+      </w:rPr>
+    </w:lvl>
+    <w:lvl w:ilvl="4" w:tentative="1">
+      <w:start w:val="1"/>
+      <w:numFmt w:val="bullet"/>
+      <w:lvlText w:val=""/>
+      <w:lvlJc w:val="left"/>
+      <w:pPr>
+        <w:tabs>
+          <w:tab w:val="num" w:pos="3600"/>
+        </w:tabs>
+        <w:ind w:left="3600" w:hanging="360"/>
+      </w:pPr>
+      <w:rPr>
+        <w:rFonts w:ascii="Wingdings" w:hAnsi="Wingdings" w:hint="default"/>
+        <w:sz w:val="20"/>
+      </w:rPr>
+    </w:lvl>
+    <w:lvl w:ilvl="5" w:tentative="1">
+      <w:start w:val="1"/>
+      <w:numFmt w:val="bullet"/>
+      <w:lvlText w:val=""/>
+      <w:lvlJc w:val="left"/>
+      <w:pPr>
+        <w:tabs>
+          <w:tab w:val="num" w:pos="4320"/>
+        </w:tabs>
+        <w:ind w:left="4320" w:hanging="360"/>
+      </w:pPr>
+      <w:rPr>
+        <w:rFonts w:ascii="Wingdings" w:hAnsi="Wingdings" w:hint="default"/>
+        <w:sz w:val="20"/>
+      </w:rPr>
+    </w:lvl>
+    <w:lvl w:ilvl="6" w:tentative="1">
+      <w:start w:val="1"/>
+      <w:numFmt w:val="bullet"/>
+      <w:lvlText w:val=""/>
+      <w:lvlJc w:val="left"/>
+      <w:pPr>
+        <w:tabs>
+          <w:tab w:val="num" w:pos="5040"/>
+        </w:tabs>
+        <w:ind w:left="5040" w:hanging="360"/>
+      </w:pPr>
+      <w:rPr>
+        <w:rFonts w:ascii="Wingdings" w:hAnsi="Wingdings" w:hint="default"/>
+        <w:sz w:val="20"/>
+      </w:rPr>
+    </w:lvl>
+    <w:lvl w:ilvl="7" w:tentative="1">
+      <w:start w:val="1"/>
+      <w:numFmt w:val="bullet"/>
+      <w:lvlText w:val=""/>
+      <w:lvlJc w:val="left"/>
+      <w:pPr>
+        <w:tabs>
+          <w:tab w:val="num" w:pos="5760"/>
+        </w:tabs>
+        <w:ind w:left="5760" w:hanging="360"/>
+      </w:pPr>
+      <w:rPr>
+        <w:rFonts w:ascii="Wingdings" w:hAnsi="Wingdings" w:hint="default"/>
+        <w:sz w:val="20"/>
+      </w:rPr>
+    </w:lvl>
+    <w:lvl w:ilvl="8" w:tentative="1">
+      <w:start w:val="1"/>
+      <w:numFmt w:val="bullet"/>
+      <w:lvlText w:val=""/>
+      <w:lvlJc w:val="left"/>
+      <w:pPr>
+        <w:tabs>
+          <w:tab w:val="num" w:pos="6480"/>
+        </w:tabs>
+        <w:ind w:left="6480" w:hanging="360"/>
+      </w:pPr>
+      <w:rPr>
+        <w:rFonts w:ascii="Wingdings" w:hAnsi="Wingdings" w:hint="default"/>
+        <w:sz w:val="20"/>
+      </w:rPr>
+    </w:lvl>
+  </w:abstractNum>
+  <w:abstractNum w:abstractNumId="77" w15:restartNumberingAfterBreak="0">
     <w:nsid w:val="7C2A2D14"/>
     <w:multiLevelType w:val="hybridMultilevel"/>
     <w:tmpl w:val="18167F38"/>
@@ -13229,120 +16087,7 @@
       </w:rPr>
     </w:lvl>
   </w:abstractNum>
-  <w:abstractNum w:abstractNumId="63" w15:restartNumberingAfterBreak="0">
-    <w:nsid w:val="7C8D0505"/>
-    <w:multiLevelType w:val="hybridMultilevel"/>
-    <w:tmpl w:val="66D68196"/>
-    <w:lvl w:ilvl="0" w:tplc="340A0001">
-      <w:start w:val="1"/>
-      <w:numFmt w:val="bullet"/>
-      <w:lvlText w:val=""/>
-      <w:lvlJc w:val="left"/>
-      <w:pPr>
-        <w:ind w:left="720" w:hanging="360"/>
-      </w:pPr>
-      <w:rPr>
-        <w:rFonts w:ascii="Symbol" w:hAnsi="Symbol" w:hint="default"/>
-      </w:rPr>
-    </w:lvl>
-    <w:lvl w:ilvl="1" w:tplc="340A0003" w:tentative="1">
-      <w:start w:val="1"/>
-      <w:numFmt w:val="bullet"/>
-      <w:lvlText w:val="o"/>
-      <w:lvlJc w:val="left"/>
-      <w:pPr>
-        <w:ind w:left="1440" w:hanging="360"/>
-      </w:pPr>
-      <w:rPr>
-        <w:rFonts w:ascii="Courier New" w:hAnsi="Courier New" w:cs="Courier New" w:hint="default"/>
-      </w:rPr>
-    </w:lvl>
-    <w:lvl w:ilvl="2" w:tplc="340A0005" w:tentative="1">
-      <w:start w:val="1"/>
-      <w:numFmt w:val="bullet"/>
-      <w:lvlText w:val=""/>
-      <w:lvlJc w:val="left"/>
-      <w:pPr>
-        <w:ind w:left="2160" w:hanging="360"/>
-      </w:pPr>
-      <w:rPr>
-        <w:rFonts w:ascii="Wingdings" w:hAnsi="Wingdings" w:hint="default"/>
-      </w:rPr>
-    </w:lvl>
-    <w:lvl w:ilvl="3" w:tplc="340A0001" w:tentative="1">
-      <w:start w:val="1"/>
-      <w:numFmt w:val="bullet"/>
-      <w:lvlText w:val=""/>
-      <w:lvlJc w:val="left"/>
-      <w:pPr>
-        <w:ind w:left="2880" w:hanging="360"/>
-      </w:pPr>
-      <w:rPr>
-        <w:rFonts w:ascii="Symbol" w:hAnsi="Symbol" w:hint="default"/>
-      </w:rPr>
-    </w:lvl>
-    <w:lvl w:ilvl="4" w:tplc="340A0003" w:tentative="1">
-      <w:start w:val="1"/>
-      <w:numFmt w:val="bullet"/>
-      <w:lvlText w:val="o"/>
-      <w:lvlJc w:val="left"/>
-      <w:pPr>
-        <w:ind w:left="3600" w:hanging="360"/>
-      </w:pPr>
-      <w:rPr>
-        <w:rFonts w:ascii="Courier New" w:hAnsi="Courier New" w:cs="Courier New" w:hint="default"/>
-      </w:rPr>
-    </w:lvl>
-    <w:lvl w:ilvl="5" w:tplc="340A0005" w:tentative="1">
-      <w:start w:val="1"/>
-      <w:numFmt w:val="bullet"/>
-      <w:lvlText w:val=""/>
-      <w:lvlJc w:val="left"/>
-      <w:pPr>
-        <w:ind w:left="4320" w:hanging="360"/>
-      </w:pPr>
-      <w:rPr>
-        <w:rFonts w:ascii="Wingdings" w:hAnsi="Wingdings" w:hint="default"/>
-      </w:rPr>
-    </w:lvl>
-    <w:lvl w:ilvl="6" w:tplc="340A0001" w:tentative="1">
-      <w:start w:val="1"/>
-      <w:numFmt w:val="bullet"/>
-      <w:lvlText w:val=""/>
-      <w:lvlJc w:val="left"/>
-      <w:pPr>
-        <w:ind w:left="5040" w:hanging="360"/>
-      </w:pPr>
-      <w:rPr>
-        <w:rFonts w:ascii="Symbol" w:hAnsi="Symbol" w:hint="default"/>
-      </w:rPr>
-    </w:lvl>
-    <w:lvl w:ilvl="7" w:tplc="340A0003" w:tentative="1">
-      <w:start w:val="1"/>
-      <w:numFmt w:val="bullet"/>
-      <w:lvlText w:val="o"/>
-      <w:lvlJc w:val="left"/>
-      <w:pPr>
-        <w:ind w:left="5760" w:hanging="360"/>
-      </w:pPr>
-      <w:rPr>
-        <w:rFonts w:ascii="Courier New" w:hAnsi="Courier New" w:cs="Courier New" w:hint="default"/>
-      </w:rPr>
-    </w:lvl>
-    <w:lvl w:ilvl="8" w:tplc="340A0005" w:tentative="1">
-      <w:start w:val="1"/>
-      <w:numFmt w:val="bullet"/>
-      <w:lvlText w:val=""/>
-      <w:lvlJc w:val="left"/>
-      <w:pPr>
-        <w:ind w:left="6480" w:hanging="360"/>
-      </w:pPr>
-      <w:rPr>
-        <w:rFonts w:ascii="Wingdings" w:hAnsi="Wingdings" w:hint="default"/>
-      </w:rPr>
-    </w:lvl>
-  </w:abstractNum>
-  <w:abstractNum w:abstractNumId="64" w15:restartNumberingAfterBreak="0">
+  <w:abstractNum w:abstractNumId="78" w15:restartNumberingAfterBreak="0">
     <w:nsid w:val="7DDB06BC"/>
     <w:multiLevelType w:val="hybridMultilevel"/>
     <w:tmpl w:val="F70877DE"/>
@@ -13455,120 +16200,7 @@
       </w:rPr>
     </w:lvl>
   </w:abstractNum>
-  <w:abstractNum w:abstractNumId="65" w15:restartNumberingAfterBreak="0">
-    <w:nsid w:val="7E902E14"/>
-    <w:multiLevelType w:val="hybridMultilevel"/>
-    <w:tmpl w:val="E4C2AADA"/>
-    <w:lvl w:ilvl="0" w:tplc="340A0001">
-      <w:start w:val="1"/>
-      <w:numFmt w:val="bullet"/>
-      <w:lvlText w:val=""/>
-      <w:lvlJc w:val="left"/>
-      <w:pPr>
-        <w:ind w:left="1080" w:hanging="360"/>
-      </w:pPr>
-      <w:rPr>
-        <w:rFonts w:ascii="Symbol" w:hAnsi="Symbol" w:hint="default"/>
-      </w:rPr>
-    </w:lvl>
-    <w:lvl w:ilvl="1" w:tplc="340A0003" w:tentative="1">
-      <w:start w:val="1"/>
-      <w:numFmt w:val="bullet"/>
-      <w:lvlText w:val="o"/>
-      <w:lvlJc w:val="left"/>
-      <w:pPr>
-        <w:ind w:left="1800" w:hanging="360"/>
-      </w:pPr>
-      <w:rPr>
-        <w:rFonts w:ascii="Courier New" w:hAnsi="Courier New" w:cs="Courier New" w:hint="default"/>
-      </w:rPr>
-    </w:lvl>
-    <w:lvl w:ilvl="2" w:tplc="340A0005" w:tentative="1">
-      <w:start w:val="1"/>
-      <w:numFmt w:val="bullet"/>
-      <w:lvlText w:val=""/>
-      <w:lvlJc w:val="left"/>
-      <w:pPr>
-        <w:ind w:left="2520" w:hanging="360"/>
-      </w:pPr>
-      <w:rPr>
-        <w:rFonts w:ascii="Wingdings" w:hAnsi="Wingdings" w:hint="default"/>
-      </w:rPr>
-    </w:lvl>
-    <w:lvl w:ilvl="3" w:tplc="340A0001" w:tentative="1">
-      <w:start w:val="1"/>
-      <w:numFmt w:val="bullet"/>
-      <w:lvlText w:val=""/>
-      <w:lvlJc w:val="left"/>
-      <w:pPr>
-        <w:ind w:left="3240" w:hanging="360"/>
-      </w:pPr>
-      <w:rPr>
-        <w:rFonts w:ascii="Symbol" w:hAnsi="Symbol" w:hint="default"/>
-      </w:rPr>
-    </w:lvl>
-    <w:lvl w:ilvl="4" w:tplc="340A0003" w:tentative="1">
-      <w:start w:val="1"/>
-      <w:numFmt w:val="bullet"/>
-      <w:lvlText w:val="o"/>
-      <w:lvlJc w:val="left"/>
-      <w:pPr>
-        <w:ind w:left="3960" w:hanging="360"/>
-      </w:pPr>
-      <w:rPr>
-        <w:rFonts w:ascii="Courier New" w:hAnsi="Courier New" w:cs="Courier New" w:hint="default"/>
-      </w:rPr>
-    </w:lvl>
-    <w:lvl w:ilvl="5" w:tplc="340A0005" w:tentative="1">
-      <w:start w:val="1"/>
-      <w:numFmt w:val="bullet"/>
-      <w:lvlText w:val=""/>
-      <w:lvlJc w:val="left"/>
-      <w:pPr>
-        <w:ind w:left="4680" w:hanging="360"/>
-      </w:pPr>
-      <w:rPr>
-        <w:rFonts w:ascii="Wingdings" w:hAnsi="Wingdings" w:hint="default"/>
-      </w:rPr>
-    </w:lvl>
-    <w:lvl w:ilvl="6" w:tplc="340A0001" w:tentative="1">
-      <w:start w:val="1"/>
-      <w:numFmt w:val="bullet"/>
-      <w:lvlText w:val=""/>
-      <w:lvlJc w:val="left"/>
-      <w:pPr>
-        <w:ind w:left="5400" w:hanging="360"/>
-      </w:pPr>
-      <w:rPr>
-        <w:rFonts w:ascii="Symbol" w:hAnsi="Symbol" w:hint="default"/>
-      </w:rPr>
-    </w:lvl>
-    <w:lvl w:ilvl="7" w:tplc="340A0003" w:tentative="1">
-      <w:start w:val="1"/>
-      <w:numFmt w:val="bullet"/>
-      <w:lvlText w:val="o"/>
-      <w:lvlJc w:val="left"/>
-      <w:pPr>
-        <w:ind w:left="6120" w:hanging="360"/>
-      </w:pPr>
-      <w:rPr>
-        <w:rFonts w:ascii="Courier New" w:hAnsi="Courier New" w:cs="Courier New" w:hint="default"/>
-      </w:rPr>
-    </w:lvl>
-    <w:lvl w:ilvl="8" w:tplc="340A0005" w:tentative="1">
-      <w:start w:val="1"/>
-      <w:numFmt w:val="bullet"/>
-      <w:lvlText w:val=""/>
-      <w:lvlJc w:val="left"/>
-      <w:pPr>
-        <w:ind w:left="6840" w:hanging="360"/>
-      </w:pPr>
-      <w:rPr>
-        <w:rFonts w:ascii="Wingdings" w:hAnsi="Wingdings" w:hint="default"/>
-      </w:rPr>
-    </w:lvl>
-  </w:abstractNum>
-  <w:abstractNum w:abstractNumId="66" w15:restartNumberingAfterBreak="0">
+  <w:abstractNum w:abstractNumId="79" w15:restartNumberingAfterBreak="0">
     <w:nsid w:val="7F5C45F6"/>
     <w:multiLevelType w:val="hybridMultilevel"/>
     <w:tmpl w:val="67663DB4"/>
@@ -13682,205 +16314,244 @@
     </w:lvl>
   </w:abstractNum>
   <w:num w:numId="1" w16cid:durableId="754059053">
-    <w:abstractNumId w:val="14"/>
+    <w:abstractNumId w:val="12"/>
   </w:num>
   <w:num w:numId="2" w16cid:durableId="1979988450">
-    <w:abstractNumId w:val="43"/>
+    <w:abstractNumId w:val="49"/>
   </w:num>
   <w:num w:numId="3" w16cid:durableId="754664690">
-    <w:abstractNumId w:val="55"/>
+    <w:abstractNumId w:val="68"/>
   </w:num>
   <w:num w:numId="4" w16cid:durableId="86583974">
-    <w:abstractNumId w:val="41"/>
+    <w:abstractNumId w:val="47"/>
   </w:num>
   <w:num w:numId="5" w16cid:durableId="1852796057">
     <w:abstractNumId w:val="21"/>
   </w:num>
   <w:num w:numId="6" w16cid:durableId="1248735799">
+    <w:abstractNumId w:val="8"/>
+  </w:num>
+  <w:num w:numId="7" w16cid:durableId="2094353961">
+    <w:abstractNumId w:val="71"/>
+  </w:num>
+  <w:num w:numId="8" w16cid:durableId="770392815">
+    <w:abstractNumId w:val="55"/>
+  </w:num>
+  <w:num w:numId="9" w16cid:durableId="724598551">
+    <w:abstractNumId w:val="78"/>
+  </w:num>
+  <w:num w:numId="10" w16cid:durableId="1651011738">
+    <w:abstractNumId w:val="45"/>
+  </w:num>
+  <w:num w:numId="11" w16cid:durableId="2079398799">
     <w:abstractNumId w:val="10"/>
   </w:num>
-  <w:num w:numId="7" w16cid:durableId="2094353961">
-    <w:abstractNumId w:val="58"/>
-  </w:num>
-  <w:num w:numId="8" w16cid:durableId="770392815">
-    <w:abstractNumId w:val="48"/>
-  </w:num>
-  <w:num w:numId="9" w16cid:durableId="724598551">
-    <w:abstractNumId w:val="64"/>
-  </w:num>
-  <w:num w:numId="10" w16cid:durableId="1651011738">
-    <w:abstractNumId w:val="39"/>
-  </w:num>
-  <w:num w:numId="11" w16cid:durableId="2079398799">
-    <w:abstractNumId w:val="12"/>
-  </w:num>
   <w:num w:numId="12" w16cid:durableId="33115461">
-    <w:abstractNumId w:val="56"/>
+    <w:abstractNumId w:val="69"/>
   </w:num>
   <w:num w:numId="13" w16cid:durableId="964576991">
-    <w:abstractNumId w:val="29"/>
+    <w:abstractNumId w:val="34"/>
   </w:num>
   <w:num w:numId="14" w16cid:durableId="367027463">
     <w:abstractNumId w:val="22"/>
   </w:num>
   <w:num w:numId="15" w16cid:durableId="662663775">
+    <w:abstractNumId w:val="4"/>
+  </w:num>
+  <w:num w:numId="16" w16cid:durableId="108163408">
+    <w:abstractNumId w:val="15"/>
+  </w:num>
+  <w:num w:numId="17" w16cid:durableId="1234314379">
+    <w:abstractNumId w:val="77"/>
+  </w:num>
+  <w:num w:numId="18" w16cid:durableId="556625630">
+    <w:abstractNumId w:val="72"/>
+  </w:num>
+  <w:num w:numId="19" w16cid:durableId="1192306643">
+    <w:abstractNumId w:val="41"/>
+  </w:num>
+  <w:num w:numId="20" w16cid:durableId="1192838806">
+    <w:abstractNumId w:val="51"/>
+  </w:num>
+  <w:num w:numId="21" w16cid:durableId="1082726910">
+    <w:abstractNumId w:val="5"/>
+  </w:num>
+  <w:num w:numId="22" w16cid:durableId="1541430387">
+    <w:abstractNumId w:val="44"/>
+  </w:num>
+  <w:num w:numId="23" w16cid:durableId="354356476">
     <w:abstractNumId w:val="6"/>
   </w:num>
-  <w:num w:numId="16" w16cid:durableId="108163408">
-    <w:abstractNumId w:val="16"/>
+  <w:num w:numId="24" w16cid:durableId="2030330539">
+    <w:abstractNumId w:val="35"/>
   </w:num>
-  <w:num w:numId="17" w16cid:durableId="1234314379">
+  <w:num w:numId="25" w16cid:durableId="1097602214">
+    <w:abstractNumId w:val="2"/>
+  </w:num>
+  <w:num w:numId="26" w16cid:durableId="993753797">
     <w:abstractNumId w:val="62"/>
   </w:num>
-  <w:num w:numId="18" w16cid:durableId="556625630">
-    <w:abstractNumId w:val="59"/>
+  <w:num w:numId="27" w16cid:durableId="1391077288">
+    <w:abstractNumId w:val="17"/>
   </w:num>
-  <w:num w:numId="19" w16cid:durableId="1192306643">
-    <w:abstractNumId w:val="35"/>
+  <w:num w:numId="28" w16cid:durableId="1989354942">
+    <w:abstractNumId w:val="30"/>
   </w:num>
-  <w:num w:numId="20" w16cid:durableId="1192838806">
-    <w:abstractNumId w:val="45"/>
+  <w:num w:numId="29" w16cid:durableId="1028873330">
+    <w:abstractNumId w:val="50"/>
   </w:num>
-  <w:num w:numId="21" w16cid:durableId="1082726910">
+  <w:num w:numId="30" w16cid:durableId="786778289">
+    <w:abstractNumId w:val="0"/>
+  </w:num>
+  <w:num w:numId="31" w16cid:durableId="698507729">
     <w:abstractNumId w:val="7"/>
   </w:num>
-  <w:num w:numId="22" w16cid:durableId="1541430387">
+  <w:num w:numId="32" w16cid:durableId="435445783">
+    <w:abstractNumId w:val="79"/>
+  </w:num>
+  <w:num w:numId="33" w16cid:durableId="1180049572">
+    <w:abstractNumId w:val="31"/>
+  </w:num>
+  <w:num w:numId="34" w16cid:durableId="61487475">
+    <w:abstractNumId w:val="3"/>
+  </w:num>
+  <w:num w:numId="35" w16cid:durableId="1052189850">
+    <w:abstractNumId w:val="42"/>
+  </w:num>
+  <w:num w:numId="36" w16cid:durableId="1860198534">
+    <w:abstractNumId w:val="11"/>
+  </w:num>
+  <w:num w:numId="37" w16cid:durableId="1461001163">
+    <w:abstractNumId w:val="36"/>
+  </w:num>
+  <w:num w:numId="38" w16cid:durableId="411968538">
+    <w:abstractNumId w:val="70"/>
+  </w:num>
+  <w:num w:numId="39" w16cid:durableId="1464080497">
     <w:abstractNumId w:val="38"/>
   </w:num>
-  <w:num w:numId="23" w16cid:durableId="354356476">
-    <w:abstractNumId w:val="8"/>
+  <w:num w:numId="40" w16cid:durableId="56366284">
+    <w:abstractNumId w:val="60"/>
   </w:num>
-  <w:num w:numId="24" w16cid:durableId="2030330539">
-    <w:abstractNumId w:val="30"/>
+  <w:num w:numId="41" w16cid:durableId="371196756">
+    <w:abstractNumId w:val="28"/>
   </w:num>
-  <w:num w:numId="25" w16cid:durableId="1097602214">
-    <w:abstractNumId w:val="4"/>
+  <w:num w:numId="42" w16cid:durableId="128789629">
+    <w:abstractNumId w:val="66"/>
   </w:num>
-  <w:num w:numId="26" w16cid:durableId="993753797">
-    <w:abstractNumId w:val="51"/>
+  <w:num w:numId="43" w16cid:durableId="697974592">
+    <w:abstractNumId w:val="65"/>
   </w:num>
-  <w:num w:numId="27" w16cid:durableId="1391077288">
-    <w:abstractNumId w:val="18"/>
-  </w:num>
-  <w:num w:numId="28" w16cid:durableId="1989354942">
-    <w:abstractNumId w:val="27"/>
-  </w:num>
-  <w:num w:numId="29" w16cid:durableId="1028873330">
-    <w:abstractNumId w:val="44"/>
-  </w:num>
-  <w:num w:numId="30" w16cid:durableId="786778289">
-    <w:abstractNumId w:val="1"/>
-  </w:num>
-  <w:num w:numId="31" w16cid:durableId="698507729">
+  <w:num w:numId="44" w16cid:durableId="179634794">
     <w:abstractNumId w:val="9"/>
   </w:num>
-  <w:num w:numId="32" w16cid:durableId="435445783">
-    <w:abstractNumId w:val="66"/>
-  </w:num>
-  <w:num w:numId="33" w16cid:durableId="1180049572">
-    <w:abstractNumId w:val="28"/>
-  </w:num>
-  <w:num w:numId="34" w16cid:durableId="61487475">
-    <w:abstractNumId w:val="5"/>
-  </w:num>
-  <w:num w:numId="35" w16cid:durableId="1052189850">
-    <w:abstractNumId w:val="36"/>
-  </w:num>
-  <w:num w:numId="36" w16cid:durableId="1860198534">
-    <w:abstractNumId w:val="13"/>
-  </w:num>
-  <w:num w:numId="37" w16cid:durableId="1461001163">
-    <w:abstractNumId w:val="31"/>
-  </w:num>
-  <w:num w:numId="38" w16cid:durableId="411968538">
-    <w:abstractNumId w:val="57"/>
-  </w:num>
-  <w:num w:numId="39" w16cid:durableId="1464080497">
-    <w:abstractNumId w:val="33"/>
-  </w:num>
-  <w:num w:numId="40" w16cid:durableId="56366284">
-    <w:abstractNumId w:val="50"/>
-  </w:num>
-  <w:num w:numId="41" w16cid:durableId="371196756">
-    <w:abstractNumId w:val="26"/>
-  </w:num>
-  <w:num w:numId="42" w16cid:durableId="128789629">
+  <w:num w:numId="45" w16cid:durableId="641547568">
     <w:abstractNumId w:val="53"/>
-  </w:num>
-  <w:num w:numId="43" w16cid:durableId="697974592">
-    <w:abstractNumId w:val="52"/>
-  </w:num>
-  <w:num w:numId="44" w16cid:durableId="179634794">
-    <w:abstractNumId w:val="11"/>
-  </w:num>
-  <w:num w:numId="45" w16cid:durableId="641547568">
-    <w:abstractNumId w:val="46"/>
   </w:num>
   <w:num w:numId="46" w16cid:durableId="1507551724">
     <w:abstractNumId w:val="20"/>
   </w:num>
   <w:num w:numId="47" w16cid:durableId="190919443">
-    <w:abstractNumId w:val="2"/>
+    <w:abstractNumId w:val="1"/>
   </w:num>
   <w:num w:numId="48" w16cid:durableId="1997295645">
-    <w:abstractNumId w:val="54"/>
+    <w:abstractNumId w:val="67"/>
   </w:num>
   <w:num w:numId="49" w16cid:durableId="573442462">
-    <w:abstractNumId w:val="25"/>
+    <w:abstractNumId w:val="26"/>
   </w:num>
   <w:num w:numId="50" w16cid:durableId="2041121846">
-    <w:abstractNumId w:val="40"/>
+    <w:abstractNumId w:val="46"/>
   </w:num>
   <w:num w:numId="51" w16cid:durableId="62534441">
-    <w:abstractNumId w:val="60"/>
+    <w:abstractNumId w:val="74"/>
   </w:num>
   <w:num w:numId="52" w16cid:durableId="87583805">
-    <w:abstractNumId w:val="37"/>
+    <w:abstractNumId w:val="43"/>
   </w:num>
   <w:num w:numId="53" w16cid:durableId="17506749">
-    <w:abstractNumId w:val="32"/>
+    <w:abstractNumId w:val="37"/>
   </w:num>
   <w:num w:numId="54" w16cid:durableId="1712225036">
     <w:abstractNumId w:val="19"/>
   </w:num>
   <w:num w:numId="55" w16cid:durableId="1238786649">
+    <w:abstractNumId w:val="25"/>
+  </w:num>
+  <w:num w:numId="56" w16cid:durableId="240799574">
+    <w:abstractNumId w:val="75"/>
+  </w:num>
+  <w:num w:numId="57" w16cid:durableId="1441561030">
+    <w:abstractNumId w:val="40"/>
+  </w:num>
+  <w:num w:numId="58" w16cid:durableId="1973367087">
+    <w:abstractNumId w:val="16"/>
+  </w:num>
+  <w:num w:numId="59" w16cid:durableId="1472407395">
+    <w:abstractNumId w:val="48"/>
+  </w:num>
+  <w:num w:numId="60" w16cid:durableId="1642730211">
+    <w:abstractNumId w:val="57"/>
+  </w:num>
+  <w:num w:numId="61" w16cid:durableId="1272588210">
+    <w:abstractNumId w:val="64"/>
+  </w:num>
+  <w:num w:numId="62" w16cid:durableId="2022662252">
+    <w:abstractNumId w:val="18"/>
+  </w:num>
+  <w:num w:numId="63" w16cid:durableId="204759501">
+    <w:abstractNumId w:val="39"/>
+  </w:num>
+  <w:num w:numId="64" w16cid:durableId="1883588853">
     <w:abstractNumId w:val="24"/>
   </w:num>
-  <w:num w:numId="56" w16cid:durableId="240799574">
+  <w:num w:numId="65" w16cid:durableId="184440541">
+    <w:abstractNumId w:val="29"/>
+  </w:num>
+  <w:num w:numId="66" w16cid:durableId="1069379203">
+    <w:abstractNumId w:val="56"/>
+  </w:num>
+  <w:num w:numId="67" w16cid:durableId="1531652272">
+    <w:abstractNumId w:val="14"/>
+  </w:num>
+  <w:num w:numId="68" w16cid:durableId="2131120485">
+    <w:abstractNumId w:val="54"/>
+  </w:num>
+  <w:num w:numId="69" w16cid:durableId="1210148371">
+    <w:abstractNumId w:val="76"/>
+  </w:num>
+  <w:num w:numId="70" w16cid:durableId="130102720">
+    <w:abstractNumId w:val="52"/>
+  </w:num>
+  <w:num w:numId="71" w16cid:durableId="2114090539">
+    <w:abstractNumId w:val="32"/>
+  </w:num>
+  <w:num w:numId="72" w16cid:durableId="1582447221">
+    <w:abstractNumId w:val="33"/>
+  </w:num>
+  <w:num w:numId="73" w16cid:durableId="1880631852">
     <w:abstractNumId w:val="61"/>
   </w:num>
-  <w:num w:numId="57" w16cid:durableId="1441561030">
-    <w:abstractNumId w:val="34"/>
-  </w:num>
-  <w:num w:numId="58" w16cid:durableId="1973367087">
-    <w:abstractNumId w:val="17"/>
-  </w:num>
-  <w:num w:numId="59" w16cid:durableId="1472407395">
-    <w:abstractNumId w:val="42"/>
-  </w:num>
-  <w:num w:numId="60" w16cid:durableId="1642730211">
-    <w:abstractNumId w:val="49"/>
-  </w:num>
-  <w:num w:numId="61" w16cid:durableId="1914391346">
-    <w:abstractNumId w:val="47"/>
-  </w:num>
-  <w:num w:numId="62" w16cid:durableId="1577203722">
-    <w:abstractNumId w:val="0"/>
-  </w:num>
-  <w:num w:numId="63" w16cid:durableId="1358197166">
-    <w:abstractNumId w:val="65"/>
-  </w:num>
-  <w:num w:numId="64" w16cid:durableId="140315835">
-    <w:abstractNumId w:val="3"/>
-  </w:num>
-  <w:num w:numId="65" w16cid:durableId="395708561">
+  <w:num w:numId="74" w16cid:durableId="1001665591">
     <w:abstractNumId w:val="23"/>
   </w:num>
-  <w:num w:numId="66" w16cid:durableId="1531652272">
-    <w:abstractNumId w:val="15"/>
+  <w:num w:numId="75" w16cid:durableId="1554149165">
+    <w:abstractNumId w:val="63"/>
   </w:num>
-  <w:num w:numId="67" w16cid:durableId="1172406133">
-    <w:abstractNumId w:val="63"/>
+  <w:num w:numId="76" w16cid:durableId="609119533">
+    <w:abstractNumId w:val="58"/>
+  </w:num>
+  <w:num w:numId="77" w16cid:durableId="1228298985">
+    <w:abstractNumId w:val="27"/>
+  </w:num>
+  <w:num w:numId="78" w16cid:durableId="1919173486">
+    <w:abstractNumId w:val="73"/>
+  </w:num>
+  <w:num w:numId="79" w16cid:durableId="901982899">
+    <w:abstractNumId w:val="13"/>
+  </w:num>
+  <w:num w:numId="80" w16cid:durableId="860123242">
+    <w:abstractNumId w:val="59"/>
   </w:num>
   <w:numIdMacAtCleanup w:val="58"/>
 </w:numbering>
